--- a/resources/статьи_конференции/LJM_2026/LazarevIS.docx
+++ b/resources/статьи_конференции/LJM_2026/LazarevIS.docx
@@ -77,23 +77,7 @@
           <w:rFonts w:ascii="Times New Roman" w:hAnsi="Times New Roman" w:cs="Times New Roman"/>
           <w:lang w:val="ru-RU"/>
         </w:rPr>
-        <w:t xml:space="preserve">Предложена математическая модель, описывающая в двумерной постановке процесс отложения парафина при закачке холодной воды в коллектор, насыщенный </w:t>
-      </w:r>
-      <w:proofErr w:type="spellStart"/>
-      <w:r>
-        <w:rPr>
-          <w:rFonts w:ascii="Times New Roman" w:hAnsi="Times New Roman" w:cs="Times New Roman"/>
-          <w:lang w:val="ru-RU"/>
-        </w:rPr>
-        <w:t>парафинистой</w:t>
-      </w:r>
-      <w:proofErr w:type="spellEnd"/>
-      <w:r>
-        <w:rPr>
-          <w:rFonts w:ascii="Times New Roman" w:hAnsi="Times New Roman" w:cs="Times New Roman"/>
-          <w:lang w:val="ru-RU"/>
-        </w:rPr>
-        <w:t xml:space="preserve"> нефтью. Учтены процессы фазовых переходов, связанные с кристаллизацией парафина при снижении температуры, и последующее отложение твердых частиц в пористой среде. Процесс осаждения парафина предполагается равновесным и моделируется на основе теории идеального раствора для двухкомпонентной системы «нефть-парафин». Механизм блокировки пор описан с использованием функции распределения пор по размерам. Полученная система дифференциальных уравнений решалась методом конечных объемов. Для совместного решения уравнений давления и насыщенности был использован метод </w:t>
+        <w:t xml:space="preserve">Предложена математическая модель, описывающая в двумерной постановке процесс отложения парафина при закачке холодной воды в коллектор, насыщенный парафинистой нефтью. Учтены процессы фазовых переходов, связанные с кристаллизацией парафина при снижении температуры, и последующее отложение твердых частиц в пористой среде. Процесс осаждения парафина предполагается равновесным и моделируется на основе теории идеального раствора для двухкомпонентной системы «нефть-парафин». Механизм блокировки пор описан с использованием функции распределения пор по размерам. Полученная система дифференциальных уравнений решалась методом конечных объемов. Для совместного решения уравнений давления и насыщенности был использован метод </w:t>
       </w:r>
       <w:r>
         <w:rPr>
@@ -225,63 +209,7 @@
         <w:rPr>
           <w:lang w:val="ru-RU"/>
         </w:rPr>
-        <w:t xml:space="preserve">В процессе разработки нефтегазовых месторождений </w:t>
-      </w:r>
-      <w:proofErr w:type="spellStart"/>
-      <w:r>
-        <w:rPr>
-          <w:lang w:val="ru-RU"/>
-        </w:rPr>
-        <w:t>заводнением</w:t>
-      </w:r>
-      <w:proofErr w:type="spellEnd"/>
-      <w:r>
-        <w:rPr>
-          <w:lang w:val="ru-RU"/>
-        </w:rPr>
-        <w:t xml:space="preserve"> пластовые флюиды могут приобретать температуру, отличную от естественной температуры пласта. Это изменение может быть вызвано различными причинами, зависящими от характера фильтрационного потока, а также от технологии разработки, в процессе которой на продуктивные коллекторы оказывают различные тепловые воздействия. Примером подобного воздействия является нагнетание воды с целью поддержания пластового давления. В случае, когда температура нагнетаемой вода воды ниже температуры пласта, может возникать множество негативных эффектов, ухудшающих ФЕС коллектора. Наиболее яркий пример — отложение парафина, вызывающее снижение пористости, проницаемости, особенно вблизи призабойной зоны пласта, и, следовательно, увеличение скин-фактора. Нефтяные месторождения высоковязких </w:t>
-      </w:r>
-      <w:proofErr w:type="spellStart"/>
-      <w:r>
-        <w:rPr>
-          <w:lang w:val="ru-RU"/>
-        </w:rPr>
-        <w:t>нефтей</w:t>
-      </w:r>
-      <w:proofErr w:type="spellEnd"/>
-      <w:r>
-        <w:rPr>
-          <w:lang w:val="ru-RU"/>
-        </w:rPr>
-        <w:t xml:space="preserve">, содержащих значительные концентрации парафинов, смол и </w:t>
-      </w:r>
-      <w:proofErr w:type="spellStart"/>
-      <w:r>
-        <w:rPr>
-          <w:lang w:val="ru-RU"/>
-        </w:rPr>
-        <w:t>асфальтенов</w:t>
-      </w:r>
-      <w:proofErr w:type="spellEnd"/>
-      <w:r>
-        <w:rPr>
-          <w:lang w:val="ru-RU"/>
-        </w:rPr>
-        <w:t xml:space="preserve">, осваиваются с меньшей интенсивностью. Это связано с тем, что такие залежи требуют применения специализированных технологий для эффективной добычи, транспортировки и подготовки. Но сложность разработки не уменьшает их экономический потенциал. Глобальные запасы подобных </w:t>
-      </w:r>
-      <w:proofErr w:type="spellStart"/>
-      <w:r>
-        <w:rPr>
-          <w:lang w:val="ru-RU"/>
-        </w:rPr>
-        <w:t>нефтей</w:t>
-      </w:r>
-      <w:proofErr w:type="spellEnd"/>
-      <w:r>
-        <w:rPr>
-          <w:lang w:val="ru-RU"/>
-        </w:rPr>
-        <w:t xml:space="preserve"> превышают 810 миллиардов тонн</w:t>
+        <w:t>В процессе разработки нефтегазовых месторождений заводнением пластовые флюиды могут приобретать температуру, отличную от естественной температуры пласта. Это изменение может быть вызвано различными причинами, зависящими от характера фильтрационного потока, а также от технологии разработки, в процессе которой на продуктивные коллекторы оказывают различные тепловые воздействия. Примером подобного воздействия является нагнетание воды с целью поддержания пластового давления. В случае, когда температура нагнетаемой вода воды ниже температуры пласта, может возникать множество негативных эффектов, ухудшающих ФЕС коллектора. Наиболее яркий пример — отложение парафина, вызывающее снижение пористости, проницаемости, особенно вблизи призабойной зоны пласта, и, следовательно, увеличение скин-фактора. Нефтяные месторождения высоковязких нефтей, содержащих значительные концентрации парафинов, смол и асфальтенов, осваиваются с меньшей интенсивностью. Это связано с тем, что такие залежи требуют применения специализированных технологий для эффективной добычи, транспортировки и подготовки. Но сложность разработки не уменьшает их экономический потенциал. Глобальные запасы подобных нефтей превышают 810 миллиардов тонн</w:t>
       </w:r>
       <w:r>
         <w:rPr>
@@ -306,21 +234,7 @@
           <w:lang w:val="ru-RU"/>
         </w:rPr>
         <w:lastRenderedPageBreak/>
-        <w:t xml:space="preserve">Парафины преимущественно состоят из нормальных </w:t>
-      </w:r>
-      <w:proofErr w:type="spellStart"/>
-      <w:r>
-        <w:rPr>
-          <w:lang w:val="ru-RU"/>
-        </w:rPr>
-        <w:t>алканов</w:t>
-      </w:r>
-      <w:proofErr w:type="spellEnd"/>
-      <w:r>
-        <w:rPr>
-          <w:lang w:val="ru-RU"/>
-        </w:rPr>
-        <w:t xml:space="preserve"> с числом атомов углерода </w:t>
+        <w:t xml:space="preserve">Парафины преимущественно состоят из нормальных алканов с числом атомов углерода </w:t>
       </w:r>
       <m:oMath>
         <m:r>
@@ -362,44 +276,8 @@
         <w:rPr>
           <w:lang w:val="ru-RU"/>
         </w:rPr>
-        <w:t xml:space="preserve"> количество которых в парафине обычно превышает 75%, а остальная часть в основном состоит из </w:t>
-      </w:r>
-      <w:proofErr w:type="spellStart"/>
-      <w:r>
-        <w:rPr>
-          <w:lang w:val="ru-RU"/>
-        </w:rPr>
-        <w:t>изоалканов</w:t>
-      </w:r>
-      <w:proofErr w:type="spellEnd"/>
-      <w:r>
-        <w:rPr>
-          <w:lang w:val="ru-RU"/>
-        </w:rPr>
-        <w:t xml:space="preserve">, </w:t>
-      </w:r>
-      <w:proofErr w:type="spellStart"/>
-      <w:r>
-        <w:rPr>
-          <w:lang w:val="ru-RU"/>
-        </w:rPr>
-        <w:t>циклоалканов</w:t>
-      </w:r>
-      <w:proofErr w:type="spellEnd"/>
-      <w:r>
-        <w:rPr>
-          <w:lang w:val="ru-RU"/>
-        </w:rPr>
-        <w:t xml:space="preserve"> и </w:t>
-      </w:r>
-      <w:proofErr w:type="spellStart"/>
-      <w:r>
-        <w:rPr>
-          <w:lang w:val="ru-RU"/>
-        </w:rPr>
-        <w:t>алкилбензолов</w:t>
-      </w:r>
-      <w:proofErr w:type="spellEnd"/>
+        <w:t xml:space="preserve"> количество которых в парафине обычно превышает 75%, а остальная часть в основном состоит из изоалканов, циклоалканов и алкилбензолов</w:t>
+      </w:r>
       <w:r>
         <w:rPr>
           <w:lang w:val="ru-RU"/>
@@ -479,154 +357,63 @@
         <w:ind w:firstLine="709"/>
         <w:jc w:val="both"/>
         <w:rPr>
-          <w:highlight w:val="green"/>
           <w:lang w:val="ru-RU"/>
         </w:rPr>
       </w:pPr>
       <w:r>
         <w:rPr>
-          <w:highlight w:val="green"/>
-          <w:lang w:val="ru-RU"/>
-        </w:rPr>
-        <w:t xml:space="preserve">Для корректного прогноза охлаждения пласта в настоящей работе вертикальные теплопотери через кровлю и подошву учитываются по классической схеме </w:t>
-      </w:r>
-      <w:proofErr w:type="spellStart"/>
-      <w:r>
-        <w:rPr>
-          <w:highlight w:val="green"/>
-          <w:lang w:val="ru-RU"/>
-        </w:rPr>
-        <w:t>Ловерье</w:t>
-      </w:r>
-      <w:proofErr w:type="spellEnd"/>
-      <w:r>
-        <w:rPr>
-          <w:highlight w:val="green"/>
-          <w:lang w:val="ru-RU"/>
-        </w:rPr>
-        <w:t xml:space="preserve">. Данный подход, предполагающий квазистационарный теплообмен с </w:t>
-      </w:r>
-      <w:proofErr w:type="spellStart"/>
-      <w:r>
-        <w:rPr>
-          <w:highlight w:val="green"/>
-          <w:lang w:val="ru-RU"/>
-        </w:rPr>
-        <w:t>полубесконечными</w:t>
-      </w:r>
-      <w:proofErr w:type="spellEnd"/>
-      <w:r>
-        <w:rPr>
-          <w:highlight w:val="green"/>
-          <w:lang w:val="ru-RU"/>
-        </w:rPr>
-        <w:t xml:space="preserve"> массивами пород, позволяет избежать ресурсоемкого прямого моделирования вмещающих толщ. Тепловой поток рассчитывается на основе решения уравнения теплопроводности для </w:t>
-      </w:r>
-      <w:proofErr w:type="spellStart"/>
-      <w:r>
-        <w:rPr>
-          <w:highlight w:val="green"/>
-          <w:lang w:val="ru-RU"/>
-        </w:rPr>
-        <w:t>полубесконечного</w:t>
-      </w:r>
-      <w:proofErr w:type="spellEnd"/>
-      <w:r>
-        <w:rPr>
-          <w:highlight w:val="green"/>
-          <w:lang w:val="ru-RU"/>
-        </w:rPr>
-        <w:t xml:space="preserve"> тела с граничным условием первого рода на контакте и интегрируется в уравнение энергии пласта как источник.</w:t>
+          <w:lang w:val="ru-RU"/>
+        </w:rPr>
+        <w:t>Для корректного прогноза охлаждения пласта в настоящей работе вертикальные теплопотери через кровлю и подошву учитываются по классической схеме Ловерье. Данный подход, предполагающий квазистационарный теплообмен с полубесконечными массивами пород, позволяет избежать ресурсоемкого прямого моделирования вмещающих толщ. Тепловой поток рассчитывается на основе решения уравнения теплопроводности для полубесконечного тела с граничным условием первого рода на контакте и интегрируется в уравнение энергии пласта как источник.</w:t>
+      </w:r>
+      <w:r>
+        <w:rPr>
+          <w:lang w:val="ru-RU"/>
+        </w:rPr>
+        <w:t xml:space="preserve"> </w:t>
       </w:r>
       <w:r>
         <w:rPr>
           <w:highlight w:val="red"/>
           <w:lang w:val="ru-RU"/>
         </w:rPr>
-        <w:t xml:space="preserve"> </w:t>
-      </w:r>
-      <w:r>
-        <w:rPr>
-          <w:highlight w:val="red"/>
-          <w:lang w:val="ru-RU"/>
-        </w:rPr>
-        <w:t>[</w:t>
-      </w:r>
-      <w:r>
-        <w:rPr>
-          <w:highlight w:val="red"/>
-          <w:lang w:val="ru-RU"/>
-        </w:rPr>
-        <w:t>16</w:t>
-      </w:r>
-      <w:r>
-        <w:rPr>
-          <w:highlight w:val="red"/>
-          <w:lang w:val="ru-RU"/>
-        </w:rPr>
-        <w:t>]</w:t>
-      </w:r>
-      <w:r>
-        <w:rPr>
-          <w:highlight w:val="green"/>
-          <w:lang w:val="ru-RU"/>
-        </w:rPr>
-        <w:t xml:space="preserve"> Учет этого механизма приводит к </w:t>
-      </w:r>
-      <w:r>
-        <w:rPr>
-          <w:highlight w:val="green"/>
-          <w:lang w:val="ru-RU"/>
-        </w:rPr>
-        <w:t>менее</w:t>
-      </w:r>
-      <w:r>
-        <w:rPr>
-          <w:highlight w:val="green"/>
-          <w:lang w:val="ru-RU"/>
-        </w:rPr>
-        <w:t xml:space="preserve"> интенсивному расчетному охлаждению призабойной зоны по сравнению с моделью </w:t>
-      </w:r>
-      <w:r>
-        <w:rPr>
-          <w:highlight w:val="green"/>
-          <w:lang w:val="ru-RU"/>
-        </w:rPr>
-        <w:t>теплоизолированных вертикальных границ</w:t>
-      </w:r>
-      <w:r>
-        <w:rPr>
-          <w:highlight w:val="green"/>
+        <w:t>[16]</w:t>
+      </w:r>
+      <w:r>
+        <w:rPr>
+          <w:lang w:val="ru-RU"/>
+        </w:rPr>
+        <w:t>.</w:t>
+      </w:r>
+      <w:r>
+        <w:rPr>
+          <w:lang w:val="ru-RU"/>
+        </w:rPr>
+        <w:t xml:space="preserve"> Учет этого механизма приводит к менее интенсивному расчетному охлаждению призабойной зоны по сравнению с моделью теплоизолированных вертикальных границ</w:t>
+      </w:r>
+      <w:r>
+        <w:rPr>
           <w:lang w:val="ru-RU"/>
         </w:rPr>
         <w:t>, так как окружающие породы обладают значительным запасом энергии, который расходуется на нагревание нагнетаемой воды.</w:t>
       </w:r>
       <w:r>
         <w:rPr>
-          <w:highlight w:val="green"/>
           <w:lang w:val="ru-RU"/>
         </w:rPr>
         <w:t xml:space="preserve"> Это повышает </w:t>
       </w:r>
       <w:r>
         <w:rPr>
-          <w:highlight w:val="green"/>
           <w:lang w:val="ru-RU"/>
         </w:rPr>
         <w:t>корректность к</w:t>
       </w:r>
       <w:r>
         <w:rPr>
-          <w:highlight w:val="green"/>
-          <w:lang w:val="ru-RU"/>
-        </w:rPr>
-        <w:t>омплексной модели и достоверность прогноза продуктивности скважин.</w:t>
-      </w:r>
-      <w:r>
-        <w:rPr>
-          <w:lang w:val="ru-RU"/>
-        </w:rPr>
-        <w:t xml:space="preserve"> </w:t>
+          <w:lang w:val="ru-RU"/>
+        </w:rPr>
+        <w:t xml:space="preserve">омплексной модели и достоверность прогноза продуктивности скважин. </w:t>
       </w:r>
     </w:p>
     <w:p>
@@ -1009,49 +796,7 @@
         <w:rPr>
           <w:lang w:val="ru-RU"/>
         </w:rPr>
-        <w:t xml:space="preserve">В данной модели присутствуют две фазы и три </w:t>
-      </w:r>
-      <w:proofErr w:type="spellStart"/>
-      <w:r>
-        <w:rPr>
-          <w:lang w:val="ru-RU"/>
-        </w:rPr>
-        <w:t>псевдокомпонента</w:t>
-      </w:r>
-      <w:proofErr w:type="spellEnd"/>
-      <w:r>
-        <w:rPr>
-          <w:lang w:val="ru-RU"/>
-        </w:rPr>
-        <w:t xml:space="preserve">. Нефть и вода представляют собой две отдельные не смешивающиеся фазы. В качестве трех </w:t>
-      </w:r>
-      <w:proofErr w:type="spellStart"/>
-      <w:r>
-        <w:rPr>
-          <w:lang w:val="ru-RU"/>
-        </w:rPr>
-        <w:t>псевдокомпонентов</w:t>
-      </w:r>
-      <w:proofErr w:type="spellEnd"/>
-      <w:r>
-        <w:rPr>
-          <w:lang w:val="ru-RU"/>
-        </w:rPr>
-        <w:t xml:space="preserve"> выступают нефть, вода и парафин. Предполагается, что жидкости несжимаемы, а также что между водной и нефтяной фазами не происходит </w:t>
-      </w:r>
-      <w:proofErr w:type="spellStart"/>
-      <w:r>
-        <w:rPr>
-          <w:lang w:val="ru-RU"/>
-        </w:rPr>
-        <w:t>массообмен</w:t>
-      </w:r>
-      <w:proofErr w:type="spellEnd"/>
-      <w:r>
-        <w:rPr>
-          <w:lang w:val="ru-RU"/>
-        </w:rPr>
-        <w:t>. Поэтому уравнения баланса масс записываются для каждой фазы отдельно. Учитывая сделанные допущения, уравнения баланса массы для воды и нефти, имеют следующий вид:</w:t>
+        <w:t>В данной модели присутствуют две фазы и три псевдокомпонента. Нефть и вода представляют собой две отдельные не смешивающиеся фазы. В качестве трех псевдокомпонентов выступают нефть, вода и парафин. Предполагается, что жидкости несжимаемы, а также что между водной и нефтяной фазами не происходит массообмен. Поэтому уравнения баланса масс записываются для каждой фазы отдельно. Учитывая сделанные допущения, уравнения баланса массы для воды и нефти, имеют следующий вид:</w:t>
       </w:r>
     </w:p>
     <w:p>
@@ -1733,19 +1478,11 @@
           <w:lang w:val="ru-RU"/>
         </w:rPr>
       </w:pPr>
-      <w:proofErr w:type="spellStart"/>
-      <w:r>
-        <w:rPr>
-          <w:lang w:val="ru-RU"/>
-        </w:rPr>
-        <w:t>Псевдокомпонент</w:t>
-      </w:r>
-      <w:proofErr w:type="spellEnd"/>
-      <w:r>
-        <w:rPr>
-          <w:lang w:val="ru-RU"/>
-        </w:rPr>
-        <w:t xml:space="preserve"> парафина может быть частично растворен и/или взвешен в нефтяной фазе в виде частиц и отложен в поровом пространстве. </w:t>
+      <w:r>
+        <w:rPr>
+          <w:lang w:val="ru-RU"/>
+        </w:rPr>
+        <w:t xml:space="preserve">Псевдокомпонент парафина может быть частично растворен и/или взвешен в нефтяной фазе в виде частиц и отложен в поровом пространстве. </w:t>
       </w:r>
       <w:r>
         <w:rPr>
@@ -2727,21 +2464,7 @@
           <w:lang w:val="ru-RU"/>
         </w:rPr>
         <w:lastRenderedPageBreak/>
-        <w:t xml:space="preserve">В рамках </w:t>
-      </w:r>
-      <w:proofErr w:type="spellStart"/>
-      <w:r>
-        <w:rPr>
-          <w:lang w:val="ru-RU"/>
-        </w:rPr>
-        <w:t>однотемпературной</w:t>
-      </w:r>
-      <w:proofErr w:type="spellEnd"/>
-      <w:r>
-        <w:rPr>
-          <w:lang w:val="ru-RU"/>
-        </w:rPr>
-        <w:t xml:space="preserve"> термодинамической модели уравнение, описывающее баланс полной энергии всей системы, может быть сформулировано в виде следующего выражения</w:t>
+        <w:t>В рамках однотемпературной термодинамической модели уравнение, описывающее баланс полной энергии всей системы, может быть сформулировано в виде следующего выражения</w:t>
       </w:r>
       <w:r>
         <w:rPr>
@@ -4421,17 +4144,8 @@
           <w:rFonts w:eastAsiaTheme="minorEastAsia"/>
           <w:lang w:val="ru-RU"/>
         </w:rPr>
-        <w:t xml:space="preserve">потери тепла через кровлю и подошву пласта, определяемые по схеме </w:t>
-      </w:r>
-      <w:proofErr w:type="spellStart"/>
-      <w:r>
-        <w:rPr>
-          <w:rFonts w:eastAsiaTheme="minorEastAsia"/>
-          <w:lang w:val="ru-RU"/>
-        </w:rPr>
-        <w:t>Ловерье</w:t>
-      </w:r>
-      <w:proofErr w:type="spellEnd"/>
+        <w:t>потери тепла через кровлю и подошву пласта, определяемые по схеме Ловерье</w:t>
+      </w:r>
       <w:r>
         <w:rPr>
           <w:rFonts w:eastAsiaTheme="minorEastAsia"/>
@@ -4777,61 +4491,10 @@
         <w:rPr>
           <w:lang w:val="ru-RU"/>
         </w:rPr>
-        <w:t xml:space="preserve">При описании </w:t>
-      </w:r>
-      <w:proofErr w:type="spellStart"/>
-      <w:r>
-        <w:rPr>
-          <w:lang w:val="ru-RU"/>
-        </w:rPr>
-        <w:t>кольматации</w:t>
-      </w:r>
-      <w:proofErr w:type="spellEnd"/>
-      <w:r>
-        <w:rPr>
-          <w:lang w:val="ru-RU"/>
-        </w:rPr>
-        <w:t xml:space="preserve"> пласта частицами парафина, будем рассматривать пористую среду в рамках модели идеального грунта, то есть как систему цилиндрических капилляров разного диаметра, имеющих фиктивные сужения (горла). </w:t>
-      </w:r>
-      <w:proofErr w:type="spellStart"/>
-      <w:r>
-        <w:t>Для</w:t>
-      </w:r>
-      <w:proofErr w:type="spellEnd"/>
-      <w:r>
-        <w:t xml:space="preserve"> </w:t>
-      </w:r>
-      <w:proofErr w:type="spellStart"/>
-      <w:r>
-        <w:t>простоты</w:t>
-      </w:r>
-      <w:proofErr w:type="spellEnd"/>
-      <w:r>
-        <w:t xml:space="preserve"> </w:t>
-      </w:r>
-      <w:proofErr w:type="spellStart"/>
-      <w:r>
-        <w:t>используем</w:t>
-      </w:r>
-      <w:proofErr w:type="spellEnd"/>
-      <w:r>
-        <w:t xml:space="preserve"> </w:t>
-      </w:r>
-      <w:proofErr w:type="spellStart"/>
-      <w:r>
-        <w:t>следующие</w:t>
-      </w:r>
-      <w:proofErr w:type="spellEnd"/>
-      <w:r>
-        <w:t xml:space="preserve"> </w:t>
-      </w:r>
-      <w:proofErr w:type="spellStart"/>
-      <w:r>
-        <w:t>допущения</w:t>
-      </w:r>
-      <w:proofErr w:type="spellEnd"/>
-      <w:r>
-        <w:t>:</w:t>
+        <w:t xml:space="preserve">При описании кольматации пласта частицами парафина, будем рассматривать пористую среду в рамках модели идеального грунта, то есть как систему цилиндрических капилляров разного диаметра, имеющих фиктивные сужения (горла). </w:t>
+      </w:r>
+      <w:r>
+        <w:t>Для простоты используем следующие допущения:</w:t>
       </w:r>
     </w:p>
     <w:p>
@@ -5140,16 +4803,8 @@
         <w:rPr>
           <w:lang w:val="ru-RU"/>
         </w:rPr>
-        <w:t xml:space="preserve">Исходя из экспериментальных данных была получена эмпирическая зависимость для скорости сужения цилиндрического порового канала в однофазном потоке, вызванная </w:t>
-      </w:r>
-      <w:proofErr w:type="spellStart"/>
-      <w:r>
-        <w:rPr>
-          <w:lang w:val="ru-RU"/>
-        </w:rPr>
-        <w:t>кольматацией</w:t>
-      </w:r>
-      <w:proofErr w:type="spellEnd"/>
+        <w:t>Исходя из экспериментальных данных была получена эмпирическая зависимость для скорости сужения цилиндрического порового канала в однофазном потоке, вызванная кольматацией</w:t>
+      </w:r>
       <w:r>
         <w:rPr>
           <w:lang w:val="ru-RU"/>
@@ -6590,21 +6245,7 @@
         <w:rPr>
           <w:lang w:val="ru-RU"/>
         </w:rPr>
-        <w:t xml:space="preserve">, так как в процессе </w:t>
-      </w:r>
-      <w:proofErr w:type="spellStart"/>
-      <w:r>
-        <w:rPr>
-          <w:lang w:val="ru-RU"/>
-        </w:rPr>
-        <w:t>кольматации</w:t>
-      </w:r>
-      <w:proofErr w:type="spellEnd"/>
-      <w:r>
-        <w:rPr>
-          <w:lang w:val="ru-RU"/>
-        </w:rPr>
-        <w:t xml:space="preserve"> пласта частицами парафина их диаметры уменьшатся и могут удовлетворять условию закупоривания.</w:t>
+        <w:t>, так как в процессе кольматации пласта частицами парафина их диаметры уменьшатся и могут удовлетворять условию закупоривания.</w:t>
       </w:r>
     </w:p>
     <w:p>
@@ -6620,21 +6261,7 @@
         <w:rPr>
           <w:lang w:val="ru-RU"/>
         </w:rPr>
-        <w:t xml:space="preserve">В следствии структурных изменений порового пространства, вызванных </w:t>
-      </w:r>
-      <w:proofErr w:type="spellStart"/>
-      <w:r>
-        <w:rPr>
-          <w:lang w:val="ru-RU"/>
-        </w:rPr>
-        <w:t>кольматацией</w:t>
-      </w:r>
-      <w:proofErr w:type="spellEnd"/>
-      <w:r>
-        <w:rPr>
-          <w:lang w:val="ru-RU"/>
-        </w:rPr>
-        <w:t xml:space="preserve"> и блокированием пор, происходит изменение динамической пористости и абсолютной проницаемости пласта. Пусть </w:t>
+        <w:t xml:space="preserve">В следствии структурных изменений порового пространства, вызванных кольматацией и блокированием пор, происходит изменение динамической пористости и абсолютной проницаемости пласта. Пусть </w:t>
       </w:r>
       <m:oMath>
         <m:sSub>
@@ -7588,21 +7215,7 @@
         <w:rPr>
           <w:lang w:val="ru-RU"/>
         </w:rPr>
-        <w:t xml:space="preserve">. Ввиду вышеуказанных допущений, скорость </w:t>
-      </w:r>
-      <w:proofErr w:type="spellStart"/>
-      <w:r>
-        <w:rPr>
-          <w:lang w:val="ru-RU"/>
-        </w:rPr>
-        <w:t>массообмена</w:t>
-      </w:r>
-      <w:proofErr w:type="spellEnd"/>
-      <w:r>
-        <w:rPr>
-          <w:lang w:val="ru-RU"/>
-        </w:rPr>
-        <w:t xml:space="preserve"> парафина в пористой среде будет равна:</w:t>
+        <w:t>. Ввиду вышеуказанных допущений, скорость массообмена парафина в пористой среде будет равна:</w:t>
       </w:r>
     </w:p>
     <w:p>
@@ -8276,21 +7889,7 @@
         <w:rPr>
           <w:lang w:val="ru-RU"/>
         </w:rPr>
-        <w:t xml:space="preserve"> решалось по неявной схеме. Это позволило избежать ограничений на шаг по времени в задаче расчета </w:t>
-      </w:r>
-      <w:proofErr w:type="spellStart"/>
-      <w:r>
-        <w:rPr>
-          <w:lang w:val="ru-RU"/>
-        </w:rPr>
-        <w:t>кольматации</w:t>
-      </w:r>
-      <w:proofErr w:type="spellEnd"/>
-      <w:r>
-        <w:rPr>
-          <w:lang w:val="ru-RU"/>
-        </w:rPr>
-        <w:t xml:space="preserve"> пласта парафином.</w:t>
+        <w:t xml:space="preserve"> решалось по неявной схеме. Это позволило избежать ограничений на шаг по времени в задаче расчета кольматации пласта парафином.</w:t>
       </w:r>
     </w:p>
     <w:p>
@@ -8626,21 +8225,7 @@
         <w:rPr>
           <w:lang w:val="ru-RU"/>
         </w:rPr>
-        <w:t xml:space="preserve"> является элементом симметрии пятиточечной системы </w:t>
-      </w:r>
-      <w:proofErr w:type="spellStart"/>
-      <w:r>
-        <w:rPr>
-          <w:lang w:val="ru-RU"/>
-        </w:rPr>
-        <w:t>заводнения</w:t>
-      </w:r>
-      <w:proofErr w:type="spellEnd"/>
-      <w:r>
-        <w:rPr>
-          <w:lang w:val="ru-RU"/>
-        </w:rPr>
-        <w:t xml:space="preserve"> и содержит нагнетательную и добывающую скважины, имеющие координаты </w:t>
+        <w:t xml:space="preserve"> является элементом симметрии пятиточечной системы заводнения и содержит нагнетательную и добывающую скважины, имеющие координаты </w:t>
       </w:r>
       <m:oMath>
         <m:d>
@@ -9019,14 +8604,7 @@
             <w:rFonts w:ascii="Cambria Math" w:hAnsi="Cambria Math"/>
             <w:lang w:val="ru-RU"/>
           </w:rPr>
-          <m:t>20</m:t>
-        </m:r>
-        <m:r>
-          <w:rPr>
-            <w:rFonts w:ascii="Cambria Math" w:hAnsi="Cambria Math"/>
-            <w:lang w:val="ru-RU"/>
-          </w:rPr>
-          <m:t>0</m:t>
+          <m:t>200</m:t>
         </m:r>
       </m:oMath>
       <w:r>
@@ -9135,14 +8713,7 @@
                 <w:rFonts w:ascii="Cambria Math" w:hAnsi="Cambria Math"/>
                 <w:lang w:val="ru-RU"/>
               </w:rPr>
-              <m:t>2</m:t>
-            </m:r>
-            <m:r>
-              <w:rPr>
-                <w:rFonts w:ascii="Cambria Math" w:hAnsi="Cambria Math"/>
-                <w:lang w:val="ru-RU"/>
-              </w:rPr>
-              <m:t>0</m:t>
+              <m:t>20</m:t>
             </m:r>
           </m:e>
           <m:sup>
@@ -9390,7 +8961,19 @@
         <w:rPr>
           <w:lang w:val="ru-RU"/>
         </w:rPr>
-        <w:t xml:space="preserve">; </w:t>
+        <w:t>;</w:t>
+      </w:r>
+      <w:r>
+        <w:rPr>
+          <w:lang w:val="ru-RU"/>
+        </w:rPr>
+        <w:t xml:space="preserve">      </w:t>
+      </w:r>
+      <w:r>
+        <w:rPr>
+          <w:lang w:val="ru-RU"/>
+        </w:rPr>
+        <w:t xml:space="preserve"> </w:t>
       </w:r>
       <m:oMath>
         <m:sSub>
@@ -9434,14 +9017,7 @@
             <w:rFonts w:ascii="Cambria Math" w:hAnsi="Cambria Math"/>
             <w:lang w:val="ru-RU"/>
           </w:rPr>
-          <m:t>0.</m:t>
-        </m:r>
-        <m:r>
-          <w:rPr>
-            <w:rFonts w:ascii="Cambria Math" w:hAnsi="Cambria Math"/>
-            <w:lang w:val="ru-RU"/>
-          </w:rPr>
-          <m:t>3</m:t>
+          <m:t>0.3</m:t>
         </m:r>
       </m:oMath>
       <w:r>
@@ -10901,6 +10477,62 @@
           </w:rPr>
           <m:t>2</m:t>
         </m:r>
+        <m:r>
+          <m:rPr>
+            <m:sty m:val="p"/>
+          </m:rPr>
+          <w:rPr>
+            <w:rFonts w:ascii="Cambria Math" w:hAnsi="Cambria Math"/>
+            <w:lang w:val="ru-RU"/>
+          </w:rPr>
+          <m:t xml:space="preserve">; </m:t>
+        </m:r>
+        <m:sSub>
+          <m:sSubPr>
+            <m:ctrlPr>
+              <w:rPr>
+                <w:rFonts w:ascii="Cambria Math" w:hAnsi="Cambria Math"/>
+              </w:rPr>
+            </m:ctrlPr>
+          </m:sSubPr>
+          <m:e>
+            <m:r>
+              <w:rPr>
+                <w:rFonts w:ascii="Cambria Math" w:hAnsi="Cambria Math"/>
+              </w:rPr>
+              <m:t>S</m:t>
+            </m:r>
+          </m:e>
+          <m:sub>
+            <m:r>
+              <m:rPr>
+                <m:sty m:val="p"/>
+              </m:rPr>
+              <w:rPr>
+                <w:rFonts w:ascii="Cambria Math" w:hAnsi="Cambria Math"/>
+                <w:lang w:val="ru-RU"/>
+              </w:rPr>
+              <m:t>*</m:t>
+            </m:r>
+          </m:sub>
+        </m:sSub>
+        <m:r>
+          <m:rPr>
+            <m:sty m:val="p"/>
+          </m:rPr>
+          <w:rPr>
+            <w:rFonts w:ascii="Cambria Math" w:hAnsi="Cambria Math"/>
+            <w:lang w:val="ru-RU"/>
+          </w:rPr>
+          <m:t>=</m:t>
+        </m:r>
+        <m:r>
+          <w:rPr>
+            <w:rFonts w:ascii="Cambria Math" w:hAnsi="Cambria Math"/>
+            <w:lang w:val="ru-RU"/>
+          </w:rPr>
+          <m:t>0.18</m:t>
+        </m:r>
       </m:oMath>
       <w:r>
         <w:rPr>
@@ -10954,60 +10586,6 @@
             <w:lang w:val="ru-RU"/>
           </w:rPr>
           <m:t>0.7</m:t>
-        </m:r>
-      </m:oMath>
-      <w:r>
-        <w:rPr>
-          <w:lang w:val="ru-RU"/>
-        </w:rPr>
-        <w:t xml:space="preserve">; </w:t>
-      </w:r>
-      <m:oMath>
-        <m:sSub>
-          <m:sSubPr>
-            <m:ctrlPr>
-              <w:rPr>
-                <w:rFonts w:ascii="Cambria Math" w:hAnsi="Cambria Math"/>
-              </w:rPr>
-            </m:ctrlPr>
-          </m:sSubPr>
-          <m:e>
-            <m:r>
-              <w:rPr>
-                <w:rFonts w:ascii="Cambria Math" w:hAnsi="Cambria Math"/>
-              </w:rPr>
-              <m:t>S</m:t>
-            </m:r>
-          </m:e>
-          <m:sub>
-            <m:r>
-              <m:rPr>
-                <m:sty m:val="p"/>
-              </m:rPr>
-              <w:rPr>
-                <w:rFonts w:ascii="Cambria Math" w:hAnsi="Cambria Math"/>
-                <w:lang w:val="ru-RU"/>
-              </w:rPr>
-              <m:t>*</m:t>
-            </m:r>
-          </m:sub>
-        </m:sSub>
-        <m:r>
-          <m:rPr>
-            <m:sty m:val="p"/>
-          </m:rPr>
-          <w:rPr>
-            <w:rFonts w:ascii="Cambria Math" w:hAnsi="Cambria Math"/>
-            <w:lang w:val="ru-RU"/>
-          </w:rPr>
-          <m:t>=</m:t>
-        </m:r>
-        <m:r>
-          <w:rPr>
-            <w:rFonts w:ascii="Cambria Math" w:hAnsi="Cambria Math"/>
-            <w:lang w:val="ru-RU"/>
-          </w:rPr>
-          <m:t>0.18</m:t>
         </m:r>
       </m:oMath>
       <w:r>
@@ -11686,7 +11264,19 @@
         <w:rPr>
           <w:lang w:val="ru-RU"/>
         </w:rPr>
-        <w:t xml:space="preserve">, во втором – выпадением парафина пренебрегается. Расчет </w:t>
+        <w:t xml:space="preserve">, во втором – </w:t>
+      </w:r>
+      <w:r>
+        <w:rPr>
+          <w:lang w:val="ru-RU"/>
+        </w:rPr>
+        <w:t>содержа</w:t>
+      </w:r>
+      <w:r>
+        <w:rPr>
+          <w:lang w:val="ru-RU"/>
+        </w:rPr>
+        <w:t xml:space="preserve">нием парафина пренебрегается. Расчет </w:t>
       </w:r>
       <w:r>
         <w:rPr>
@@ -11718,102 +11308,82 @@
         <w:rPr>
           <w:lang w:val="ru-RU"/>
         </w:rPr>
-        <w:t xml:space="preserve">. Видно, что из-за снижения проницаемости пласта вследствие сужения и блокирования пор парафином дебит скважины снижается как по нефти, так и по воде (черные сплошные линии). Так же следует отметить, что и в первом, и во втором случае с момента времени </w:t>
+        <w:t xml:space="preserve">. </w:t>
+      </w:r>
+      <w:r>
+        <w:rPr>
+          <w:lang w:val="ru-RU"/>
+        </w:rPr>
+        <w:t xml:space="preserve">На (рис. </w:t>
       </w:r>
       <m:oMath>
         <m:r>
           <w:rPr>
             <w:rFonts w:ascii="Cambria Math" w:hAnsi="Cambria Math"/>
-          </w:rPr>
-          <m:t>t</m:t>
-        </m:r>
-        <m:r>
-          <m:rPr>
-            <m:sty m:val="p"/>
-          </m:rPr>
-          <w:rPr>
-            <w:rFonts w:ascii="Cambria Math" w:hAnsi="Cambria Math"/>
             <w:lang w:val="ru-RU"/>
           </w:rPr>
-          <m:t>≈</m:t>
-        </m:r>
-        <m:r>
-          <w:rPr>
-            <w:rFonts w:ascii="Cambria Math" w:hAnsi="Cambria Math"/>
-            <w:color w:val="FF0000"/>
-            <w:lang w:val="ru-RU"/>
-          </w:rPr>
-          <m:t>1200</m:t>
+          <m:t>1</m:t>
         </m:r>
       </m:oMath>
       <w:r>
         <w:rPr>
           <w:lang w:val="ru-RU"/>
         </w:rPr>
-        <w:t xml:space="preserve"> дебит скважины начинает снижаться. Это вызвано тем, что фронт низкой температуры приблизился к добывающей скважине и повышение вязкости нефти </w:t>
-      </w:r>
-      <w:r>
-        <w:rPr>
-          <w:lang w:val="ru-RU"/>
-        </w:rPr>
-        <w:t>(14)</w:t>
-      </w:r>
-      <w:r>
-        <w:rPr>
-          <w:lang w:val="ru-RU"/>
-        </w:rPr>
-        <w:t xml:space="preserve"> приводит к существенному падению ее продуктивности. Кроме того, в варианте с растворенным в нефти парафином в момент времени </w:t>
-      </w:r>
-      <m:oMath>
-        <m:r>
-          <w:rPr>
-            <w:rFonts w:ascii="Cambria Math" w:hAnsi="Cambria Math"/>
-          </w:rPr>
-          <m:t>t</m:t>
-        </m:r>
-        <m:r>
-          <m:rPr>
-            <m:sty m:val="p"/>
-          </m:rPr>
-          <w:rPr>
-            <w:rFonts w:ascii="Cambria Math" w:hAnsi="Cambria Math"/>
-            <w:lang w:val="ru-RU"/>
-          </w:rPr>
-          <m:t>≈</m:t>
-        </m:r>
-        <m:r>
-          <w:rPr>
-            <w:rFonts w:ascii="Cambria Math" w:hAnsi="Cambria Math"/>
-            <w:color w:val="FF0000"/>
-            <w:lang w:val="ru-RU"/>
-          </w:rPr>
-          <m:t>1600</m:t>
-        </m:r>
-      </m:oMath>
-      <w:r>
-        <w:rPr>
-          <w:lang w:val="ru-RU"/>
-        </w:rPr>
-        <w:t xml:space="preserve"> суток фронт холодной воды достиг добывающей скважины и помимо увеличения вязкости флюидов дополнительно вызвал снижение пористости и проницаемости пласта вблизи скважины из-за осаждения парафина. Поэтому в данном случае наблюдается значительное падение деб</w:t>
-      </w:r>
-      <w:r>
-        <w:rPr>
-          <w:lang w:val="ru-RU"/>
-        </w:rPr>
-        <w:t>и</w:t>
-      </w:r>
-      <w:r>
-        <w:rPr>
-          <w:lang w:val="ru-RU"/>
-        </w:rPr>
-        <w:t>та. На (</w:t>
-      </w:r>
-      <w:proofErr w:type="gramStart"/>
-      <w:r>
-        <w:rPr>
-          <w:lang w:val="ru-RU"/>
-        </w:rPr>
-        <w:t>рис.</w:t>
+        <w:t>) в</w:t>
+      </w:r>
+      <w:r>
+        <w:rPr>
+          <w:lang w:val="ru-RU"/>
+        </w:rPr>
+        <w:t xml:space="preserve">идно, что из-за </w:t>
+      </w:r>
+      <w:r>
+        <w:rPr>
+          <w:lang w:val="ru-RU"/>
+        </w:rPr>
+        <w:t>кольматации призабойной зоны нагнетательной скважины</w:t>
+      </w:r>
+      <w:r>
+        <w:rPr>
+          <w:lang w:val="ru-RU"/>
+        </w:rPr>
+        <w:t xml:space="preserve"> парафином дебит</w:t>
+      </w:r>
+      <w:r>
+        <w:rPr>
+          <w:lang w:val="ru-RU"/>
+        </w:rPr>
+        <w:t xml:space="preserve"> добывающей</w:t>
+      </w:r>
+      <w:r>
+        <w:rPr>
+          <w:lang w:val="ru-RU"/>
+        </w:rPr>
+        <w:t xml:space="preserve"> скважины</w:t>
+      </w:r>
+      <w:r>
+        <w:rPr>
+          <w:lang w:val="ru-RU"/>
+        </w:rPr>
+        <w:t xml:space="preserve"> </w:t>
+      </w:r>
+      <w:r>
+        <w:rPr>
+          <w:lang w:val="ru-RU"/>
+        </w:rPr>
+        <w:t>по воде</w:t>
+      </w:r>
+      <w:r>
+        <w:rPr>
+          <w:lang w:val="ru-RU"/>
+        </w:rPr>
+        <w:t xml:space="preserve"> снижается (черные сплошные линии). </w:t>
+      </w:r>
+      <w:r>
+        <w:rPr>
+          <w:lang w:val="ru-RU"/>
+        </w:rPr>
+        <w:t>На (рис.</w:t>
       </w:r>
       <w:r>
         <w:t> </w:t>
@@ -11822,14 +11392,13 @@
         <w:rPr>
           <w:lang w:val="ru-RU"/>
         </w:rPr>
-        <w:t>)</w:t>
-      </w:r>
-      <w:proofErr w:type="gramEnd"/>
-      <w:r>
-        <w:rPr>
-          <w:lang w:val="ru-RU"/>
-        </w:rPr>
-        <w:t xml:space="preserve"> изображены графики накопленной добычи нефти и воды. Видно, что кольматация пласта парафином заметно снизило темпы и количество отбираемой нефти. Также наблюдается снижение объема нагнетаемой воды что, в свою очередь, привело к падению пластового давления. Таким образом, низкая температура закачиваемой воды снизила эффективность систем поддержания пластового давления.</w:t>
+        <w:t>2</w:t>
+      </w:r>
+      <w:r>
+        <w:rPr>
+          <w:lang w:val="ru-RU"/>
+        </w:rPr>
+        <w:t xml:space="preserve">) изображены графики накопленной добычи нефти и воды. Видно, что кольматация пласта парафином заметно снизило темпы и количество отбираемой нефти. </w:t>
       </w:r>
     </w:p>
     <w:p>
@@ -11841,7 +11410,6 @@
       </w:pPr>
       <w:r>
         <w:rPr>
-          <w:noProof/>
           <w:lang w:val="ru-RU"/>
         </w:rPr>
       </w:r>
@@ -11881,7 +11449,7 @@
               <v:path gradientshapeok="t" o:connecttype="rect"/>
             </v:shapetype>
             <v:shape id="Надпись 2" o:spid="_x0000_s1055" type="#_x0000_t202" style="position:absolute;left:2713;top:8723;width:3027;height:531;visibility:visible;mso-wrap-distance-left:9pt;mso-wrap-distance-top:3.6pt;mso-wrap-distance-right:9pt;mso-wrap-distance-bottom:3.6pt;mso-position-horizontal:center;mso-position-horizontal-relative:text;mso-position-vertical:absolute;mso-position-vertical-relative:text;mso-width-relative:margin;mso-height-relative:margin;v-text-anchor:top" stroked="f">
-              <v:textbox>
+              <v:textbox style="mso-next-textbox:#Надпись 2">
                 <w:txbxContent>
                   <w:p>
                     <w:pPr>
@@ -11918,7 +11486,7 @@
               </v:textbox>
             </v:shape>
             <v:shape id="Надпись 2" o:spid="_x0000_s1056" type="#_x0000_t202" style="position:absolute;left:6622;top:8723;width:3027;height:531;visibility:visible;mso-wrap-distance-left:9pt;mso-wrap-distance-top:3.6pt;mso-wrap-distance-right:9pt;mso-wrap-distance-bottom:3.6pt;mso-position-horizontal-relative:text;mso-position-vertical-relative:text;mso-width-relative:margin;mso-height-relative:margin;v-text-anchor:top" stroked="f">
-              <v:textbox>
+              <v:textbox style="mso-next-textbox:#Надпись 2">
                 <w:txbxContent>
                   <w:p>
                     <w:pPr>
@@ -11997,7 +11565,61 @@
         <w:rPr>
           <w:lang w:val="ru-RU"/>
         </w:rPr>
-        <w:t>Ниже показаны поля температуры на момент прорыва воды (рис.</w:t>
+        <w:t>Ниже показаны поля температуры</w:t>
+      </w:r>
+      <w:r>
+        <w:rPr>
+          <w:lang w:val="ru-RU"/>
+        </w:rPr>
+        <w:t xml:space="preserve"> </w:t>
+      </w:r>
+      <w:r>
+        <w:rPr>
+          <w:lang w:val="ru-RU"/>
+        </w:rPr>
+        <w:t>и давления</w:t>
+      </w:r>
+      <w:r>
+        <w:rPr>
+          <w:lang w:val="ru-RU"/>
+        </w:rPr>
+        <w:t xml:space="preserve"> на момент достижени</w:t>
+      </w:r>
+      <w:r>
+        <w:rPr>
+          <w:lang w:val="ru-RU"/>
+        </w:rPr>
+        <w:t>я</w:t>
+      </w:r>
+      <w:r>
+        <w:rPr>
+          <w:lang w:val="ru-RU"/>
+        </w:rPr>
+        <w:t xml:space="preserve"> предельной обводненности</w:t>
+      </w:r>
+      <w:r>
+        <w:rPr>
+          <w:lang w:val="ru-RU"/>
+        </w:rPr>
+        <w:t xml:space="preserve"> </w:t>
+      </w:r>
+      <w:r>
+        <w:rPr>
+          <w:lang w:val="ru-RU"/>
+        </w:rPr>
+        <w:t xml:space="preserve">добывающей скважины. </w:t>
+      </w:r>
+      <w:r>
+        <w:rPr>
+          <w:lang w:val="ru-RU"/>
+        </w:rPr>
+        <w:t>Видим, что и</w:t>
+      </w:r>
+      <w:r>
+        <w:rPr>
+          <w:lang w:val="ru-RU"/>
+        </w:rPr>
+        <w:t>зотермы (рис.</w:t>
       </w:r>
       <w:r>
         <w:t> </w:t>
@@ -12006,104 +11628,110 @@
         <w:r>
           <w:rPr>
             <w:rStyle w:val="ad"/>
+            <w:color w:val="auto"/>
             <w:lang w:val="ru-RU"/>
           </w:rPr>
-          <w:t>[</w:t>
-        </w:r>
-        <w:r>
-          <w:rPr>
-            <w:rStyle w:val="ad"/>
-          </w:rPr>
-          <w:t>fig</w:t>
-        </w:r>
-        <w:r>
-          <w:rPr>
-            <w:rStyle w:val="ad"/>
-            <w:lang w:val="ru-RU"/>
-          </w:rPr>
-          <w:t>:3]</w:t>
+          <w:t>3</w:t>
         </w:r>
       </w:hyperlink>
       <w:r>
         <w:rPr>
           <w:lang w:val="ru-RU"/>
         </w:rPr>
-        <w:t>) и при достижении предельной обводненности (рис.</w:t>
+        <w:t xml:space="preserve">) </w:t>
+      </w:r>
+      <w:r>
+        <w:rPr>
+          <w:lang w:val="ru-RU"/>
+        </w:rPr>
+        <w:t xml:space="preserve">и изобары </w:t>
+      </w:r>
+      <w:r>
+        <w:rPr>
+          <w:lang w:val="ru-RU"/>
+        </w:rPr>
+        <w:t>(рис.</w:t>
       </w:r>
       <w:r>
         <w:t> </w:t>
       </w:r>
-      <w:hyperlink w:anchor="fig:4">
-        <w:r>
-          <w:rPr>
-            <w:rStyle w:val="ad"/>
-            <w:lang w:val="ru-RU"/>
-          </w:rPr>
-          <w:t>2</w:t>
-        </w:r>
-      </w:hyperlink>
-      <w:r>
-        <w:rPr>
-          <w:lang w:val="ru-RU"/>
-        </w:rPr>
-        <w:t>) добывающей скважины. Здесь, как и прежде, черная сплошная линия означает расчет для парафиносодержащей многокомпонентной нефти, а пунктирная красная линия – для однокомпонентной. Изотермы на (рис.</w:t>
-      </w:r>
-      <w:r>
-        <w:t> </w:t>
-      </w:r>
-      <w:hyperlink w:anchor="fig:3">
-        <w:r>
-          <w:rPr>
-            <w:rStyle w:val="ad"/>
-            <w:lang w:val="ru-RU"/>
-          </w:rPr>
-          <w:t>[</w:t>
-        </w:r>
-        <w:r>
-          <w:rPr>
-            <w:rStyle w:val="ad"/>
-          </w:rPr>
-          <w:t>fig</w:t>
-        </w:r>
-        <w:r>
-          <w:rPr>
-            <w:rStyle w:val="ad"/>
-            <w:lang w:val="ru-RU"/>
-          </w:rPr>
-          <w:t>:3]</w:t>
-        </w:r>
-      </w:hyperlink>
-      <w:r>
-        <w:rPr>
-          <w:lang w:val="ru-RU"/>
-        </w:rPr>
-        <w:t xml:space="preserve">) практически совпадают, что объясняется двумя причинами. Во-первых, высокой обводненностью </w:t>
-      </w:r>
-      <w:proofErr w:type="spellStart"/>
-      <w:r>
-        <w:rPr>
-          <w:lang w:val="ru-RU"/>
-        </w:rPr>
-        <w:t>прискважинной</w:t>
-      </w:r>
-      <w:proofErr w:type="spellEnd"/>
-      <w:r>
-        <w:rPr>
-          <w:lang w:val="ru-RU"/>
-        </w:rPr>
-        <w:t xml:space="preserve"> зоны и, следовательно, малой концентрацией кристаллизованного парафина, способного изменить ФЕС. Во-вторых, тем, что пластовая температура вблизи нагнетательной скважины только начала достигать температуры кристаллизации парафина, которая вычисляется по формуле</w:t>
-      </w:r>
-      <w:r>
-        <w:rPr>
-          <w:lang w:val="ru-RU"/>
-        </w:rPr>
-        <w:t xml:space="preserve"> (13)</w:t>
+      <w:r>
+        <w:rPr>
+          <w:lang w:val="ru-RU"/>
+        </w:rPr>
+        <w:t>4</w:t>
+      </w:r>
+      <w:r>
+        <w:rPr>
+          <w:lang w:val="ru-RU"/>
+        </w:rPr>
+        <w:t xml:space="preserve">) </w:t>
+      </w:r>
+      <w:r>
+        <w:rPr>
+          <w:lang w:val="ru-RU"/>
+        </w:rPr>
+        <w:t xml:space="preserve">отстают </w:t>
+      </w:r>
+      <w:r>
+        <w:rPr>
+          <w:lang w:val="ru-RU"/>
+        </w:rPr>
+        <w:t>в случае парафиносодержащей нефти</w:t>
       </w:r>
       <w:r>
         <w:rPr>
           <w:lang w:val="ru-RU"/>
         </w:rPr>
         <w:t>.</w:t>
+      </w:r>
+      <w:r>
+        <w:rPr>
+          <w:lang w:val="ru-RU"/>
+        </w:rPr>
+        <w:t xml:space="preserve"> Это </w:t>
+      </w:r>
+      <w:r>
+        <w:rPr>
+          <w:lang w:val="ru-RU"/>
+        </w:rPr>
+        <w:t>указывают на снижение скорости фильтрации</w:t>
+      </w:r>
+      <w:r>
+        <w:rPr>
+          <w:lang w:val="ru-RU"/>
+        </w:rPr>
+        <w:t xml:space="preserve"> и </w:t>
+      </w:r>
+      <w:r>
+        <w:rPr>
+          <w:lang w:val="ru-RU"/>
+        </w:rPr>
+        <w:t>падению пластового давления</w:t>
+      </w:r>
+      <w:r>
+        <w:rPr>
+          <w:lang w:val="ru-RU"/>
+        </w:rPr>
+        <w:t xml:space="preserve">. </w:t>
+      </w:r>
+      <w:r>
+        <w:rPr>
+          <w:lang w:val="ru-RU"/>
+        </w:rPr>
+        <w:t>Таким образом, низкая температура закачиваемой воды снизила эффективность систем</w:t>
+      </w:r>
+      <w:r>
+        <w:rPr>
+          <w:lang w:val="ru-RU"/>
+        </w:rPr>
+        <w:t xml:space="preserve"> </w:t>
+      </w:r>
+      <w:r>
+        <w:rPr>
+          <w:lang w:val="ru-RU"/>
+        </w:rPr>
+        <w:t>поддержания пластового давления.</w:t>
       </w:r>
     </w:p>
     <w:p>
@@ -12118,68 +11746,21 @@
         <w:rPr>
           <w:lang w:val="ru-RU"/>
         </w:rPr>
-        <w:t>Анализируя (рис.</w:t>
-      </w:r>
-      <w:r>
-        <w:t> </w:t>
-      </w:r>
-      <w:hyperlink w:anchor="fig:4">
-        <w:r>
-          <w:rPr>
-            <w:rStyle w:val="ad"/>
-            <w:lang w:val="ru-RU"/>
-          </w:rPr>
-          <w:t>2</w:t>
-        </w:r>
-      </w:hyperlink>
-      <w:r>
-        <w:rPr>
-          <w:lang w:val="ru-RU"/>
-        </w:rPr>
-        <w:t xml:space="preserve">), можно сделать вывод о том, что ухудшение ФЕС пласта вследствие осаждения парафина в большей мере произошло по главному направлению от </w:t>
-      </w:r>
-      <w:r>
-        <w:rPr>
-          <w:lang w:val="ru-RU"/>
-        </w:rPr>
-        <w:lastRenderedPageBreak/>
-        <w:t>нагнетательной скважины к добывающей. Об этом свидетельствует отставание и сглаживание фронта температуры.</w:t>
-      </w:r>
-    </w:p>
-    <w:p>
-      <w:pPr>
-        <w:pStyle w:val="a0"/>
-        <w:jc w:val="both"/>
-        <w:rPr>
-          <w:lang w:val="ru-RU"/>
-        </w:rPr>
-      </w:pPr>
-      <w:r>
-        <w:rPr>
-          <w:lang w:val="ru-RU"/>
-        </w:rPr>
-        <w:t xml:space="preserve"> </w:t>
-      </w:r>
-      <w:r>
-        <w:rPr>
-          <w:noProof/>
-          <w:lang w:val="ru-RU"/>
-        </w:rPr>
       </w:r>
       <w:r>
         <w:rPr>
           <w:lang w:val="ru-RU"/>
         </w:rPr>
         <w:pict w14:anchorId="74A82BB3">
-          <v:group id="_x0000_s1062" editas="canvas" style="width:484.45pt;height:246.1pt;mso-position-horizontal-relative:char;mso-position-vertical-relative:line" coordorigin="2526,1806" coordsize="7200,3658">
+          <v:group id="_x0000_s1062" editas="canvas" style="width:500.55pt;height:241.05pt;mso-position-horizontal-relative:char;mso-position-vertical-relative:line" coordorigin="2526,1806" coordsize="7440,3583">
             <o:lock v:ext="edit" aspectratio="t"/>
-            <v:shape id="_x0000_s1061" type="#_x0000_t75" style="position:absolute;left:2526;top:1806;width:7200;height:3658" o:preferrelative="f">
+            <v:shape id="_x0000_s1061" type="#_x0000_t75" style="position:absolute;left:2526;top:1806;width:7440;height:3583" o:preferrelative="f">
               <v:fill o:detectmouseclick="t"/>
               <v:path o:extrusionok="t" o:connecttype="none"/>
               <o:lock v:ext="edit" text="t"/>
             </v:shape>
-            <v:shape id="Надпись 2" o:spid="_x0000_s1066" type="#_x0000_t202" style="position:absolute;left:6530;top:4932;width:3027;height:532;visibility:visible;mso-wrap-distance-left:9pt;mso-wrap-distance-top:3.6pt;mso-wrap-distance-right:9pt;mso-wrap-distance-bottom:3.6pt;mso-position-horizontal-relative:text;mso-position-vertical-relative:text;mso-width-relative:margin;mso-height-relative:margin;v-text-anchor:top" stroked="f">
-              <v:textbox>
+            <v:shape id="Надпись 2" o:spid="_x0000_s1066" type="#_x0000_t202" style="position:absolute;left:6340;top:4857;width:3626;height:532;visibility:visible;mso-wrap-distance-left:9pt;mso-wrap-distance-top:3.6pt;mso-wrap-distance-right:9pt;mso-wrap-distance-bottom:3.6pt;mso-position-horizontal-relative:text;mso-position-vertical-relative:text;mso-width-relative:margin;mso-height-relative:margin;v-text-anchor:top" stroked="f">
+              <v:textbox style="mso-next-textbox:#Надпись 2">
                 <w:txbxContent>
                   <w:p>
                     <w:pPr>
@@ -12221,52 +11802,32 @@
                       <w:rPr>
                         <w:lang w:val="ru-RU"/>
                       </w:rPr>
-                      <w:t xml:space="preserve"> в момент времени </w:t>
+                      <w:t xml:space="preserve"> </w:t>
                     </w:r>
-                    <m:oMath>
-                      <m:r>
-                        <w:rPr>
-                          <w:rFonts w:ascii="Cambria Math" w:hAnsi="Cambria Math"/>
-                        </w:rPr>
-                        <m:t>t</m:t>
-                      </m:r>
-                      <m:r>
-                        <m:rPr>
-                          <m:sty m:val="p"/>
-                        </m:rPr>
-                        <w:rPr>
-                          <w:rFonts w:ascii="Cambria Math" w:hAnsi="Cambria Math"/>
-                          <w:lang w:val="ru-RU"/>
-                        </w:rPr>
-                        <m:t>=</m:t>
-                      </m:r>
-                      <m:r>
-                        <w:rPr>
-                          <w:rFonts w:ascii="Cambria Math" w:hAnsi="Cambria Math"/>
-                          <w:lang w:val="ru-RU"/>
-                        </w:rPr>
-                        <m:t>1</m:t>
-                      </m:r>
-                      <m:r>
-                        <w:rPr>
-                          <w:rFonts w:ascii="Cambria Math" w:hAnsi="Cambria Math"/>
-                          <w:lang w:val="ru-RU"/>
-                        </w:rPr>
-                        <m:t>469</m:t>
-                      </m:r>
-                    </m:oMath>
                     <w:r>
                       <w:rPr>
                         <w:lang w:val="ru-RU"/>
                       </w:rPr>
-                      <w:t xml:space="preserve"> суток</w:t>
+                      <w:t>на</w:t>
+                    </w:r>
+                    <w:r>
+                      <w:rPr>
+                        <w:lang w:val="ru-RU"/>
+                      </w:rPr>
+                      <w:t xml:space="preserve"> момент </w:t>
+                    </w:r>
+                    <w:r>
+                      <w:rPr>
+                        <w:lang w:val="ru-RU"/>
+                      </w:rPr>
+                      <w:t>достижения предельной обводненности</w:t>
                     </w:r>
                   </w:p>
                 </w:txbxContent>
               </v:textbox>
             </v:shape>
-            <v:shape id="Надпись 2" o:spid="_x0000_s1068" type="#_x0000_t202" style="position:absolute;left:2731;top:4932;width:3027;height:532;visibility:visible;mso-wrap-distance-left:9pt;mso-wrap-distance-top:3.6pt;mso-wrap-distance-right:9pt;mso-wrap-distance-bottom:3.6pt;mso-position-horizontal-relative:text;mso-position-vertical-relative:text;mso-width-relative:margin;mso-height-relative:margin;v-text-anchor:top" stroked="f">
-              <v:textbox>
+            <v:shape id="Надпись 2" o:spid="_x0000_s1068" type="#_x0000_t202" style="position:absolute;left:2526;top:4857;width:3518;height:532;visibility:visible;mso-wrap-distance-left:9pt;mso-wrap-distance-top:3.6pt;mso-wrap-distance-right:9pt;mso-wrap-distance-bottom:3.6pt;mso-position-horizontal-relative:text;mso-position-vertical-relative:text;mso-width-relative:margin;mso-height-relative:margin;v-text-anchor:top" stroked="f">
+              <v:textbox style="mso-next-textbox:#Надпись 2">
                 <w:txbxContent>
                   <w:p>
                     <w:pPr>
@@ -12284,51 +11845,37 @@
                       <w:rPr>
                         <w:lang w:val="ru-RU"/>
                       </w:rPr>
-                      <w:t xml:space="preserve">Поле температуры в момент времени </w:t>
+                      <w:t xml:space="preserve">Поле температуры </w:t>
                     </w:r>
-                    <m:oMath>
-                      <m:r>
-                        <w:rPr>
-                          <w:rFonts w:ascii="Cambria Math" w:hAnsi="Cambria Math"/>
-                        </w:rPr>
-                        <m:t>t</m:t>
-                      </m:r>
-                      <m:r>
-                        <m:rPr>
-                          <m:sty m:val="p"/>
-                        </m:rPr>
-                        <w:rPr>
-                          <w:rFonts w:ascii="Cambria Math" w:hAnsi="Cambria Math"/>
-                          <w:lang w:val="ru-RU"/>
-                        </w:rPr>
-                        <m:t>=</m:t>
-                      </m:r>
-                      <m:r>
-                        <w:rPr>
-                          <w:rFonts w:ascii="Cambria Math" w:hAnsi="Cambria Math"/>
-                          <w:lang w:val="ru-RU"/>
-                        </w:rPr>
-                        <m:t>1</m:t>
-                      </m:r>
-                      <m:r>
-                        <w:rPr>
-                          <w:rFonts w:ascii="Cambria Math" w:hAnsi="Cambria Math"/>
-                          <w:lang w:val="ru-RU"/>
-                        </w:rPr>
-                        <m:t>469</m:t>
-                      </m:r>
-                    </m:oMath>
                     <w:r>
                       <w:rPr>
                         <w:lang w:val="ru-RU"/>
                       </w:rPr>
-                      <w:t xml:space="preserve"> суток</w:t>
+                      <w:t>на</w:t>
+                    </w:r>
+                    <w:r>
+                      <w:rPr>
+                        <w:lang w:val="ru-RU"/>
+                      </w:rPr>
+                      <w:t xml:space="preserve"> момент </w:t>
+                    </w:r>
+                    <w:r>
+                      <w:rPr>
+                        <w:lang w:val="ru-RU"/>
+                      </w:rPr>
+                      <w:t xml:space="preserve">достижения </w:t>
+                    </w:r>
+                    <w:r>
+                      <w:rPr>
+                        <w:lang w:val="ru-RU"/>
+                      </w:rPr>
+                      <w:t>предельной обводненности</w:t>
                     </w:r>
                   </w:p>
                 </w:txbxContent>
               </v:textbox>
             </v:shape>
-            <v:shape id="_x0000_s1069" type="#_x0000_t75" style="position:absolute;left:6068;top:1806;width:3489;height:2992">
+            <v:shape id="_x0000_s1069" type="#_x0000_t75" style="position:absolute;left:6236;top:1806;width:3490;height:2992">
               <v:imagedata r:id="rId9" o:title=""/>
             </v:shape>
             <v:shape id="_x0000_s1070" type="#_x0000_t75" style="position:absolute;left:2526;top:1868;width:3426;height:2940">
@@ -12351,7 +11898,68 @@
         <w:rPr>
           <w:lang w:val="ru-RU"/>
         </w:rPr>
-        <w:t>Также следует отметить, что в связи с осаждением парафина из нефти в пласте не только увеличивается время разработки залежи, но и снижается коэффициент извлечения нефти: первом случае конечное время разработки составило 2100 суток и КИН=0.5098, а во втором - конечное время 1835 суток и КИН=0.5138.</w:t>
+        <w:lastRenderedPageBreak/>
+        <w:t>Также следует отметить, что в связи с осаждением парафина из нефти в пласте не только увеличивается время разработки залежи, но и снижается коэффициент извлечения нефти:</w:t>
+      </w:r>
+      <w:r>
+        <w:rPr>
+          <w:lang w:val="ru-RU"/>
+        </w:rPr>
+        <w:t xml:space="preserve"> в</w:t>
+      </w:r>
+      <w:r>
+        <w:rPr>
+          <w:lang w:val="ru-RU"/>
+        </w:rPr>
+        <w:t xml:space="preserve"> первом случае конечное время разработки составило </w:t>
+      </w:r>
+      <w:r>
+        <w:rPr>
+          <w:lang w:val="ru-RU"/>
+        </w:rPr>
+        <w:t>1525</w:t>
+      </w:r>
+      <w:r>
+        <w:rPr>
+          <w:lang w:val="ru-RU"/>
+        </w:rPr>
+        <w:t xml:space="preserve"> суток и КИН=</w:t>
+      </w:r>
+      <w:r>
+        <w:rPr>
+          <w:lang w:val="ru-RU"/>
+        </w:rPr>
+        <w:t>0.4744</w:t>
+      </w:r>
+      <w:r>
+        <w:rPr>
+          <w:lang w:val="ru-RU"/>
+        </w:rPr>
+        <w:t xml:space="preserve">, а во втором - конечное время </w:t>
+      </w:r>
+      <w:r>
+        <w:rPr>
+          <w:lang w:val="ru-RU"/>
+        </w:rPr>
+        <w:t>1469</w:t>
+      </w:r>
+      <w:r>
+        <w:rPr>
+          <w:lang w:val="ru-RU"/>
+        </w:rPr>
+        <w:t xml:space="preserve"> суток и КИН=</w:t>
+      </w:r>
+      <w:r>
+        <w:rPr>
+          <w:lang w:val="ru-RU"/>
+        </w:rPr>
+        <w:t>0.4745</w:t>
+      </w:r>
+      <w:r>
+        <w:rPr>
+          <w:lang w:val="ru-RU"/>
+        </w:rPr>
+        <w:t>.</w:t>
       </w:r>
     </w:p>
     <w:p>
@@ -12390,70 +11998,31 @@
         <w:rPr>
           <w:lang w:val="ru-RU"/>
         </w:rPr>
-        <w:t xml:space="preserve">Разработанная математическая модель, основанная на функции распределения пор по размерам и термодинамическом описании фазовых переходов, демонстрирует возможность прогнозирования изменений ФЕС пористой среды при изменении термобарических условий фильтрации. Численные эксперименты подтверждают, что наличие растворенных парафинов в нефти при </w:t>
-      </w:r>
-      <w:proofErr w:type="spellStart"/>
-      <w:r>
-        <w:rPr>
-          <w:lang w:val="ru-RU"/>
-        </w:rPr>
-        <w:t>заводнении</w:t>
-      </w:r>
-      <w:proofErr w:type="spellEnd"/>
-      <w:r>
-        <w:rPr>
-          <w:lang w:val="ru-RU"/>
-        </w:rPr>
-        <w:t xml:space="preserve"> пластов холодной водой приводит к замедлению разработки месторождения и снижению коэффициента извлечения нефти, что обусловлено </w:t>
-      </w:r>
-      <w:proofErr w:type="spellStart"/>
-      <w:r>
-        <w:rPr>
-          <w:lang w:val="ru-RU"/>
-        </w:rPr>
-        <w:t>кольматацией</w:t>
-      </w:r>
-      <w:proofErr w:type="spellEnd"/>
-      <w:r>
-        <w:rPr>
-          <w:lang w:val="ru-RU"/>
-        </w:rPr>
-        <w:t xml:space="preserve"> порового пространства частицами парафина. Анализ дебитов показывает, что снижение продуктивности добывающих скважин в присутствии парафинов усиливается комбинированным воздействием роста вязкости флюидов при низких температурах и деградацией проницаемости пласта. Температурные поля указывают зависимость между зонами сниженной температуры и ухудшением фильтрационных характеристик, проявляющуюся в замедлении продвижения температурного фронта. Результаты подтверждают двойной негативный эффект низкотемпературного </w:t>
-      </w:r>
-      <w:proofErr w:type="spellStart"/>
-      <w:r>
-        <w:rPr>
-          <w:lang w:val="ru-RU"/>
-        </w:rPr>
-        <w:t>заводнения</w:t>
-      </w:r>
-      <w:proofErr w:type="spellEnd"/>
-      <w:r>
-        <w:rPr>
-          <w:lang w:val="ru-RU"/>
-        </w:rPr>
-        <w:t xml:space="preserve">: </w:t>
-      </w:r>
-      <w:proofErr w:type="spellStart"/>
-      <w:r>
-        <w:rPr>
-          <w:lang w:val="ru-RU"/>
-        </w:rPr>
-        <w:t>термовязкостное</w:t>
-      </w:r>
-      <w:proofErr w:type="spellEnd"/>
-      <w:r>
-        <w:rPr>
-          <w:lang w:val="ru-RU"/>
-        </w:rPr>
-        <w:t xml:space="preserve"> сопротивление и механическая блокировка поровых каналов, что требует применения соответствующих методов интенсификации добычи. Перспективы развития модели связаны с интеграцией механизмов суффозии парафиновых частиц, более детальным учетом </w:t>
-      </w:r>
-      <w:r>
-        <w:rPr>
-          <w:lang w:val="ru-RU"/>
-        </w:rPr>
-        <w:lastRenderedPageBreak/>
-        <w:t>состава нефти, учет поступления тепла через кровлю и подошву пласта и адаптацией параметров модели на основе промысловых данных.</w:t>
+        <w:t xml:space="preserve">Разработанная математическая модель, основанная на функции распределения пор по размерам и термодинамическом описании фазовых переходов, демонстрирует возможность прогнозирования изменений ФЕС пористой среды при изменении термобарических условий фильтрации. Численные эксперименты подтверждают, что наличие растворенных парафинов в нефти при заводнении пластов холодной водой приводит к замедлению разработки месторождения и снижению коэффициента извлечения нефти, что обусловлено кольматацией порового пространства частицами парафина. Анализ дебитов показывает, что снижение продуктивности добывающих скважин в присутствии парафинов усиливается комбинированным воздействием роста вязкости флюидов при низких температурах и деградацией проницаемости пласта. Температурные поля указывают зависимость между зонами сниженной температуры и ухудшением фильтрационных характеристик, проявляющуюся в замедлении продвижения температурного фронта. Результаты подтверждают двойной негативный эффект низкотемпературного заводнения: термовязкостное сопротивление и механическая блокировка поровых каналов, что требует применения соответствующих методов интенсификации добычи. Перспективы развития модели связаны с интеграцией механизмов суффозии парафиновых частиц, более детальным учетом состава </w:t>
+      </w:r>
+      <w:r>
+        <w:rPr>
+          <w:lang w:val="ru-RU"/>
+        </w:rPr>
+        <w:t>нефти</w:t>
+      </w:r>
+      <w:r>
+        <w:rPr>
+          <w:lang w:val="ru-RU"/>
+        </w:rPr>
+        <w:t xml:space="preserve"> </w:t>
+      </w:r>
+      <w:r>
+        <w:rPr>
+          <w:lang w:val="ru-RU"/>
+        </w:rPr>
+        <w:t>и</w:t>
+      </w:r>
+      <w:r>
+        <w:rPr>
+          <w:lang w:val="ru-RU"/>
+        </w:rPr>
+        <w:t xml:space="preserve"> адаптацией параметров модели на основе промысловых данных.</w:t>
       </w:r>
     </w:p>
     <w:p>
@@ -12510,37 +12079,8 @@
         </w:rPr>
         <w:t xml:space="preserve"> Математическое моделирование гидродинамических процессов разработки месторождений углеводородов. </w:t>
       </w:r>
-      <w:proofErr w:type="spellStart"/>
-      <w:r>
-        <w:t>Ижевск</w:t>
-      </w:r>
-      <w:proofErr w:type="spellEnd"/>
-      <w:r>
-        <w:t xml:space="preserve">. </w:t>
-      </w:r>
-      <w:proofErr w:type="spellStart"/>
-      <w:r>
-        <w:t>Институт</w:t>
-      </w:r>
-      <w:proofErr w:type="spellEnd"/>
-      <w:r>
-        <w:t xml:space="preserve"> </w:t>
-      </w:r>
-      <w:proofErr w:type="spellStart"/>
-      <w:r>
-        <w:t>компьютерных</w:t>
-      </w:r>
-      <w:proofErr w:type="spellEnd"/>
-      <w:r>
-        <w:t xml:space="preserve"> </w:t>
-      </w:r>
-      <w:proofErr w:type="spellStart"/>
-      <w:r>
-        <w:t>исследований</w:t>
-      </w:r>
-      <w:proofErr w:type="spellEnd"/>
-      <w:r>
-        <w:t>, 2003, 26 с.</w:t>
+      <w:r>
+        <w:t>Ижевск. Институт компьютерных исследований, 2003, 26 с.</w:t>
       </w:r>
     </w:p>
     <w:p>
@@ -12553,21 +12093,12 @@
         <w:ind w:left="0" w:firstLine="283"/>
         <w:jc w:val="both"/>
       </w:pPr>
-      <w:proofErr w:type="spellStart"/>
       <w:r>
         <w:rPr>
           <w:i/>
           <w:iCs/>
         </w:rPr>
-        <w:t>Mozes</w:t>
-      </w:r>
-      <w:proofErr w:type="spellEnd"/>
-      <w:r>
-        <w:rPr>
-          <w:i/>
-          <w:iCs/>
-        </w:rPr>
-        <w:t>, G. Y.</w:t>
+        <w:t>Mozes, G. Y.</w:t>
       </w:r>
       <w:r>
         <w:t xml:space="preserve"> Paraffin products: Properties, technology, applications. New York, Elsevier Scientific Publishing (1982).</w:t>
@@ -12583,53 +12114,12 @@
         <w:ind w:left="0" w:firstLine="283"/>
         <w:jc w:val="both"/>
       </w:pPr>
-      <w:proofErr w:type="spellStart"/>
       <w:r>
         <w:rPr>
           <w:i/>
           <w:iCs/>
         </w:rPr>
-        <w:t>Sandyga</w:t>
-      </w:r>
-      <w:proofErr w:type="spellEnd"/>
-      <w:r>
-        <w:rPr>
-          <w:i/>
-          <w:iCs/>
-        </w:rPr>
-        <w:t xml:space="preserve"> M. S., </w:t>
-      </w:r>
-      <w:proofErr w:type="spellStart"/>
-      <w:r>
-        <w:rPr>
-          <w:i/>
-          <w:iCs/>
-        </w:rPr>
-        <w:t>Struchkov</w:t>
-      </w:r>
-      <w:proofErr w:type="spellEnd"/>
-      <w:r>
-        <w:rPr>
-          <w:i/>
-          <w:iCs/>
-        </w:rPr>
-        <w:t xml:space="preserve"> I. A., and </w:t>
-      </w:r>
-      <w:proofErr w:type="spellStart"/>
-      <w:r>
-        <w:rPr>
-          <w:i/>
-          <w:iCs/>
-        </w:rPr>
-        <w:t>Rogachev</w:t>
-      </w:r>
-      <w:proofErr w:type="spellEnd"/>
-      <w:r>
-        <w:rPr>
-          <w:i/>
-          <w:iCs/>
-        </w:rPr>
-        <w:t xml:space="preserve"> M. K.</w:t>
+        <w:t>Sandyga M. S., Struchkov I. A., and Rogachev M. K.</w:t>
       </w:r>
       <w:r>
         <w:t xml:space="preserve"> Formation damage induced by wax deposition: laboratory investigations and modeling. J. Petroleum Exploration and Production Technology (10) 2541–2558 (2020)</w:t>
@@ -12645,64 +12135,15 @@
         <w:ind w:left="0" w:firstLine="283"/>
         <w:jc w:val="both"/>
       </w:pPr>
-      <w:proofErr w:type="spellStart"/>
       <w:r>
         <w:rPr>
           <w:i/>
           <w:iCs/>
         </w:rPr>
-        <w:t>Nikiforov</w:t>
-      </w:r>
-      <w:proofErr w:type="spellEnd"/>
-      <w:r>
-        <w:rPr>
-          <w:i/>
-          <w:iCs/>
-        </w:rPr>
-        <w:t xml:space="preserve">, A.I., </w:t>
-      </w:r>
-      <w:proofErr w:type="spellStart"/>
-      <w:r>
-        <w:rPr>
-          <w:i/>
-          <w:iCs/>
-        </w:rPr>
-        <w:t>Sadovnikov</w:t>
-      </w:r>
-      <w:proofErr w:type="spellEnd"/>
-      <w:r>
-        <w:rPr>
-          <w:i/>
-          <w:iCs/>
-        </w:rPr>
-        <w:t xml:space="preserve">, R.V. &amp; </w:t>
-      </w:r>
-      <w:proofErr w:type="spellStart"/>
-      <w:r>
-        <w:rPr>
-          <w:i/>
-          <w:iCs/>
-        </w:rPr>
-        <w:t>Nikiforov</w:t>
-      </w:r>
-      <w:proofErr w:type="spellEnd"/>
-      <w:r>
-        <w:rPr>
-          <w:i/>
-          <w:iCs/>
-        </w:rPr>
-        <w:t>, G.A.</w:t>
-      </w:r>
-      <w:r>
-        <w:t xml:space="preserve"> Modeling of Paraffin Deposition During Oil Production by Cold Water Injection. </w:t>
-      </w:r>
-      <w:proofErr w:type="spellStart"/>
-      <w:r>
-        <w:t>Lobachevskii</w:t>
-      </w:r>
-      <w:proofErr w:type="spellEnd"/>
-      <w:r>
-        <w:t xml:space="preserve"> J Math 43, 1178–1183 (2022).</w:t>
+        <w:t>Nikiforov, A.I., Sadovnikov, R.V. &amp; Nikiforov, G.A.</w:t>
+      </w:r>
+      <w:r>
+        <w:t xml:space="preserve"> Modeling of Paraffin Deposition During Oil Production by Cold Water Injection. Lobachevskii J Math 43, 1178–1183 (2022).</w:t>
       </w:r>
     </w:p>
     <w:p>
@@ -12720,34 +12161,10 @@
           <w:i/>
           <w:iCs/>
         </w:rPr>
-        <w:t xml:space="preserve">Wang Sh., </w:t>
-      </w:r>
-      <w:proofErr w:type="spellStart"/>
-      <w:r>
-        <w:rPr>
-          <w:i/>
-          <w:iCs/>
-        </w:rPr>
-        <w:t>Civan</w:t>
-      </w:r>
-      <w:proofErr w:type="spellEnd"/>
-      <w:r>
-        <w:rPr>
-          <w:i/>
-          <w:iCs/>
-        </w:rPr>
-        <w:t xml:space="preserve"> F.</w:t>
-      </w:r>
-      <w:r>
-        <w:t xml:space="preserve"> Modeling Formation Damage by Asphaltene Deposition During Primary Oil Recovery. J. Energy </w:t>
-      </w:r>
-      <w:proofErr w:type="spellStart"/>
-      <w:r>
-        <w:t>Resour</w:t>
-      </w:r>
-      <w:proofErr w:type="spellEnd"/>
-      <w:r>
-        <w:t>. Technol. 127 (4), 310–317 (2005)</w:t>
+        <w:t>Wang Sh., Civan F.</w:t>
+      </w:r>
+      <w:r>
+        <w:t xml:space="preserve"> Modeling Formation Damage by Asphaltene Deposition During Primary Oil Recovery. J. Energy Resour. Technol. 127 (4), 310–317 (2005)</w:t>
       </w:r>
     </w:p>
     <w:p>
@@ -12765,34 +12182,10 @@
           <w:i/>
           <w:iCs/>
         </w:rPr>
-        <w:t xml:space="preserve">Wang Sh., </w:t>
-      </w:r>
-      <w:proofErr w:type="spellStart"/>
-      <w:r>
-        <w:rPr>
-          <w:i/>
-          <w:iCs/>
-        </w:rPr>
-        <w:t>Civan</w:t>
-      </w:r>
-      <w:proofErr w:type="spellEnd"/>
-      <w:r>
-        <w:rPr>
-          <w:i/>
-          <w:iCs/>
-        </w:rPr>
-        <w:t xml:space="preserve"> F.</w:t>
-      </w:r>
-      <w:r>
-        <w:t xml:space="preserve"> Model-Assisted Analysis of Simultaneous Paraffin and Asphaltene Deposition in Laboratory Core Tests. J. Energy </w:t>
-      </w:r>
-      <w:proofErr w:type="spellStart"/>
-      <w:r>
-        <w:t>Resour</w:t>
-      </w:r>
-      <w:proofErr w:type="spellEnd"/>
-      <w:r>
-        <w:t>. Technol., 127 (4), 318-322 (2005)</w:t>
+        <w:t>Wang Sh., Civan F.</w:t>
+      </w:r>
+      <w:r>
+        <w:t xml:space="preserve"> Model-Assisted Analysis of Simultaneous Paraffin and Asphaltene Deposition in Laboratory Core Tests. J. Energy Resour. Technol., 127 (4), 318-322 (2005)</w:t>
       </w:r>
     </w:p>
     <w:p>
@@ -12810,23 +12203,8 @@
           <w:i/>
           <w:iCs/>
         </w:rPr>
-        <w:t xml:space="preserve">Weingarten J.S., </w:t>
-      </w:r>
-      <w:proofErr w:type="spellStart"/>
-      <w:r>
-        <w:rPr>
-          <w:i/>
-          <w:iCs/>
-        </w:rPr>
-        <w:t>Euchner</w:t>
-      </w:r>
-      <w:proofErr w:type="spellEnd"/>
-      <w:r>
-        <w:rPr>
-          <w:i/>
-          <w:iCs/>
-        </w:rPr>
-        <w:t xml:space="preserve"> J.A.</w:t>
+        <w:lastRenderedPageBreak/>
+        <w:t>Weingarten J.S., Euchner J.A.</w:t>
       </w:r>
       <w:r>
         <w:t xml:space="preserve"> Methods for Predicting Wax Precipitation and Deposition. SPE Production Engineering, 121-126 (Feb. 1988)</w:t>
@@ -12847,39 +12225,7 @@
           <w:i/>
           <w:iCs/>
         </w:rPr>
-        <w:t xml:space="preserve">Ring J.N., </w:t>
-      </w:r>
-      <w:proofErr w:type="spellStart"/>
-      <w:r>
-        <w:rPr>
-          <w:i/>
-          <w:iCs/>
-        </w:rPr>
-        <w:t>Wattenbarger</w:t>
-      </w:r>
-      <w:proofErr w:type="spellEnd"/>
-      <w:r>
-        <w:rPr>
-          <w:i/>
-          <w:iCs/>
-        </w:rPr>
-        <w:t xml:space="preserve"> R.A., Keating J.F., and </w:t>
-      </w:r>
-      <w:proofErr w:type="spellStart"/>
-      <w:r>
-        <w:rPr>
-          <w:i/>
-          <w:iCs/>
-        </w:rPr>
-        <w:t>Peddlbhotla</w:t>
-      </w:r>
-      <w:proofErr w:type="spellEnd"/>
-      <w:r>
-        <w:rPr>
-          <w:i/>
-          <w:iCs/>
-        </w:rPr>
-        <w:t xml:space="preserve"> S.</w:t>
+        <w:t>Ring J.N., Wattenbarger R.A., Keating J.F., and Peddlbhotla S.</w:t>
       </w:r>
       <w:r>
         <w:t xml:space="preserve"> Simulation of Paraffin Deposition in Reservoirs. SPE Production &amp; Facilities 36–42 (Feb. 1994)</w:t>
@@ -12895,37 +12241,12 @@
         <w:ind w:left="0" w:firstLine="283"/>
         <w:jc w:val="both"/>
       </w:pPr>
-      <w:proofErr w:type="spellStart"/>
       <w:r>
         <w:rPr>
           <w:i/>
           <w:iCs/>
         </w:rPr>
-        <w:t>Adeyanju</w:t>
-      </w:r>
-      <w:proofErr w:type="spellEnd"/>
-      <w:r>
-        <w:rPr>
-          <w:i/>
-          <w:iCs/>
-        </w:rPr>
-        <w:t xml:space="preserve"> O.A. and </w:t>
-      </w:r>
-      <w:proofErr w:type="spellStart"/>
-      <w:r>
-        <w:rPr>
-          <w:i/>
-          <w:iCs/>
-        </w:rPr>
-        <w:t>Oyekunle</w:t>
-      </w:r>
-      <w:proofErr w:type="spellEnd"/>
-      <w:r>
-        <w:rPr>
-          <w:i/>
-          <w:iCs/>
-        </w:rPr>
-        <w:t xml:space="preserve"> L.O.</w:t>
+        <w:t>Adeyanju O.A. and Oyekunle L.O.</w:t>
       </w:r>
       <w:r>
         <w:t xml:space="preserve"> Simulation of paraffin deposition in petroleum reservoirs. ASPES 2 (3), 1-18 (2010)</w:t>
@@ -12941,88 +12262,15 @@
         <w:ind w:left="0" w:firstLine="283"/>
         <w:jc w:val="both"/>
       </w:pPr>
-      <w:proofErr w:type="spellStart"/>
       <w:r>
         <w:rPr>
           <w:i/>
           <w:iCs/>
         </w:rPr>
-        <w:t>Kozeny</w:t>
-      </w:r>
-      <w:proofErr w:type="spellEnd"/>
-      <w:r>
-        <w:rPr>
-          <w:i/>
-          <w:iCs/>
-        </w:rPr>
-        <w:t>, J.</w:t>
-      </w:r>
-      <w:r>
-        <w:t xml:space="preserve"> </w:t>
-      </w:r>
-      <w:proofErr w:type="spellStart"/>
-      <w:r>
-        <w:t>Ueber</w:t>
-      </w:r>
-      <w:proofErr w:type="spellEnd"/>
-      <w:r>
-        <w:t xml:space="preserve"> </w:t>
-      </w:r>
-      <w:proofErr w:type="spellStart"/>
-      <w:r>
-        <w:t>kapillare</w:t>
-      </w:r>
-      <w:proofErr w:type="spellEnd"/>
-      <w:r>
-        <w:t xml:space="preserve"> </w:t>
-      </w:r>
-      <w:proofErr w:type="spellStart"/>
-      <w:r>
-        <w:t>Leitung</w:t>
-      </w:r>
-      <w:proofErr w:type="spellEnd"/>
-      <w:r>
-        <w:t xml:space="preserve"> des </w:t>
-      </w:r>
-      <w:proofErr w:type="spellStart"/>
-      <w:r>
-        <w:t>Wassers</w:t>
-      </w:r>
-      <w:proofErr w:type="spellEnd"/>
-      <w:r>
-        <w:t xml:space="preserve"> </w:t>
-      </w:r>
-      <w:proofErr w:type="spellStart"/>
-      <w:r>
-        <w:t>im</w:t>
-      </w:r>
-      <w:proofErr w:type="spellEnd"/>
-      <w:r>
-        <w:t xml:space="preserve"> Boden. </w:t>
-      </w:r>
-      <w:proofErr w:type="spellStart"/>
-      <w:r>
-        <w:t>Sitzungsber</w:t>
-      </w:r>
-      <w:proofErr w:type="spellEnd"/>
-      <w:r>
-        <w:t xml:space="preserve"> </w:t>
-      </w:r>
-      <w:proofErr w:type="spellStart"/>
-      <w:r>
-        <w:t>Akad</w:t>
-      </w:r>
-      <w:proofErr w:type="spellEnd"/>
-      <w:r>
-        <w:t xml:space="preserve">. </w:t>
-      </w:r>
-      <w:proofErr w:type="spellStart"/>
-      <w:r>
-        <w:t>Wiss</w:t>
-      </w:r>
-      <w:proofErr w:type="spellEnd"/>
-      <w:r>
-        <w:t>., Wien 136 (2a), 271-306 (1927)</w:t>
+        <w:t>Kozeny, J.</w:t>
+      </w:r>
+      <w:r>
+        <w:t xml:space="preserve"> Ueber kapillare Leitung des Wassers im Boden. Sitzungsber Akad. Wiss., Wien 136 (2a), 271-306 (1927)</w:t>
       </w:r>
     </w:p>
     <w:p>
@@ -13035,37 +12283,12 @@
         <w:ind w:left="0" w:firstLine="283"/>
         <w:jc w:val="both"/>
       </w:pPr>
-      <w:proofErr w:type="spellStart"/>
       <w:r>
         <w:rPr>
           <w:i/>
           <w:iCs/>
         </w:rPr>
-        <w:t>Nikiforov</w:t>
-      </w:r>
-      <w:proofErr w:type="spellEnd"/>
-      <w:r>
-        <w:rPr>
-          <w:i/>
-          <w:iCs/>
-        </w:rPr>
-        <w:t xml:space="preserve"> A. I., </w:t>
-      </w:r>
-      <w:proofErr w:type="spellStart"/>
-      <w:r>
-        <w:rPr>
-          <w:i/>
-          <w:iCs/>
-        </w:rPr>
-        <w:t>Zakirov</w:t>
-      </w:r>
-      <w:proofErr w:type="spellEnd"/>
-      <w:r>
-        <w:rPr>
-          <w:i/>
-          <w:iCs/>
-        </w:rPr>
-        <w:t xml:space="preserve"> T. R. and Nikiforov1 G. A.</w:t>
+        <w:t>Nikiforov A. I., Zakirov T. R. and Nikiforov1 G. A.</w:t>
       </w:r>
       <w:r>
         <w:t xml:space="preserve"> Model for Treatment of Oil Reservoirs with Polymer-Dispersed Systems. Chem Tech Fuels Oils 51 (1), 105–112 (2015)</w:t>
@@ -13156,25 +12379,7 @@
           <w:iCs/>
           <w:lang w:val="ru-RU"/>
         </w:rPr>
-        <w:t xml:space="preserve">Никифоров А.И., </w:t>
-      </w:r>
-      <w:proofErr w:type="spellStart"/>
-      <w:r>
-        <w:rPr>
-          <w:i/>
-          <w:iCs/>
-          <w:lang w:val="ru-RU"/>
-        </w:rPr>
-        <w:t>Никаньшин</w:t>
-      </w:r>
-      <w:proofErr w:type="spellEnd"/>
-      <w:r>
-        <w:rPr>
-          <w:i/>
-          <w:iCs/>
-          <w:lang w:val="ru-RU"/>
-        </w:rPr>
-        <w:t xml:space="preserve"> Д.П.</w:t>
+        <w:t>Никифоров А.И., Никаньшин Д.П.</w:t>
       </w:r>
       <w:r>
         <w:rPr>
@@ -13198,101 +12403,14 @@
           <w:i/>
           <w:iCs/>
         </w:rPr>
-        <w:t xml:space="preserve">S. A. Mousavi </w:t>
-      </w:r>
-      <w:proofErr w:type="spellStart"/>
-      <w:r>
-        <w:rPr>
-          <w:i/>
-          <w:iCs/>
-        </w:rPr>
-        <w:t>Dehghani</w:t>
-      </w:r>
-      <w:proofErr w:type="spellEnd"/>
-      <w:r>
-        <w:rPr>
-          <w:i/>
-          <w:iCs/>
-        </w:rPr>
-        <w:t xml:space="preserve">, M. </w:t>
-      </w:r>
-      <w:proofErr w:type="spellStart"/>
-      <w:r>
-        <w:rPr>
-          <w:i/>
-          <w:iCs/>
-        </w:rPr>
-        <w:t>Vafaie</w:t>
-      </w:r>
-      <w:proofErr w:type="spellEnd"/>
-      <w:r>
-        <w:rPr>
-          <w:i/>
-          <w:iCs/>
-        </w:rPr>
-        <w:t xml:space="preserve"> </w:t>
-      </w:r>
-      <w:proofErr w:type="spellStart"/>
-      <w:proofErr w:type="gramStart"/>
-      <w:r>
-        <w:rPr>
-          <w:i/>
-          <w:iCs/>
-        </w:rPr>
-        <w:t>Sefti</w:t>
-      </w:r>
-      <w:proofErr w:type="spellEnd"/>
-      <w:r>
-        <w:rPr>
-          <w:i/>
-          <w:iCs/>
-        </w:rPr>
-        <w:t xml:space="preserve"> ,</w:t>
-      </w:r>
-      <w:proofErr w:type="gramEnd"/>
-      <w:r>
-        <w:rPr>
-          <w:i/>
-          <w:iCs/>
-        </w:rPr>
-        <w:t xml:space="preserve"> H. </w:t>
-      </w:r>
-      <w:proofErr w:type="spellStart"/>
-      <w:r>
-        <w:rPr>
-          <w:i/>
-          <w:iCs/>
-        </w:rPr>
-        <w:t>Mehdizadeh</w:t>
-      </w:r>
-      <w:proofErr w:type="spellEnd"/>
-      <w:r>
-        <w:rPr>
-          <w:i/>
-          <w:iCs/>
-        </w:rPr>
-        <w:t xml:space="preserve"> and H. </w:t>
-      </w:r>
-      <w:proofErr w:type="spellStart"/>
-      <w:r>
-        <w:rPr>
-          <w:i/>
-          <w:iCs/>
-        </w:rPr>
-        <w:t>Shirkhanloo</w:t>
-      </w:r>
-      <w:proofErr w:type="spellEnd"/>
+        <w:t>S. A. Mousavi Dehghani, M. Vafaie Sefti , H. Mehdizadeh and H. Shirkhanloo</w:t>
+      </w:r>
       <w:r>
         <w:t xml:space="preserve"> Solid Phase </w:t>
       </w:r>
       <w:r>
-        <w:t xml:space="preserve">Equation of State Application for Wax Formation Prediction in Petroleum Mixtures Iranian Journal of Chemical Engineering Vol. 5, No. 2 (Spring), 2008, </w:t>
-      </w:r>
-      <w:proofErr w:type="spellStart"/>
-      <w:r>
-        <w:t>IAChE</w:t>
-      </w:r>
-      <w:proofErr w:type="spellEnd"/>
+        <w:t>Equation of State Application for Wax Formation Prediction in Petroleum Mixtures Iranian Journal of Chemical Engineering Vol. 5, No. 2 (Spring), 2008, IAChE</w:t>
+      </w:r>
     </w:p>
     <w:p>
       <w:pPr>
@@ -13313,7 +12431,6 @@
           <w:iCs/>
           <w:lang w:val="ru-RU"/>
         </w:rPr>
-        <w:lastRenderedPageBreak/>
         <w:t>Чекалин А.Н., Конюхов В.М., Костерин А.В.</w:t>
       </w:r>
       <w:r>
@@ -13322,37 +12439,8 @@
         </w:rPr>
         <w:t xml:space="preserve"> Двухфазная многокомпонентная фильтрация в нефтяных пластах сложной структуры. </w:t>
       </w:r>
-      <w:proofErr w:type="spellStart"/>
-      <w:r>
-        <w:t>Казань</w:t>
-      </w:r>
-      <w:proofErr w:type="spellEnd"/>
-      <w:r>
-        <w:t xml:space="preserve">: </w:t>
-      </w:r>
-      <w:proofErr w:type="spellStart"/>
-      <w:r>
-        <w:t>Казан</w:t>
-      </w:r>
-      <w:proofErr w:type="spellEnd"/>
-      <w:r>
-        <w:t xml:space="preserve">. </w:t>
-      </w:r>
-      <w:proofErr w:type="spellStart"/>
-      <w:r>
-        <w:t>гос</w:t>
-      </w:r>
-      <w:proofErr w:type="spellEnd"/>
-      <w:r>
-        <w:t xml:space="preserve">. </w:t>
-      </w:r>
-      <w:proofErr w:type="spellStart"/>
-      <w:r>
-        <w:t>ун</w:t>
-      </w:r>
-      <w:proofErr w:type="spellEnd"/>
-      <w:r>
-        <w:t>-т, 2009, 180 с.</w:t>
+      <w:r>
+        <w:t>Казань: Казан. гос. ун-т, 2009, 180 с.</w:t>
       </w:r>
       <w:bookmarkEnd w:id="8"/>
     </w:p>
@@ -13376,21 +12464,12 @@
         </w:rPr>
         <w:t xml:space="preserve"> </w:t>
       </w:r>
-      <w:proofErr w:type="spellStart"/>
       <w:r>
         <w:rPr>
           <w:highlight w:val="red"/>
           <w:lang w:val="ru-RU"/>
         </w:rPr>
-        <w:t>Алишаев</w:t>
-      </w:r>
-      <w:proofErr w:type="spellEnd"/>
-      <w:r>
-        <w:rPr>
-          <w:highlight w:val="red"/>
-          <w:lang w:val="ru-RU"/>
-        </w:rPr>
-        <w:t xml:space="preserve"> М.Г., Расчет температурного поля пласта при инжекции жидкости для плоского фильтрационного течения, Известия Академии наук СССР. Механика жидкости и газа., 1979. № 1. С. 67.</w:t>
+        <w:t>Алишаев М.Г., Расчет температурного поля пласта при инжекции жидкости для плоского фильтрационного течения, Известия Академии наук СССР. Механика жидкости и газа., 1979. № 1. С. 67.</w:t>
       </w:r>
     </w:p>
     <w:sectPr>

--- a/resources/статьи_конференции/LJM_2026/LazarevIS.docx
+++ b/resources/статьи_конференции/LJM_2026/LazarevIS.docx
@@ -1,6 +1,6 @@
 
 <file path=word/document.xml><?xml version="1.0" encoding="utf-8"?>
-<w:document xmlns:wpc="http://schemas.microsoft.com/office/word/2010/wordprocessingCanvas" xmlns:cx="http://schemas.microsoft.com/office/drawing/2014/chartex" xmlns:cx1="http://schemas.microsoft.com/office/drawing/2015/9/8/chartex" xmlns:cx2="http://schemas.microsoft.com/office/drawing/2015/10/21/chartex" xmlns:cx3="http://schemas.microsoft.com/office/drawing/2016/5/9/chartex" xmlns:cx4="http://schemas.microsoft.com/office/drawing/2016/5/10/chartex" xmlns:cx5="http://schemas.microsoft.com/office/drawing/2016/5/11/chartex" xmlns:cx6="http://schemas.microsoft.com/office/drawing/2016/5/12/chartex" xmlns:cx7="http://schemas.microsoft.com/office/drawing/2016/5/13/chartex" xmlns:cx8="http://schemas.microsoft.com/office/drawing/2016/5/14/chartex" xmlns:mc="http://schemas.openxmlformats.org/markup-compatibility/2006" xmlns:aink="http://schemas.microsoft.com/office/drawing/2016/ink" xmlns:am3d="http://schemas.microsoft.com/office/drawing/2017/model3d" xmlns:o="urn:schemas-microsoft-com:office:office" xmlns:r="http://schemas.openxmlformats.org/officeDocument/2006/relationships" xmlns:m="http://schemas.openxmlformats.org/officeDocument/2006/math" xmlns:v="urn:schemas-microsoft-com:vml" xmlns:wp14="http://schemas.microsoft.com/office/word/2010/wordprocessingDrawing" xmlns:wp="http://schemas.openxmlformats.org/drawingml/2006/wordprocessingDrawing" xmlns:w10="urn:schemas-microsoft-com:office:word" xmlns:w="http://schemas.openxmlformats.org/wordprocessingml/2006/main" xmlns:w14="http://schemas.microsoft.com/office/word/2010/wordml" xmlns:w15="http://schemas.microsoft.com/office/word/2012/wordml" xmlns:w16cex="http://schemas.microsoft.com/office/word/2018/wordml/cex" xmlns:w16cid="http://schemas.microsoft.com/office/word/2016/wordml/cid" xmlns:w16="http://schemas.microsoft.com/office/word/2018/wordml" xmlns:w16sdtdh="http://schemas.microsoft.com/office/word/2020/wordml/sdtdatahash" xmlns:w16se="http://schemas.microsoft.com/office/word/2015/wordml/symex" xmlns:wpg="http://schemas.microsoft.com/office/word/2010/wordprocessingGroup" xmlns:wpi="http://schemas.microsoft.com/office/word/2010/wordprocessingInk" xmlns:wne="http://schemas.microsoft.com/office/word/2006/wordml" xmlns:wps="http://schemas.microsoft.com/office/word/2010/wordprocessingShape" mc:Ignorable="w14 w15 w16se w16cid w16 w16cex w16sdtdh wp14">
+<w:document xmlns:ve="http://schemas.openxmlformats.org/markup-compatibility/2006" xmlns:o="urn:schemas-microsoft-com:office:office" xmlns:r="http://schemas.openxmlformats.org/officeDocument/2006/relationships" xmlns:m="http://schemas.openxmlformats.org/officeDocument/2006/math" xmlns:v="urn:schemas-microsoft-com:vml" xmlns:wp="http://schemas.openxmlformats.org/drawingml/2006/wordprocessingDrawing" xmlns:w10="urn:schemas-microsoft-com:office:word" xmlns:w="http://schemas.openxmlformats.org/wordprocessingml/2006/main" xmlns:wne="http://schemas.microsoft.com/office/word/2006/wordml">
   <w:body>
     <w:p>
       <w:pPr>
@@ -36,6 +36,39 @@
           <w:lang w:val="ru-RU"/>
         </w:rPr>
         <w:t>(подумать над названием)</w:t>
+      </w:r>
+    </w:p>
+    <w:p>
+      <w:pPr>
+        <w:pStyle w:val="a0"/>
+        <w:jc w:val="center"/>
+        <w:rPr>
+          <w:b/>
+          <w:lang w:val="ru-RU"/>
+        </w:rPr>
+      </w:pPr>
+      <w:r>
+        <w:rPr>
+          <w:b/>
+          <w:lang w:val="ru-RU"/>
+        </w:rPr>
+        <w:t xml:space="preserve">Моделирование выпадения парафина при </w:t>
+      </w:r>
+      <w:proofErr w:type="spellStart"/>
+      <w:r>
+        <w:rPr>
+          <w:b/>
+          <w:lang w:val="ru-RU"/>
+        </w:rPr>
+        <w:t>заводнении</w:t>
+      </w:r>
+      <w:proofErr w:type="spellEnd"/>
+      <w:r>
+        <w:rPr>
+          <w:b/>
+          <w:lang w:val="ru-RU"/>
+        </w:rPr>
+        <w:t xml:space="preserve"> нефтяных пластов холодной водой</w:t>
       </w:r>
     </w:p>
     <w:p>
@@ -77,11 +110,27 @@
           <w:rFonts w:ascii="Times New Roman" w:hAnsi="Times New Roman" w:cs="Times New Roman"/>
           <w:lang w:val="ru-RU"/>
         </w:rPr>
-        <w:t xml:space="preserve">Предложена математическая модель, описывающая в двумерной постановке процесс отложения парафина при закачке холодной воды в коллектор, насыщенный парафинистой нефтью. Учтены процессы фазовых переходов, связанные с кристаллизацией парафина при снижении температуры, и последующее отложение твердых частиц в пористой среде. Процесс осаждения парафина предполагается равновесным и моделируется на основе теории идеального раствора для двухкомпонентной системы «нефть-парафин». Механизм блокировки пор описан с использованием функции распределения пор по размерам. Полученная система дифференциальных уравнений решалась методом конечных объемов. Для совместного решения уравнений давления и насыщенности был использован метод </w:t>
-      </w:r>
+        <w:t xml:space="preserve">Предложена математическая модель, описывающая процесс отложения парафина при закачке холодной воды в коллектор, насыщенный </w:t>
+      </w:r>
+      <w:proofErr w:type="spellStart"/>
       <w:r>
         <w:rPr>
           <w:rFonts w:ascii="Times New Roman" w:hAnsi="Times New Roman" w:cs="Times New Roman"/>
+          <w:lang w:val="ru-RU"/>
+        </w:rPr>
+        <w:t>парафинистой</w:t>
+      </w:r>
+      <w:proofErr w:type="spellEnd"/>
+      <w:r>
+        <w:rPr>
+          <w:rFonts w:ascii="Times New Roman" w:hAnsi="Times New Roman" w:cs="Times New Roman"/>
+          <w:lang w:val="ru-RU"/>
+        </w:rPr>
+        <w:t xml:space="preserve"> нефтью. Учтены процессы фазовых переходов, связанные с кристаллизацией парафина при снижении температуры, и последующее отложение твердых частиц в пористой среде. Процесс осаждения парафина предполагается равновесным и моделируется на основе теории идеального раствора для двухкомпонентной системы «нефть-парафин». Механизм блокировки пор описан с использованием функции распределения пор по размерам. Полученная система дифференциальных уравнений решалась методом конечных объемов. Для совместного решения уравнений давления и насыщенности был использован метод </w:t>
+      </w:r>
+      <w:r>
+        <w:rPr>
+          <w:rFonts w:ascii="Times New Roman" w:hAnsi="Times New Roman" w:cs="Times New Roman"/>
         </w:rPr>
         <w:t>IMPES</w:t>
       </w:r>
@@ -142,7 +191,107 @@
           <w:rFonts w:ascii="Times New Roman" w:hAnsi="Times New Roman" w:cs="Times New Roman"/>
           <w:lang w:val="ru-RU"/>
         </w:rPr>
-        <w:t>). Результаты исследования выявили, что кольматация порового пространства парафиновыми отложениями приводит к значительному ухудшению фильтрационно-емкостных свойств (ФЕС) пласта. Наблюдается существенное снижение проницаемости и скорости фильтрации флюидов. Это обусловливает уменьшение продуктивности скважин и, как следствие, увеличение продолжительности разработки месторождения. Также происходит снижение коэффициента извлечения нефти из-за блокировки поровых каналов. В совокупности это сильно снижает эффективность систем поддержания пластового давления, что требует применения соответствующих методов интенсификации добычи.</w:t>
+        <w:t xml:space="preserve">). Результаты исследования выявили, что </w:t>
+      </w:r>
+      <w:proofErr w:type="spellStart"/>
+      <w:r>
+        <w:rPr>
+          <w:rFonts w:ascii="Times New Roman" w:hAnsi="Times New Roman" w:cs="Times New Roman"/>
+          <w:lang w:val="ru-RU"/>
+        </w:rPr>
+        <w:t>кольматация</w:t>
+      </w:r>
+      <w:proofErr w:type="spellEnd"/>
+      <w:r>
+        <w:rPr>
+          <w:rFonts w:ascii="Times New Roman" w:hAnsi="Times New Roman" w:cs="Times New Roman"/>
+          <w:lang w:val="ru-RU"/>
+        </w:rPr>
+        <w:t xml:space="preserve"> порового пространства парафиновыми отложениями приводит к ухудшению фильтрационно-емкостных свойств (ФЕС) пласта. </w:t>
+      </w:r>
+      <w:r>
+        <w:rPr>
+          <w:rFonts w:ascii="Times New Roman" w:hAnsi="Times New Roman" w:cs="Times New Roman"/>
+          <w:lang w:val="ru-RU"/>
+        </w:rPr>
+        <w:t xml:space="preserve">Из-за </w:t>
+      </w:r>
+      <w:r>
+        <w:rPr>
+          <w:rFonts w:ascii="Times New Roman" w:hAnsi="Times New Roman" w:cs="Times New Roman"/>
+          <w:lang w:val="ru-RU"/>
+        </w:rPr>
+        <w:t>снижени</w:t>
+      </w:r>
+      <w:r>
+        <w:rPr>
+          <w:rFonts w:ascii="Times New Roman" w:hAnsi="Times New Roman" w:cs="Times New Roman"/>
+          <w:lang w:val="ru-RU"/>
+        </w:rPr>
+        <w:t>я</w:t>
+      </w:r>
+      <w:r>
+        <w:rPr>
+          <w:rFonts w:ascii="Times New Roman" w:hAnsi="Times New Roman" w:cs="Times New Roman"/>
+          <w:lang w:val="ru-RU"/>
+        </w:rPr>
+        <w:t xml:space="preserve"> проницаемости и скорости фильтрации флюидов</w:t>
+      </w:r>
+      <w:r>
+        <w:rPr>
+          <w:rFonts w:ascii="Times New Roman" w:hAnsi="Times New Roman" w:cs="Times New Roman"/>
+          <w:lang w:val="ru-RU"/>
+        </w:rPr>
+        <w:t xml:space="preserve"> </w:t>
+      </w:r>
+      <w:r>
+        <w:rPr>
+          <w:rFonts w:ascii="Times New Roman" w:hAnsi="Times New Roman" w:cs="Times New Roman"/>
+          <w:lang w:val="ru-RU"/>
+        </w:rPr>
+        <w:t>уменьш</w:t>
+      </w:r>
+      <w:r>
+        <w:rPr>
+          <w:rFonts w:ascii="Times New Roman" w:hAnsi="Times New Roman" w:cs="Times New Roman"/>
+          <w:lang w:val="ru-RU"/>
+        </w:rPr>
+        <w:t>ается</w:t>
+      </w:r>
+      <w:r>
+        <w:rPr>
+          <w:rFonts w:ascii="Times New Roman" w:hAnsi="Times New Roman" w:cs="Times New Roman"/>
+          <w:lang w:val="ru-RU"/>
+        </w:rPr>
+        <w:t xml:space="preserve"> продуктивност</w:t>
+      </w:r>
+      <w:r>
+        <w:rPr>
+          <w:rFonts w:ascii="Times New Roman" w:hAnsi="Times New Roman" w:cs="Times New Roman"/>
+          <w:lang w:val="ru-RU"/>
+        </w:rPr>
+        <w:t>ь</w:t>
+      </w:r>
+      <w:r>
+        <w:rPr>
+          <w:rFonts w:ascii="Times New Roman" w:hAnsi="Times New Roman" w:cs="Times New Roman"/>
+          <w:lang w:val="ru-RU"/>
+        </w:rPr>
+        <w:t xml:space="preserve"> скважин и, как следствие, увелич</w:t>
+      </w:r>
+      <w:r>
+        <w:rPr>
+          <w:rFonts w:ascii="Times New Roman" w:hAnsi="Times New Roman" w:cs="Times New Roman"/>
+          <w:lang w:val="ru-RU"/>
+        </w:rPr>
+        <w:t>ивается</w:t>
+      </w:r>
+      <w:r>
+        <w:rPr>
+          <w:rFonts w:ascii="Times New Roman" w:hAnsi="Times New Roman" w:cs="Times New Roman"/>
+          <w:lang w:val="ru-RU"/>
+        </w:rPr>
+        <w:t xml:space="preserve"> продолжительности разработки месторождения. Также происходит снижение коэффициента извлечения.</w:t>
       </w:r>
     </w:p>
     <w:p>
@@ -154,6 +303,7 @@
           <w:lang w:val="ru-RU"/>
         </w:rPr>
       </w:pPr>
+      <w:proofErr w:type="gramStart"/>
       <w:r>
         <w:rPr>
           <w:rFonts w:ascii="Times New Roman" w:hAnsi="Times New Roman" w:cs="Times New Roman"/>
@@ -176,8 +326,23 @@
         <w:rPr>
           <w:lang w:val="ru-RU"/>
         </w:rPr>
-        <w:t>неизотермическая фильтрация, парафиновые отложения, дисперсные частицы, кольматация, пористость, проницаемость, повреждение пласта, численное моделирование</w:t>
-      </w:r>
+        <w:t xml:space="preserve">неизотермическая фильтрация, парафиновые отложения, дисперсные частицы, </w:t>
+      </w:r>
+      <w:proofErr w:type="spellStart"/>
+      <w:r>
+        <w:rPr>
+          <w:lang w:val="ru-RU"/>
+        </w:rPr>
+        <w:t>кольматация</w:t>
+      </w:r>
+      <w:proofErr w:type="spellEnd"/>
+      <w:r>
+        <w:rPr>
+          <w:lang w:val="ru-RU"/>
+        </w:rPr>
+        <w:t>, пористость, проницаемость, повреждение пласта, численное моделирование</w:t>
+      </w:r>
+      <w:proofErr w:type="gramEnd"/>
     </w:p>
     <w:p>
       <w:pPr>
@@ -209,7 +374,91 @@
         <w:rPr>
           <w:lang w:val="ru-RU"/>
         </w:rPr>
-        <w:t>В процессе разработки нефтегазовых месторождений заводнением пластовые флюиды могут приобретать температуру, отличную от естественной температуры пласта. Это изменение может быть вызвано различными причинами, зависящими от характера фильтрационного потока, а также от технологии разработки, в процессе которой на продуктивные коллекторы оказывают различные тепловые воздействия. Примером подобного воздействия является нагнетание воды с целью поддержания пластового давления. В случае, когда температура нагнетаемой вода воды ниже температуры пласта, может возникать множество негативных эффектов, ухудшающих ФЕС коллектора. Наиболее яркий пример — отложение парафина, вызывающее снижение пористости, проницаемости, особенно вблизи призабойной зоны пласта, и, следовательно, увеличение скин-фактора. Нефтяные месторождения высоковязких нефтей, содержащих значительные концентрации парафинов, смол и асфальтенов, осваиваются с меньшей интенсивностью. Это связано с тем, что такие залежи требуют применения специализированных технологий для эффективной добычи, транспортировки и подготовки. Но сложность разработки не уменьшает их экономический потенциал. Глобальные запасы подобных нефтей превышают 810 миллиардов тонн</w:t>
+        <w:t xml:space="preserve">В процессе разработки нефтегазовых месторождений </w:t>
+      </w:r>
+      <w:proofErr w:type="spellStart"/>
+      <w:r>
+        <w:rPr>
+          <w:lang w:val="ru-RU"/>
+        </w:rPr>
+        <w:t>заводнением</w:t>
+      </w:r>
+      <w:proofErr w:type="spellEnd"/>
+      <w:r>
+        <w:rPr>
+          <w:lang w:val="ru-RU"/>
+        </w:rPr>
+        <w:t xml:space="preserve"> пластовые флюиды могут приобретать температуру, отличную от естественной температуры пласта. Это изменение может быть вызвано различными причинами, зависящими от характера фильтрационного потока, а также от технологии разработки, в процессе которой на продуктивные коллекторы оказывают различные тепловые воздействия. Примером подобного воздействия является нагнетание воды с целью поддержания пластового давления. В случае, когда температура нагнетаемой вода воды ниже температуры пласта, может возникать множество негативных эффектов, ухудшающих ФЕС коллектора. Наиболее яркий пример — отложение парафина, вызывающее снижение пористости, проницаемости, особенно вблизи </w:t>
+      </w:r>
+      <w:proofErr w:type="spellStart"/>
+      <w:r>
+        <w:rPr>
+          <w:lang w:val="ru-RU"/>
+        </w:rPr>
+        <w:t>призабойной</w:t>
+      </w:r>
+      <w:proofErr w:type="spellEnd"/>
+      <w:r>
+        <w:rPr>
+          <w:lang w:val="ru-RU"/>
+        </w:rPr>
+        <w:t xml:space="preserve"> зоны пласта, и, следовательно, увеличение </w:t>
+      </w:r>
+      <w:proofErr w:type="spellStart"/>
+      <w:r>
+        <w:rPr>
+          <w:lang w:val="ru-RU"/>
+        </w:rPr>
+        <w:t>скин-фактора</w:t>
+      </w:r>
+      <w:proofErr w:type="spellEnd"/>
+      <w:r>
+        <w:rPr>
+          <w:lang w:val="ru-RU"/>
+        </w:rPr>
+        <w:t xml:space="preserve">. Нефтяные месторождения высоковязких </w:t>
+      </w:r>
+      <w:proofErr w:type="spellStart"/>
+      <w:r>
+        <w:rPr>
+          <w:lang w:val="ru-RU"/>
+        </w:rPr>
+        <w:t>нефтей</w:t>
+      </w:r>
+      <w:proofErr w:type="spellEnd"/>
+      <w:r>
+        <w:rPr>
+          <w:lang w:val="ru-RU"/>
+        </w:rPr>
+        <w:t xml:space="preserve">, содержащих значительные концентрации парафинов, смол и </w:t>
+      </w:r>
+      <w:proofErr w:type="spellStart"/>
+      <w:r>
+        <w:rPr>
+          <w:lang w:val="ru-RU"/>
+        </w:rPr>
+        <w:t>асфальтенов</w:t>
+      </w:r>
+      <w:proofErr w:type="spellEnd"/>
+      <w:r>
+        <w:rPr>
+          <w:lang w:val="ru-RU"/>
+        </w:rPr>
+        <w:t xml:space="preserve">, осваиваются с меньшей интенсивностью. Это связано с тем, что такие залежи требуют применения специализированных технологий для эффективной добычи, транспортировки и подготовки. Но сложность разработки не уменьшает их экономический потенциал. Глобальные запасы подобных </w:t>
+      </w:r>
+      <w:proofErr w:type="spellStart"/>
+      <w:r>
+        <w:rPr>
+          <w:lang w:val="ru-RU"/>
+        </w:rPr>
+        <w:t>нефтей</w:t>
+      </w:r>
+      <w:proofErr w:type="spellEnd"/>
+      <w:r>
+        <w:rPr>
+          <w:lang w:val="ru-RU"/>
+        </w:rPr>
+        <w:t xml:space="preserve"> превышают 810 миллиардов тонн</w:t>
       </w:r>
       <w:r>
         <w:rPr>
@@ -227,14 +476,21 @@
         <w:rPr>
           <w:lang w:val="ru-RU"/>
         </w:rPr>
-        <w:t xml:space="preserve">. Россия уступает по этому показателю только Венесуэле и Канаде, обладая геологическими запасами высоковязкой нефти порядка 6-7 миллиардов тонн. </w:t>
-      </w:r>
-      <w:r>
-        <w:rPr>
-          <w:lang w:val="ru-RU"/>
-        </w:rPr>
-        <w:lastRenderedPageBreak/>
-        <w:t xml:space="preserve">Парафины преимущественно состоят из нормальных алканов с числом атомов углерода </w:t>
+        <w:t xml:space="preserve">. Россия уступает по этому показателю только Венесуэле и Канаде, обладая геологическими запасами высоковязкой нефти порядка 6-7 миллиардов тонн. Парафины преимущественно состоят из нормальных </w:t>
+      </w:r>
+      <w:proofErr w:type="spellStart"/>
+      <w:r>
+        <w:rPr>
+          <w:lang w:val="ru-RU"/>
+        </w:rPr>
+        <w:t>алканов</w:t>
+      </w:r>
+      <w:proofErr w:type="spellEnd"/>
+      <w:r>
+        <w:rPr>
+          <w:lang w:val="ru-RU"/>
+        </w:rPr>
+        <w:t xml:space="preserve"> с числом атомов углерода </w:t>
       </w:r>
       <m:oMath>
         <m:r>
@@ -276,8 +532,68 @@
         <w:rPr>
           <w:lang w:val="ru-RU"/>
         </w:rPr>
-        <w:t xml:space="preserve"> количество которых в парафине обычно превышает 75%, а остальная часть в основном состоит из изоалканов, циклоалканов и алкилбензолов</w:t>
-      </w:r>
+        <w:t xml:space="preserve"> количество</w:t>
+      </w:r>
+      <w:r>
+        <w:rPr>
+          <w:lang w:val="ru-RU"/>
+        </w:rPr>
+        <w:t>,</w:t>
+      </w:r>
+      <w:r>
+        <w:rPr>
+          <w:lang w:val="ru-RU"/>
+        </w:rPr>
+        <w:t xml:space="preserve"> которых в парафине обычно </w:t>
+      </w:r>
+      <w:r>
+        <w:rPr>
+          <w:lang w:val="ru-RU"/>
+        </w:rPr>
+        <w:t>больше</w:t>
+      </w:r>
+      <w:r>
+        <w:rPr>
+          <w:lang w:val="ru-RU"/>
+        </w:rPr>
+        <w:t xml:space="preserve"> 75%, а остальная часть в основном состоит из </w:t>
+      </w:r>
+      <w:proofErr w:type="spellStart"/>
+      <w:r>
+        <w:rPr>
+          <w:lang w:val="ru-RU"/>
+        </w:rPr>
+        <w:t>изоалканов</w:t>
+      </w:r>
+      <w:proofErr w:type="spellEnd"/>
+      <w:r>
+        <w:rPr>
+          <w:lang w:val="ru-RU"/>
+        </w:rPr>
+        <w:t xml:space="preserve">, </w:t>
+      </w:r>
+      <w:proofErr w:type="spellStart"/>
+      <w:r>
+        <w:rPr>
+          <w:lang w:val="ru-RU"/>
+        </w:rPr>
+        <w:t>циклоалканов</w:t>
+      </w:r>
+      <w:proofErr w:type="spellEnd"/>
+      <w:r>
+        <w:rPr>
+          <w:lang w:val="ru-RU"/>
+        </w:rPr>
+        <w:t xml:space="preserve"> и </w:t>
+      </w:r>
+      <w:proofErr w:type="spellStart"/>
+      <w:r>
+        <w:rPr>
+          <w:lang w:val="ru-RU"/>
+        </w:rPr>
+        <w:t>алкилбензолов</w:t>
+      </w:r>
+      <w:proofErr w:type="spellEnd"/>
       <w:r>
         <w:rPr>
           <w:lang w:val="ru-RU"/>
@@ -288,7 +604,26 @@
         <w:rPr>
           <w:lang w:val="ru-RU"/>
         </w:rPr>
-        <w:t xml:space="preserve">. Растворимость парафина в нефти непосредственно связана с ее температурой. При достаточно высокой температуре парафин может полностью раствориться в нефти. В условиях пониженной температуры парафин способен затвердевать, при этом образуется дисперсная система, состоящая из жидкой нефтяной фазы и твёрдых частиц парафина. При промежуточных температурных значениях парафиновый компонент может быть частично растворен в нефти, а частично находиться в нефтяной фазе в виде дисперсных частиц. Образование твердых частиц парафина в нефти сопровождается их осаждением на поверхности пор пласта. Накопление парафиновых отложений приводит к уменьшению проницаемости пористой среды, что значительно затрудняет отбор нефти из пластов. Таким образом, парафиновые отложения становятся серьезной причиной снижения производительности нефтяных скважин. Анализ керна с применением компьютерной томографии до и после фильтрации парафинсодержащей нефти при пониженной </w:t>
+        <w:t xml:space="preserve">. Растворимость </w:t>
+      </w:r>
+      <w:r>
+        <w:rPr>
+          <w:lang w:val="ru-RU"/>
+        </w:rPr>
+        <w:lastRenderedPageBreak/>
+        <w:t>парафина в нефти непосредственно связана с ее температурой. При достаточно высокой температуре парафин может полностью раствор</w:t>
+      </w:r>
+      <w:r>
+        <w:rPr>
+          <w:lang w:val="ru-RU"/>
+        </w:rPr>
+        <w:t>я</w:t>
+      </w:r>
+      <w:r>
+        <w:rPr>
+          <w:lang w:val="ru-RU"/>
+        </w:rPr>
+        <w:t xml:space="preserve">ться в нефти. В условиях пониженной температуры парафин способен затвердевать, при этом образуется дисперсная система, состоящая из жидкой нефтяной фазы и твёрдых частиц парафина. При промежуточных температурных значениях парафиновый компонент может быть частично растворен в нефти, а частично находиться в нефтяной фазе в виде дисперсных частиц. Образование твердых частиц парафина в нефти сопровождается их осаждением на поверхности пор пласта. Накопление парафиновых отложений приводит к уменьшению проницаемости пористой среды, что значительно затрудняет отбор нефти из пластов. Таким образом, парафиновые отложения становятся серьезной причиной снижения производительности нефтяных скважин. Анализ керна с применением компьютерной томографии до и после фильтрации парафинсодержащей нефти при пониженной </w:t>
       </w:r>
       <w:r>
         <w:rPr>
@@ -318,7 +653,21 @@
         <w:rPr>
           <w:lang w:val="ru-RU"/>
         </w:rPr>
-        <w:t xml:space="preserve">, что кольматация порового пространства парафином привела к уменьшению открытой пористости с </w:t>
+        <w:t xml:space="preserve">, что </w:t>
+      </w:r>
+      <w:proofErr w:type="spellStart"/>
+      <w:r>
+        <w:rPr>
+          <w:lang w:val="ru-RU"/>
+        </w:rPr>
+        <w:t>кольматация</w:t>
+      </w:r>
+      <w:proofErr w:type="spellEnd"/>
+      <w:r>
+        <w:rPr>
+          <w:lang w:val="ru-RU"/>
+        </w:rPr>
+        <w:t xml:space="preserve"> порового пространства парафином привела к уменьшению открытой пористости с </w:t>
       </w:r>
       <m:oMath>
         <m:r>
@@ -326,7 +675,7 @@
             <w:rFonts w:ascii="Cambria Math" w:hAnsi="Cambria Math"/>
             <w:lang w:val="ru-RU"/>
           </w:rPr>
-          <m:t>9%</m:t>
+          <m:t>0.9%</m:t>
         </m:r>
       </m:oMath>
       <w:r>
@@ -364,7 +713,26 @@
         <w:rPr>
           <w:lang w:val="ru-RU"/>
         </w:rPr>
-        <w:t>Для корректного прогноза охлаждения пласта в настоящей работе вертикальные теплопотери через кровлю и подошву учитываются по классической схеме Ловерье. Данный подход, предполагающий квазистационарный теплообмен с полубесконечными массивами пород, позволяет избежать ресурсоемкого прямого моделирования вмещающих толщ. Тепловой поток рассчитывается на основе решения уравнения теплопроводности для полубесконечного тела с граничным условием первого рода на контакте и интегрируется в уравнение энергии пласта как источник.</w:t>
+        <w:t>Построение модели прогнозирования осаждения парафина представляет собой комплексную задачу. При моделировании закачки холодной воды в нефтяной пласт необходимо учитывать два основных явления: процесс кристаллизации парафина в нефти и последующий процесс отложения парафина на поверхность пор. Имеется богатый объем информации о теплофизических характеристиках и химическом составе парафиновых соединений</w:t>
+      </w:r>
+      <w:r>
+        <w:rPr>
+          <w:lang w:val="ru-RU"/>
+        </w:rPr>
+        <w:t xml:space="preserve"> [4]</w:t>
+      </w:r>
+      <w:r>
+        <w:rPr>
+          <w:lang w:val="ru-RU"/>
+        </w:rPr>
+        <w:t xml:space="preserve">. </w:t>
+      </w:r>
+      <w:proofErr w:type="gramStart"/>
+      <w:r>
+        <w:rPr>
+          <w:lang w:val="ru-RU"/>
+        </w:rPr>
+        <w:t>Разработаны различные термодинамические модели, позволяющие предсказать температуру</w:t>
       </w:r>
       <w:r>
         <w:rPr>
@@ -374,10 +742,27 @@
       </w:r>
       <w:r>
         <w:rPr>
-          <w:highlight w:val="red"/>
-          <w:lang w:val="ru-RU"/>
-        </w:rPr>
-        <w:t>[16]</w:t>
+          <w:lang w:val="ru-RU"/>
+        </w:rPr>
+        <w:t xml:space="preserve">начала кристаллизации </w:t>
+      </w:r>
+      <w:r>
+        <w:rPr>
+          <w:lang w:val="ru-RU"/>
+        </w:rPr>
+        <w:t>(</w:t>
+      </w:r>
+      <w:r>
+        <w:rPr>
+          <w:lang w:val="ru-RU"/>
+        </w:rPr>
+        <w:t>температуру помутнения), и описывать состояние равновесия между твердой и жидкой фазами для углеводородных систем</w:t>
+      </w:r>
+      <w:r>
+        <w:rPr>
+          <w:lang w:val="ru-RU"/>
+        </w:rPr>
+        <w:t xml:space="preserve"> [2, 5, 6]</w:t>
       </w:r>
       <w:r>
         <w:rPr>
@@ -385,35 +770,110 @@
         </w:rPr>
         <w:t>.</w:t>
       </w:r>
-      <w:r>
-        <w:rPr>
-          <w:lang w:val="ru-RU"/>
-        </w:rPr>
-        <w:t xml:space="preserve"> Учет этого механизма приводит к менее интенсивному расчетному охлаждению призабойной зоны по сравнению с моделью теплоизолированных вертикальных границ</w:t>
-      </w:r>
-      <w:r>
-        <w:rPr>
-          <w:lang w:val="ru-RU"/>
-        </w:rPr>
-        <w:t>, так как окружающие породы обладают значительным запасом энергии, который расходуется на нагревание нагнетаемой воды.</w:t>
-      </w:r>
-      <w:r>
-        <w:rPr>
-          <w:lang w:val="ru-RU"/>
-        </w:rPr>
-        <w:t xml:space="preserve"> Это повышает </w:t>
-      </w:r>
-      <w:r>
-        <w:rPr>
-          <w:lang w:val="ru-RU"/>
-        </w:rPr>
-        <w:t>корректность к</w:t>
-      </w:r>
-      <w:r>
-        <w:rPr>
-          <w:lang w:val="ru-RU"/>
-        </w:rPr>
-        <w:t xml:space="preserve">омплексной модели и достоверность прогноза продуктивности скважин. </w:t>
+      <w:proofErr w:type="gramEnd"/>
+      <w:r>
+        <w:rPr>
+          <w:lang w:val="ru-RU"/>
+        </w:rPr>
+        <w:t xml:space="preserve"> В ряде научных работ для моделирования растворимости/осаждения парафинов применялось уравнение теории реальных растворов для бинарной смеси. В качестве альтернативного подхода в некоторых исследованиях используется теория идеального раствора бинарной смеси</w:t>
+      </w:r>
+      <w:r>
+        <w:rPr>
+          <w:lang w:val="ru-RU"/>
+        </w:rPr>
+        <w:t xml:space="preserve"> [7, 8]</w:t>
+      </w:r>
+      <w:r>
+        <w:rPr>
+          <w:lang w:val="ru-RU"/>
+        </w:rPr>
+        <w:t xml:space="preserve">. Обычно интенсивность отложения частиц парафина представляется комбинацией трех </w:t>
+      </w:r>
+      <w:proofErr w:type="gramStart"/>
+      <w:r>
+        <w:rPr>
+          <w:lang w:val="ru-RU"/>
+        </w:rPr>
+        <w:t>независимый</w:t>
+      </w:r>
+      <w:proofErr w:type="gramEnd"/>
+      <w:r>
+        <w:rPr>
+          <w:lang w:val="ru-RU"/>
+        </w:rPr>
+        <w:t xml:space="preserve"> факторов</w:t>
+      </w:r>
+      <w:r>
+        <w:rPr>
+          <w:lang w:val="ru-RU"/>
+        </w:rPr>
+        <w:t xml:space="preserve"> [4-6, 9]</w:t>
+      </w:r>
+      <w:r>
+        <w:rPr>
+          <w:lang w:val="ru-RU"/>
+        </w:rPr>
+        <w:t xml:space="preserve">. Первый фактор характеризует осаждение частиц на стенках пор под действием силы тяжести и/или адгезии. Второй — выражает вынос парафиновых отложений потоком нефти при превышении определенного порогового значения </w:t>
+      </w:r>
+      <w:proofErr w:type="spellStart"/>
+      <w:r>
+        <w:rPr>
+          <w:lang w:val="ru-RU"/>
+        </w:rPr>
+        <w:t>внутрипоровой</w:t>
+      </w:r>
+      <w:proofErr w:type="spellEnd"/>
+      <w:r>
+        <w:rPr>
+          <w:lang w:val="ru-RU"/>
+        </w:rPr>
+        <w:t xml:space="preserve"> скорости. </w:t>
+      </w:r>
+      <w:proofErr w:type="gramStart"/>
+      <w:r>
+        <w:rPr>
+          <w:lang w:val="ru-RU"/>
+        </w:rPr>
+        <w:t>Последний</w:t>
+      </w:r>
+      <w:proofErr w:type="gramEnd"/>
+      <w:r>
+        <w:rPr>
+          <w:lang w:val="ru-RU"/>
+        </w:rPr>
+        <w:t xml:space="preserve"> — описывает скорость, с которой парафиновые частицы блокируют поры. Отложение твердых частиц парафина в пористой среде влечет за собой снижение проницаемости. Текущее локальное значение проницаемости</w:t>
+      </w:r>
+      <w:r>
+        <w:rPr>
+          <w:lang w:val="ru-RU"/>
+        </w:rPr>
+        <w:t xml:space="preserve"> обычно</w:t>
+      </w:r>
+      <w:r>
+        <w:rPr>
+          <w:lang w:val="ru-RU"/>
+        </w:rPr>
+        <w:t xml:space="preserve"> определяется степенной зависимостью, схожей с формулой и </w:t>
+      </w:r>
+      <w:proofErr w:type="spellStart"/>
+      <w:r>
+        <w:rPr>
+          <w:lang w:val="ru-RU"/>
+        </w:rPr>
+        <w:t>Козени-Кармана</w:t>
+      </w:r>
+      <w:proofErr w:type="spellEnd"/>
+      <w:r>
+        <w:rPr>
+          <w:lang w:val="ru-RU"/>
+        </w:rPr>
+        <w:t xml:space="preserve"> [10]</w:t>
+      </w:r>
+      <w:r>
+        <w:rPr>
+          <w:lang w:val="ru-RU"/>
+        </w:rPr>
+        <w:t xml:space="preserve">. </w:t>
       </w:r>
     </w:p>
     <w:p>
@@ -429,7 +889,19 @@
         <w:rPr>
           <w:lang w:val="ru-RU"/>
         </w:rPr>
-        <w:t>Построение модели прогнозирования осаждения парафина представляет собой комплексную задачу. При моделировании закачки холодной воды в нефтяной пласт необходимо учитывать два основных явления: процесс кристаллизации парафина в нефти и последующий процесс отложения парафина на поверхность пор. Имеется богатый объем информации о теплофизических характеристиках и химическом составе парафиновых соединений</w:t>
+        <w:t>В настоящей работе нефть моделируется как двухкомпонентная углеводородная смесь, состоящая из «нефти» и «парафина». Предполагается, что данные компоненты не смешиваются с водой. Для прогнозирования температуры начала кристаллизации парафина применяется модель идеального раствора бинарной смеси</w:t>
+      </w:r>
+      <w:r>
+        <w:rPr>
+          <w:lang w:val="ru-RU"/>
+        </w:rPr>
+        <w:t xml:space="preserve"> [8]</w:t>
+      </w:r>
+      <w:r>
+        <w:rPr>
+          <w:lang w:val="ru-RU"/>
+        </w:rPr>
+        <w:t>. Особое внимание уделяется механизму блокировки пор парафином. Функция распределения пор по размерам используется для определения коэффициентов пористости и проницаемости</w:t>
       </w:r>
       <w:r>
         <w:rPr>
@@ -441,7 +913,19 @@
         <w:rPr>
           <w:lang w:val="ru-RU"/>
         </w:rPr>
-        <w:t>. Разработаны различные термодинамические модели, позволяющие предсказать температуру</w:t>
+        <w:t>. Также при помощи нее строятся замыкающие соотношения для уравнений сохранения массы, импульса и энергии</w:t>
+      </w:r>
+      <w:r>
+        <w:rPr>
+          <w:lang w:val="ru-RU"/>
+        </w:rPr>
+        <w:t xml:space="preserve"> [4, 11, 12]</w:t>
+      </w:r>
+      <w:r>
+        <w:rPr>
+          <w:lang w:val="ru-RU"/>
+        </w:rPr>
+        <w:t>.</w:t>
       </w:r>
       <w:r>
         <w:rPr>
@@ -449,78 +933,140 @@
         </w:rPr>
         <w:t xml:space="preserve"> </w:t>
       </w:r>
-      <w:r>
-        <w:rPr>
-          <w:lang w:val="ru-RU"/>
-        </w:rPr>
-        <w:t xml:space="preserve">начала кристаллизации </w:t>
-      </w:r>
-      <w:r>
-        <w:rPr>
-          <w:lang w:val="ru-RU"/>
-        </w:rPr>
-        <w:t>(</w:t>
-      </w:r>
-      <w:r>
-        <w:rPr>
-          <w:lang w:val="ru-RU"/>
-        </w:rPr>
-        <w:t>температуру помутнения), и описывать состояние равновесия между твердой и жидкой фазами для углеводородных систем</w:t>
-      </w:r>
-      <w:r>
-        <w:rPr>
-          <w:lang w:val="ru-RU"/>
-        </w:rPr>
-        <w:t xml:space="preserve"> [2, 5, 6]</w:t>
-      </w:r>
-      <w:r>
-        <w:rPr>
-          <w:lang w:val="ru-RU"/>
-        </w:rPr>
-        <w:t>. В ряде научных работ для моделирования растворимости/осаждения парафинов применялось уравнение теории реальных растворов для бинарной смеси. В качестве альтернативного подхода во некоторых исследованиях используется теория идеального раствора бинарной смеси</w:t>
-      </w:r>
-      <w:r>
-        <w:rPr>
-          <w:lang w:val="ru-RU"/>
-        </w:rPr>
-        <w:t xml:space="preserve"> [7, 8]</w:t>
-      </w:r>
-      <w:r>
-        <w:rPr>
-          <w:lang w:val="ru-RU"/>
-        </w:rPr>
-        <w:t>. Обычно интенсивность отложения частиц парафина представляется комбинацией трех независимый факторов</w:t>
-      </w:r>
-      <w:r>
-        <w:rPr>
-          <w:lang w:val="ru-RU"/>
-        </w:rPr>
-        <w:t xml:space="preserve"> [4-6, 9]</w:t>
-      </w:r>
-      <w:r>
-        <w:rPr>
-          <w:lang w:val="ru-RU"/>
-        </w:rPr>
-        <w:t xml:space="preserve">. Первый фактор характеризует осаждение частиц на стенках пор под действием силы тяжести и/или адгезии. Второй — выражает вынос парафиновых отложений потоком нефти при превышении определенного порогового значения внутрипоровой скорости. Последний — описывает скорость, с которой </w:t>
+      <w:proofErr w:type="gramStart"/>
+      <w:r>
+        <w:rPr>
+          <w:lang w:val="ru-RU"/>
+        </w:rPr>
+        <w:t>В</w:t>
+      </w:r>
+      <w:r>
+        <w:rPr>
+          <w:lang w:val="ru-RU"/>
+        </w:rPr>
+        <w:t>ертикальные</w:t>
+      </w:r>
+      <w:proofErr w:type="gramEnd"/>
+      <w:r>
+        <w:rPr>
+          <w:lang w:val="ru-RU"/>
+        </w:rPr>
+        <w:t xml:space="preserve"> </w:t>
+      </w:r>
+      <w:proofErr w:type="spellStart"/>
+      <w:r>
+        <w:rPr>
+          <w:lang w:val="ru-RU"/>
+        </w:rPr>
+        <w:t>теплопотери</w:t>
+      </w:r>
+      <w:proofErr w:type="spellEnd"/>
+      <w:r>
+        <w:rPr>
+          <w:lang w:val="ru-RU"/>
+        </w:rPr>
+        <w:t xml:space="preserve"> через кровлю и подошву учитываются по классической схеме </w:t>
+      </w:r>
+      <w:proofErr w:type="spellStart"/>
+      <w:r>
+        <w:rPr>
+          <w:lang w:val="ru-RU"/>
+        </w:rPr>
+        <w:t>Ловерье</w:t>
+      </w:r>
+      <w:proofErr w:type="spellEnd"/>
+      <w:r>
+        <w:rPr>
+          <w:lang w:val="ru-RU"/>
+        </w:rPr>
+        <w:t xml:space="preserve">. Данный подход, предполагающий </w:t>
+      </w:r>
+      <w:proofErr w:type="spellStart"/>
+      <w:r>
+        <w:rPr>
+          <w:lang w:val="ru-RU"/>
+        </w:rPr>
+        <w:t>квазистационарный</w:t>
+      </w:r>
+      <w:proofErr w:type="spellEnd"/>
+      <w:r>
+        <w:rPr>
+          <w:lang w:val="ru-RU"/>
+        </w:rPr>
+        <w:t xml:space="preserve"> теплообмен с </w:t>
+      </w:r>
+      <w:proofErr w:type="spellStart"/>
+      <w:r>
+        <w:rPr>
+          <w:lang w:val="ru-RU"/>
+        </w:rPr>
+        <w:t>полубесконечными</w:t>
+      </w:r>
+      <w:proofErr w:type="spellEnd"/>
+      <w:r>
+        <w:rPr>
+          <w:lang w:val="ru-RU"/>
+        </w:rPr>
+        <w:t xml:space="preserve"> массивами </w:t>
       </w:r>
       <w:r>
         <w:rPr>
           <w:lang w:val="ru-RU"/>
         </w:rPr>
         <w:lastRenderedPageBreak/>
-        <w:t>парафиновые частицы блокируют поры. Отложение твердых частиц парафина в пористой среде влечет за собой снижение проницаемости. Текущее локальное значение проницаемости определяется степенной зависимостью, схожей с формулой и Козени-Кармана</w:t>
-      </w:r>
-      <w:r>
-        <w:rPr>
-          <w:lang w:val="ru-RU"/>
-        </w:rPr>
-        <w:t xml:space="preserve"> [10]</w:t>
-      </w:r>
-      <w:r>
-        <w:rPr>
-          <w:lang w:val="ru-RU"/>
-        </w:rPr>
-        <w:t xml:space="preserve">. </w:t>
+        <w:t xml:space="preserve">пород, позволяет избежать ресурсоемкого прямого моделирования вмещающих толщ. Тепловой поток рассчитывается на основе решения уравнения теплопроводности для </w:t>
+      </w:r>
+      <w:proofErr w:type="spellStart"/>
+      <w:r>
+        <w:rPr>
+          <w:lang w:val="ru-RU"/>
+        </w:rPr>
+        <w:t>полубесконечного</w:t>
+      </w:r>
+      <w:proofErr w:type="spellEnd"/>
+      <w:r>
+        <w:rPr>
+          <w:lang w:val="ru-RU"/>
+        </w:rPr>
+        <w:t xml:space="preserve"> тела с граничным условием первого рода на контакте и интегрируется в уравнение энергии пласта как источник. </w:t>
+      </w:r>
+      <w:r>
+        <w:rPr>
+          <w:highlight w:val="red"/>
+          <w:lang w:val="ru-RU"/>
+        </w:rPr>
+        <w:t>[16]</w:t>
+      </w:r>
+      <w:r>
+        <w:rPr>
+          <w:lang w:val="ru-RU"/>
+        </w:rPr>
+        <w:t>.</w:t>
+      </w:r>
+      <w:r>
+        <w:rPr>
+          <w:lang w:val="ru-RU"/>
+        </w:rPr>
+        <w:t xml:space="preserve"> </w:t>
+      </w:r>
+    </w:p>
+    <w:p>
+      <w:pPr>
+        <w:pStyle w:val="1"/>
+        <w:jc w:val="both"/>
+        <w:rPr>
+          <w:color w:val="auto"/>
+          <w:lang w:val="ru-RU"/>
+        </w:rPr>
+      </w:pPr>
+      <w:bookmarkStart w:id="1" w:name="постановка-задачи"/>
+      <w:bookmarkEnd w:id="0"/>
+      <w:r>
+        <w:rPr>
+          <w:color w:val="auto"/>
+          <w:lang w:val="ru-RU"/>
+        </w:rPr>
+        <w:t>Постановка задачи</w:t>
       </w:r>
     </w:p>
     <w:p>
@@ -536,38 +1082,171 @@
         <w:rPr>
           <w:lang w:val="ru-RU"/>
         </w:rPr>
-        <w:t>В настоящей работе нефть моделируется как двухкомпонентная углеводородная смесь, состоящая из «нефти» и «парафина». Предполагается, что данные компоненты не смешиваются с водой. Для прогнозирования температуры начала кристаллизации парафина применяется модель идеального раствора бинарной смеси</w:t>
-      </w:r>
-      <w:r>
-        <w:rPr>
-          <w:lang w:val="ru-RU"/>
-        </w:rPr>
-        <w:t xml:space="preserve"> [8]</w:t>
-      </w:r>
-      <w:r>
-        <w:rPr>
-          <w:lang w:val="ru-RU"/>
-        </w:rPr>
-        <w:t>. Особое внимание уделяется механизму блокировки пор парафином. Функция распределения пор по размерам используется для определения коэффициентов пористости и проницаемости</w:t>
-      </w:r>
-      <w:r>
-        <w:rPr>
-          <w:lang w:val="ru-RU"/>
-        </w:rPr>
-        <w:t xml:space="preserve"> [4]</w:t>
-      </w:r>
-      <w:r>
-        <w:rPr>
-          <w:lang w:val="ru-RU"/>
-        </w:rPr>
-        <w:t>. Также при помощи нее строятся замыкающие соотношения для уравнений сохранения массы, импульса и энергии</w:t>
-      </w:r>
-      <w:r>
-        <w:rPr>
-          <w:lang w:val="ru-RU"/>
-        </w:rPr>
-        <w:t xml:space="preserve"> [4, 11, 12]</w:t>
-      </w:r>
+        <w:t xml:space="preserve">Рассматривается двухфазная неизотермическая фильтрация в области </w:t>
+      </w:r>
+      <m:oMath>
+        <m:r>
+          <w:rPr>
+            <w:rFonts w:ascii="Cambria Math" w:hAnsi="Cambria Math"/>
+          </w:rPr>
+          <m:t>D</m:t>
+        </m:r>
+      </m:oMath>
+      <w:r>
+        <w:rPr>
+          <w:lang w:val="ru-RU"/>
+        </w:rPr>
+        <w:t xml:space="preserve">. Пласт </w:t>
+      </w:r>
+      <w:proofErr w:type="spellStart"/>
+      <w:r>
+        <w:rPr>
+          <w:lang w:val="ru-RU"/>
+        </w:rPr>
+        <w:t>теплоизолирован</w:t>
+      </w:r>
+      <w:proofErr w:type="spellEnd"/>
+      <w:r>
+        <w:rPr>
+          <w:lang w:val="ru-RU"/>
+        </w:rPr>
+        <w:t xml:space="preserve">, его пористость и проницаемость равны </w:t>
+      </w:r>
+      <m:oMath>
+        <m:r>
+          <w:rPr>
+            <w:rFonts w:ascii="Cambria Math" w:hAnsi="Cambria Math"/>
+          </w:rPr>
+          <m:t>m</m:t>
+        </m:r>
+      </m:oMath>
+      <w:r>
+        <w:rPr>
+          <w:lang w:val="ru-RU"/>
+        </w:rPr>
+        <w:t xml:space="preserve"> и </w:t>
+      </w:r>
+      <m:oMath>
+        <m:r>
+          <w:rPr>
+            <w:rFonts w:ascii="Cambria Math" w:hAnsi="Cambria Math"/>
+          </w:rPr>
+          <m:t>k</m:t>
+        </m:r>
+      </m:oMath>
+      <w:r>
+        <w:rPr>
+          <w:lang w:val="ru-RU"/>
+        </w:rPr>
+        <w:t xml:space="preserve"> соответственно. Область </w:t>
+      </w:r>
+      <m:oMath>
+        <m:r>
+          <w:rPr>
+            <w:rFonts w:ascii="Cambria Math" w:hAnsi="Cambria Math"/>
+          </w:rPr>
+          <m:t>D</m:t>
+        </m:r>
+      </m:oMath>
+      <w:r>
+        <w:rPr>
+          <w:lang w:val="ru-RU"/>
+        </w:rPr>
+        <w:t xml:space="preserve"> содержит нагнетательные и добывающие скважины. Начальная температура пласта </w:t>
+      </w:r>
+      <m:oMath>
+        <m:r>
+          <w:rPr>
+            <w:rFonts w:ascii="Cambria Math" w:hAnsi="Cambria Math"/>
+          </w:rPr>
+          <m:t>T</m:t>
+        </m:r>
+        <m:r>
+          <m:rPr>
+            <m:sty m:val="p"/>
+          </m:rPr>
+          <w:rPr>
+            <w:rFonts w:ascii="Cambria Math" w:hAnsi="Cambria Math"/>
+            <w:lang w:val="ru-RU"/>
+          </w:rPr>
+          <m:t>=</m:t>
+        </m:r>
+        <m:sSub>
+          <m:sSubPr>
+            <m:ctrlPr>
+              <w:rPr>
+                <w:rFonts w:ascii="Cambria Math" w:hAnsi="Cambria Math"/>
+              </w:rPr>
+            </m:ctrlPr>
+          </m:sSubPr>
+          <m:e>
+            <m:r>
+              <w:rPr>
+                <w:rFonts w:ascii="Cambria Math" w:hAnsi="Cambria Math"/>
+              </w:rPr>
+              <m:t>T</m:t>
+            </m:r>
+          </m:e>
+          <m:sub>
+            <m:r>
+              <w:rPr>
+                <w:rFonts w:ascii="Cambria Math" w:hAnsi="Cambria Math"/>
+                <w:lang w:val="ru-RU"/>
+              </w:rPr>
+              <m:t>0</m:t>
+            </m:r>
+          </m:sub>
+        </m:sSub>
+      </m:oMath>
+      <w:r>
+        <w:rPr>
+          <w:lang w:val="ru-RU"/>
+        </w:rPr>
+        <w:t xml:space="preserve">, а температура нагнетаемой воды </w:t>
+      </w:r>
+      <m:oMath>
+        <m:r>
+          <w:rPr>
+            <w:rFonts w:ascii="Cambria Math" w:hAnsi="Cambria Math"/>
+          </w:rPr>
+          <m:t>T</m:t>
+        </m:r>
+        <m:r>
+          <m:rPr>
+            <m:sty m:val="p"/>
+          </m:rPr>
+          <w:rPr>
+            <w:rFonts w:ascii="Cambria Math" w:hAnsi="Cambria Math"/>
+            <w:lang w:val="ru-RU"/>
+          </w:rPr>
+          <m:t>=</m:t>
+        </m:r>
+        <m:sSub>
+          <m:sSubPr>
+            <m:ctrlPr>
+              <w:rPr>
+                <w:rFonts w:ascii="Cambria Math" w:hAnsi="Cambria Math"/>
+              </w:rPr>
+            </m:ctrlPr>
+          </m:sSubPr>
+          <m:e>
+            <m:r>
+              <w:rPr>
+                <w:rFonts w:ascii="Cambria Math" w:hAnsi="Cambria Math"/>
+              </w:rPr>
+              <m:t>T</m:t>
+            </m:r>
+          </m:e>
+          <m:sub>
+            <m:r>
+              <w:rPr>
+                <w:rFonts w:ascii="Cambria Math" w:hAnsi="Cambria Math"/>
+              </w:rPr>
+              <m:t>inj</m:t>
+            </m:r>
+          </m:sub>
+        </m:sSub>
+      </m:oMath>
       <w:r>
         <w:rPr>
           <w:lang w:val="ru-RU"/>
@@ -577,21 +1256,20 @@
     </w:p>
     <w:p>
       <w:pPr>
-        <w:pStyle w:val="1"/>
+        <w:pStyle w:val="2"/>
         <w:jc w:val="both"/>
         <w:rPr>
           <w:color w:val="auto"/>
           <w:lang w:val="ru-RU"/>
         </w:rPr>
       </w:pPr>
-      <w:bookmarkStart w:id="1" w:name="постановка-задачи"/>
-      <w:bookmarkEnd w:id="0"/>
+      <w:bookmarkStart w:id="2" w:name="законы-сохранения."/>
       <w:r>
         <w:rPr>
           <w:color w:val="auto"/>
           <w:lang w:val="ru-RU"/>
         </w:rPr>
-        <w:t>Постановка задачи</w:t>
+        <w:t xml:space="preserve">Законы сохранения </w:t>
       </w:r>
     </w:p>
     <w:p>
@@ -607,196 +1285,169 @@
         <w:rPr>
           <w:lang w:val="ru-RU"/>
         </w:rPr>
-        <w:t xml:space="preserve">Рассматривается двухфазная неизотермическая фильтрация в области </w:t>
-      </w:r>
-      <m:oMath>
-        <m:r>
-          <w:rPr>
-            <w:rFonts w:ascii="Cambria Math" w:hAnsi="Cambria Math"/>
-          </w:rPr>
-          <m:t>D</m:t>
-        </m:r>
-      </m:oMath>
-      <w:r>
-        <w:rPr>
-          <w:lang w:val="ru-RU"/>
-        </w:rPr>
-        <w:t xml:space="preserve">. Пласт теплоизолирован, его пористость и проницаемость равны </w:t>
-      </w:r>
-      <m:oMath>
-        <m:r>
-          <w:rPr>
-            <w:rFonts w:ascii="Cambria Math" w:hAnsi="Cambria Math"/>
-          </w:rPr>
-          <m:t>m</m:t>
-        </m:r>
-      </m:oMath>
-      <w:r>
-        <w:rPr>
-          <w:lang w:val="ru-RU"/>
-        </w:rPr>
-        <w:t xml:space="preserve"> и </w:t>
-      </w:r>
-      <m:oMath>
-        <m:r>
-          <w:rPr>
-            <w:rFonts w:ascii="Cambria Math" w:hAnsi="Cambria Math"/>
-          </w:rPr>
-          <m:t>k</m:t>
-        </m:r>
-      </m:oMath>
-      <w:r>
-        <w:rPr>
-          <w:lang w:val="ru-RU"/>
-        </w:rPr>
-        <w:t xml:space="preserve"> соответственно. Область </w:t>
-      </w:r>
-      <m:oMath>
-        <m:r>
-          <w:rPr>
-            <w:rFonts w:ascii="Cambria Math" w:hAnsi="Cambria Math"/>
-          </w:rPr>
-          <m:t>D</m:t>
-        </m:r>
-      </m:oMath>
-      <w:r>
-        <w:rPr>
-          <w:lang w:val="ru-RU"/>
-        </w:rPr>
-        <w:t xml:space="preserve"> содержит нагнетательные и добывающие скважины. Начальная температура пласта </w:t>
-      </w:r>
-      <m:oMath>
-        <m:r>
-          <w:rPr>
-            <w:rFonts w:ascii="Cambria Math" w:hAnsi="Cambria Math"/>
-          </w:rPr>
-          <m:t>T</m:t>
-        </m:r>
-        <m:r>
-          <m:rPr>
-            <m:sty m:val="p"/>
-          </m:rPr>
-          <w:rPr>
-            <w:rFonts w:ascii="Cambria Math" w:hAnsi="Cambria Math"/>
-            <w:lang w:val="ru-RU"/>
-          </w:rPr>
-          <m:t>=</m:t>
-        </m:r>
-        <m:sSub>
-          <m:sSubPr>
-            <m:ctrlPr>
-              <w:rPr>
-                <w:rFonts w:ascii="Cambria Math" w:hAnsi="Cambria Math"/>
-              </w:rPr>
-            </m:ctrlPr>
-          </m:sSubPr>
-          <m:e>
-            <m:r>
-              <w:rPr>
-                <w:rFonts w:ascii="Cambria Math" w:hAnsi="Cambria Math"/>
-              </w:rPr>
-              <m:t>T</m:t>
-            </m:r>
-          </m:e>
-          <m:sub>
-            <m:r>
-              <w:rPr>
-                <w:rFonts w:ascii="Cambria Math" w:hAnsi="Cambria Math"/>
-                <w:lang w:val="ru-RU"/>
-              </w:rPr>
-              <m:t>0</m:t>
-            </m:r>
-          </m:sub>
-        </m:sSub>
-      </m:oMath>
-      <w:r>
-        <w:rPr>
-          <w:lang w:val="ru-RU"/>
-        </w:rPr>
-        <w:t xml:space="preserve">, а температура нагнетаемой воды </w:t>
-      </w:r>
-      <m:oMath>
-        <m:r>
-          <w:rPr>
-            <w:rFonts w:ascii="Cambria Math" w:hAnsi="Cambria Math"/>
-          </w:rPr>
-          <m:t>T</m:t>
-        </m:r>
-        <m:r>
-          <m:rPr>
-            <m:sty m:val="p"/>
-          </m:rPr>
-          <w:rPr>
-            <w:rFonts w:ascii="Cambria Math" w:hAnsi="Cambria Math"/>
-            <w:lang w:val="ru-RU"/>
-          </w:rPr>
-          <m:t>=</m:t>
-        </m:r>
-        <m:sSub>
-          <m:sSubPr>
-            <m:ctrlPr>
-              <w:rPr>
-                <w:rFonts w:ascii="Cambria Math" w:hAnsi="Cambria Math"/>
-              </w:rPr>
-            </m:ctrlPr>
-          </m:sSubPr>
-          <m:e>
-            <m:r>
-              <w:rPr>
-                <w:rFonts w:ascii="Cambria Math" w:hAnsi="Cambria Math"/>
-              </w:rPr>
-              <m:t>T</m:t>
-            </m:r>
-          </m:e>
-          <m:sub>
-            <m:r>
-              <w:rPr>
-                <w:rFonts w:ascii="Cambria Math" w:hAnsi="Cambria Math"/>
-              </w:rPr>
-              <m:t>inj</m:t>
-            </m:r>
-          </m:sub>
-        </m:sSub>
-      </m:oMath>
+        <w:t>Считается, что жидкость в пласте представлена</w:t>
+      </w:r>
+      <w:r>
+        <w:rPr>
+          <w:lang w:val="ru-RU"/>
+        </w:rPr>
+        <w:t xml:space="preserve"> дв</w:t>
+      </w:r>
+      <w:r>
+        <w:rPr>
+          <w:lang w:val="ru-RU"/>
+        </w:rPr>
+        <w:t>умя</w:t>
+      </w:r>
+      <w:r>
+        <w:rPr>
+          <w:lang w:val="ru-RU"/>
+        </w:rPr>
+        <w:t xml:space="preserve"> фаз</w:t>
+      </w:r>
+      <w:r>
+        <w:rPr>
+          <w:lang w:val="ru-RU"/>
+        </w:rPr>
+        <w:t>ами</w:t>
+      </w:r>
+      <w:r>
+        <w:rPr>
+          <w:lang w:val="ru-RU"/>
+        </w:rPr>
+        <w:t xml:space="preserve"> и тр</w:t>
+      </w:r>
+      <w:r>
+        <w:rPr>
+          <w:lang w:val="ru-RU"/>
+        </w:rPr>
+        <w:t>емя</w:t>
+      </w:r>
+      <w:r>
+        <w:rPr>
+          <w:lang w:val="ru-RU"/>
+        </w:rPr>
+        <w:t xml:space="preserve"> </w:t>
+      </w:r>
+      <w:proofErr w:type="spellStart"/>
+      <w:r>
+        <w:rPr>
+          <w:lang w:val="ru-RU"/>
+        </w:rPr>
+        <w:t>псевдокомпонента</w:t>
+      </w:r>
+      <w:r>
+        <w:rPr>
+          <w:lang w:val="ru-RU"/>
+        </w:rPr>
+        <w:t>ми</w:t>
+      </w:r>
+      <w:proofErr w:type="spellEnd"/>
+      <w:r>
+        <w:rPr>
+          <w:lang w:val="ru-RU"/>
+        </w:rPr>
+        <w:t xml:space="preserve">. Нефть и вода представляют собой две отдельные не смешивающиеся фазы. В качестве трех </w:t>
+      </w:r>
+      <w:proofErr w:type="spellStart"/>
+      <w:r>
+        <w:rPr>
+          <w:lang w:val="ru-RU"/>
+        </w:rPr>
+        <w:t>псевдокомпонентов</w:t>
+      </w:r>
+      <w:proofErr w:type="spellEnd"/>
+      <w:r>
+        <w:rPr>
+          <w:lang w:val="ru-RU"/>
+        </w:rPr>
+        <w:t xml:space="preserve"> выступают нефть, вода и парафин. </w:t>
+      </w:r>
+      <w:r>
+        <w:rPr>
+          <w:lang w:val="ru-RU"/>
+        </w:rPr>
+        <w:t xml:space="preserve">Нефть как фаза состоит из двух </w:t>
+      </w:r>
+      <w:proofErr w:type="spellStart"/>
+      <w:r>
+        <w:rPr>
+          <w:lang w:val="ru-RU"/>
+        </w:rPr>
+        <w:t>псевдокомпонентов</w:t>
+      </w:r>
+      <w:proofErr w:type="spellEnd"/>
+      <w:r>
+        <w:rPr>
+          <w:lang w:val="ru-RU"/>
+        </w:rPr>
+        <w:t xml:space="preserve"> – нефти и парафина. </w:t>
+      </w:r>
+      <w:proofErr w:type="gramStart"/>
+      <w:r>
+        <w:rPr>
+          <w:lang w:val="ru-RU"/>
+        </w:rPr>
+        <w:t xml:space="preserve">Предполагается, что жидкости несжимаемы, а также что между водной и нефтяной фазами не происходит </w:t>
+      </w:r>
+      <w:proofErr w:type="spellStart"/>
+      <w:r>
+        <w:rPr>
+          <w:lang w:val="ru-RU"/>
+        </w:rPr>
+        <w:t>массообмен</w:t>
+      </w:r>
+      <w:proofErr w:type="spellEnd"/>
       <w:r>
         <w:rPr>
           <w:lang w:val="ru-RU"/>
         </w:rPr>
         <w:t>.</w:t>
       </w:r>
-    </w:p>
-    <w:p>
-      <w:pPr>
-        <w:pStyle w:val="2"/>
-        <w:jc w:val="both"/>
-        <w:rPr>
-          <w:color w:val="auto"/>
-          <w:lang w:val="ru-RU"/>
-        </w:rPr>
-      </w:pPr>
-      <w:bookmarkStart w:id="2" w:name="законы-сохранения."/>
-      <w:r>
-        <w:rPr>
-          <w:color w:val="auto"/>
-          <w:lang w:val="ru-RU"/>
-        </w:rPr>
-        <w:t xml:space="preserve">Законы сохранения </w:t>
-      </w:r>
-    </w:p>
-    <w:p>
-      <w:pPr>
-        <w:pStyle w:val="FirstParagraph"/>
-        <w:ind w:firstLine="709"/>
-        <w:jc w:val="both"/>
-        <w:rPr>
-          <w:lang w:val="ru-RU"/>
-        </w:rPr>
-      </w:pPr>
-      <w:r>
-        <w:rPr>
-          <w:lang w:val="ru-RU"/>
-        </w:rPr>
-        <w:t>В данной модели присутствуют две фазы и три псевдокомпонента. Нефть и вода представляют собой две отдельные не смешивающиеся фазы. В качестве трех псевдокомпонентов выступают нефть, вода и парафин. Предполагается, что жидкости несжимаемы, а также что между водной и нефтяной фазами не происходит массообмен. Поэтому уравнения баланса масс записываются для каждой фазы отдельно. Учитывая сделанные допущения, уравнения баланса массы для воды и нефти, имеют следующий вид:</w:t>
+      <w:proofErr w:type="gramEnd"/>
+      <w:r>
+        <w:rPr>
+          <w:lang w:val="ru-RU"/>
+        </w:rPr>
+        <w:t xml:space="preserve"> </w:t>
+      </w:r>
+      <w:r>
+        <w:rPr>
+          <w:lang w:val="ru-RU"/>
+        </w:rPr>
+        <w:t>У</w:t>
+      </w:r>
+      <w:r>
+        <w:rPr>
+          <w:lang w:val="ru-RU"/>
+        </w:rPr>
+        <w:t>равнения баланса масс записываются для каждо</w:t>
+      </w:r>
+      <w:r>
+        <w:rPr>
+          <w:lang w:val="ru-RU"/>
+        </w:rPr>
+        <w:t>го</w:t>
+      </w:r>
+      <w:r>
+        <w:rPr>
+          <w:lang w:val="ru-RU"/>
+        </w:rPr>
+        <w:t xml:space="preserve"> </w:t>
+      </w:r>
+      <w:proofErr w:type="spellStart"/>
+      <w:r>
+        <w:rPr>
+          <w:lang w:val="ru-RU"/>
+        </w:rPr>
+        <w:t>псевдокомпонента</w:t>
+      </w:r>
+      <w:proofErr w:type="spellEnd"/>
+      <w:r>
+        <w:rPr>
+          <w:lang w:val="ru-RU"/>
+        </w:rPr>
+        <w:t>. Учитывая сделанные допущения, уравнения баланса массы для воды и нефти, имеют следующий вид:</w:t>
       </w:r>
     </w:p>
     <w:p>
@@ -1478,11 +2129,33 @@
           <w:lang w:val="ru-RU"/>
         </w:rPr>
       </w:pPr>
-      <w:r>
-        <w:rPr>
-          <w:lang w:val="ru-RU"/>
-        </w:rPr>
-        <w:t xml:space="preserve">Псевдокомпонент парафина может быть частично растворен и/или взвешен в нефтяной фазе в виде частиц и отложен в поровом пространстве. </w:t>
+      <w:proofErr w:type="spellStart"/>
+      <w:r>
+        <w:rPr>
+          <w:lang w:val="ru-RU"/>
+        </w:rPr>
+        <w:t>Псевдокомпонент</w:t>
+      </w:r>
+      <w:proofErr w:type="spellEnd"/>
+      <w:r>
+        <w:rPr>
+          <w:lang w:val="ru-RU"/>
+        </w:rPr>
+        <w:t xml:space="preserve"> парафина может быть частично </w:t>
+      </w:r>
+      <w:proofErr w:type="gramStart"/>
+      <w:r>
+        <w:rPr>
+          <w:lang w:val="ru-RU"/>
+        </w:rPr>
+        <w:t>растворен</w:t>
+      </w:r>
+      <w:proofErr w:type="gramEnd"/>
+      <w:r>
+        <w:rPr>
+          <w:lang w:val="ru-RU"/>
+        </w:rPr>
+        <w:t xml:space="preserve"> и/или взвешен в нефтяной фазе в виде частиц и отложен в поровом пространстве. </w:t>
       </w:r>
       <w:r>
         <w:rPr>
@@ -2201,7 +2874,21 @@
         <w:rPr>
           <w:lang w:val="ru-RU"/>
         </w:rPr>
-        <w:t>Уравнения движения фаз представим с помощью закона Дарси в пренебрежении влиянием капиллярных и гравитационных сил:</w:t>
+        <w:t xml:space="preserve">Уравнения движения фаз представим с помощью закона </w:t>
+      </w:r>
+      <w:proofErr w:type="spellStart"/>
+      <w:r>
+        <w:rPr>
+          <w:lang w:val="ru-RU"/>
+        </w:rPr>
+        <w:t>Дарси</w:t>
+      </w:r>
+      <w:proofErr w:type="spellEnd"/>
+      <w:r>
+        <w:rPr>
+          <w:lang w:val="ru-RU"/>
+        </w:rPr>
+        <w:t xml:space="preserve"> в пренебрежении влиянием капиллярных и гравитационных сил:</w:t>
       </w:r>
     </w:p>
     <w:p>
@@ -2463,8 +3150,21 @@
         <w:rPr>
           <w:lang w:val="ru-RU"/>
         </w:rPr>
-        <w:lastRenderedPageBreak/>
-        <w:t>В рамках однотемпературной термодинамической модели уравнение, описывающее баланс полной энергии всей системы, может быть сформулировано в виде следующего выражения</w:t>
+        <w:t xml:space="preserve">В рамках </w:t>
+      </w:r>
+      <w:proofErr w:type="spellStart"/>
+      <w:r>
+        <w:rPr>
+          <w:lang w:val="ru-RU"/>
+        </w:rPr>
+        <w:t>однотемпературной</w:t>
+      </w:r>
+      <w:proofErr w:type="spellEnd"/>
+      <w:r>
+        <w:rPr>
+          <w:lang w:val="ru-RU"/>
+        </w:rPr>
+        <w:t xml:space="preserve"> термодинамической модели уравнение, описывающее баланс полной энергии всей системы, может быть сформулировано в виде следующего выражения</w:t>
       </w:r>
       <w:r>
         <w:rPr>
@@ -4144,8 +4844,17 @@
           <w:rFonts w:eastAsiaTheme="minorEastAsia"/>
           <w:lang w:val="ru-RU"/>
         </w:rPr>
-        <w:t>потери тепла через кровлю и подошву пласта, определяемые по схеме Ловерье</w:t>
-      </w:r>
+        <w:t xml:space="preserve">потери тепла через кровлю и подошву пласта, определяемые по схеме </w:t>
+      </w:r>
+      <w:proofErr w:type="spellStart"/>
+      <w:r>
+        <w:rPr>
+          <w:rFonts w:eastAsiaTheme="minorEastAsia"/>
+          <w:lang w:val="ru-RU"/>
+        </w:rPr>
+        <w:t>Ловерье</w:t>
+      </w:r>
+      <w:proofErr w:type="spellEnd"/>
       <w:r>
         <w:rPr>
           <w:rFonts w:eastAsiaTheme="minorEastAsia"/>
@@ -4491,10 +5200,61 @@
         <w:rPr>
           <w:lang w:val="ru-RU"/>
         </w:rPr>
-        <w:t xml:space="preserve">При описании кольматации пласта частицами парафина, будем рассматривать пористую среду в рамках модели идеального грунта, то есть как систему цилиндрических капилляров разного диаметра, имеющих фиктивные сужения (горла). </w:t>
-      </w:r>
-      <w:r>
-        <w:t>Для простоты используем следующие допущения:</w:t>
+        <w:t xml:space="preserve">При описании </w:t>
+      </w:r>
+      <w:proofErr w:type="spellStart"/>
+      <w:r>
+        <w:rPr>
+          <w:lang w:val="ru-RU"/>
+        </w:rPr>
+        <w:t>кольматации</w:t>
+      </w:r>
+      <w:proofErr w:type="spellEnd"/>
+      <w:r>
+        <w:rPr>
+          <w:lang w:val="ru-RU"/>
+        </w:rPr>
+        <w:t xml:space="preserve"> пласта частицами парафина, будем рассматривать пористую среду в рамках модели идеального грунта, то есть как систему цилиндрических капилляров разного диаметра, имеющих фиктивные сужения (горла). </w:t>
+      </w:r>
+      <w:proofErr w:type="spellStart"/>
+      <w:r>
+        <w:t>Для</w:t>
+      </w:r>
+      <w:proofErr w:type="spellEnd"/>
+      <w:r>
+        <w:t xml:space="preserve"> </w:t>
+      </w:r>
+      <w:proofErr w:type="spellStart"/>
+      <w:r>
+        <w:t>простоты</w:t>
+      </w:r>
+      <w:proofErr w:type="spellEnd"/>
+      <w:r>
+        <w:t xml:space="preserve"> </w:t>
+      </w:r>
+      <w:proofErr w:type="spellStart"/>
+      <w:r>
+        <w:t>используем</w:t>
+      </w:r>
+      <w:proofErr w:type="spellEnd"/>
+      <w:r>
+        <w:t xml:space="preserve"> </w:t>
+      </w:r>
+      <w:proofErr w:type="spellStart"/>
+      <w:r>
+        <w:t>следующие</w:t>
+      </w:r>
+      <w:proofErr w:type="spellEnd"/>
+      <w:r>
+        <w:t xml:space="preserve"> </w:t>
+      </w:r>
+      <w:proofErr w:type="spellStart"/>
+      <w:r>
+        <w:t>допущения</w:t>
+      </w:r>
+      <w:proofErr w:type="spellEnd"/>
+      <w:r>
+        <w:t>:</w:t>
       </w:r>
     </w:p>
     <w:p>
@@ -4799,12 +5559,28 @@
           <w:lang w:val="ru-RU"/>
         </w:rPr>
       </w:pPr>
-      <w:r>
-        <w:rPr>
-          <w:lang w:val="ru-RU"/>
-        </w:rPr>
-        <w:t>Исходя из экспериментальных данных была получена эмпирическая зависимость для скорости сужения цилиндрического порового канала в однофазном потоке, вызванная кольматацией</w:t>
-      </w:r>
+      <w:proofErr w:type="gramStart"/>
+      <w:r>
+        <w:rPr>
+          <w:lang w:val="ru-RU"/>
+        </w:rPr>
+        <w:t>Исходя из экспериментальных данных была</w:t>
+      </w:r>
+      <w:proofErr w:type="gramEnd"/>
+      <w:r>
+        <w:rPr>
+          <w:lang w:val="ru-RU"/>
+        </w:rPr>
+        <w:t xml:space="preserve"> получена эмпирическая зависимость для скорости сужения цилиндрического порового канала в однофазном потоке, вызванная </w:t>
+      </w:r>
+      <w:proofErr w:type="spellStart"/>
+      <w:r>
+        <w:rPr>
+          <w:lang w:val="ru-RU"/>
+        </w:rPr>
+        <w:t>кольматацией</w:t>
+      </w:r>
+      <w:proofErr w:type="spellEnd"/>
       <w:r>
         <w:rPr>
           <w:lang w:val="ru-RU"/>
@@ -4815,7 +5591,21 @@
         <w:rPr>
           <w:lang w:val="ru-RU"/>
         </w:rPr>
-        <w:t>. По аналогии с однофазным потоком для двухфазного скорость сужения порового канала в случае оседания частиц парафина в нефти запишется в виде:</w:t>
+        <w:t xml:space="preserve">. </w:t>
+      </w:r>
+      <w:proofErr w:type="gramStart"/>
+      <w:r>
+        <w:rPr>
+          <w:lang w:val="ru-RU"/>
+        </w:rPr>
+        <w:t>По аналогии с однофазным потоком для двухфазного скорость сужения порового канала в случае оседания частиц парафина в нефти</w:t>
+      </w:r>
+      <w:proofErr w:type="gramEnd"/>
+      <w:r>
+        <w:rPr>
+          <w:lang w:val="ru-RU"/>
+        </w:rPr>
+        <w:t xml:space="preserve"> запишется в виде:</w:t>
       </w:r>
     </w:p>
     <w:p>
@@ -4835,7 +5625,6 @@
           <w:rFonts w:eastAsiaTheme="minorEastAsia"/>
           <w:lang w:val="ru-RU"/>
         </w:rPr>
-        <w:lastRenderedPageBreak/>
         <w:tab/>
       </w:r>
       <m:oMath>
@@ -5322,7 +6111,7 @@
           <m:e>
             <m:m>
               <m:mPr>
-                <m:plcHide m:val="1"/>
+                <m:plcHide m:val="on"/>
                 <m:mcs>
                   <m:mc>
                     <m:mcPr>
@@ -5824,7 +6613,21 @@
         <w:rPr>
           <w:lang w:val="ru-RU"/>
         </w:rPr>
-        <w:t xml:space="preserve"> = 0) функция пор по размерам известна т.е. </w:t>
+        <w:t xml:space="preserve"> = 0) функция пор по размерам </w:t>
+      </w:r>
+      <w:proofErr w:type="gramStart"/>
+      <w:r>
+        <w:rPr>
+          <w:lang w:val="ru-RU"/>
+        </w:rPr>
+        <w:t>известна</w:t>
+      </w:r>
+      <w:proofErr w:type="gramEnd"/>
+      <w:r>
+        <w:rPr>
+          <w:lang w:val="ru-RU"/>
+        </w:rPr>
+        <w:t xml:space="preserve"> т.е. </w:t>
       </w:r>
       <m:oMath>
         <m:r>
@@ -5925,7 +6728,19 @@
         <w:rPr>
           <w:lang w:val="ru-RU"/>
         </w:rPr>
-        <w:t>. Кинематика изменения функции распределения пор по размерам во времени будет определяться следующим уравнением</w:t>
+        <w:t xml:space="preserve">. </w:t>
+      </w:r>
+      <w:r>
+        <w:rPr>
+          <w:lang w:val="ru-RU"/>
+        </w:rPr>
+        <w:t>И</w:t>
+      </w:r>
+      <w:r>
+        <w:rPr>
+          <w:lang w:val="ru-RU"/>
+        </w:rPr>
+        <w:t>зменения функции распределения пор по размерам во времени будет определяться следующим уравнением</w:t>
       </w:r>
       <w:r>
         <w:rPr>
@@ -6189,7 +7004,31 @@
         <w:rPr>
           <w:lang w:val="ru-RU"/>
         </w:rPr>
-        <w:t xml:space="preserve">Подчеркнем, что изменение радиусов происходит во всех поровых каналах, а блокирование происходит только при размере частиц не менее радиусов горловин поровых каналов. Однако могут блокироваться и каналы, для которых в начальный момент времени </w:t>
+        <w:t xml:space="preserve">Подчеркнем, что изменение радиусов </w:t>
+      </w:r>
+      <w:r>
+        <w:rPr>
+          <w:lang w:val="ru-RU"/>
+        </w:rPr>
+        <w:t xml:space="preserve">может </w:t>
+      </w:r>
+      <w:r>
+        <w:rPr>
+          <w:lang w:val="ru-RU"/>
+        </w:rPr>
+        <w:t>происходит</w:t>
+      </w:r>
+      <w:r>
+        <w:rPr>
+          <w:lang w:val="ru-RU"/>
+        </w:rPr>
+        <w:t>ь</w:t>
+      </w:r>
+      <w:r>
+        <w:rPr>
+          <w:lang w:val="ru-RU"/>
+        </w:rPr>
+        <w:t xml:space="preserve"> во всех поровых каналах, а блокирование происходит только при размере частиц не менее радиусов горловин поровых каналов. Однако могут блокироваться и каналы, для которых в начальный момент времени </w:t>
       </w:r>
       <m:oMath>
         <m:r>
@@ -6257,11 +7096,33 @@
           <w:lang w:val="ru-RU"/>
         </w:rPr>
       </w:pPr>
-      <w:r>
-        <w:rPr>
-          <w:lang w:val="ru-RU"/>
-        </w:rPr>
-        <w:t xml:space="preserve">В следствии структурных изменений порового пространства, вызванных кольматацией и блокированием пор, происходит изменение динамической пористости и абсолютной проницаемости пласта. Пусть </w:t>
+      <w:proofErr w:type="gramStart"/>
+      <w:r>
+        <w:rPr>
+          <w:lang w:val="ru-RU"/>
+        </w:rPr>
+        <w:t>В следствии</w:t>
+      </w:r>
+      <w:proofErr w:type="gramEnd"/>
+      <w:r>
+        <w:rPr>
+          <w:lang w:val="ru-RU"/>
+        </w:rPr>
+        <w:t xml:space="preserve"> структурных изменений порового пространства, вызванных </w:t>
+      </w:r>
+      <w:proofErr w:type="spellStart"/>
+      <w:r>
+        <w:rPr>
+          <w:lang w:val="ru-RU"/>
+        </w:rPr>
+        <w:t>кольматацией</w:t>
+      </w:r>
+      <w:proofErr w:type="spellEnd"/>
+      <w:r>
+        <w:rPr>
+          <w:lang w:val="ru-RU"/>
+        </w:rPr>
+        <w:t xml:space="preserve"> и блокированием пор, происходит изменение динамической пористости и абсолютной проницаемости пласта. Пусть </w:t>
       </w:r>
       <m:oMath>
         <m:sSub>
@@ -7215,7 +8076,21 @@
         <w:rPr>
           <w:lang w:val="ru-RU"/>
         </w:rPr>
-        <w:t>. Ввиду вышеуказанных допущений, скорость массообмена парафина в пористой среде будет равна:</w:t>
+        <w:t xml:space="preserve">. Ввиду вышеуказанных допущений, скорость </w:t>
+      </w:r>
+      <w:proofErr w:type="spellStart"/>
+      <w:r>
+        <w:rPr>
+          <w:lang w:val="ru-RU"/>
+        </w:rPr>
+        <w:t>массообмена</w:t>
+      </w:r>
+      <w:proofErr w:type="spellEnd"/>
+      <w:r>
+        <w:rPr>
+          <w:lang w:val="ru-RU"/>
+        </w:rPr>
+        <w:t xml:space="preserve"> парафина в пористой среде будет равна:</w:t>
       </w:r>
     </w:p>
     <w:p>
@@ -7800,7 +8675,6 @@
           <w:color w:val="auto"/>
           <w:lang w:val="ru-RU"/>
         </w:rPr>
-        <w:lastRenderedPageBreak/>
         <w:t>Метод решения</w:t>
       </w:r>
     </w:p>
@@ -7889,7 +8763,21 @@
         <w:rPr>
           <w:lang w:val="ru-RU"/>
         </w:rPr>
-        <w:t xml:space="preserve"> решалось по неявной схеме. Это позволило избежать ограничений на шаг по времени в задаче расчета кольматации пласта парафином.</w:t>
+        <w:t xml:space="preserve"> решалось по неявной схеме. Это позволило избежать ограничений на шаг по времени в задаче расчета </w:t>
+      </w:r>
+      <w:proofErr w:type="spellStart"/>
+      <w:r>
+        <w:rPr>
+          <w:lang w:val="ru-RU"/>
+        </w:rPr>
+        <w:t>кольматации</w:t>
+      </w:r>
+      <w:proofErr w:type="spellEnd"/>
+      <w:r>
+        <w:rPr>
+          <w:lang w:val="ru-RU"/>
+        </w:rPr>
+        <w:t xml:space="preserve"> пласта парафином.</w:t>
       </w:r>
     </w:p>
     <w:p>
@@ -8225,7 +9113,21 @@
         <w:rPr>
           <w:lang w:val="ru-RU"/>
         </w:rPr>
-        <w:t xml:space="preserve"> является элементом симметрии пятиточечной системы заводнения и содержит нагнетательную и добывающую скважины, имеющие координаты </w:t>
+        <w:t xml:space="preserve"> является элементом симметрии пятиточечной системы </w:t>
+      </w:r>
+      <w:proofErr w:type="spellStart"/>
+      <w:r>
+        <w:rPr>
+          <w:lang w:val="ru-RU"/>
+        </w:rPr>
+        <w:t>заводнения</w:t>
+      </w:r>
+      <w:proofErr w:type="spellEnd"/>
+      <w:r>
+        <w:rPr>
+          <w:lang w:val="ru-RU"/>
+        </w:rPr>
+        <w:t xml:space="preserve"> и содержит нагнетательную и добывающую скважины, имеющие координаты </w:t>
       </w:r>
       <m:oMath>
         <m:d>
@@ -8561,7 +9463,14 @@
         <w:rPr>
           <w:lang w:val="ru-RU"/>
         </w:rPr>
-        <w:t xml:space="preserve">Была проведена серия вычислительных экспериментов по изучению влияния растворенного парафина на процесс добычи нефти при закачке холодной воды. При проведении расчетов были приняты следующие значения используемых параметров: </w:t>
+        <w:t xml:space="preserve">Была проведена серия вычислительных экспериментов по изучению влияния растворенного парафина на процесс добычи нефти при закачке холодной воды. </w:t>
+      </w:r>
+      <w:proofErr w:type="gramStart"/>
+      <w:r>
+        <w:rPr>
+          <w:lang w:val="ru-RU"/>
+        </w:rPr>
+        <w:t xml:space="preserve">При проведении расчетов были приняты следующие значения используемых параметров: </w:t>
       </w:r>
       <m:oMath>
         <m:sSub>
@@ -9711,7 +10620,14 @@
         <w:rPr>
           <w:lang w:val="ru-RU"/>
         </w:rPr>
-        <w:t xml:space="preserve">); </w:t>
+        <w:t>);</w:t>
+      </w:r>
+      <w:proofErr w:type="gramEnd"/>
+      <w:r>
+        <w:rPr>
+          <w:lang w:val="ru-RU"/>
+        </w:rPr>
+        <w:t xml:space="preserve"> </w:t>
       </w:r>
       <m:oMath>
         <m:sSub>
@@ -9761,9 +10677,17 @@
         <w:rPr>
           <w:lang w:val="ru-RU"/>
         </w:rPr>
-        <w:t xml:space="preserve"> Дж</w:t>
+        <w:t xml:space="preserve"> </w:t>
+      </w:r>
+      <w:proofErr w:type="gramStart"/>
+      <w:r>
+        <w:rPr>
+          <w:lang w:val="ru-RU"/>
+        </w:rPr>
+        <w:t>Дж</w:t>
       </w:r>
       <m:oMath>
+        <w:proofErr w:type="gramEnd"/>
         <m:r>
           <m:rPr>
             <m:sty m:val="p"/>
@@ -10857,7 +11781,7 @@
       <m:oMath>
         <m:m>
           <m:mPr>
-            <m:plcHide m:val="1"/>
+            <m:plcHide m:val="on"/>
             <m:mcs>
               <m:mc>
                 <m:mcPr>
@@ -11193,7 +12117,21 @@
         <w:rPr>
           <w:lang w:val="ru-RU"/>
         </w:rPr>
-        <w:t xml:space="preserve">Рассмотрено два случая: в первом происходит фильтрация парафиносодержащей нефти </w:t>
+        <w:t xml:space="preserve">Рассмотрено два случая: в первом происходит фильтрация </w:t>
+      </w:r>
+      <w:proofErr w:type="spellStart"/>
+      <w:r>
+        <w:rPr>
+          <w:lang w:val="ru-RU"/>
+        </w:rPr>
+        <w:t>парафиносодержащей</w:t>
+      </w:r>
+      <w:proofErr w:type="spellEnd"/>
+      <w:r>
+        <w:rPr>
+          <w:lang w:val="ru-RU"/>
+        </w:rPr>
+        <w:t xml:space="preserve"> нефти </w:t>
       </w:r>
       <m:oMath>
         <m:d>
@@ -11276,14 +12214,21 @@
         <w:rPr>
           <w:lang w:val="ru-RU"/>
         </w:rPr>
-        <w:t xml:space="preserve">нием парафина пренебрегается. Расчет </w:t>
-      </w:r>
-      <w:r>
-        <w:rPr>
-          <w:lang w:val="ru-RU"/>
-        </w:rPr>
-        <w:lastRenderedPageBreak/>
-        <w:t xml:space="preserve">проводился до достижения предельной обводненности добывающей скважины </w:t>
+        <w:t xml:space="preserve">нием парафина пренебрегается. Расчет проводился до достижения предельной </w:t>
+      </w:r>
+      <w:proofErr w:type="spellStart"/>
+      <w:r>
+        <w:rPr>
+          <w:lang w:val="ru-RU"/>
+        </w:rPr>
+        <w:t>обводненности</w:t>
+      </w:r>
+      <w:proofErr w:type="spellEnd"/>
+      <w:r>
+        <w:rPr>
+          <w:lang w:val="ru-RU"/>
+        </w:rPr>
+        <w:t xml:space="preserve"> добывающей скважины </w:t>
       </w:r>
       <m:oMath>
         <m:r>
@@ -11331,17 +12276,47 @@
         </w:rPr>
         <w:t>) в</w:t>
       </w:r>
-      <w:r>
-        <w:rPr>
-          <w:lang w:val="ru-RU"/>
-        </w:rPr>
-        <w:t xml:space="preserve">идно, что из-за </w:t>
-      </w:r>
-      <w:r>
-        <w:rPr>
-          <w:lang w:val="ru-RU"/>
-        </w:rPr>
-        <w:t>кольматации призабойной зоны нагнетательной скважины</w:t>
+      <w:proofErr w:type="spellStart"/>
+      <w:r>
+        <w:rPr>
+          <w:lang w:val="ru-RU"/>
+        </w:rPr>
+        <w:t>идно</w:t>
+      </w:r>
+      <w:proofErr w:type="spellEnd"/>
+      <w:r>
+        <w:rPr>
+          <w:lang w:val="ru-RU"/>
+        </w:rPr>
+        <w:t xml:space="preserve">, что из-за </w:t>
+      </w:r>
+      <w:proofErr w:type="spellStart"/>
+      <w:r>
+        <w:rPr>
+          <w:lang w:val="ru-RU"/>
+        </w:rPr>
+        <w:t>кольматации</w:t>
+      </w:r>
+      <w:proofErr w:type="spellEnd"/>
+      <w:r>
+        <w:rPr>
+          <w:lang w:val="ru-RU"/>
+        </w:rPr>
+        <w:t xml:space="preserve"> </w:t>
+      </w:r>
+      <w:proofErr w:type="spellStart"/>
+      <w:r>
+        <w:rPr>
+          <w:lang w:val="ru-RU"/>
+        </w:rPr>
+        <w:t>призабойной</w:t>
+      </w:r>
+      <w:proofErr w:type="spellEnd"/>
+      <w:r>
+        <w:rPr>
+          <w:lang w:val="ru-RU"/>
+        </w:rPr>
+        <w:t xml:space="preserve"> зоны нагнетательной скважины</w:t>
       </w:r>
       <w:r>
         <w:rPr>
@@ -11398,7 +12373,21 @@
         <w:rPr>
           <w:lang w:val="ru-RU"/>
         </w:rPr>
-        <w:t xml:space="preserve">) изображены графики накопленной добычи нефти и воды. Видно, что кольматация пласта парафином заметно снизило темпы и количество отбираемой нефти. </w:t>
+        <w:t xml:space="preserve">) изображены графики накопленной добычи нефти и воды. Видно, что </w:t>
+      </w:r>
+      <w:proofErr w:type="spellStart"/>
+      <w:r>
+        <w:rPr>
+          <w:lang w:val="ru-RU"/>
+        </w:rPr>
+        <w:t>кольматация</w:t>
+      </w:r>
+      <w:proofErr w:type="spellEnd"/>
+      <w:r>
+        <w:rPr>
+          <w:lang w:val="ru-RU"/>
+        </w:rPr>
+        <w:t xml:space="preserve"> пласта парафином заметно снизило темпы и количество отбираемой нефти. </w:t>
       </w:r>
     </w:p>
     <w:p>
@@ -11417,7 +12406,7 @@
         <w:rPr>
           <w:lang w:val="ru-RU"/>
         </w:rPr>
-        <w:pict w14:anchorId="237F5E68">
+        <w:pict>
           <v:group id="_x0000_s1053" editas="canvas" style="width:484.45pt;height:234.3pt;mso-position-horizontal-relative:char;mso-position-vertical-relative:line" coordorigin="2526,5772" coordsize="7200,3482">
             <o:lock v:ext="edit" aspectratio="t"/>
             <v:shapetype id="_x0000_t75" coordsize="21600,21600" o:spt="75" o:preferrelative="t" path="m@4@5l@4@11@9@11@9@5xe" filled="f" stroked="f">
@@ -11486,7 +12475,7 @@
               </v:textbox>
             </v:shape>
             <v:shape id="Надпись 2" o:spid="_x0000_s1056" type="#_x0000_t202" style="position:absolute;left:6622;top:8723;width:3027;height:531;visibility:visible;mso-wrap-distance-left:9pt;mso-wrap-distance-top:3.6pt;mso-wrap-distance-right:9pt;mso-wrap-distance-bottom:3.6pt;mso-position-horizontal-relative:text;mso-position-vertical-relative:text;mso-width-relative:margin;mso-height-relative:margin;v-text-anchor:top" stroked="f">
-              <v:textbox style="mso-next-textbox:#Надпись 2">
+              <v:textbox>
                 <w:txbxContent>
                   <w:p>
                     <w:pPr>
@@ -11498,25 +12487,7 @@
                       <w:rPr>
                         <w:lang w:val="ru-RU"/>
                       </w:rPr>
-                      <w:t xml:space="preserve">Рис. </w:t>
-                    </w:r>
-                    <w:r>
-                      <w:rPr>
-                        <w:lang w:val="ru-RU"/>
-                      </w:rPr>
-                      <w:t>2</w:t>
-                    </w:r>
-                    <w:r>
-                      <w:rPr>
-                        <w:lang w:val="ru-RU"/>
-                      </w:rPr>
-                      <w:t xml:space="preserve"> </w:t>
-                    </w:r>
-                    <w:r>
-                      <w:rPr>
-                        <w:lang w:val="ru-RU"/>
-                      </w:rPr>
-                      <w:t>Накопленные д</w:t>
+                      <w:t>Рис. 2 Накопленные д</w:t>
                     </w:r>
                     <w:r>
                       <w:rPr>
@@ -11546,6 +12517,7 @@
             <v:shape id="_x0000_s1058" type="#_x0000_t75" style="position:absolute;left:6187;top:5772;width:3539;height:2951;mso-position-horizontal-relative:text;mso-position-vertical-relative:text">
               <v:imagedata r:id="rId8" o:title=""/>
             </v:shape>
+            <w10:wrap type="none"/>
             <w10:anchorlock/>
           </v:group>
         </w:pict>
@@ -11595,8 +12567,16 @@
         <w:rPr>
           <w:lang w:val="ru-RU"/>
         </w:rPr>
-        <w:t xml:space="preserve"> предельной обводненности</w:t>
-      </w:r>
+        <w:t xml:space="preserve"> предельной </w:t>
+      </w:r>
+      <w:proofErr w:type="spellStart"/>
+      <w:r>
+        <w:rPr>
+          <w:lang w:val="ru-RU"/>
+        </w:rPr>
+        <w:t>обводненности</w:t>
+      </w:r>
+      <w:proofErr w:type="spellEnd"/>
       <w:r>
         <w:rPr>
           <w:lang w:val="ru-RU"/>
@@ -11659,13 +12639,7 @@
         <w:rPr>
           <w:lang w:val="ru-RU"/>
         </w:rPr>
-        <w:t>4</w:t>
-      </w:r>
-      <w:r>
-        <w:rPr>
-          <w:lang w:val="ru-RU"/>
-        </w:rPr>
-        <w:t xml:space="preserve">) </w:t>
+        <w:t xml:space="preserve">4) </w:t>
       </w:r>
       <w:r>
         <w:rPr>
@@ -11677,7 +12651,21 @@
         <w:rPr>
           <w:lang w:val="ru-RU"/>
         </w:rPr>
-        <w:t>в случае парафиносодержащей нефти</w:t>
+        <w:t xml:space="preserve">в случае </w:t>
+      </w:r>
+      <w:proofErr w:type="spellStart"/>
+      <w:r>
+        <w:rPr>
+          <w:lang w:val="ru-RU"/>
+        </w:rPr>
+        <w:t>парафиносодержащей</w:t>
+      </w:r>
+      <w:proofErr w:type="spellEnd"/>
+      <w:r>
+        <w:rPr>
+          <w:lang w:val="ru-RU"/>
+        </w:rPr>
+        <w:t xml:space="preserve"> нефти</w:t>
       </w:r>
       <w:r>
         <w:rPr>
@@ -11695,13 +12683,7 @@
         <w:rPr>
           <w:lang w:val="ru-RU"/>
         </w:rPr>
-        <w:t>указывают на снижение скорости фильтрации</w:t>
-      </w:r>
-      <w:r>
-        <w:rPr>
-          <w:lang w:val="ru-RU"/>
-        </w:rPr>
-        <w:t xml:space="preserve"> и </w:t>
+        <w:t xml:space="preserve">указывают на снижение скорости фильтрации и </w:t>
       </w:r>
       <w:r>
         <w:rPr>
@@ -11751,7 +12733,7 @@
         <w:rPr>
           <w:lang w:val="ru-RU"/>
         </w:rPr>
-        <w:pict w14:anchorId="74A82BB3">
+        <w:pict>
           <v:group id="_x0000_s1062" editas="canvas" style="width:500.55pt;height:241.05pt;mso-position-horizontal-relative:char;mso-position-vertical-relative:line" coordorigin="2526,1806" coordsize="7440,3583">
             <o:lock v:ext="edit" aspectratio="t"/>
             <v:shape id="_x0000_s1061" type="#_x0000_t75" style="position:absolute;left:2526;top:1806;width:7440;height:3583" o:preferrelative="f">
@@ -11760,7 +12742,7 @@
               <o:lock v:ext="edit" text="t"/>
             </v:shape>
             <v:shape id="Надпись 2" o:spid="_x0000_s1066" type="#_x0000_t202" style="position:absolute;left:6340;top:4857;width:3626;height:532;visibility:visible;mso-wrap-distance-left:9pt;mso-wrap-distance-top:3.6pt;mso-wrap-distance-right:9pt;mso-wrap-distance-bottom:3.6pt;mso-position-horizontal-relative:text;mso-position-vertical-relative:text;mso-width-relative:margin;mso-height-relative:margin;v-text-anchor:top" stroked="f">
-              <v:textbox style="mso-next-textbox:#Надпись 2">
+              <v:textbox>
                 <w:txbxContent>
                   <w:p>
                     <w:pPr>
@@ -11772,19 +12754,7 @@
                       <w:rPr>
                         <w:lang w:val="ru-RU"/>
                       </w:rPr>
-                      <w:t xml:space="preserve">Рис. </w:t>
-                    </w:r>
-                    <w:r>
-                      <w:rPr>
-                        <w:lang w:val="ru-RU"/>
-                      </w:rPr>
-                      <w:t>4</w:t>
-                    </w:r>
-                    <w:r>
-                      <w:rPr>
-                        <w:lang w:val="ru-RU"/>
-                      </w:rPr>
-                      <w:t xml:space="preserve"> </w:t>
+                      <w:t xml:space="preserve">Рис. 4 </w:t>
                     </w:r>
                     <w:r>
                       <w:rPr>
@@ -11820,14 +12790,22 @@
                       <w:rPr>
                         <w:lang w:val="ru-RU"/>
                       </w:rPr>
-                      <w:t>достижения предельной обводненности</w:t>
+                      <w:t xml:space="preserve">достижения предельной </w:t>
                     </w:r>
+                    <w:proofErr w:type="spellStart"/>
+                    <w:r>
+                      <w:rPr>
+                        <w:lang w:val="ru-RU"/>
+                      </w:rPr>
+                      <w:t>обводненности</w:t>
+                    </w:r>
+                    <w:proofErr w:type="spellEnd"/>
                   </w:p>
                 </w:txbxContent>
               </v:textbox>
             </v:shape>
             <v:shape id="Надпись 2" o:spid="_x0000_s1068" type="#_x0000_t202" style="position:absolute;left:2526;top:4857;width:3518;height:532;visibility:visible;mso-wrap-distance-left:9pt;mso-wrap-distance-top:3.6pt;mso-wrap-distance-right:9pt;mso-wrap-distance-bottom:3.6pt;mso-position-horizontal-relative:text;mso-position-vertical-relative:text;mso-width-relative:margin;mso-height-relative:margin;v-text-anchor:top" stroked="f">
-              <v:textbox style="mso-next-textbox:#Надпись 2">
+              <v:textbox>
                 <w:txbxContent>
                   <w:p>
                     <w:pPr>
@@ -11863,14 +12841,16 @@
                       <w:rPr>
                         <w:lang w:val="ru-RU"/>
                       </w:rPr>
-                      <w:t xml:space="preserve">достижения </w:t>
+                      <w:t xml:space="preserve">достижения предельной </w:t>
                     </w:r>
+                    <w:proofErr w:type="spellStart"/>
                     <w:r>
                       <w:rPr>
                         <w:lang w:val="ru-RU"/>
                       </w:rPr>
-                      <w:t>предельной обводненности</w:t>
+                      <w:t>обводненности</w:t>
                     </w:r>
+                    <w:proofErr w:type="spellEnd"/>
                   </w:p>
                 </w:txbxContent>
               </v:textbox>
@@ -11881,6 +12861,7 @@
             <v:shape id="_x0000_s1070" type="#_x0000_t75" style="position:absolute;left:2526;top:1868;width:3426;height:2940">
               <v:imagedata r:id="rId10" o:title=""/>
             </v:shape>
+            <w10:wrap type="none"/>
             <w10:anchorlock/>
           </v:group>
         </w:pict>
@@ -11898,7 +12879,6 @@
         <w:rPr>
           <w:lang w:val="ru-RU"/>
         </w:rPr>
-        <w:lastRenderedPageBreak/>
         <w:t>Также следует отметить, что в связи с осаждением парафина из нефти в пласте не только увеличивается время разработки залежи, но и снижается коэффициент извлечения нефти:</w:t>
       </w:r>
       <w:r>
@@ -11998,7 +12978,63 @@
         <w:rPr>
           <w:lang w:val="ru-RU"/>
         </w:rPr>
-        <w:t xml:space="preserve">Разработанная математическая модель, основанная на функции распределения пор по размерам и термодинамическом описании фазовых переходов, демонстрирует возможность прогнозирования изменений ФЕС пористой среды при изменении термобарических условий фильтрации. Численные эксперименты подтверждают, что наличие растворенных парафинов в нефти при заводнении пластов холодной водой приводит к замедлению разработки месторождения и снижению коэффициента извлечения нефти, что обусловлено кольматацией порового пространства частицами парафина. Анализ дебитов показывает, что снижение продуктивности добывающих скважин в присутствии парафинов усиливается комбинированным воздействием роста вязкости флюидов при низких температурах и деградацией проницаемости пласта. Температурные поля указывают зависимость между зонами сниженной температуры и ухудшением фильтрационных характеристик, проявляющуюся в замедлении продвижения температурного фронта. Результаты подтверждают двойной негативный эффект низкотемпературного заводнения: термовязкостное сопротивление и механическая блокировка поровых каналов, что требует применения соответствующих методов интенсификации добычи. Перспективы развития модели связаны с интеграцией механизмов суффозии парафиновых частиц, более детальным учетом состава </w:t>
+        <w:t xml:space="preserve">Разработанная математическая модель, основанная на функции распределения пор по размерам и термодинамическом описании фазовых переходов, демонстрирует возможность прогнозирования изменений ФЕС пористой среды при изменении термобарических условий фильтрации. Численные эксперименты подтверждают, что наличие растворенных парафинов в нефти при </w:t>
+      </w:r>
+      <w:proofErr w:type="spellStart"/>
+      <w:r>
+        <w:rPr>
+          <w:lang w:val="ru-RU"/>
+        </w:rPr>
+        <w:t>заводнении</w:t>
+      </w:r>
+      <w:proofErr w:type="spellEnd"/>
+      <w:r>
+        <w:rPr>
+          <w:lang w:val="ru-RU"/>
+        </w:rPr>
+        <w:t xml:space="preserve"> пластов холодной водой приводит к замедлению разработки месторождения и снижению коэффициента извлечения нефти, что обусловлено </w:t>
+      </w:r>
+      <w:proofErr w:type="spellStart"/>
+      <w:r>
+        <w:rPr>
+          <w:lang w:val="ru-RU"/>
+        </w:rPr>
+        <w:t>кольматацией</w:t>
+      </w:r>
+      <w:proofErr w:type="spellEnd"/>
+      <w:r>
+        <w:rPr>
+          <w:lang w:val="ru-RU"/>
+        </w:rPr>
+        <w:t xml:space="preserve"> порового пространства частицами парафина. Анализ дебитов показывает, что снижение продуктивности добывающих скважин в присутствии парафинов усиливается комбинированным воздействием роста вязкости флюидов при низких температурах и деградацией проницаемости пласта. Температурные поля указывают зависимость между зонами сниженной температуры и ухудшением фильтрационных характеристик, проявляющуюся в замедлении продвижения температурного фронта. Результаты подтверждают двойной негативный эффект низкотемпературного </w:t>
+      </w:r>
+      <w:proofErr w:type="spellStart"/>
+      <w:r>
+        <w:rPr>
+          <w:lang w:val="ru-RU"/>
+        </w:rPr>
+        <w:t>заводнения</w:t>
+      </w:r>
+      <w:proofErr w:type="spellEnd"/>
+      <w:r>
+        <w:rPr>
+          <w:lang w:val="ru-RU"/>
+        </w:rPr>
+        <w:t xml:space="preserve">: </w:t>
+      </w:r>
+      <w:proofErr w:type="spellStart"/>
+      <w:r>
+        <w:rPr>
+          <w:lang w:val="ru-RU"/>
+        </w:rPr>
+        <w:t>термовязкостное</w:t>
+      </w:r>
+      <w:proofErr w:type="spellEnd"/>
+      <w:r>
+        <w:rPr>
+          <w:lang w:val="ru-RU"/>
+        </w:rPr>
+        <w:t xml:space="preserve"> сопротивление и механическая блокировка поровых каналов, что требует применения соответствующих методов интенсификации добычи. Перспективы развития модели связаны с интеграцией механизмов суффозии парафиновых частиц, более детальным учетом состава </w:t>
       </w:r>
       <w:r>
         <w:rPr>
@@ -12079,8 +13115,37 @@
         </w:rPr>
         <w:t xml:space="preserve"> Математическое моделирование гидродинамических процессов разработки месторождений углеводородов. </w:t>
       </w:r>
-      <w:r>
-        <w:t>Ижевск. Институт компьютерных исследований, 2003, 26 с.</w:t>
+      <w:proofErr w:type="spellStart"/>
+      <w:r>
+        <w:t>Ижевск</w:t>
+      </w:r>
+      <w:proofErr w:type="spellEnd"/>
+      <w:r>
+        <w:t xml:space="preserve">. </w:t>
+      </w:r>
+      <w:proofErr w:type="spellStart"/>
+      <w:r>
+        <w:t>Институт</w:t>
+      </w:r>
+      <w:proofErr w:type="spellEnd"/>
+      <w:r>
+        <w:t xml:space="preserve"> </w:t>
+      </w:r>
+      <w:proofErr w:type="spellStart"/>
+      <w:r>
+        <w:t>компьютерных</w:t>
+      </w:r>
+      <w:proofErr w:type="spellEnd"/>
+      <w:r>
+        <w:t xml:space="preserve"> </w:t>
+      </w:r>
+      <w:proofErr w:type="spellStart"/>
+      <w:r>
+        <w:t>исследований</w:t>
+      </w:r>
+      <w:proofErr w:type="spellEnd"/>
+      <w:r>
+        <w:t>, 2003, 26 с.</w:t>
       </w:r>
     </w:p>
     <w:p>
@@ -12093,12 +13158,21 @@
         <w:ind w:left="0" w:firstLine="283"/>
         <w:jc w:val="both"/>
       </w:pPr>
+      <w:proofErr w:type="spellStart"/>
       <w:r>
         <w:rPr>
           <w:i/>
           <w:iCs/>
         </w:rPr>
-        <w:t>Mozes, G. Y.</w:t>
+        <w:t>Mozes</w:t>
+      </w:r>
+      <w:proofErr w:type="spellEnd"/>
+      <w:r>
+        <w:rPr>
+          <w:i/>
+          <w:iCs/>
+        </w:rPr>
+        <w:t>, G. Y.</w:t>
       </w:r>
       <w:r>
         <w:t xml:space="preserve"> Paraffin products: Properties, technology, applications. New York, Elsevier Scientific Publishing (1982).</w:t>
@@ -12114,12 +13188,53 @@
         <w:ind w:left="0" w:firstLine="283"/>
         <w:jc w:val="both"/>
       </w:pPr>
+      <w:proofErr w:type="spellStart"/>
       <w:r>
         <w:rPr>
           <w:i/>
           <w:iCs/>
         </w:rPr>
-        <w:t>Sandyga M. S., Struchkov I. A., and Rogachev M. K.</w:t>
+        <w:t>Sandyga</w:t>
+      </w:r>
+      <w:proofErr w:type="spellEnd"/>
+      <w:r>
+        <w:rPr>
+          <w:i/>
+          <w:iCs/>
+        </w:rPr>
+        <w:t xml:space="preserve"> M. S., </w:t>
+      </w:r>
+      <w:proofErr w:type="spellStart"/>
+      <w:r>
+        <w:rPr>
+          <w:i/>
+          <w:iCs/>
+        </w:rPr>
+        <w:t>Struchkov</w:t>
+      </w:r>
+      <w:proofErr w:type="spellEnd"/>
+      <w:r>
+        <w:rPr>
+          <w:i/>
+          <w:iCs/>
+        </w:rPr>
+        <w:t xml:space="preserve"> I. A., and </w:t>
+      </w:r>
+      <w:proofErr w:type="spellStart"/>
+      <w:r>
+        <w:rPr>
+          <w:i/>
+          <w:iCs/>
+        </w:rPr>
+        <w:t>Rogachev</w:t>
+      </w:r>
+      <w:proofErr w:type="spellEnd"/>
+      <w:r>
+        <w:rPr>
+          <w:i/>
+          <w:iCs/>
+        </w:rPr>
+        <w:t xml:space="preserve"> M. K.</w:t>
       </w:r>
       <w:r>
         <w:t xml:space="preserve"> Formation damage induced by wax deposition: laboratory investigations and modeling. J. Petroleum Exploration and Production Technology (10) 2541–2558 (2020)</w:t>
@@ -12135,15 +13250,72 @@
         <w:ind w:left="0" w:firstLine="283"/>
         <w:jc w:val="both"/>
       </w:pPr>
+      <w:proofErr w:type="spellStart"/>
       <w:r>
         <w:rPr>
           <w:i/>
           <w:iCs/>
         </w:rPr>
-        <w:t>Nikiforov, A.I., Sadovnikov, R.V. &amp; Nikiforov, G.A.</w:t>
-      </w:r>
-      <w:r>
-        <w:t xml:space="preserve"> Modeling of Paraffin Deposition During Oil Production by Cold Water Injection. Lobachevskii J Math 43, 1178–1183 (2022).</w:t>
+        <w:t>Nikiforov</w:t>
+      </w:r>
+      <w:proofErr w:type="spellEnd"/>
+      <w:r>
+        <w:rPr>
+          <w:i/>
+          <w:iCs/>
+        </w:rPr>
+        <w:t xml:space="preserve">, A.I., </w:t>
+      </w:r>
+      <w:proofErr w:type="spellStart"/>
+      <w:r>
+        <w:rPr>
+          <w:i/>
+          <w:iCs/>
+        </w:rPr>
+        <w:t>Sadovnikov</w:t>
+      </w:r>
+      <w:proofErr w:type="spellEnd"/>
+      <w:r>
+        <w:rPr>
+          <w:i/>
+          <w:iCs/>
+        </w:rPr>
+        <w:t xml:space="preserve">, R.V. &amp; </w:t>
+      </w:r>
+      <w:proofErr w:type="spellStart"/>
+      <w:r>
+        <w:rPr>
+          <w:i/>
+          <w:iCs/>
+        </w:rPr>
+        <w:t>Nikiforov</w:t>
+      </w:r>
+      <w:proofErr w:type="spellEnd"/>
+      <w:r>
+        <w:rPr>
+          <w:i/>
+          <w:iCs/>
+        </w:rPr>
+        <w:t>, G.A.</w:t>
+      </w:r>
+      <w:r>
+        <w:t xml:space="preserve"> Modeling of Paraffin Deposition </w:t>
+      </w:r>
+      <w:proofErr w:type="gramStart"/>
+      <w:r>
+        <w:t>During</w:t>
+      </w:r>
+      <w:proofErr w:type="gramEnd"/>
+      <w:r>
+        <w:t xml:space="preserve"> Oil Production by Cold Water Injection. </w:t>
+      </w:r>
+      <w:proofErr w:type="spellStart"/>
+      <w:r>
+        <w:t>Lobachevskii</w:t>
+      </w:r>
+      <w:proofErr w:type="spellEnd"/>
+      <w:r>
+        <w:t xml:space="preserve"> J Math 43, 1178–1183 (2022).</w:t>
       </w:r>
     </w:p>
     <w:p>
@@ -12161,10 +13333,50 @@
           <w:i/>
           <w:iCs/>
         </w:rPr>
-        <w:t>Wang Sh., Civan F.</w:t>
-      </w:r>
-      <w:r>
-        <w:t xml:space="preserve"> Modeling Formation Damage by Asphaltene Deposition During Primary Oil Recovery. J. Energy Resour. Technol. 127 (4), 310–317 (2005)</w:t>
+        <w:t xml:space="preserve">Wang Sh., </w:t>
+      </w:r>
+      <w:proofErr w:type="spellStart"/>
+      <w:r>
+        <w:rPr>
+          <w:i/>
+          <w:iCs/>
+        </w:rPr>
+        <w:t>Civan</w:t>
+      </w:r>
+      <w:proofErr w:type="spellEnd"/>
+      <w:r>
+        <w:rPr>
+          <w:i/>
+          <w:iCs/>
+        </w:rPr>
+        <w:t xml:space="preserve"> F.</w:t>
+      </w:r>
+      <w:r>
+        <w:t xml:space="preserve"> Modeling Formation Damage by </w:t>
+      </w:r>
+      <w:proofErr w:type="spellStart"/>
+      <w:r>
+        <w:t>Asphaltene</w:t>
+      </w:r>
+      <w:proofErr w:type="spellEnd"/>
+      <w:r>
+        <w:t xml:space="preserve"> Deposition </w:t>
+      </w:r>
+      <w:proofErr w:type="gramStart"/>
+      <w:r>
+        <w:t>During</w:t>
+      </w:r>
+      <w:proofErr w:type="gramEnd"/>
+      <w:r>
+        <w:t xml:space="preserve"> Primary Oil Recovery. J. Energy </w:t>
+      </w:r>
+      <w:proofErr w:type="spellStart"/>
+      <w:r>
+        <w:t>Resour</w:t>
+      </w:r>
+      <w:proofErr w:type="spellEnd"/>
+      <w:r>
+        <w:t>. Technol. 127 (4), 310–317 (2005)</w:t>
       </w:r>
     </w:p>
     <w:p>
@@ -12182,10 +13394,42 @@
           <w:i/>
           <w:iCs/>
         </w:rPr>
-        <w:t>Wang Sh., Civan F.</w:t>
-      </w:r>
-      <w:r>
-        <w:t xml:space="preserve"> Model-Assisted Analysis of Simultaneous Paraffin and Asphaltene Deposition in Laboratory Core Tests. J. Energy Resour. Technol., 127 (4), 318-322 (2005)</w:t>
+        <w:t xml:space="preserve">Wang Sh., </w:t>
+      </w:r>
+      <w:proofErr w:type="spellStart"/>
+      <w:r>
+        <w:rPr>
+          <w:i/>
+          <w:iCs/>
+        </w:rPr>
+        <w:t>Civan</w:t>
+      </w:r>
+      <w:proofErr w:type="spellEnd"/>
+      <w:r>
+        <w:rPr>
+          <w:i/>
+          <w:iCs/>
+        </w:rPr>
+        <w:t xml:space="preserve"> F.</w:t>
+      </w:r>
+      <w:r>
+        <w:t xml:space="preserve"> Model-Assisted Analysis of Simultaneous Paraffin and </w:t>
+      </w:r>
+      <w:proofErr w:type="spellStart"/>
+      <w:r>
+        <w:t>Asphaltene</w:t>
+      </w:r>
+      <w:proofErr w:type="spellEnd"/>
+      <w:r>
+        <w:t xml:space="preserve"> Deposition in Laboratory Core Tests. J. Energy </w:t>
+      </w:r>
+      <w:proofErr w:type="spellStart"/>
+      <w:r>
+        <w:t>Resour</w:t>
+      </w:r>
+      <w:proofErr w:type="spellEnd"/>
+      <w:r>
+        <w:t>. Technol., 127 (4), 318-322 (2005)</w:t>
       </w:r>
     </w:p>
     <w:p>
@@ -12203,8 +13447,23 @@
           <w:i/>
           <w:iCs/>
         </w:rPr>
-        <w:lastRenderedPageBreak/>
-        <w:t>Weingarten J.S., Euchner J.A.</w:t>
+        <w:t xml:space="preserve">Weingarten J.S., </w:t>
+      </w:r>
+      <w:proofErr w:type="spellStart"/>
+      <w:r>
+        <w:rPr>
+          <w:i/>
+          <w:iCs/>
+        </w:rPr>
+        <w:t>Euchner</w:t>
+      </w:r>
+      <w:proofErr w:type="spellEnd"/>
+      <w:r>
+        <w:rPr>
+          <w:i/>
+          <w:iCs/>
+        </w:rPr>
+        <w:t xml:space="preserve"> J.A.</w:t>
       </w:r>
       <w:r>
         <w:t xml:space="preserve"> Methods for Predicting Wax Precipitation and Deposition. SPE Production Engineering, 121-126 (Feb. 1988)</w:t>
@@ -12225,7 +13484,39 @@
           <w:i/>
           <w:iCs/>
         </w:rPr>
-        <w:t>Ring J.N., Wattenbarger R.A., Keating J.F., and Peddlbhotla S.</w:t>
+        <w:t xml:space="preserve">Ring J.N., </w:t>
+      </w:r>
+      <w:proofErr w:type="spellStart"/>
+      <w:r>
+        <w:rPr>
+          <w:i/>
+          <w:iCs/>
+        </w:rPr>
+        <w:t>Wattenbarger</w:t>
+      </w:r>
+      <w:proofErr w:type="spellEnd"/>
+      <w:r>
+        <w:rPr>
+          <w:i/>
+          <w:iCs/>
+        </w:rPr>
+        <w:t xml:space="preserve"> R.A., Keating J.F., and </w:t>
+      </w:r>
+      <w:proofErr w:type="spellStart"/>
+      <w:r>
+        <w:rPr>
+          <w:i/>
+          <w:iCs/>
+        </w:rPr>
+        <w:t>Peddlbhotla</w:t>
+      </w:r>
+      <w:proofErr w:type="spellEnd"/>
+      <w:r>
+        <w:rPr>
+          <w:i/>
+          <w:iCs/>
+        </w:rPr>
+        <w:t xml:space="preserve"> S.</w:t>
       </w:r>
       <w:r>
         <w:t xml:space="preserve"> Simulation of Paraffin Deposition in Reservoirs. SPE Production &amp; Facilities 36–42 (Feb. 1994)</w:t>
@@ -12241,12 +13532,37 @@
         <w:ind w:left="0" w:firstLine="283"/>
         <w:jc w:val="both"/>
       </w:pPr>
+      <w:proofErr w:type="spellStart"/>
       <w:r>
         <w:rPr>
           <w:i/>
           <w:iCs/>
         </w:rPr>
-        <w:t>Adeyanju O.A. and Oyekunle L.O.</w:t>
+        <w:t>Adeyanju</w:t>
+      </w:r>
+      <w:proofErr w:type="spellEnd"/>
+      <w:r>
+        <w:rPr>
+          <w:i/>
+          <w:iCs/>
+        </w:rPr>
+        <w:t xml:space="preserve"> O.A. and </w:t>
+      </w:r>
+      <w:proofErr w:type="spellStart"/>
+      <w:r>
+        <w:rPr>
+          <w:i/>
+          <w:iCs/>
+        </w:rPr>
+        <w:t>Oyekunle</w:t>
+      </w:r>
+      <w:proofErr w:type="spellEnd"/>
+      <w:r>
+        <w:rPr>
+          <w:i/>
+          <w:iCs/>
+        </w:rPr>
+        <w:t xml:space="preserve"> L.O.</w:t>
       </w:r>
       <w:r>
         <w:t xml:space="preserve"> Simulation of paraffin deposition in petroleum reservoirs. ASPES 2 (3), 1-18 (2010)</w:t>
@@ -12262,15 +13578,96 @@
         <w:ind w:left="0" w:firstLine="283"/>
         <w:jc w:val="both"/>
       </w:pPr>
+      <w:proofErr w:type="spellStart"/>
       <w:r>
         <w:rPr>
           <w:i/>
           <w:iCs/>
         </w:rPr>
-        <w:t>Kozeny, J.</w:t>
-      </w:r>
-      <w:r>
-        <w:t xml:space="preserve"> Ueber kapillare Leitung des Wassers im Boden. Sitzungsber Akad. Wiss., Wien 136 (2a), 271-306 (1927)</w:t>
+        <w:t>Kozeny</w:t>
+      </w:r>
+      <w:proofErr w:type="spellEnd"/>
+      <w:r>
+        <w:rPr>
+          <w:i/>
+          <w:iCs/>
+        </w:rPr>
+        <w:t>, J.</w:t>
+      </w:r>
+      <w:r>
+        <w:t xml:space="preserve"> </w:t>
+      </w:r>
+      <w:proofErr w:type="spellStart"/>
+      <w:r>
+        <w:t>Ueber</w:t>
+      </w:r>
+      <w:proofErr w:type="spellEnd"/>
+      <w:r>
+        <w:t xml:space="preserve"> </w:t>
+      </w:r>
+      <w:proofErr w:type="spellStart"/>
+      <w:r>
+        <w:t>kapillare</w:t>
+      </w:r>
+      <w:proofErr w:type="spellEnd"/>
+      <w:r>
+        <w:t xml:space="preserve"> </w:t>
+      </w:r>
+      <w:proofErr w:type="spellStart"/>
+      <w:r>
+        <w:t>Leitung</w:t>
+      </w:r>
+      <w:proofErr w:type="spellEnd"/>
+      <w:r>
+        <w:t xml:space="preserve"> des </w:t>
+      </w:r>
+      <w:proofErr w:type="spellStart"/>
+      <w:r>
+        <w:t>Wassers</w:t>
+      </w:r>
+      <w:proofErr w:type="spellEnd"/>
+      <w:r>
+        <w:t xml:space="preserve"> </w:t>
+      </w:r>
+      <w:proofErr w:type="spellStart"/>
+      <w:r>
+        <w:t>im</w:t>
+      </w:r>
+      <w:proofErr w:type="spellEnd"/>
+      <w:r>
+        <w:t xml:space="preserve"> </w:t>
+      </w:r>
+      <w:proofErr w:type="spellStart"/>
+      <w:r>
+        <w:t>Boden</w:t>
+      </w:r>
+      <w:proofErr w:type="spellEnd"/>
+      <w:r>
+        <w:t xml:space="preserve">. </w:t>
+      </w:r>
+      <w:proofErr w:type="spellStart"/>
+      <w:r>
+        <w:t>Sitzungsber</w:t>
+      </w:r>
+      <w:proofErr w:type="spellEnd"/>
+      <w:r>
+        <w:t xml:space="preserve"> </w:t>
+      </w:r>
+      <w:proofErr w:type="spellStart"/>
+      <w:r>
+        <w:t>Akad</w:t>
+      </w:r>
+      <w:proofErr w:type="spellEnd"/>
+      <w:r>
+        <w:t xml:space="preserve">. </w:t>
+      </w:r>
+      <w:proofErr w:type="spellStart"/>
+      <w:r>
+        <w:t>Wiss</w:t>
+      </w:r>
+      <w:proofErr w:type="spellEnd"/>
+      <w:r>
+        <w:t>., Wien 136 (2a), 271-306 (1927)</w:t>
       </w:r>
     </w:p>
     <w:p>
@@ -12283,15 +13680,48 @@
         <w:ind w:left="0" w:firstLine="283"/>
         <w:jc w:val="both"/>
       </w:pPr>
+      <w:proofErr w:type="spellStart"/>
       <w:r>
         <w:rPr>
           <w:i/>
           <w:iCs/>
         </w:rPr>
-        <w:t>Nikiforov A. I., Zakirov T. R. and Nikiforov1 G. A.</w:t>
-      </w:r>
-      <w:r>
-        <w:t xml:space="preserve"> Model for Treatment of Oil Reservoirs with Polymer-Dispersed Systems. Chem Tech Fuels Oils 51 (1), 105–112 (2015)</w:t>
+        <w:t>Nikiforov</w:t>
+      </w:r>
+      <w:proofErr w:type="spellEnd"/>
+      <w:r>
+        <w:rPr>
+          <w:i/>
+          <w:iCs/>
+        </w:rPr>
+        <w:t xml:space="preserve"> A. I., </w:t>
+      </w:r>
+      <w:proofErr w:type="spellStart"/>
+      <w:r>
+        <w:rPr>
+          <w:i/>
+          <w:iCs/>
+        </w:rPr>
+        <w:t>Zakirov</w:t>
+      </w:r>
+      <w:proofErr w:type="spellEnd"/>
+      <w:r>
+        <w:rPr>
+          <w:i/>
+          <w:iCs/>
+        </w:rPr>
+        <w:t xml:space="preserve"> T. R. and Nikiforov1 G. A.</w:t>
+      </w:r>
+      <w:r>
+        <w:t xml:space="preserve"> Model for Treatment of Oil Reservoirs with Polymer-Dispersed Systems. </w:t>
+      </w:r>
+      <w:proofErr w:type="spellStart"/>
+      <w:r>
+        <w:t>Chem</w:t>
+      </w:r>
+      <w:proofErr w:type="spellEnd"/>
+      <w:r>
+        <w:t xml:space="preserve"> Tech Fuels Oils 51 (1), 105–112 (2015)</w:t>
       </w:r>
     </w:p>
     <w:p>
@@ -12307,12 +13737,21 @@
           <w:lang w:val="ru-RU"/>
         </w:rPr>
       </w:pPr>
+      <w:proofErr w:type="spellStart"/>
       <w:r>
         <w:rPr>
           <w:i/>
           <w:iCs/>
         </w:rPr>
-        <w:t>Burdine N. T.</w:t>
+        <w:t>Burdine</w:t>
+      </w:r>
+      <w:proofErr w:type="spellEnd"/>
+      <w:r>
+        <w:rPr>
+          <w:i/>
+          <w:iCs/>
+        </w:rPr>
+        <w:t xml:space="preserve"> N. T.</w:t>
       </w:r>
       <w:r>
         <w:t xml:space="preserve"> Relative permeability calculations from pore size distribution data. SPE</w:t>
@@ -12379,7 +13818,25 @@
           <w:iCs/>
           <w:lang w:val="ru-RU"/>
         </w:rPr>
-        <w:t>Никифоров А.И., Никаньшин Д.П.</w:t>
+        <w:t xml:space="preserve">Никифоров А.И., </w:t>
+      </w:r>
+      <w:proofErr w:type="spellStart"/>
+      <w:r>
+        <w:rPr>
+          <w:i/>
+          <w:iCs/>
+          <w:lang w:val="ru-RU"/>
+        </w:rPr>
+        <w:t>Никаньшин</w:t>
+      </w:r>
+      <w:proofErr w:type="spellEnd"/>
+      <w:r>
+        <w:rPr>
+          <w:i/>
+          <w:iCs/>
+          <w:lang w:val="ru-RU"/>
+        </w:rPr>
+        <w:t xml:space="preserve"> Д.П.</w:t>
       </w:r>
       <w:r>
         <w:rPr>
@@ -12403,14 +13860,108 @@
           <w:i/>
           <w:iCs/>
         </w:rPr>
-        <w:t>S. A. Mousavi Dehghani, M. Vafaie Sefti , H. Mehdizadeh and H. Shirkhanloo</w:t>
-      </w:r>
+        <w:t xml:space="preserve">S. A. </w:t>
+      </w:r>
+      <w:proofErr w:type="spellStart"/>
+      <w:r>
+        <w:rPr>
+          <w:i/>
+          <w:iCs/>
+        </w:rPr>
+        <w:t>Mousavi</w:t>
+      </w:r>
+      <w:proofErr w:type="spellEnd"/>
+      <w:r>
+        <w:rPr>
+          <w:i/>
+          <w:iCs/>
+        </w:rPr>
+        <w:t xml:space="preserve"> </w:t>
+      </w:r>
+      <w:proofErr w:type="spellStart"/>
+      <w:r>
+        <w:rPr>
+          <w:i/>
+          <w:iCs/>
+        </w:rPr>
+        <w:t>Dehghani</w:t>
+      </w:r>
+      <w:proofErr w:type="spellEnd"/>
+      <w:r>
+        <w:rPr>
+          <w:i/>
+          <w:iCs/>
+        </w:rPr>
+        <w:t xml:space="preserve">, M. </w:t>
+      </w:r>
+      <w:proofErr w:type="spellStart"/>
+      <w:r>
+        <w:rPr>
+          <w:i/>
+          <w:iCs/>
+        </w:rPr>
+        <w:t>Vafaie</w:t>
+      </w:r>
+      <w:proofErr w:type="spellEnd"/>
+      <w:r>
+        <w:rPr>
+          <w:i/>
+          <w:iCs/>
+        </w:rPr>
+        <w:t xml:space="preserve"> </w:t>
+      </w:r>
+      <w:proofErr w:type="spellStart"/>
+      <w:r>
+        <w:rPr>
+          <w:i/>
+          <w:iCs/>
+        </w:rPr>
+        <w:t>Sefti</w:t>
+      </w:r>
+      <w:proofErr w:type="spellEnd"/>
+      <w:r>
+        <w:rPr>
+          <w:i/>
+          <w:iCs/>
+        </w:rPr>
+        <w:t xml:space="preserve"> , H. </w:t>
+      </w:r>
+      <w:proofErr w:type="spellStart"/>
+      <w:r>
+        <w:rPr>
+          <w:i/>
+          <w:iCs/>
+        </w:rPr>
+        <w:t>Mehdizadeh</w:t>
+      </w:r>
+      <w:proofErr w:type="spellEnd"/>
+      <w:r>
+        <w:rPr>
+          <w:i/>
+          <w:iCs/>
+        </w:rPr>
+        <w:t xml:space="preserve"> and H. </w:t>
+      </w:r>
+      <w:proofErr w:type="spellStart"/>
+      <w:r>
+        <w:rPr>
+          <w:i/>
+          <w:iCs/>
+        </w:rPr>
+        <w:t>Shirkhanloo</w:t>
+      </w:r>
+      <w:proofErr w:type="spellEnd"/>
       <w:r>
         <w:t xml:space="preserve"> Solid Phase </w:t>
       </w:r>
       <w:r>
-        <w:t>Equation of State Application for Wax Formation Prediction in Petroleum Mixtures Iranian Journal of Chemical Engineering Vol. 5, No. 2 (Spring), 2008, IAChE</w:t>
-      </w:r>
+        <w:t xml:space="preserve">Equation of State Application for Wax Formation Prediction in Petroleum Mixtures Iranian Journal of Chemical Engineering Vol. 5, No. 2 (Spring), 2008, </w:t>
+      </w:r>
+      <w:proofErr w:type="spellStart"/>
+      <w:r>
+        <w:t>IAChE</w:t>
+      </w:r>
+      <w:proofErr w:type="spellEnd"/>
     </w:p>
     <w:p>
       <w:pPr>
@@ -12439,8 +13990,42 @@
         </w:rPr>
         <w:t xml:space="preserve"> Двухфазная многокомпонентная фильтрация в нефтяных пластах сложной структуры. </w:t>
       </w:r>
-      <w:r>
-        <w:t>Казань: Казан. гос. ун-т, 2009, 180 с.</w:t>
+      <w:proofErr w:type="spellStart"/>
+      <w:r>
+        <w:t>Казань</w:t>
+      </w:r>
+      <w:proofErr w:type="spellEnd"/>
+      <w:r>
+        <w:t xml:space="preserve">: </w:t>
+      </w:r>
+      <w:proofErr w:type="spellStart"/>
+      <w:r>
+        <w:t>Казан</w:t>
+      </w:r>
+      <w:proofErr w:type="spellEnd"/>
+      <w:r>
+        <w:t xml:space="preserve">. </w:t>
+      </w:r>
+      <w:proofErr w:type="spellStart"/>
+      <w:r>
+        <w:t>гос</w:t>
+      </w:r>
+      <w:proofErr w:type="spellEnd"/>
+      <w:r>
+        <w:t xml:space="preserve">. </w:t>
+      </w:r>
+      <w:proofErr w:type="spellStart"/>
+      <w:proofErr w:type="gramStart"/>
+      <w:r>
+        <w:t>ун</w:t>
+      </w:r>
+      <w:proofErr w:type="spellEnd"/>
+      <w:r>
+        <w:t>-т</w:t>
+      </w:r>
+      <w:proofErr w:type="gramEnd"/>
+      <w:r>
+        <w:t>, 2009, 180 с.</w:t>
       </w:r>
       <w:bookmarkEnd w:id="8"/>
     </w:p>
@@ -12464,12 +14049,37 @@
         </w:rPr>
         <w:t xml:space="preserve"> </w:t>
       </w:r>
+      <w:proofErr w:type="spellStart"/>
       <w:r>
         <w:rPr>
           <w:highlight w:val="red"/>
           <w:lang w:val="ru-RU"/>
         </w:rPr>
-        <w:t>Алишаев М.Г., Расчет температурного поля пласта при инжекции жидкости для плоского фильтрационного течения, Известия Академии наук СССР. Механика жидкости и газа., 1979. № 1. С. 67.</w:t>
+        <w:t>Алишаев</w:t>
+      </w:r>
+      <w:proofErr w:type="spellEnd"/>
+      <w:r>
+        <w:rPr>
+          <w:highlight w:val="red"/>
+          <w:lang w:val="ru-RU"/>
+        </w:rPr>
+        <w:t xml:space="preserve"> М.Г., Расчет температурного поля пласта при инжекции жидкости для плоского фильтрационного течения, Известия Академии наук СССР. Механика жидкости и газа</w:t>
+      </w:r>
+      <w:proofErr w:type="gramStart"/>
+      <w:r>
+        <w:rPr>
+          <w:highlight w:val="red"/>
+          <w:lang w:val="ru-RU"/>
+        </w:rPr>
+        <w:t xml:space="preserve">., </w:t>
+      </w:r>
+      <w:proofErr w:type="gramEnd"/>
+      <w:r>
+        <w:rPr>
+          <w:highlight w:val="red"/>
+          <w:lang w:val="ru-RU"/>
+        </w:rPr>
+        <w:t>1979. № 1. С. 67.</w:t>
       </w:r>
     </w:p>
     <w:sectPr>
@@ -12482,7 +14092,7 @@
 </file>
 
 <file path=word/endnotes.xml><?xml version="1.0" encoding="utf-8"?>
-<w:endnotes xmlns:wpc="http://schemas.microsoft.com/office/word/2010/wordprocessingCanvas" xmlns:cx="http://schemas.microsoft.com/office/drawing/2014/chartex" xmlns:cx1="http://schemas.microsoft.com/office/drawing/2015/9/8/chartex" xmlns:cx2="http://schemas.microsoft.com/office/drawing/2015/10/21/chartex" xmlns:cx3="http://schemas.microsoft.com/office/drawing/2016/5/9/chartex" xmlns:cx4="http://schemas.microsoft.com/office/drawing/2016/5/10/chartex" xmlns:cx5="http://schemas.microsoft.com/office/drawing/2016/5/11/chartex" xmlns:cx6="http://schemas.microsoft.com/office/drawing/2016/5/12/chartex" xmlns:cx7="http://schemas.microsoft.com/office/drawing/2016/5/13/chartex" xmlns:cx8="http://schemas.microsoft.com/office/drawing/2016/5/14/chartex" xmlns:mc="http://schemas.openxmlformats.org/markup-compatibility/2006" xmlns:aink="http://schemas.microsoft.com/office/drawing/2016/ink" xmlns:am3d="http://schemas.microsoft.com/office/drawing/2017/model3d" xmlns:o="urn:schemas-microsoft-com:office:office" xmlns:r="http://schemas.openxmlformats.org/officeDocument/2006/relationships" xmlns:m="http://schemas.openxmlformats.org/officeDocument/2006/math" xmlns:v="urn:schemas-microsoft-com:vml" xmlns:wp14="http://schemas.microsoft.com/office/word/2010/wordprocessingDrawing" xmlns:wp="http://schemas.openxmlformats.org/drawingml/2006/wordprocessingDrawing" xmlns:w10="urn:schemas-microsoft-com:office:word" xmlns:w="http://schemas.openxmlformats.org/wordprocessingml/2006/main" xmlns:w14="http://schemas.microsoft.com/office/word/2010/wordml" xmlns:w15="http://schemas.microsoft.com/office/word/2012/wordml" xmlns:w16cex="http://schemas.microsoft.com/office/word/2018/wordml/cex" xmlns:w16cid="http://schemas.microsoft.com/office/word/2016/wordml/cid" xmlns:w16="http://schemas.microsoft.com/office/word/2018/wordml" xmlns:w16sdtdh="http://schemas.microsoft.com/office/word/2020/wordml/sdtdatahash" xmlns:w16se="http://schemas.microsoft.com/office/word/2015/wordml/symex" xmlns:wpg="http://schemas.microsoft.com/office/word/2010/wordprocessingGroup" xmlns:wpi="http://schemas.microsoft.com/office/word/2010/wordprocessingInk" xmlns:wne="http://schemas.microsoft.com/office/word/2006/wordml" xmlns:wps="http://schemas.microsoft.com/office/word/2010/wordprocessingShape" mc:Ignorable="w14 w15 w16se w16cid w16 w16cex w16sdtdh wp14">
+<w:endnotes xmlns:ve="http://schemas.openxmlformats.org/markup-compatibility/2006" xmlns:o="urn:schemas-microsoft-com:office:office" xmlns:r="http://schemas.openxmlformats.org/officeDocument/2006/relationships" xmlns:m="http://schemas.openxmlformats.org/officeDocument/2006/math" xmlns:v="urn:schemas-microsoft-com:vml" xmlns:wp="http://schemas.openxmlformats.org/drawingml/2006/wordprocessingDrawing" xmlns:w10="urn:schemas-microsoft-com:office:word" xmlns:w="http://schemas.openxmlformats.org/wordprocessingml/2006/main" xmlns:wne="http://schemas.microsoft.com/office/word/2006/wordml">
   <w:endnote w:type="separator" w:id="-1">
     <w:p>
       <w:pPr>
@@ -12507,7 +14117,7 @@
 </file>
 
 <file path=word/footnotes.xml><?xml version="1.0" encoding="utf-8"?>
-<w:footnotes xmlns:wpc="http://schemas.microsoft.com/office/word/2010/wordprocessingCanvas" xmlns:cx="http://schemas.microsoft.com/office/drawing/2014/chartex" xmlns:cx1="http://schemas.microsoft.com/office/drawing/2015/9/8/chartex" xmlns:cx2="http://schemas.microsoft.com/office/drawing/2015/10/21/chartex" xmlns:cx3="http://schemas.microsoft.com/office/drawing/2016/5/9/chartex" xmlns:cx4="http://schemas.microsoft.com/office/drawing/2016/5/10/chartex" xmlns:cx5="http://schemas.microsoft.com/office/drawing/2016/5/11/chartex" xmlns:cx6="http://schemas.microsoft.com/office/drawing/2016/5/12/chartex" xmlns:cx7="http://schemas.microsoft.com/office/drawing/2016/5/13/chartex" xmlns:cx8="http://schemas.microsoft.com/office/drawing/2016/5/14/chartex" xmlns:mc="http://schemas.openxmlformats.org/markup-compatibility/2006" xmlns:aink="http://schemas.microsoft.com/office/drawing/2016/ink" xmlns:am3d="http://schemas.microsoft.com/office/drawing/2017/model3d" xmlns:o="urn:schemas-microsoft-com:office:office" xmlns:r="http://schemas.openxmlformats.org/officeDocument/2006/relationships" xmlns:m="http://schemas.openxmlformats.org/officeDocument/2006/math" xmlns:v="urn:schemas-microsoft-com:vml" xmlns:wp14="http://schemas.microsoft.com/office/word/2010/wordprocessingDrawing" xmlns:wp="http://schemas.openxmlformats.org/drawingml/2006/wordprocessingDrawing" xmlns:w10="urn:schemas-microsoft-com:office:word" xmlns:w="http://schemas.openxmlformats.org/wordprocessingml/2006/main" xmlns:w14="http://schemas.microsoft.com/office/word/2010/wordml" xmlns:w15="http://schemas.microsoft.com/office/word/2012/wordml" xmlns:w16cex="http://schemas.microsoft.com/office/word/2018/wordml/cex" xmlns:w16cid="http://schemas.microsoft.com/office/word/2016/wordml/cid" xmlns:w16="http://schemas.microsoft.com/office/word/2018/wordml" xmlns:w16sdtdh="http://schemas.microsoft.com/office/word/2020/wordml/sdtdatahash" xmlns:w16se="http://schemas.microsoft.com/office/word/2015/wordml/symex" xmlns:wpg="http://schemas.microsoft.com/office/word/2010/wordprocessingGroup" xmlns:wpi="http://schemas.microsoft.com/office/word/2010/wordprocessingInk" xmlns:wne="http://schemas.microsoft.com/office/word/2006/wordml" xmlns:wps="http://schemas.microsoft.com/office/word/2010/wordprocessingShape" mc:Ignorable="w14 w15 w16se w16cid w16 w16cex w16sdtdh wp14">
+<w:footnotes xmlns:ve="http://schemas.openxmlformats.org/markup-compatibility/2006" xmlns:o="urn:schemas-microsoft-com:office:office" xmlns:r="http://schemas.openxmlformats.org/officeDocument/2006/relationships" xmlns:m="http://schemas.openxmlformats.org/officeDocument/2006/math" xmlns:v="urn:schemas-microsoft-com:vml" xmlns:wp="http://schemas.openxmlformats.org/drawingml/2006/wordprocessingDrawing" xmlns:w10="urn:schemas-microsoft-com:office:word" xmlns:w="http://schemas.openxmlformats.org/wordprocessingml/2006/main" xmlns:wne="http://schemas.microsoft.com/office/word/2006/wordml">
   <w:footnote w:type="separator" w:id="-1">
     <w:p>
       <w:r>
@@ -12526,8 +14136,8 @@
 </file>
 
 <file path=word/numbering.xml><?xml version="1.0" encoding="utf-8"?>
-<w:numbering xmlns:wpc="http://schemas.microsoft.com/office/word/2010/wordprocessingCanvas" xmlns:cx="http://schemas.microsoft.com/office/drawing/2014/chartex" xmlns:cx1="http://schemas.microsoft.com/office/drawing/2015/9/8/chartex" xmlns:cx2="http://schemas.microsoft.com/office/drawing/2015/10/21/chartex" xmlns:cx3="http://schemas.microsoft.com/office/drawing/2016/5/9/chartex" xmlns:cx4="http://schemas.microsoft.com/office/drawing/2016/5/10/chartex" xmlns:cx5="http://schemas.microsoft.com/office/drawing/2016/5/11/chartex" xmlns:cx6="http://schemas.microsoft.com/office/drawing/2016/5/12/chartex" xmlns:cx7="http://schemas.microsoft.com/office/drawing/2016/5/13/chartex" xmlns:cx8="http://schemas.microsoft.com/office/drawing/2016/5/14/chartex" xmlns:mc="http://schemas.openxmlformats.org/markup-compatibility/2006" xmlns:aink="http://schemas.microsoft.com/office/drawing/2016/ink" xmlns:am3d="http://schemas.microsoft.com/office/drawing/2017/model3d" xmlns:o="urn:schemas-microsoft-com:office:office" xmlns:r="http://schemas.openxmlformats.org/officeDocument/2006/relationships" xmlns:m="http://schemas.openxmlformats.org/officeDocument/2006/math" xmlns:v="urn:schemas-microsoft-com:vml" xmlns:wp14="http://schemas.microsoft.com/office/word/2010/wordprocessingDrawing" xmlns:wp="http://schemas.openxmlformats.org/drawingml/2006/wordprocessingDrawing" xmlns:w10="urn:schemas-microsoft-com:office:word" xmlns:w="http://schemas.openxmlformats.org/wordprocessingml/2006/main" xmlns:w14="http://schemas.microsoft.com/office/word/2010/wordml" xmlns:w15="http://schemas.microsoft.com/office/word/2012/wordml" xmlns:w16cex="http://schemas.microsoft.com/office/word/2018/wordml/cex" xmlns:w16cid="http://schemas.microsoft.com/office/word/2016/wordml/cid" xmlns:w16="http://schemas.microsoft.com/office/word/2018/wordml" xmlns:w16sdtdh="http://schemas.microsoft.com/office/word/2020/wordml/sdtdatahash" xmlns:w16se="http://schemas.microsoft.com/office/word/2015/wordml/symex" xmlns:wpg="http://schemas.microsoft.com/office/word/2010/wordprocessingGroup" xmlns:wpi="http://schemas.microsoft.com/office/word/2010/wordprocessingInk" xmlns:wne="http://schemas.microsoft.com/office/word/2006/wordml" xmlns:wps="http://schemas.microsoft.com/office/word/2010/wordprocessingShape" mc:Ignorable="w14 w15 w16se w16cid w16 w16cex w16sdtdh wp14">
-  <w:abstractNum w:abstractNumId="0" w15:restartNumberingAfterBreak="0">
+<w:numbering xmlns:ve="http://schemas.openxmlformats.org/markup-compatibility/2006" xmlns:o="urn:schemas-microsoft-com:office:office" xmlns:r="http://schemas.openxmlformats.org/officeDocument/2006/relationships" xmlns:m="http://schemas.openxmlformats.org/officeDocument/2006/math" xmlns:v="urn:schemas-microsoft-com:vml" xmlns:wp="http://schemas.openxmlformats.org/drawingml/2006/wordprocessingDrawing" xmlns:w10="urn:schemas-microsoft-com:office:word" xmlns:w="http://schemas.openxmlformats.org/wordprocessingml/2006/main" xmlns:wne="http://schemas.microsoft.com/office/word/2006/wordml">
+  <w:abstractNum w:abstractNumId="0">
     <w:nsid w:val="0000A990"/>
     <w:multiLevelType w:val="multilevel"/>
     <w:tmpl w:val="3E549AD4"/>
@@ -12604,7 +14214,7 @@
       </w:pPr>
     </w:lvl>
   </w:abstractNum>
-  <w:abstractNum w:abstractNumId="1" w15:restartNumberingAfterBreak="0">
+  <w:abstractNum w:abstractNumId="1">
     <w:nsid w:val="00A99201"/>
     <w:multiLevelType w:val="multilevel"/>
     <w:tmpl w:val="65EC7FF2"/>
@@ -12690,7 +14300,7 @@
       </w:pPr>
     </w:lvl>
   </w:abstractNum>
-  <w:abstractNum w:abstractNumId="2" w15:restartNumberingAfterBreak="0">
+  <w:abstractNum w:abstractNumId="2">
     <w:nsid w:val="02B46DBF"/>
     <w:multiLevelType w:val="hybridMultilevel"/>
     <w:tmpl w:val="28C0AF2C"/>
@@ -12776,7 +14386,7 @@
       </w:pPr>
     </w:lvl>
   </w:abstractNum>
-  <w:abstractNum w:abstractNumId="3" w15:restartNumberingAfterBreak="0">
+  <w:abstractNum w:abstractNumId="3">
     <w:nsid w:val="5E3F60A4"/>
     <w:multiLevelType w:val="hybridMultilevel"/>
     <w:tmpl w:val="223CD76C"/>
@@ -12908,7 +14518,7 @@
 </file>
 
 <file path=word/styles.xml><?xml version="1.0" encoding="utf-8"?>
-<w:styles xmlns:mc="http://schemas.openxmlformats.org/markup-compatibility/2006" xmlns:r="http://schemas.openxmlformats.org/officeDocument/2006/relationships" xmlns:w="http://schemas.openxmlformats.org/wordprocessingml/2006/main" xmlns:w14="http://schemas.microsoft.com/office/word/2010/wordml" xmlns:w15="http://schemas.microsoft.com/office/word/2012/wordml" xmlns:w16cex="http://schemas.microsoft.com/office/word/2018/wordml/cex" xmlns:w16cid="http://schemas.microsoft.com/office/word/2016/wordml/cid" xmlns:w16="http://schemas.microsoft.com/office/word/2018/wordml" xmlns:w16sdtdh="http://schemas.microsoft.com/office/word/2020/wordml/sdtdatahash" xmlns:w16se="http://schemas.microsoft.com/office/word/2015/wordml/symex" mc:Ignorable="w14 w15 w16se w16cid w16 w16cex w16sdtdh">
+<w:styles xmlns:r="http://schemas.openxmlformats.org/officeDocument/2006/relationships" xmlns:w="http://schemas.openxmlformats.org/wordprocessingml/2006/main">
   <w:docDefaults>
     <w:rPrDefault>
       <w:rPr>
@@ -12924,347 +14534,143 @@
       </w:pPr>
     </w:pPrDefault>
   </w:docDefaults>
-  <w:latentStyles w:defLockedState="0" w:defUIPriority="0" w:defSemiHidden="0" w:defUnhideWhenUsed="0" w:defQFormat="0" w:count="376">
-    <w:lsdException w:name="heading 5" w:semiHidden="1" w:unhideWhenUsed="1"/>
-    <w:lsdException w:name="index 2" w:semiHidden="1" w:unhideWhenUsed="1"/>
-    <w:lsdException w:name="index 3" w:semiHidden="1" w:unhideWhenUsed="1"/>
-    <w:lsdException w:name="index 4" w:semiHidden="1" w:unhideWhenUsed="1"/>
-    <w:lsdException w:name="index 5" w:semiHidden="1" w:unhideWhenUsed="1"/>
-    <w:lsdException w:name="index 6" w:semiHidden="1" w:unhideWhenUsed="1"/>
-    <w:lsdException w:name="index 7" w:semiHidden="1" w:unhideWhenUsed="1"/>
-    <w:lsdException w:name="index 8" w:semiHidden="1" w:unhideWhenUsed="1"/>
-    <w:lsdException w:name="index 9" w:semiHidden="1" w:unhideWhenUsed="1"/>
-    <w:lsdException w:name="toc 1" w:semiHidden="1" w:unhideWhenUsed="1"/>
-    <w:lsdException w:name="toc 2" w:semiHidden="1" w:unhideWhenUsed="1"/>
-    <w:lsdException w:name="toc 3" w:semiHidden="1" w:unhideWhenUsed="1"/>
-    <w:lsdException w:name="toc 4" w:semiHidden="1" w:unhideWhenUsed="1"/>
-    <w:lsdException w:name="toc 5" w:semiHidden="1" w:unhideWhenUsed="1"/>
-    <w:lsdException w:name="toc 6" w:semiHidden="1" w:unhideWhenUsed="1"/>
-    <w:lsdException w:name="toc 7" w:semiHidden="1" w:unhideWhenUsed="1"/>
-    <w:lsdException w:name="toc 8" w:semiHidden="1" w:unhideWhenUsed="1"/>
-    <w:lsdException w:name="toc 9" w:semiHidden="1" w:unhideWhenUsed="1"/>
-    <w:lsdException w:name="Normal Indent" w:semiHidden="1" w:unhideWhenUsed="1"/>
-    <w:lsdException w:name="footnote text" w:semiHidden="1" w:unhideWhenUsed="1"/>
-    <w:lsdException w:name="annotation text" w:semiHidden="1" w:unhideWhenUsed="1"/>
-    <w:lsdException w:name="header" w:semiHidden="1" w:unhideWhenUsed="1"/>
-    <w:lsdException w:name="footer" w:semiHidden="1" w:unhideWhenUsed="1"/>
-    <w:lsdException w:name="index heading" w:semiHidden="1" w:unhideWhenUsed="1"/>
-    <w:lsdException w:name="caption" w:semiHidden="1" w:unhideWhenUsed="1"/>
-    <w:lsdException w:name="table of figures" w:semiHidden="1" w:unhideWhenUsed="1"/>
-    <w:lsdException w:name="envelope address" w:semiHidden="1" w:unhideWhenUsed="1"/>
-    <w:lsdException w:name="envelope return" w:semiHidden="1" w:unhideWhenUsed="1"/>
-    <w:lsdException w:name="footnote reference" w:semiHidden="1" w:unhideWhenUsed="1"/>
-    <w:lsdException w:name="annotation reference" w:semiHidden="1" w:unhideWhenUsed="1"/>
-    <w:lsdException w:name="line number" w:semiHidden="1" w:unhideWhenUsed="1"/>
-    <w:lsdException w:name="page number" w:semiHidden="1" w:unhideWhenUsed="1"/>
-    <w:lsdException w:name="endnote reference" w:semiHidden="1" w:unhideWhenUsed="1"/>
-    <w:lsdException w:name="endnote text" w:semiHidden="1" w:unhideWhenUsed="1"/>
-    <w:lsdException w:name="table of authorities" w:semiHidden="1" w:unhideWhenUsed="1"/>
-    <w:lsdException w:name="macro" w:semiHidden="1" w:unhideWhenUsed="1"/>
-    <w:lsdException w:name="toa heading" w:semiHidden="1" w:unhideWhenUsed="1"/>
-    <w:lsdException w:name="List" w:semiHidden="1" w:unhideWhenUsed="1"/>
-    <w:lsdException w:name="List Bullet" w:semiHidden="1" w:unhideWhenUsed="1"/>
-    <w:lsdException w:name="List Number" w:semiHidden="1" w:unhideWhenUsed="1"/>
-    <w:lsdException w:name="List 2" w:semiHidden="1" w:unhideWhenUsed="1"/>
-    <w:lsdException w:name="List 3" w:semiHidden="1" w:unhideWhenUsed="1"/>
-    <w:lsdException w:name="List 4" w:semiHidden="1" w:unhideWhenUsed="1"/>
-    <w:lsdException w:name="List Bullet 2" w:semiHidden="1" w:unhideWhenUsed="1"/>
-    <w:lsdException w:name="List Bullet 3" w:semiHidden="1" w:unhideWhenUsed="1"/>
-    <w:lsdException w:name="List Number 2" w:semiHidden="1" w:unhideWhenUsed="1"/>
-    <w:lsdException w:name="List Number 3" w:semiHidden="1" w:unhideWhenUsed="1"/>
-    <w:lsdException w:name="List Number 4" w:semiHidden="1" w:unhideWhenUsed="1"/>
-    <w:lsdException w:name="List Number 5" w:semiHidden="1" w:unhideWhenUsed="1"/>
-    <w:lsdException w:name="Closing" w:semiHidden="1" w:unhideWhenUsed="1"/>
-    <w:lsdException w:name="Signature" w:semiHidden="1" w:unhideWhenUsed="1"/>
-    <w:lsdException w:name="Default Paragraph Font" w:semiHidden="1" w:unhideWhenUsed="1"/>
-    <w:lsdException w:name="Body Text" w:semiHidden="1" w:unhideWhenUsed="1"/>
-    <w:lsdException w:name="Body Text Indent" w:semiHidden="1" w:unhideWhenUsed="1"/>
-    <w:lsdException w:name="List Continue" w:semiHidden="1" w:unhideWhenUsed="1"/>
-    <w:lsdException w:name="List Continue 2" w:semiHidden="1" w:unhideWhenUsed="1"/>
-    <w:lsdException w:name="List Continue 3" w:semiHidden="1" w:unhideWhenUsed="1"/>
-    <w:lsdException w:name="List Continue 4" w:semiHidden="1" w:unhideWhenUsed="1"/>
-    <w:lsdException w:name="List Continue 5" w:semiHidden="1" w:unhideWhenUsed="1"/>
-    <w:lsdException w:name="Message Header" w:semiHidden="1" w:unhideWhenUsed="1"/>
-    <w:lsdException w:name="Salutation" w:semiHidden="1" w:unhideWhenUsed="1"/>
-    <w:lsdException w:name="Date" w:semiHidden="1" w:unhideWhenUsed="1"/>
-    <w:lsdException w:name="Body Text First Indent" w:semiHidden="1" w:unhideWhenUsed="1"/>
-    <w:lsdException w:name="Body Text Indent 2" w:semiHidden="1" w:unhideWhenUsed="1"/>
-    <w:lsdException w:name="Body Text Indent 3" w:semiHidden="1" w:unhideWhenUsed="1"/>
-    <w:lsdException w:name="Block Text" w:semiHidden="1" w:unhideWhenUsed="1"/>
-    <w:lsdException w:name="Hyperlink" w:semiHidden="1" w:unhideWhenUsed="1"/>
-    <w:lsdException w:name="FollowedHyperlink" w:semiHidden="1" w:unhideWhenUsed="1"/>
-    <w:lsdException w:name="Document Map" w:semiHidden="1" w:unhideWhenUsed="1"/>
-    <w:lsdException w:name="Plain Text" w:semiHidden="1" w:unhideWhenUsed="1"/>
-    <w:lsdException w:name="E-mail Signature" w:semiHidden="1" w:unhideWhenUsed="1"/>
-    <w:lsdException w:name="HTML Top of Form" w:semiHidden="1" w:unhideWhenUsed="1"/>
-    <w:lsdException w:name="HTML Bottom of Form" w:semiHidden="1" w:unhideWhenUsed="1"/>
-    <w:lsdException w:name="Normal (Web)" w:semiHidden="1" w:unhideWhenUsed="1"/>
-    <w:lsdException w:name="HTML Acronym" w:semiHidden="1" w:unhideWhenUsed="1"/>
-    <w:lsdException w:name="HTML Address" w:semiHidden="1" w:unhideWhenUsed="1"/>
-    <w:lsdException w:name="HTML Cite" w:semiHidden="1" w:unhideWhenUsed="1"/>
-    <w:lsdException w:name="HTML Code" w:semiHidden="1" w:unhideWhenUsed="1"/>
-    <w:lsdException w:name="HTML Definition" w:semiHidden="1" w:unhideWhenUsed="1"/>
-    <w:lsdException w:name="HTML Keyboard" w:semiHidden="1" w:unhideWhenUsed="1"/>
-    <w:lsdException w:name="HTML Preformatted" w:semiHidden="1" w:unhideWhenUsed="1"/>
-    <w:lsdException w:name="HTML Sample" w:semiHidden="1" w:unhideWhenUsed="1"/>
-    <w:lsdException w:name="HTML Typewriter" w:semiHidden="1" w:unhideWhenUsed="1"/>
-    <w:lsdException w:name="HTML Variable" w:semiHidden="1" w:unhideWhenUsed="1"/>
-    <w:lsdException w:name="Normal Table" w:semiHidden="1" w:unhideWhenUsed="1"/>
-    <w:lsdException w:name="annotation subject" w:semiHidden="1" w:unhideWhenUsed="1"/>
-    <w:lsdException w:name="No List" w:semiHidden="1" w:unhideWhenUsed="1"/>
-    <w:lsdException w:name="Outline List 1" w:semiHidden="1" w:unhideWhenUsed="1"/>
-    <w:lsdException w:name="Outline List 2" w:semiHidden="1" w:unhideWhenUsed="1"/>
-    <w:lsdException w:name="Outline List 3" w:semiHidden="1" w:unhideWhenUsed="1"/>
-    <w:lsdException w:name="Table Simple 1" w:semiHidden="1" w:unhideWhenUsed="1"/>
-    <w:lsdException w:name="Table Simple 2" w:semiHidden="1" w:unhideWhenUsed="1"/>
-    <w:lsdException w:name="Table Simple 3" w:semiHidden="1" w:unhideWhenUsed="1"/>
-    <w:lsdException w:name="Table Classic 1" w:semiHidden="1" w:unhideWhenUsed="1"/>
-    <w:lsdException w:name="Table Classic 2" w:semiHidden="1" w:unhideWhenUsed="1"/>
-    <w:lsdException w:name="Table Classic 3" w:semiHidden="1" w:unhideWhenUsed="1"/>
-    <w:lsdException w:name="Table Classic 4" w:semiHidden="1" w:unhideWhenUsed="1"/>
-    <w:lsdException w:name="Table Colorful 1" w:semiHidden="1" w:unhideWhenUsed="1"/>
-    <w:lsdException w:name="Table Colorful 2" w:semiHidden="1" w:unhideWhenUsed="1"/>
-    <w:lsdException w:name="Table Colorful 3" w:semiHidden="1" w:unhideWhenUsed="1"/>
-    <w:lsdException w:name="Table Columns 1" w:semiHidden="1" w:unhideWhenUsed="1"/>
-    <w:lsdException w:name="Table Columns 2" w:semiHidden="1" w:unhideWhenUsed="1"/>
-    <w:lsdException w:name="Table Columns 3" w:semiHidden="1" w:unhideWhenUsed="1"/>
-    <w:lsdException w:name="Table Columns 4" w:semiHidden="1" w:unhideWhenUsed="1"/>
-    <w:lsdException w:name="Table Columns 5" w:semiHidden="1" w:unhideWhenUsed="1"/>
-    <w:lsdException w:name="Table Grid 1" w:semiHidden="1" w:unhideWhenUsed="1"/>
-    <w:lsdException w:name="Table Grid 2" w:semiHidden="1" w:unhideWhenUsed="1"/>
-    <w:lsdException w:name="Table Grid 3" w:semiHidden="1" w:unhideWhenUsed="1"/>
-    <w:lsdException w:name="Table Grid 4" w:semiHidden="1" w:unhideWhenUsed="1"/>
-    <w:lsdException w:name="Table Grid 5" w:semiHidden="1" w:unhideWhenUsed="1"/>
-    <w:lsdException w:name="Table Grid 6" w:semiHidden="1" w:unhideWhenUsed="1"/>
-    <w:lsdException w:name="Table Grid 7" w:semiHidden="1" w:unhideWhenUsed="1"/>
-    <w:lsdException w:name="Table Grid 8" w:semiHidden="1" w:unhideWhenUsed="1"/>
-    <w:lsdException w:name="Table List 1" w:semiHidden="1" w:unhideWhenUsed="1"/>
-    <w:lsdException w:name="Table List 2" w:semiHidden="1" w:unhideWhenUsed="1"/>
-    <w:lsdException w:name="Table List 3" w:semiHidden="1" w:unhideWhenUsed="1"/>
-    <w:lsdException w:name="Table List 4" w:semiHidden="1" w:unhideWhenUsed="1"/>
-    <w:lsdException w:name="Table List 5" w:semiHidden="1" w:unhideWhenUsed="1"/>
-    <w:lsdException w:name="Table List 6" w:semiHidden="1" w:unhideWhenUsed="1"/>
-    <w:lsdException w:name="Table List 7" w:semiHidden="1" w:unhideWhenUsed="1"/>
-    <w:lsdException w:name="Table List 8" w:semiHidden="1" w:unhideWhenUsed="1"/>
-    <w:lsdException w:name="Table 3D effects 1" w:semiHidden="1" w:unhideWhenUsed="1"/>
-    <w:lsdException w:name="Table 3D effects 2" w:semiHidden="1" w:unhideWhenUsed="1"/>
-    <w:lsdException w:name="Table 3D effects 3" w:semiHidden="1" w:unhideWhenUsed="1"/>
-    <w:lsdException w:name="Table Contemporary" w:semiHidden="1" w:unhideWhenUsed="1"/>
-    <w:lsdException w:name="Table Elegant" w:semiHidden="1" w:unhideWhenUsed="1"/>
-    <w:lsdException w:name="Table Professional" w:semiHidden="1" w:unhideWhenUsed="1"/>
-    <w:lsdException w:name="Table Subtle 1" w:semiHidden="1" w:unhideWhenUsed="1"/>
-    <w:lsdException w:name="Table Subtle 2" w:semiHidden="1" w:unhideWhenUsed="1"/>
-    <w:lsdException w:name="Table Web 1" w:semiHidden="1" w:unhideWhenUsed="1"/>
-    <w:lsdException w:name="Table Web 2" w:semiHidden="1" w:unhideWhenUsed="1"/>
-    <w:lsdException w:name="Table Web 3" w:semiHidden="1" w:unhideWhenUsed="1"/>
-    <w:lsdException w:name="Balloon Text" w:semiHidden="1" w:unhideWhenUsed="1"/>
-    <w:lsdException w:name="Table Theme" w:semiHidden="1" w:unhideWhenUsed="1"/>
-    <w:lsdException w:name="Placeholder Text" w:semiHidden="1"/>
-    <w:lsdException w:name="Light Shading"/>
-    <w:lsdException w:name="Light List"/>
-    <w:lsdException w:name="Light Grid"/>
-    <w:lsdException w:name="Medium Shading 1"/>
-    <w:lsdException w:name="Medium Shading 2"/>
-    <w:lsdException w:name="Medium List 1"/>
-    <w:lsdException w:name="Medium List 2"/>
-    <w:lsdException w:name="Medium Grid 1"/>
-    <w:lsdException w:name="Medium Grid 2"/>
-    <w:lsdException w:name="Medium Grid 3"/>
-    <w:lsdException w:name="Dark List"/>
-    <w:lsdException w:name="Colorful Shading"/>
-    <w:lsdException w:name="Colorful List"/>
-    <w:lsdException w:name="Colorful Grid"/>
-    <w:lsdException w:name="Light Shading Accent 1"/>
-    <w:lsdException w:name="Light List Accent 1"/>
-    <w:lsdException w:name="Light Grid Accent 1"/>
-    <w:lsdException w:name="Medium Shading 1 Accent 1"/>
-    <w:lsdException w:name="Medium Shading 2 Accent 1"/>
-    <w:lsdException w:name="Medium List 1 Accent 1"/>
-    <w:lsdException w:name="Revision" w:semiHidden="1"/>
-    <w:lsdException w:name="Medium List 2 Accent 1"/>
-    <w:lsdException w:name="Medium Grid 1 Accent 1"/>
-    <w:lsdException w:name="Medium Grid 2 Accent 1"/>
-    <w:lsdException w:name="Medium Grid 3 Accent 1"/>
-    <w:lsdException w:name="Dark List Accent 1"/>
-    <w:lsdException w:name="Colorful Shading Accent 1"/>
-    <w:lsdException w:name="Colorful List Accent 1"/>
-    <w:lsdException w:name="Colorful Grid Accent 1"/>
-    <w:lsdException w:name="Light Shading Accent 2"/>
-    <w:lsdException w:name="Light List Accent 2"/>
-    <w:lsdException w:name="Light Grid Accent 2"/>
-    <w:lsdException w:name="Medium Shading 1 Accent 2"/>
-    <w:lsdException w:name="Medium Shading 2 Accent 2"/>
-    <w:lsdException w:name="Medium List 1 Accent 2"/>
-    <w:lsdException w:name="Medium List 2 Accent 2"/>
-    <w:lsdException w:name="Medium Grid 1 Accent 2"/>
-    <w:lsdException w:name="Medium Grid 2 Accent 2"/>
-    <w:lsdException w:name="Medium Grid 3 Accent 2"/>
-    <w:lsdException w:name="Dark List Accent 2"/>
-    <w:lsdException w:name="Colorful Shading Accent 2"/>
-    <w:lsdException w:name="Colorful List Accent 2"/>
-    <w:lsdException w:name="Colorful Grid Accent 2"/>
-    <w:lsdException w:name="Light Shading Accent 3"/>
-    <w:lsdException w:name="Light List Accent 3"/>
-    <w:lsdException w:name="Light Grid Accent 3"/>
-    <w:lsdException w:name="Medium Shading 1 Accent 3"/>
-    <w:lsdException w:name="Medium Shading 2 Accent 3"/>
-    <w:lsdException w:name="Medium List 1 Accent 3"/>
-    <w:lsdException w:name="Medium List 2 Accent 3"/>
-    <w:lsdException w:name="Medium Grid 1 Accent 3"/>
-    <w:lsdException w:name="Medium Grid 2 Accent 3"/>
-    <w:lsdException w:name="Medium Grid 3 Accent 3"/>
-    <w:lsdException w:name="Dark List Accent 3"/>
-    <w:lsdException w:name="Colorful Shading Accent 3"/>
-    <w:lsdException w:name="Colorful List Accent 3"/>
-    <w:lsdException w:name="Colorful Grid Accent 3"/>
-    <w:lsdException w:name="Light Shading Accent 4"/>
-    <w:lsdException w:name="Light List Accent 4"/>
-    <w:lsdException w:name="Light Grid Accent 4"/>
-    <w:lsdException w:name="Medium Shading 1 Accent 4"/>
-    <w:lsdException w:name="Medium Shading 2 Accent 4"/>
-    <w:lsdException w:name="Medium List 1 Accent 4"/>
-    <w:lsdException w:name="Medium List 2 Accent 4"/>
-    <w:lsdException w:name="Medium Grid 1 Accent 4"/>
-    <w:lsdException w:name="Medium Grid 2 Accent 4"/>
-    <w:lsdException w:name="Medium Grid 3 Accent 4"/>
-    <w:lsdException w:name="Dark List Accent 4"/>
-    <w:lsdException w:name="Colorful Shading Accent 4"/>
-    <w:lsdException w:name="Colorful List Accent 4"/>
-    <w:lsdException w:name="Colorful Grid Accent 4"/>
-    <w:lsdException w:name="Light Shading Accent 5"/>
-    <w:lsdException w:name="Light List Accent 5"/>
-    <w:lsdException w:name="Light Grid Accent 5"/>
-    <w:lsdException w:name="Medium Shading 1 Accent 5"/>
-    <w:lsdException w:name="Medium Shading 2 Accent 5"/>
-    <w:lsdException w:name="Medium List 1 Accent 5"/>
-    <w:lsdException w:name="Medium List 2 Accent 5"/>
-    <w:lsdException w:name="Medium Grid 1 Accent 5"/>
-    <w:lsdException w:name="Medium Grid 2 Accent 5"/>
-    <w:lsdException w:name="Medium Grid 3 Accent 5"/>
-    <w:lsdException w:name="Dark List Accent 5"/>
-    <w:lsdException w:name="Colorful Shading Accent 5"/>
-    <w:lsdException w:name="Colorful List Accent 5"/>
-    <w:lsdException w:name="Colorful Grid Accent 5"/>
-    <w:lsdException w:name="Light Shading Accent 6"/>
-    <w:lsdException w:name="Light List Accent 6"/>
-    <w:lsdException w:name="Light Grid Accent 6"/>
-    <w:lsdException w:name="Medium Shading 1 Accent 6"/>
-    <w:lsdException w:name="Medium Shading 2 Accent 6"/>
-    <w:lsdException w:name="Medium List 1 Accent 6"/>
-    <w:lsdException w:name="Medium List 2 Accent 6"/>
-    <w:lsdException w:name="Medium Grid 1 Accent 6"/>
-    <w:lsdException w:name="Medium Grid 2 Accent 6"/>
-    <w:lsdException w:name="Medium Grid 3 Accent 6"/>
-    <w:lsdException w:name="Dark List Accent 6"/>
-    <w:lsdException w:name="Colorful Shading Accent 6"/>
-    <w:lsdException w:name="Colorful List Accent 6"/>
-    <w:lsdException w:name="Colorful Grid Accent 6"/>
-    <w:lsdException w:name="Bibliography" w:semiHidden="1" w:unhideWhenUsed="1"/>
-    <w:lsdException w:name="TOC Heading" w:semiHidden="1" w:unhideWhenUsed="1"/>
-    <w:lsdException w:name="Grid Table 4" w:uiPriority="49"/>
-    <w:lsdException w:name="Grid Table 5 Dark" w:uiPriority="50"/>
-    <w:lsdException w:name="Grid Table 6 Colorful" w:uiPriority="51"/>
-    <w:lsdException w:name="Grid Table 7 Colorful" w:uiPriority="52"/>
-    <w:lsdException w:name="Grid Table 1 Light Accent 1" w:uiPriority="46"/>
-    <w:lsdException w:name="Grid Table 2 Accent 1" w:uiPriority="47"/>
-    <w:lsdException w:name="Grid Table 3 Accent 1" w:uiPriority="48"/>
-    <w:lsdException w:name="Grid Table 4 Accent 1" w:uiPriority="49"/>
-    <w:lsdException w:name="Grid Table 5 Dark Accent 1" w:uiPriority="50"/>
-    <w:lsdException w:name="Grid Table 6 Colorful Accent 1" w:uiPriority="51"/>
-    <w:lsdException w:name="Grid Table 7 Colorful Accent 1" w:uiPriority="52"/>
-    <w:lsdException w:name="Grid Table 1 Light Accent 2" w:uiPriority="46"/>
-    <w:lsdException w:name="Grid Table 2 Accent 2" w:uiPriority="47"/>
-    <w:lsdException w:name="Grid Table 3 Accent 2" w:uiPriority="48"/>
-    <w:lsdException w:name="Grid Table 4 Accent 2" w:uiPriority="49"/>
-    <w:lsdException w:name="Grid Table 5 Dark Accent 2" w:uiPriority="50"/>
-    <w:lsdException w:name="Grid Table 6 Colorful Accent 2" w:uiPriority="51"/>
-    <w:lsdException w:name="Grid Table 7 Colorful Accent 2" w:uiPriority="52"/>
-    <w:lsdException w:name="Grid Table 1 Light Accent 3" w:uiPriority="46"/>
-    <w:lsdException w:name="Grid Table 2 Accent 3" w:uiPriority="47"/>
-    <w:lsdException w:name="Grid Table 3 Accent 3" w:uiPriority="48"/>
-    <w:lsdException w:name="Grid Table 4 Accent 3" w:uiPriority="49"/>
-    <w:lsdException w:name="Grid Table 5 Dark Accent 3" w:uiPriority="50"/>
-    <w:lsdException w:name="Grid Table 6 Colorful Accent 3" w:uiPriority="51"/>
-    <w:lsdException w:name="Grid Table 7 Colorful Accent 3" w:uiPriority="52"/>
-    <w:lsdException w:name="Grid Table 1 Light Accent 4" w:uiPriority="46"/>
-    <w:lsdException w:name="Grid Table 2 Accent 4" w:uiPriority="47"/>
-    <w:lsdException w:name="Grid Table 3 Accent 4" w:uiPriority="48"/>
-    <w:lsdException w:name="Grid Table 4 Accent 4" w:uiPriority="49"/>
-    <w:lsdException w:name="Grid Table 5 Dark Accent 4" w:uiPriority="50"/>
-    <w:lsdException w:name="Grid Table 6 Colorful Accent 4" w:uiPriority="51"/>
-    <w:lsdException w:name="Grid Table 7 Colorful Accent 4" w:uiPriority="52"/>
-    <w:lsdException w:name="Grid Table 1 Light Accent 5" w:uiPriority="46"/>
-    <w:lsdException w:name="Grid Table 2 Accent 5" w:uiPriority="47"/>
-    <w:lsdException w:name="Grid Table 3 Accent 5" w:uiPriority="48"/>
-    <w:lsdException w:name="Grid Table 4 Accent 5" w:uiPriority="49"/>
-    <w:lsdException w:name="Grid Table 5 Dark Accent 5" w:uiPriority="50"/>
-    <w:lsdException w:name="Grid Table 6 Colorful Accent 5" w:uiPriority="51"/>
-    <w:lsdException w:name="Grid Table 7 Colorful Accent 5" w:uiPriority="52"/>
-    <w:lsdException w:name="Grid Table 1 Light Accent 6" w:uiPriority="46"/>
-    <w:lsdException w:name="Grid Table 2 Accent 6" w:uiPriority="47"/>
-    <w:lsdException w:name="Grid Table 3 Accent 6" w:uiPriority="48"/>
-    <w:lsdException w:name="Grid Table 4 Accent 6" w:uiPriority="49"/>
-    <w:lsdException w:name="Grid Table 5 Dark Accent 6" w:uiPriority="50"/>
-    <w:lsdException w:name="Grid Table 6 Colorful Accent 6" w:uiPriority="51"/>
-    <w:lsdException w:name="Grid Table 7 Colorful Accent 6" w:uiPriority="52"/>
-    <w:lsdException w:name="List Table 1 Light" w:uiPriority="46"/>
-    <w:lsdException w:name="List Table 2" w:uiPriority="47"/>
-    <w:lsdException w:name="List Table 3" w:uiPriority="48"/>
-    <w:lsdException w:name="List Table 4" w:uiPriority="49"/>
-    <w:lsdException w:name="List Table 5 Dark" w:uiPriority="50"/>
-    <w:lsdException w:name="List Table 6 Colorful" w:uiPriority="51"/>
-    <w:lsdException w:name="List Table 7 Colorful" w:uiPriority="52"/>
-    <w:lsdException w:name="List Table 1 Light Accent 1" w:uiPriority="46"/>
-    <w:lsdException w:name="List Table 2 Accent 1" w:uiPriority="47"/>
-    <w:lsdException w:name="List Table 3 Accent 1" w:uiPriority="48"/>
-    <w:lsdException w:name="List Table 4 Accent 1" w:uiPriority="49"/>
-    <w:lsdException w:name="List Table 5 Dark Accent 1" w:uiPriority="50"/>
-    <w:lsdException w:name="List Table 6 Colorful Accent 1" w:uiPriority="51"/>
-    <w:lsdException w:name="List Table 7 Colorful Accent 1" w:uiPriority="52"/>
-    <w:lsdException w:name="List Table 1 Light Accent 2" w:uiPriority="46"/>
-    <w:lsdException w:name="List Table 2 Accent 2" w:uiPriority="47"/>
-    <w:lsdException w:name="List Table 3 Accent 2" w:uiPriority="48"/>
-    <w:lsdException w:name="List Table 4 Accent 2" w:uiPriority="49"/>
-    <w:lsdException w:name="List Table 5 Dark Accent 2" w:uiPriority="50"/>
-    <w:lsdException w:name="List Table 6 Colorful Accent 2" w:uiPriority="51"/>
-    <w:lsdException w:name="List Table 7 Colorful Accent 2" w:uiPriority="52"/>
-    <w:lsdException w:name="List Table 1 Light Accent 3" w:uiPriority="46"/>
-    <w:lsdException w:name="List Table 2 Accent 3" w:uiPriority="47"/>
-    <w:lsdException w:name="List Table 3 Accent 3" w:uiPriority="48"/>
-    <w:lsdException w:name="List Table 4 Accent 3" w:uiPriority="49"/>
-    <w:lsdException w:name="List Table 5 Dark Accent 3" w:uiPriority="50"/>
-    <w:lsdException w:name="List Table 6 Colorful Accent 3" w:uiPriority="51"/>
-    <w:lsdException w:name="List Table 7 Colorful Accent 3" w:uiPriority="52"/>
-    <w:lsdException w:name="List Table 1 Light Accent 4" w:uiPriority="46"/>
-    <w:lsdException w:name="List Table 2 Accent 4" w:uiPriority="47"/>
-    <w:lsdException w:name="List Table 3 Accent 4" w:uiPriority="48"/>
-    <w:lsdException w:name="List Table 4 Accent 4" w:uiPriority="49"/>
-    <w:lsdException w:name="List Table 5 Dark Accent 4" w:uiPriority="50"/>
-    <w:lsdException w:name="List Table 6 Colorful Accent 4" w:uiPriority="51"/>
-    <w:lsdException w:name="List Table 7 Colorful Accent 4" w:uiPriority="52"/>
-    <w:lsdException w:name="List Table 1 Light Accent 5" w:uiPriority="46"/>
-    <w:lsdException w:name="List Table 2 Accent 5" w:uiPriority="47"/>
-    <w:lsdException w:name="List Table 3 Accent 5" w:uiPriority="48"/>
-    <w:lsdException w:name="List Table 4 Accent 5" w:uiPriority="49"/>
-    <w:lsdException w:name="List Table 5 Dark Accent 5" w:uiPriority="50"/>
-    <w:lsdException w:name="List Table 6 Colorful Accent 5" w:uiPriority="51"/>
-    <w:lsdException w:name="List Table 7 Colorful Accent 5" w:uiPriority="52"/>
-    <w:lsdException w:name="List Table 1 Light Accent 6" w:uiPriority="46"/>
-    <w:lsdException w:name="List Table 2 Accent 6" w:uiPriority="47"/>
-    <w:lsdException w:name="List Table 3 Accent 6" w:uiPriority="48"/>
-    <w:lsdException w:name="List Table 4 Accent 6" w:uiPriority="49"/>
-    <w:lsdException w:name="List Table 5 Dark Accent 6" w:uiPriority="50"/>
-    <w:lsdException w:name="List Table 6 Colorful Accent 6" w:uiPriority="51"/>
-    <w:lsdException w:name="List Table 7 Colorful Accent 6" w:uiPriority="52"/>
-    <w:lsdException w:name="Mention" w:semiHidden="1" w:uiPriority="99" w:unhideWhenUsed="1"/>
-    <w:lsdException w:name="Smart Hyperlink" w:semiHidden="1" w:uiPriority="99" w:unhideWhenUsed="1"/>
-    <w:lsdException w:name="Hashtag" w:semiHidden="1" w:uiPriority="99" w:unhideWhenUsed="1"/>
-    <w:lsdException w:name="Unresolved Mention" w:semiHidden="1" w:uiPriority="99" w:unhideWhenUsed="1"/>
-    <w:lsdException w:name="Smart Link" w:semiHidden="1" w:uiPriority="99" w:unhideWhenUsed="1"/>
+  <w:latentStyles w:defLockedState="0" w:defUIPriority="0" w:defSemiHidden="1" w:defUnhideWhenUsed="1" w:defQFormat="0" w:count="267">
+    <w:lsdException w:name="Normal" w:semiHidden="0" w:unhideWhenUsed="0"/>
+    <w:lsdException w:name="heading 1" w:semiHidden="0" w:unhideWhenUsed="0"/>
+    <w:lsdException w:name="heading 2" w:semiHidden="0" w:unhideWhenUsed="0"/>
+    <w:lsdException w:name="heading 3" w:semiHidden="0" w:unhideWhenUsed="0"/>
+    <w:lsdException w:name="heading 4" w:semiHidden="0" w:unhideWhenUsed="0"/>
+    <w:lsdException w:name="heading 6" w:semiHidden="0" w:unhideWhenUsed="0"/>
+    <w:lsdException w:name="heading 7" w:semiHidden="0" w:unhideWhenUsed="0"/>
+    <w:lsdException w:name="heading 8" w:semiHidden="0" w:unhideWhenUsed="0"/>
+    <w:lsdException w:name="heading 9" w:semiHidden="0" w:unhideWhenUsed="0"/>
+    <w:lsdException w:name="index 1" w:semiHidden="0" w:unhideWhenUsed="0"/>
+    <w:lsdException w:name="List 5" w:semiHidden="0" w:unhideWhenUsed="0"/>
+    <w:lsdException w:name="List Bullet 4" w:semiHidden="0" w:unhideWhenUsed="0"/>
+    <w:lsdException w:name="List Bullet 5" w:semiHidden="0" w:unhideWhenUsed="0"/>
+    <w:lsdException w:name="Title" w:semiHidden="0" w:unhideWhenUsed="0"/>
+    <w:lsdException w:name="Subtitle" w:semiHidden="0" w:unhideWhenUsed="0"/>
+    <w:lsdException w:name="Body Text First Indent 2" w:semiHidden="0" w:unhideWhenUsed="0"/>
+    <w:lsdException w:name="Note Heading" w:semiHidden="0" w:unhideWhenUsed="0"/>
+    <w:lsdException w:name="Body Text 2" w:semiHidden="0" w:unhideWhenUsed="0"/>
+    <w:lsdException w:name="Body Text 3" w:semiHidden="0" w:unhideWhenUsed="0"/>
+    <w:lsdException w:name="Strong" w:semiHidden="0" w:unhideWhenUsed="0"/>
+    <w:lsdException w:name="Emphasis" w:semiHidden="0" w:unhideWhenUsed="0"/>
+    <w:lsdException w:name="Table Grid" w:semiHidden="0" w:unhideWhenUsed="0"/>
+    <w:lsdException w:name="Placeholder Text" w:unhideWhenUsed="0"/>
+    <w:lsdException w:name="No Spacing" w:semiHidden="0" w:unhideWhenUsed="0"/>
+    <w:lsdException w:name="Light Shading" w:semiHidden="0" w:unhideWhenUsed="0"/>
+    <w:lsdException w:name="Light List" w:semiHidden="0" w:unhideWhenUsed="0"/>
+    <w:lsdException w:name="Light Grid" w:semiHidden="0" w:unhideWhenUsed="0"/>
+    <w:lsdException w:name="Medium Shading 1" w:semiHidden="0" w:unhideWhenUsed="0"/>
+    <w:lsdException w:name="Medium Shading 2" w:semiHidden="0" w:unhideWhenUsed="0"/>
+    <w:lsdException w:name="Medium List 1" w:semiHidden="0" w:unhideWhenUsed="0"/>
+    <w:lsdException w:name="Medium List 2" w:semiHidden="0" w:unhideWhenUsed="0"/>
+    <w:lsdException w:name="Medium Grid 1" w:semiHidden="0" w:unhideWhenUsed="0"/>
+    <w:lsdException w:name="Medium Grid 2" w:semiHidden="0" w:unhideWhenUsed="0"/>
+    <w:lsdException w:name="Medium Grid 3" w:semiHidden="0" w:unhideWhenUsed="0"/>
+    <w:lsdException w:name="Dark List" w:semiHidden="0" w:unhideWhenUsed="0"/>
+    <w:lsdException w:name="Colorful Shading" w:semiHidden="0" w:unhideWhenUsed="0"/>
+    <w:lsdException w:name="Colorful List" w:semiHidden="0" w:unhideWhenUsed="0"/>
+    <w:lsdException w:name="Colorful Grid" w:semiHidden="0" w:unhideWhenUsed="0"/>
+    <w:lsdException w:name="Light Shading Accent 1" w:semiHidden="0" w:unhideWhenUsed="0"/>
+    <w:lsdException w:name="Light List Accent 1" w:semiHidden="0" w:unhideWhenUsed="0"/>
+    <w:lsdException w:name="Light Grid Accent 1" w:semiHidden="0" w:unhideWhenUsed="0"/>
+    <w:lsdException w:name="Medium Shading 1 Accent 1" w:semiHidden="0" w:unhideWhenUsed="0"/>
+    <w:lsdException w:name="Medium Shading 2 Accent 1" w:semiHidden="0" w:unhideWhenUsed="0"/>
+    <w:lsdException w:name="Medium List 1 Accent 1" w:semiHidden="0" w:unhideWhenUsed="0"/>
+    <w:lsdException w:name="Revision" w:unhideWhenUsed="0"/>
+    <w:lsdException w:name="List Paragraph" w:semiHidden="0" w:unhideWhenUsed="0"/>
+    <w:lsdException w:name="Quote" w:semiHidden="0" w:unhideWhenUsed="0"/>
+    <w:lsdException w:name="Intense Quote" w:semiHidden="0" w:unhideWhenUsed="0"/>
+    <w:lsdException w:name="Medium List 2 Accent 1" w:semiHidden="0" w:unhideWhenUsed="0"/>
+    <w:lsdException w:name="Medium Grid 1 Accent 1" w:semiHidden="0" w:unhideWhenUsed="0"/>
+    <w:lsdException w:name="Medium Grid 2 Accent 1" w:semiHidden="0" w:unhideWhenUsed="0"/>
+    <w:lsdException w:name="Medium Grid 3 Accent 1" w:semiHidden="0" w:unhideWhenUsed="0"/>
+    <w:lsdException w:name="Dark List Accent 1" w:semiHidden="0" w:unhideWhenUsed="0"/>
+    <w:lsdException w:name="Colorful Shading Accent 1" w:semiHidden="0" w:unhideWhenUsed="0"/>
+    <w:lsdException w:name="Colorful List Accent 1" w:semiHidden="0" w:unhideWhenUsed="0"/>
+    <w:lsdException w:name="Colorful Grid Accent 1" w:semiHidden="0" w:unhideWhenUsed="0"/>
+    <w:lsdException w:name="Light Shading Accent 2" w:semiHidden="0" w:unhideWhenUsed="0"/>
+    <w:lsdException w:name="Light List Accent 2" w:semiHidden="0" w:unhideWhenUsed="0"/>
+    <w:lsdException w:name="Light Grid Accent 2" w:semiHidden="0" w:unhideWhenUsed="0"/>
+    <w:lsdException w:name="Medium Shading 1 Accent 2" w:semiHidden="0" w:unhideWhenUsed="0"/>
+    <w:lsdException w:name="Medium Shading 2 Accent 2" w:semiHidden="0" w:unhideWhenUsed="0"/>
+    <w:lsdException w:name="Medium List 1 Accent 2" w:semiHidden="0" w:unhideWhenUsed="0"/>
+    <w:lsdException w:name="Medium List 2 Accent 2" w:semiHidden="0" w:unhideWhenUsed="0"/>
+    <w:lsdException w:name="Medium Grid 1 Accent 2" w:semiHidden="0" w:unhideWhenUsed="0"/>
+    <w:lsdException w:name="Medium Grid 2 Accent 2" w:semiHidden="0" w:unhideWhenUsed="0"/>
+    <w:lsdException w:name="Medium Grid 3 Accent 2" w:semiHidden="0" w:unhideWhenUsed="0"/>
+    <w:lsdException w:name="Dark List Accent 2" w:semiHidden="0" w:unhideWhenUsed="0"/>
+    <w:lsdException w:name="Colorful Shading Accent 2" w:semiHidden="0" w:unhideWhenUsed="0"/>
+    <w:lsdException w:name="Colorful List Accent 2" w:semiHidden="0" w:unhideWhenUsed="0"/>
+    <w:lsdException w:name="Colorful Grid Accent 2" w:semiHidden="0" w:unhideWhenUsed="0"/>
+    <w:lsdException w:name="Light Shading Accent 3" w:semiHidden="0" w:unhideWhenUsed="0"/>
+    <w:lsdException w:name="Light List Accent 3" w:semiHidden="0" w:unhideWhenUsed="0"/>
+    <w:lsdException w:name="Light Grid Accent 3" w:semiHidden="0" w:unhideWhenUsed="0"/>
+    <w:lsdException w:name="Medium Shading 1 Accent 3" w:semiHidden="0" w:unhideWhenUsed="0"/>
+    <w:lsdException w:name="Medium Shading 2 Accent 3" w:semiHidden="0" w:unhideWhenUsed="0"/>
+    <w:lsdException w:name="Medium List 1 Accent 3" w:semiHidden="0" w:unhideWhenUsed="0"/>
+    <w:lsdException w:name="Medium List 2 Accent 3" w:semiHidden="0" w:unhideWhenUsed="0"/>
+    <w:lsdException w:name="Medium Grid 1 Accent 3" w:semiHidden="0" w:unhideWhenUsed="0"/>
+    <w:lsdException w:name="Medium Grid 2 Accent 3" w:semiHidden="0" w:unhideWhenUsed="0"/>
+    <w:lsdException w:name="Medium Grid 3 Accent 3" w:semiHidden="0" w:unhideWhenUsed="0"/>
+    <w:lsdException w:name="Dark List Accent 3" w:semiHidden="0" w:unhideWhenUsed="0"/>
+    <w:lsdException w:name="Colorful Shading Accent 3" w:semiHidden="0" w:unhideWhenUsed="0"/>
+    <w:lsdException w:name="Colorful List Accent 3" w:semiHidden="0" w:unhideWhenUsed="0"/>
+    <w:lsdException w:name="Colorful Grid Accent 3" w:semiHidden="0" w:unhideWhenUsed="0"/>
+    <w:lsdException w:name="Light Shading Accent 4" w:semiHidden="0" w:unhideWhenUsed="0"/>
+    <w:lsdException w:name="Light List Accent 4" w:semiHidden="0" w:unhideWhenUsed="0"/>
+    <w:lsdException w:name="Light Grid Accent 4" w:semiHidden="0" w:unhideWhenUsed="0"/>
+    <w:lsdException w:name="Medium Shading 1 Accent 4" w:semiHidden="0" w:unhideWhenUsed="0"/>
+    <w:lsdException w:name="Medium Shading 2 Accent 4" w:semiHidden="0" w:unhideWhenUsed="0"/>
+    <w:lsdException w:name="Medium List 1 Accent 4" w:semiHidden="0" w:unhideWhenUsed="0"/>
+    <w:lsdException w:name="Medium List 2 Accent 4" w:semiHidden="0" w:unhideWhenUsed="0"/>
+    <w:lsdException w:name="Medium Grid 1 Accent 4" w:semiHidden="0" w:unhideWhenUsed="0"/>
+    <w:lsdException w:name="Medium Grid 2 Accent 4" w:semiHidden="0" w:unhideWhenUsed="0"/>
+    <w:lsdException w:name="Medium Grid 3 Accent 4" w:semiHidden="0" w:unhideWhenUsed="0"/>
+    <w:lsdException w:name="Dark List Accent 4" w:semiHidden="0" w:unhideWhenUsed="0"/>
+    <w:lsdException w:name="Colorful Shading Accent 4" w:semiHidden="0" w:unhideWhenUsed="0"/>
+    <w:lsdException w:name="Colorful List Accent 4" w:semiHidden="0" w:unhideWhenUsed="0"/>
+    <w:lsdException w:name="Colorful Grid Accent 4" w:semiHidden="0" w:unhideWhenUsed="0"/>
+    <w:lsdException w:name="Light Shading Accent 5" w:semiHidden="0" w:unhideWhenUsed="0"/>
+    <w:lsdException w:name="Light List Accent 5" w:semiHidden="0" w:unhideWhenUsed="0"/>
+    <w:lsdException w:name="Light Grid Accent 5" w:semiHidden="0" w:unhideWhenUsed="0"/>
+    <w:lsdException w:name="Medium Shading 1 Accent 5" w:semiHidden="0" w:unhideWhenUsed="0"/>
+    <w:lsdException w:name="Medium Shading 2 Accent 5" w:semiHidden="0" w:unhideWhenUsed="0"/>
+    <w:lsdException w:name="Medium List 1 Accent 5" w:semiHidden="0" w:unhideWhenUsed="0"/>
+    <w:lsdException w:name="Medium List 2 Accent 5" w:semiHidden="0" w:unhideWhenUsed="0"/>
+    <w:lsdException w:name="Medium Grid 1 Accent 5" w:semiHidden="0" w:unhideWhenUsed="0"/>
+    <w:lsdException w:name="Medium Grid 2 Accent 5" w:semiHidden="0" w:unhideWhenUsed="0"/>
+    <w:lsdException w:name="Medium Grid 3 Accent 5" w:semiHidden="0" w:unhideWhenUsed="0"/>
+    <w:lsdException w:name="Dark List Accent 5" w:semiHidden="0" w:unhideWhenUsed="0"/>
+    <w:lsdException w:name="Colorful Shading Accent 5" w:semiHidden="0" w:unhideWhenUsed="0"/>
+    <w:lsdException w:name="Colorful List Accent 5" w:semiHidden="0" w:unhideWhenUsed="0"/>
+    <w:lsdException w:name="Colorful Grid Accent 5" w:semiHidden="0" w:unhideWhenUsed="0"/>
+    <w:lsdException w:name="Light Shading Accent 6" w:semiHidden="0" w:unhideWhenUsed="0"/>
+    <w:lsdException w:name="Light List Accent 6" w:semiHidden="0" w:unhideWhenUsed="0"/>
+    <w:lsdException w:name="Light Grid Accent 6" w:semiHidden="0" w:unhideWhenUsed="0"/>
+    <w:lsdException w:name="Medium Shading 1 Accent 6" w:semiHidden="0" w:unhideWhenUsed="0"/>
+    <w:lsdException w:name="Medium Shading 2 Accent 6" w:semiHidden="0" w:unhideWhenUsed="0"/>
+    <w:lsdException w:name="Medium List 1 Accent 6" w:semiHidden="0" w:unhideWhenUsed="0"/>
+    <w:lsdException w:name="Medium List 2 Accent 6" w:semiHidden="0" w:unhideWhenUsed="0"/>
+    <w:lsdException w:name="Medium Grid 1 Accent 6" w:semiHidden="0" w:unhideWhenUsed="0"/>
+    <w:lsdException w:name="Medium Grid 2 Accent 6" w:semiHidden="0" w:unhideWhenUsed="0"/>
+    <w:lsdException w:name="Medium Grid 3 Accent 6" w:semiHidden="0" w:unhideWhenUsed="0"/>
+    <w:lsdException w:name="Dark List Accent 6" w:semiHidden="0" w:unhideWhenUsed="0"/>
+    <w:lsdException w:name="Colorful Shading Accent 6" w:semiHidden="0" w:unhideWhenUsed="0"/>
+    <w:lsdException w:name="Colorful List Accent 6" w:semiHidden="0" w:unhideWhenUsed="0"/>
+    <w:lsdException w:name="Colorful Grid Accent 6" w:semiHidden="0" w:unhideWhenUsed="0"/>
+    <w:lsdException w:name="Subtle Emphasis" w:semiHidden="0" w:unhideWhenUsed="0"/>
+    <w:lsdException w:name="Intense Emphasis" w:semiHidden="0" w:unhideWhenUsed="0"/>
+    <w:lsdException w:name="Subtle Reference" w:semiHidden="0" w:unhideWhenUsed="0"/>
+    <w:lsdException w:name="Intense Reference" w:semiHidden="0" w:unhideWhenUsed="0"/>
+    <w:lsdException w:name="Book Title" w:semiHidden="0" w:unhideWhenUsed="0"/>
   </w:latentStyles>
   <w:style w:type="paragraph" w:default="1" w:styleId="a">
     <w:name w:val="Normal"/>
     <w:qFormat/>
+    <w:rsid w:val="00641720"/>
   </w:style>
   <w:style w:type="paragraph" w:styleId="1">
     <w:name w:val="heading 1"/>
@@ -13272,6 +14678,7 @@
     <w:next w:val="a0"/>
     <w:uiPriority w:val="9"/>
     <w:qFormat/>
+    <w:rsid w:val="00641720"/>
     <w:pPr>
       <w:keepNext/>
       <w:keepLines/>
@@ -13294,6 +14701,7 @@
     <w:uiPriority w:val="9"/>
     <w:unhideWhenUsed/>
     <w:qFormat/>
+    <w:rsid w:val="00641720"/>
     <w:pPr>
       <w:keepNext/>
       <w:keepLines/>
@@ -13316,6 +14724,7 @@
     <w:uiPriority w:val="9"/>
     <w:unhideWhenUsed/>
     <w:qFormat/>
+    <w:rsid w:val="00641720"/>
     <w:pPr>
       <w:keepNext/>
       <w:keepLines/>
@@ -13336,6 +14745,7 @@
     <w:uiPriority w:val="9"/>
     <w:unhideWhenUsed/>
     <w:qFormat/>
+    <w:rsid w:val="00641720"/>
     <w:pPr>
       <w:keepNext/>
       <w:keepLines/>
@@ -13356,6 +14766,7 @@
     <w:uiPriority w:val="9"/>
     <w:unhideWhenUsed/>
     <w:qFormat/>
+    <w:rsid w:val="00641720"/>
     <w:pPr>
       <w:keepNext/>
       <w:keepLines/>
@@ -13375,6 +14786,7 @@
     <w:uiPriority w:val="9"/>
     <w:unhideWhenUsed/>
     <w:qFormat/>
+    <w:rsid w:val="00641720"/>
     <w:pPr>
       <w:keepNext/>
       <w:keepLines/>
@@ -13393,6 +14805,7 @@
     <w:uiPriority w:val="9"/>
     <w:unhideWhenUsed/>
     <w:qFormat/>
+    <w:rsid w:val="00641720"/>
     <w:pPr>
       <w:keepNext/>
       <w:keepLines/>
@@ -13411,6 +14824,7 @@
     <w:uiPriority w:val="9"/>
     <w:unhideWhenUsed/>
     <w:qFormat/>
+    <w:rsid w:val="00641720"/>
     <w:pPr>
       <w:keepNext/>
       <w:keepLines/>
@@ -13429,6 +14843,7 @@
     <w:uiPriority w:val="9"/>
     <w:unhideWhenUsed/>
     <w:qFormat/>
+    <w:rsid w:val="00641720"/>
     <w:pPr>
       <w:keepNext/>
       <w:keepLines/>
@@ -13451,6 +14866,7 @@
     <w:uiPriority w:val="99"/>
     <w:semiHidden/>
     <w:unhideWhenUsed/>
+    <w:qFormat/>
     <w:tblPr>
       <w:tblInd w:w="0" w:type="dxa"/>
       <w:tblCellMar>
@@ -13471,6 +14887,7 @@
     <w:name w:val="Body Text"/>
     <w:basedOn w:val="a"/>
     <w:qFormat/>
+    <w:rsid w:val="00641720"/>
     <w:pPr>
       <w:spacing w:before="180" w:after="180"/>
     </w:pPr>
@@ -13480,11 +14897,13 @@
     <w:basedOn w:val="a0"/>
     <w:next w:val="a0"/>
     <w:qFormat/>
+    <w:rsid w:val="00641720"/>
   </w:style>
   <w:style w:type="paragraph" w:customStyle="1" w:styleId="Compact">
     <w:name w:val="Compact"/>
     <w:basedOn w:val="a0"/>
     <w:qFormat/>
+    <w:rsid w:val="00641720"/>
     <w:pPr>
       <w:spacing w:before="36" w:after="36"/>
     </w:pPr>
@@ -13494,6 +14913,7 @@
     <w:basedOn w:val="a"/>
     <w:next w:val="a0"/>
     <w:qFormat/>
+    <w:rsid w:val="00641720"/>
     <w:pPr>
       <w:keepNext/>
       <w:keepLines/>
@@ -13514,6 +14934,7 @@
     <w:basedOn w:val="a4"/>
     <w:next w:val="a0"/>
     <w:qFormat/>
+    <w:rsid w:val="00641720"/>
     <w:pPr>
       <w:spacing w:before="240"/>
     </w:pPr>
@@ -13526,6 +14947,7 @@
     <w:name w:val="Author"/>
     <w:next w:val="a0"/>
     <w:qFormat/>
+    <w:rsid w:val="00641720"/>
     <w:pPr>
       <w:keepNext/>
       <w:keepLines/>
@@ -13536,6 +14958,7 @@
     <w:name w:val="Date"/>
     <w:next w:val="a0"/>
     <w:qFormat/>
+    <w:rsid w:val="00641720"/>
     <w:pPr>
       <w:keepNext/>
       <w:keepLines/>
@@ -13547,6 +14970,7 @@
     <w:basedOn w:val="a"/>
     <w:next w:val="Abstract"/>
     <w:qFormat/>
+    <w:rsid w:val="00641720"/>
     <w:pPr>
       <w:keepNext/>
       <w:keepLines/>
@@ -13565,6 +14989,7 @@
     <w:basedOn w:val="a"/>
     <w:next w:val="a0"/>
     <w:qFormat/>
+    <w:rsid w:val="00641720"/>
     <w:pPr>
       <w:keepNext/>
       <w:keepLines/>
@@ -13579,6 +15004,7 @@
     <w:name w:val="Bibliography"/>
     <w:basedOn w:val="a"/>
     <w:qFormat/>
+    <w:rsid w:val="00641720"/>
   </w:style>
   <w:style w:type="paragraph" w:styleId="a8">
     <w:name w:val="Block Text"/>
@@ -13587,6 +15013,7 @@
     <w:uiPriority w:val="9"/>
     <w:unhideWhenUsed/>
     <w:qFormat/>
+    <w:rsid w:val="00641720"/>
     <w:pPr>
       <w:spacing w:before="100" w:after="100"/>
       <w:ind w:left="480" w:right="480"/>
@@ -13598,12 +15025,14 @@
     <w:uiPriority w:val="9"/>
     <w:unhideWhenUsed/>
     <w:qFormat/>
+    <w:rsid w:val="00641720"/>
   </w:style>
   <w:style w:type="table" w:customStyle="1" w:styleId="Table">
     <w:name w:val="Table"/>
     <w:semiHidden/>
     <w:unhideWhenUsed/>
     <w:qFormat/>
+    <w:rsid w:val="00641720"/>
     <w:tblPr>
       <w:tblInd w:w="0" w:type="dxa"/>
       <w:tblCellMar>
@@ -13632,6 +15061,7 @@
     <w:name w:val="Definition Term"/>
     <w:basedOn w:val="a"/>
     <w:next w:val="Definition"/>
+    <w:rsid w:val="00641720"/>
     <w:pPr>
       <w:keepNext/>
       <w:keepLines/>
@@ -13644,11 +15074,13 @@
   <w:style w:type="paragraph" w:customStyle="1" w:styleId="Definition">
     <w:name w:val="Definition"/>
     <w:basedOn w:val="a"/>
+    <w:rsid w:val="00641720"/>
   </w:style>
   <w:style w:type="paragraph" w:styleId="aa">
     <w:name w:val="caption"/>
     <w:basedOn w:val="a"/>
     <w:link w:val="ab"/>
+    <w:rsid w:val="00641720"/>
     <w:pPr>
       <w:spacing w:after="120"/>
     </w:pPr>
@@ -13659,6 +15091,7 @@
   <w:style w:type="paragraph" w:customStyle="1" w:styleId="TableCaption">
     <w:name w:val="Table Caption"/>
     <w:basedOn w:val="aa"/>
+    <w:rsid w:val="00641720"/>
     <w:pPr>
       <w:keepNext/>
     </w:pPr>
@@ -13666,14 +15099,17 @@
   <w:style w:type="paragraph" w:customStyle="1" w:styleId="ImageCaption">
     <w:name w:val="Image Caption"/>
     <w:basedOn w:val="aa"/>
+    <w:rsid w:val="00641720"/>
   </w:style>
   <w:style w:type="paragraph" w:customStyle="1" w:styleId="Figure">
     <w:name w:val="Figure"/>
     <w:basedOn w:val="a"/>
+    <w:rsid w:val="00641720"/>
   </w:style>
   <w:style w:type="paragraph" w:customStyle="1" w:styleId="CaptionedFigure">
     <w:name w:val="Captioned Figure"/>
     <w:basedOn w:val="Figure"/>
+    <w:rsid w:val="00641720"/>
     <w:pPr>
       <w:keepNext/>
     </w:pPr>
@@ -13682,11 +15118,13 @@
     <w:name w:val="Название объекта Знак"/>
     <w:basedOn w:val="a1"/>
     <w:link w:val="aa"/>
+    <w:rsid w:val="00641720"/>
   </w:style>
   <w:style w:type="character" w:customStyle="1" w:styleId="VerbatimChar">
     <w:name w:val="Verbatim Char"/>
     <w:basedOn w:val="ab"/>
     <w:link w:val="SourceCode"/>
+    <w:rsid w:val="00641720"/>
     <w:rPr>
       <w:rFonts w:ascii="Consolas" w:hAnsi="Consolas"/>
       <w:sz w:val="22"/>
@@ -13695,10 +15133,12 @@
   <w:style w:type="character" w:customStyle="1" w:styleId="SectionNumber">
     <w:name w:val="Section Number"/>
     <w:basedOn w:val="ab"/>
+    <w:rsid w:val="00641720"/>
   </w:style>
   <w:style w:type="character" w:styleId="ac">
     <w:name w:val="footnote reference"/>
     <w:basedOn w:val="ab"/>
+    <w:rsid w:val="00641720"/>
     <w:rPr>
       <w:vertAlign w:val="superscript"/>
     </w:rPr>
@@ -13706,6 +15146,7 @@
   <w:style w:type="character" w:styleId="ad">
     <w:name w:val="Hyperlink"/>
     <w:basedOn w:val="ab"/>
+    <w:rsid w:val="00641720"/>
     <w:rPr>
       <w:color w:val="4F81BD" w:themeColor="accent1"/>
     </w:rPr>
@@ -13717,6 +15158,7 @@
     <w:uiPriority w:val="39"/>
     <w:unhideWhenUsed/>
     <w:qFormat/>
+    <w:rsid w:val="00641720"/>
     <w:pPr>
       <w:spacing w:before="240" w:line="259" w:lineRule="auto"/>
       <w:outlineLvl w:val="9"/>
@@ -13731,6 +15173,7 @@
     <w:name w:val="Source Code"/>
     <w:basedOn w:val="a"/>
     <w:link w:val="VerbatimChar"/>
+    <w:rsid w:val="00641720"/>
     <w:pPr>
       <w:wordWrap w:val="0"/>
     </w:pPr>
@@ -13738,6 +15181,7 @@
   <w:style w:type="character" w:customStyle="1" w:styleId="KeywordTok">
     <w:name w:val="KeywordTok"/>
     <w:basedOn w:val="VerbatimChar"/>
+    <w:rsid w:val="00641720"/>
     <w:rPr>
       <w:rFonts w:ascii="Consolas" w:hAnsi="Consolas"/>
       <w:b/>
@@ -13748,6 +15192,7 @@
   <w:style w:type="character" w:customStyle="1" w:styleId="DataTypeTok">
     <w:name w:val="DataTypeTok"/>
     <w:basedOn w:val="VerbatimChar"/>
+    <w:rsid w:val="00641720"/>
     <w:rPr>
       <w:rFonts w:ascii="Consolas" w:hAnsi="Consolas"/>
       <w:color w:val="902000"/>
@@ -13757,6 +15202,7 @@
   <w:style w:type="character" w:customStyle="1" w:styleId="DecValTok">
     <w:name w:val="DecValTok"/>
     <w:basedOn w:val="VerbatimChar"/>
+    <w:rsid w:val="00641720"/>
     <w:rPr>
       <w:rFonts w:ascii="Consolas" w:hAnsi="Consolas"/>
       <w:color w:val="40A070"/>
@@ -13766,6 +15212,7 @@
   <w:style w:type="character" w:customStyle="1" w:styleId="BaseNTok">
     <w:name w:val="BaseNTok"/>
     <w:basedOn w:val="VerbatimChar"/>
+    <w:rsid w:val="00641720"/>
     <w:rPr>
       <w:rFonts w:ascii="Consolas" w:hAnsi="Consolas"/>
       <w:color w:val="40A070"/>
@@ -13775,6 +15222,7 @@
   <w:style w:type="character" w:customStyle="1" w:styleId="FloatTok">
     <w:name w:val="FloatTok"/>
     <w:basedOn w:val="VerbatimChar"/>
+    <w:rsid w:val="00641720"/>
     <w:rPr>
       <w:rFonts w:ascii="Consolas" w:hAnsi="Consolas"/>
       <w:color w:val="40A070"/>
@@ -13784,6 +15232,7 @@
   <w:style w:type="character" w:customStyle="1" w:styleId="ConstantTok">
     <w:name w:val="ConstantTok"/>
     <w:basedOn w:val="VerbatimChar"/>
+    <w:rsid w:val="00641720"/>
     <w:rPr>
       <w:rFonts w:ascii="Consolas" w:hAnsi="Consolas"/>
       <w:color w:val="880000"/>
@@ -13793,6 +15242,7 @@
   <w:style w:type="character" w:customStyle="1" w:styleId="CharTok">
     <w:name w:val="CharTok"/>
     <w:basedOn w:val="VerbatimChar"/>
+    <w:rsid w:val="00641720"/>
     <w:rPr>
       <w:rFonts w:ascii="Consolas" w:hAnsi="Consolas"/>
       <w:color w:val="4070A0"/>
@@ -13802,6 +15252,7 @@
   <w:style w:type="character" w:customStyle="1" w:styleId="SpecialCharTok">
     <w:name w:val="SpecialCharTok"/>
     <w:basedOn w:val="VerbatimChar"/>
+    <w:rsid w:val="00641720"/>
     <w:rPr>
       <w:rFonts w:ascii="Consolas" w:hAnsi="Consolas"/>
       <w:color w:val="4070A0"/>
@@ -13811,6 +15262,7 @@
   <w:style w:type="character" w:customStyle="1" w:styleId="StringTok">
     <w:name w:val="StringTok"/>
     <w:basedOn w:val="VerbatimChar"/>
+    <w:rsid w:val="00641720"/>
     <w:rPr>
       <w:rFonts w:ascii="Consolas" w:hAnsi="Consolas"/>
       <w:color w:val="4070A0"/>
@@ -13820,6 +15272,7 @@
   <w:style w:type="character" w:customStyle="1" w:styleId="VerbatimStringTok">
     <w:name w:val="VerbatimStringTok"/>
     <w:basedOn w:val="VerbatimChar"/>
+    <w:rsid w:val="00641720"/>
     <w:rPr>
       <w:rFonts w:ascii="Consolas" w:hAnsi="Consolas"/>
       <w:color w:val="4070A0"/>
@@ -13829,6 +15282,7 @@
   <w:style w:type="character" w:customStyle="1" w:styleId="SpecialStringTok">
     <w:name w:val="SpecialStringTok"/>
     <w:basedOn w:val="VerbatimChar"/>
+    <w:rsid w:val="00641720"/>
     <w:rPr>
       <w:rFonts w:ascii="Consolas" w:hAnsi="Consolas"/>
       <w:color w:val="BB6688"/>
@@ -13838,6 +15292,7 @@
   <w:style w:type="character" w:customStyle="1" w:styleId="ImportTok">
     <w:name w:val="ImportTok"/>
     <w:basedOn w:val="VerbatimChar"/>
+    <w:rsid w:val="00641720"/>
     <w:rPr>
       <w:rFonts w:ascii="Consolas" w:hAnsi="Consolas"/>
       <w:b/>
@@ -13848,6 +15303,7 @@
   <w:style w:type="character" w:customStyle="1" w:styleId="CommentTok">
     <w:name w:val="CommentTok"/>
     <w:basedOn w:val="VerbatimChar"/>
+    <w:rsid w:val="00641720"/>
     <w:rPr>
       <w:rFonts w:ascii="Consolas" w:hAnsi="Consolas"/>
       <w:i/>
@@ -13858,6 +15314,7 @@
   <w:style w:type="character" w:customStyle="1" w:styleId="DocumentationTok">
     <w:name w:val="DocumentationTok"/>
     <w:basedOn w:val="VerbatimChar"/>
+    <w:rsid w:val="00641720"/>
     <w:rPr>
       <w:rFonts w:ascii="Consolas" w:hAnsi="Consolas"/>
       <w:i/>
@@ -13868,6 +15325,7 @@
   <w:style w:type="character" w:customStyle="1" w:styleId="AnnotationTok">
     <w:name w:val="AnnotationTok"/>
     <w:basedOn w:val="VerbatimChar"/>
+    <w:rsid w:val="00641720"/>
     <w:rPr>
       <w:rFonts w:ascii="Consolas" w:hAnsi="Consolas"/>
       <w:b/>
@@ -13879,6 +15337,7 @@
   <w:style w:type="character" w:customStyle="1" w:styleId="CommentVarTok">
     <w:name w:val="CommentVarTok"/>
     <w:basedOn w:val="VerbatimChar"/>
+    <w:rsid w:val="00641720"/>
     <w:rPr>
       <w:rFonts w:ascii="Consolas" w:hAnsi="Consolas"/>
       <w:b/>
@@ -13890,6 +15349,7 @@
   <w:style w:type="character" w:customStyle="1" w:styleId="OtherTok">
     <w:name w:val="OtherTok"/>
     <w:basedOn w:val="VerbatimChar"/>
+    <w:rsid w:val="00641720"/>
     <w:rPr>
       <w:rFonts w:ascii="Consolas" w:hAnsi="Consolas"/>
       <w:color w:val="007020"/>
@@ -13899,6 +15359,7 @@
   <w:style w:type="character" w:customStyle="1" w:styleId="FunctionTok">
     <w:name w:val="FunctionTok"/>
     <w:basedOn w:val="VerbatimChar"/>
+    <w:rsid w:val="00641720"/>
     <w:rPr>
       <w:rFonts w:ascii="Consolas" w:hAnsi="Consolas"/>
       <w:color w:val="06287E"/>
@@ -13908,6 +15369,7 @@
   <w:style w:type="character" w:customStyle="1" w:styleId="VariableTok">
     <w:name w:val="VariableTok"/>
     <w:basedOn w:val="VerbatimChar"/>
+    <w:rsid w:val="00641720"/>
     <w:rPr>
       <w:rFonts w:ascii="Consolas" w:hAnsi="Consolas"/>
       <w:color w:val="19177C"/>
@@ -13917,6 +15379,7 @@
   <w:style w:type="character" w:customStyle="1" w:styleId="ControlFlowTok">
     <w:name w:val="ControlFlowTok"/>
     <w:basedOn w:val="VerbatimChar"/>
+    <w:rsid w:val="00641720"/>
     <w:rPr>
       <w:rFonts w:ascii="Consolas" w:hAnsi="Consolas"/>
       <w:b/>
@@ -13927,6 +15390,7 @@
   <w:style w:type="character" w:customStyle="1" w:styleId="OperatorTok">
     <w:name w:val="OperatorTok"/>
     <w:basedOn w:val="VerbatimChar"/>
+    <w:rsid w:val="00641720"/>
     <w:rPr>
       <w:rFonts w:ascii="Consolas" w:hAnsi="Consolas"/>
       <w:color w:val="666666"/>
@@ -13936,6 +15400,7 @@
   <w:style w:type="character" w:customStyle="1" w:styleId="BuiltInTok">
     <w:name w:val="BuiltInTok"/>
     <w:basedOn w:val="VerbatimChar"/>
+    <w:rsid w:val="00641720"/>
     <w:rPr>
       <w:rFonts w:ascii="Consolas" w:hAnsi="Consolas"/>
       <w:color w:val="008000"/>
@@ -13945,6 +15410,7 @@
   <w:style w:type="character" w:customStyle="1" w:styleId="ExtensionTok">
     <w:name w:val="ExtensionTok"/>
     <w:basedOn w:val="VerbatimChar"/>
+    <w:rsid w:val="00641720"/>
     <w:rPr>
       <w:rFonts w:ascii="Consolas" w:hAnsi="Consolas"/>
       <w:sz w:val="22"/>
@@ -13953,6 +15419,7 @@
   <w:style w:type="character" w:customStyle="1" w:styleId="PreprocessorTok">
     <w:name w:val="PreprocessorTok"/>
     <w:basedOn w:val="VerbatimChar"/>
+    <w:rsid w:val="00641720"/>
     <w:rPr>
       <w:rFonts w:ascii="Consolas" w:hAnsi="Consolas"/>
       <w:color w:val="BC7A00"/>
@@ -13962,6 +15429,7 @@
   <w:style w:type="character" w:customStyle="1" w:styleId="AttributeTok">
     <w:name w:val="AttributeTok"/>
     <w:basedOn w:val="VerbatimChar"/>
+    <w:rsid w:val="00641720"/>
     <w:rPr>
       <w:rFonts w:ascii="Consolas" w:hAnsi="Consolas"/>
       <w:color w:val="7D9029"/>
@@ -13971,6 +15439,7 @@
   <w:style w:type="character" w:customStyle="1" w:styleId="RegionMarkerTok">
     <w:name w:val="RegionMarkerTok"/>
     <w:basedOn w:val="VerbatimChar"/>
+    <w:rsid w:val="00641720"/>
     <w:rPr>
       <w:rFonts w:ascii="Consolas" w:hAnsi="Consolas"/>
       <w:sz w:val="22"/>
@@ -13979,6 +15448,7 @@
   <w:style w:type="character" w:customStyle="1" w:styleId="InformationTok">
     <w:name w:val="InformationTok"/>
     <w:basedOn w:val="VerbatimChar"/>
+    <w:rsid w:val="00641720"/>
     <w:rPr>
       <w:rFonts w:ascii="Consolas" w:hAnsi="Consolas"/>
       <w:b/>
@@ -13990,6 +15460,7 @@
   <w:style w:type="character" w:customStyle="1" w:styleId="WarningTok">
     <w:name w:val="WarningTok"/>
     <w:basedOn w:val="VerbatimChar"/>
+    <w:rsid w:val="00641720"/>
     <w:rPr>
       <w:rFonts w:ascii="Consolas" w:hAnsi="Consolas"/>
       <w:b/>
@@ -14001,6 +15472,7 @@
   <w:style w:type="character" w:customStyle="1" w:styleId="AlertTok">
     <w:name w:val="AlertTok"/>
     <w:basedOn w:val="VerbatimChar"/>
+    <w:rsid w:val="00641720"/>
     <w:rPr>
       <w:rFonts w:ascii="Consolas" w:hAnsi="Consolas"/>
       <w:b/>
@@ -14011,6 +15483,7 @@
   <w:style w:type="character" w:customStyle="1" w:styleId="ErrorTok">
     <w:name w:val="ErrorTok"/>
     <w:basedOn w:val="VerbatimChar"/>
+    <w:rsid w:val="00641720"/>
     <w:rPr>
       <w:rFonts w:ascii="Consolas" w:hAnsi="Consolas"/>
       <w:b/>
@@ -14021,6 +15494,7 @@
   <w:style w:type="character" w:customStyle="1" w:styleId="NormalTok">
     <w:name w:val="NormalTok"/>
     <w:basedOn w:val="VerbatimChar"/>
+    <w:rsid w:val="00641720"/>
     <w:rPr>
       <w:rFonts w:ascii="Consolas" w:hAnsi="Consolas"/>
       <w:sz w:val="22"/>
@@ -14042,6 +15516,34 @@
     <w:rsid w:val="00FB37C5"/>
     <w:rPr>
       <w:color w:val="808080"/>
+    </w:rPr>
+  </w:style>
+  <w:style w:type="paragraph" w:styleId="af1">
+    <w:name w:val="Balloon Text"/>
+    <w:basedOn w:val="a"/>
+    <w:link w:val="af2"/>
+    <w:semiHidden/>
+    <w:unhideWhenUsed/>
+    <w:rsid w:val="0007063D"/>
+    <w:pPr>
+      <w:spacing w:after="0"/>
+    </w:pPr>
+    <w:rPr>
+      <w:rFonts w:ascii="Tahoma" w:hAnsi="Tahoma" w:cs="Tahoma"/>
+      <w:sz w:val="16"/>
+      <w:szCs w:val="16"/>
+    </w:rPr>
+  </w:style>
+  <w:style w:type="character" w:customStyle="1" w:styleId="af2">
+    <w:name w:val="Текст выноски Знак"/>
+    <w:basedOn w:val="a1"/>
+    <w:link w:val="af1"/>
+    <w:semiHidden/>
+    <w:rsid w:val="0007063D"/>
+    <w:rPr>
+      <w:rFonts w:ascii="Tahoma" w:hAnsi="Tahoma" w:cs="Tahoma"/>
+      <w:sz w:val="16"/>
+      <w:szCs w:val="16"/>
     </w:rPr>
   </w:style>
 </w:styles>

--- a/resources/статьи_конференции/LJM_2026/LazarevIS.docx
+++ b/resources/статьи_конференции/LJM_2026/LazarevIS.docx
@@ -1,43 +1,7 @@
 
 <file path=word/document.xml><?xml version="1.0" encoding="utf-8"?>
-<w:document xmlns:ve="http://schemas.openxmlformats.org/markup-compatibility/2006" xmlns:o="urn:schemas-microsoft-com:office:office" xmlns:r="http://schemas.openxmlformats.org/officeDocument/2006/relationships" xmlns:m="http://schemas.openxmlformats.org/officeDocument/2006/math" xmlns:v="urn:schemas-microsoft-com:vml" xmlns:wp="http://schemas.openxmlformats.org/drawingml/2006/wordprocessingDrawing" xmlns:w10="urn:schemas-microsoft-com:office:word" xmlns:w="http://schemas.openxmlformats.org/wordprocessingml/2006/main" xmlns:wne="http://schemas.microsoft.com/office/word/2006/wordml">
+<w:document xmlns:wpc="http://schemas.microsoft.com/office/word/2010/wordprocessingCanvas" xmlns:cx="http://schemas.microsoft.com/office/drawing/2014/chartex" xmlns:cx1="http://schemas.microsoft.com/office/drawing/2015/9/8/chartex" xmlns:cx2="http://schemas.microsoft.com/office/drawing/2015/10/21/chartex" xmlns:cx3="http://schemas.microsoft.com/office/drawing/2016/5/9/chartex" xmlns:cx4="http://schemas.microsoft.com/office/drawing/2016/5/10/chartex" xmlns:cx5="http://schemas.microsoft.com/office/drawing/2016/5/11/chartex" xmlns:cx6="http://schemas.microsoft.com/office/drawing/2016/5/12/chartex" xmlns:cx7="http://schemas.microsoft.com/office/drawing/2016/5/13/chartex" xmlns:cx8="http://schemas.microsoft.com/office/drawing/2016/5/14/chartex" xmlns:mc="http://schemas.openxmlformats.org/markup-compatibility/2006" xmlns:aink="http://schemas.microsoft.com/office/drawing/2016/ink" xmlns:am3d="http://schemas.microsoft.com/office/drawing/2017/model3d" xmlns:o="urn:schemas-microsoft-com:office:office" xmlns:r="http://schemas.openxmlformats.org/officeDocument/2006/relationships" xmlns:m="http://schemas.openxmlformats.org/officeDocument/2006/math" xmlns:v="urn:schemas-microsoft-com:vml" xmlns:wp14="http://schemas.microsoft.com/office/word/2010/wordprocessingDrawing" xmlns:wp="http://schemas.openxmlformats.org/drawingml/2006/wordprocessingDrawing" xmlns:w10="urn:schemas-microsoft-com:office:word" xmlns:w="http://schemas.openxmlformats.org/wordprocessingml/2006/main" xmlns:w14="http://schemas.microsoft.com/office/word/2010/wordml" xmlns:w15="http://schemas.microsoft.com/office/word/2012/wordml" xmlns:w16cex="http://schemas.microsoft.com/office/word/2018/wordml/cex" xmlns:w16cid="http://schemas.microsoft.com/office/word/2016/wordml/cid" xmlns:w16="http://schemas.microsoft.com/office/word/2018/wordml" xmlns:w16sdtdh="http://schemas.microsoft.com/office/word/2020/wordml/sdtdatahash" xmlns:w16se="http://schemas.microsoft.com/office/word/2015/wordml/symex" xmlns:wpg="http://schemas.microsoft.com/office/word/2010/wordprocessingGroup" xmlns:wpi="http://schemas.microsoft.com/office/word/2010/wordprocessingInk" xmlns:wne="http://schemas.microsoft.com/office/word/2006/wordml" xmlns:wps="http://schemas.microsoft.com/office/word/2010/wordprocessingShape" mc:Ignorable="w14 w15 w16se w16cid w16 w16cex w16sdtdh wp14">
   <w:body>
-    <w:p>
-      <w:pPr>
-        <w:pStyle w:val="Abstract"/>
-        <w:jc w:val="center"/>
-        <w:rPr>
-          <w:b/>
-          <w:bCs/>
-          <w:color w:val="FF0000"/>
-          <w:sz w:val="24"/>
-          <w:szCs w:val="24"/>
-          <w:lang w:val="ru-RU"/>
-        </w:rPr>
-      </w:pPr>
-      <w:bookmarkStart w:id="0" w:name="введение"/>
-      <w:r>
-        <w:rPr>
-          <w:b/>
-          <w:bCs/>
-          <w:sz w:val="24"/>
-          <w:szCs w:val="24"/>
-          <w:lang w:val="ru-RU"/>
-        </w:rPr>
-        <w:t xml:space="preserve">О процессе выпадения парафина в пласте </w:t>
-      </w:r>
-      <w:r>
-        <w:rPr>
-          <w:b/>
-          <w:bCs/>
-          <w:color w:val="FF0000"/>
-          <w:sz w:val="24"/>
-          <w:szCs w:val="24"/>
-          <w:lang w:val="ru-RU"/>
-        </w:rPr>
-        <w:t>(подумать над названием)</w:t>
-      </w:r>
-    </w:p>
     <w:p>
       <w:pPr>
         <w:pStyle w:val="a0"/>
@@ -47,6 +11,7 @@
           <w:lang w:val="ru-RU"/>
         </w:rPr>
       </w:pPr>
+      <w:bookmarkStart w:id="0" w:name="введение"/>
       <w:r>
         <w:rPr>
           <w:b/>
@@ -191,23 +156,7 @@
           <w:rFonts w:ascii="Times New Roman" w:hAnsi="Times New Roman" w:cs="Times New Roman"/>
           <w:lang w:val="ru-RU"/>
         </w:rPr>
-        <w:t xml:space="preserve">). Результаты исследования выявили, что </w:t>
-      </w:r>
-      <w:proofErr w:type="spellStart"/>
-      <w:r>
-        <w:rPr>
-          <w:rFonts w:ascii="Times New Roman" w:hAnsi="Times New Roman" w:cs="Times New Roman"/>
-          <w:lang w:val="ru-RU"/>
-        </w:rPr>
-        <w:t>кольматация</w:t>
-      </w:r>
-      <w:proofErr w:type="spellEnd"/>
-      <w:r>
-        <w:rPr>
-          <w:rFonts w:ascii="Times New Roman" w:hAnsi="Times New Roman" w:cs="Times New Roman"/>
-          <w:lang w:val="ru-RU"/>
-        </w:rPr>
-        <w:t xml:space="preserve"> порового пространства парафиновыми отложениями приводит к ухудшению фильтрационно-емкостных свойств (ФЕС) пласта. </w:t>
+        <w:t xml:space="preserve">). Результаты исследования выявили, что кольматация порового пространства парафиновыми отложениями приводит к ухудшению фильтрационно-емкостных свойств (ФЕС) пласта. </w:t>
       </w:r>
       <w:r>
         <w:rPr>
@@ -303,7 +252,6 @@
           <w:lang w:val="ru-RU"/>
         </w:rPr>
       </w:pPr>
-      <w:proofErr w:type="gramStart"/>
       <w:r>
         <w:rPr>
           <w:rFonts w:ascii="Times New Roman" w:hAnsi="Times New Roman" w:cs="Times New Roman"/>
@@ -326,23 +274,8 @@
         <w:rPr>
           <w:lang w:val="ru-RU"/>
         </w:rPr>
-        <w:t xml:space="preserve">неизотермическая фильтрация, парафиновые отложения, дисперсные частицы, </w:t>
-      </w:r>
-      <w:proofErr w:type="spellStart"/>
-      <w:r>
-        <w:rPr>
-          <w:lang w:val="ru-RU"/>
-        </w:rPr>
-        <w:t>кольматация</w:t>
-      </w:r>
-      <w:proofErr w:type="spellEnd"/>
-      <w:r>
-        <w:rPr>
-          <w:lang w:val="ru-RU"/>
-        </w:rPr>
-        <w:t>, пористость, проницаемость, повреждение пласта, численное моделирование</w:t>
-      </w:r>
-      <w:proofErr w:type="gramEnd"/>
+        <w:t>неизотермическая фильтрация, парафиновые отложения, дисперсные частицы, кольматация, пористость, проницаемость, повреждение пласта, численное моделирование</w:t>
+      </w:r>
     </w:p>
     <w:p>
       <w:pPr>
@@ -388,35 +321,7 @@
         <w:rPr>
           <w:lang w:val="ru-RU"/>
         </w:rPr>
-        <w:t xml:space="preserve"> пластовые флюиды могут приобретать температуру, отличную от естественной температуры пласта. Это изменение может быть вызвано различными причинами, зависящими от характера фильтрационного потока, а также от технологии разработки, в процессе которой на продуктивные коллекторы оказывают различные тепловые воздействия. Примером подобного воздействия является нагнетание воды с целью поддержания пластового давления. В случае, когда температура нагнетаемой вода воды ниже температуры пласта, может возникать множество негативных эффектов, ухудшающих ФЕС коллектора. Наиболее яркий пример — отложение парафина, вызывающее снижение пористости, проницаемости, особенно вблизи </w:t>
-      </w:r>
-      <w:proofErr w:type="spellStart"/>
-      <w:r>
-        <w:rPr>
-          <w:lang w:val="ru-RU"/>
-        </w:rPr>
-        <w:t>призабойной</w:t>
-      </w:r>
-      <w:proofErr w:type="spellEnd"/>
-      <w:r>
-        <w:rPr>
-          <w:lang w:val="ru-RU"/>
-        </w:rPr>
-        <w:t xml:space="preserve"> зоны пласта, и, следовательно, увеличение </w:t>
-      </w:r>
-      <w:proofErr w:type="spellStart"/>
-      <w:r>
-        <w:rPr>
-          <w:lang w:val="ru-RU"/>
-        </w:rPr>
-        <w:t>скин-фактора</w:t>
-      </w:r>
-      <w:proofErr w:type="spellEnd"/>
-      <w:r>
-        <w:rPr>
-          <w:lang w:val="ru-RU"/>
-        </w:rPr>
-        <w:t xml:space="preserve">. Нефтяные месторождения высоковязких </w:t>
+        <w:t xml:space="preserve"> пластовые флюиды могут приобретать температуру, отличную от естественной температуры пласта. Это изменение может быть вызвано различными причинами, зависящими от характера фильтрационного потока, а также от технологии разработки, в процессе которой на продуктивные коллекторы оказывают различные тепловые воздействия. Примером подобного воздействия является нагнетание воды с целью поддержания пластового давления. В случае, когда температура нагнетаемой вода воды ниже температуры пласта, может возникать множество негативных эффектов, ухудшающих ФЕС коллектора. Наиболее яркий пример — отложение парафина, вызывающее снижение пористости, проницаемости, особенно вблизи призабойной зоны пласта, и, следовательно, увеличение скин-фактора. Нефтяные месторождения высоковязких </w:t>
       </w:r>
       <w:proofErr w:type="spellStart"/>
       <w:r>
@@ -556,7 +461,14 @@
         <w:rPr>
           <w:lang w:val="ru-RU"/>
         </w:rPr>
-        <w:t xml:space="preserve"> 75%, а остальная часть в основном состоит из </w:t>
+        <w:t xml:space="preserve"> 75%, а остальная часть в </w:t>
+      </w:r>
+      <w:r>
+        <w:rPr>
+          <w:lang w:val="ru-RU"/>
+        </w:rPr>
+        <w:lastRenderedPageBreak/>
+        <w:t xml:space="preserve">основном состоит из </w:t>
       </w:r>
       <w:proofErr w:type="spellStart"/>
       <w:r>
@@ -604,14 +516,7 @@
         <w:rPr>
           <w:lang w:val="ru-RU"/>
         </w:rPr>
-        <w:t xml:space="preserve">. Растворимость </w:t>
-      </w:r>
-      <w:r>
-        <w:rPr>
-          <w:lang w:val="ru-RU"/>
-        </w:rPr>
-        <w:lastRenderedPageBreak/>
-        <w:t>парафина в нефти непосредственно связана с ее температурой. При достаточно высокой температуре парафин может полностью раствор</w:t>
+        <w:t>. Растворимость парафина в нефти непосредственно связана с ее температурой. При достаточно высокой температуре парафин может полностью раствор</w:t>
       </w:r>
       <w:r>
         <w:rPr>
@@ -653,21 +558,7 @@
         <w:rPr>
           <w:lang w:val="ru-RU"/>
         </w:rPr>
-        <w:t xml:space="preserve">, что </w:t>
-      </w:r>
-      <w:proofErr w:type="spellStart"/>
-      <w:r>
-        <w:rPr>
-          <w:lang w:val="ru-RU"/>
-        </w:rPr>
-        <w:t>кольматация</w:t>
-      </w:r>
-      <w:proofErr w:type="spellEnd"/>
-      <w:r>
-        <w:rPr>
-          <w:lang w:val="ru-RU"/>
-        </w:rPr>
-        <w:t xml:space="preserve"> порового пространства парафином привела к уменьшению открытой пористости с </w:t>
+        <w:t xml:space="preserve">, что кольматация порового пространства парафином привела к уменьшению открытой пористости с </w:t>
       </w:r>
       <m:oMath>
         <m:r>
@@ -725,15 +616,16 @@
         <w:rPr>
           <w:lang w:val="ru-RU"/>
         </w:rPr>
-        <w:t xml:space="preserve">. </w:t>
+        <w:t xml:space="preserve">. Разработаны различные термодинамические модели, позволяющие предсказать </w:t>
       </w:r>
       <w:proofErr w:type="gramStart"/>
       <w:r>
         <w:rPr>
           <w:lang w:val="ru-RU"/>
         </w:rPr>
-        <w:t>Разработаны различные термодинамические модели, позволяющие предсказать температуру</w:t>
-      </w:r>
+        <w:t>температуру</w:t>
+      </w:r>
+      <w:proofErr w:type="gramEnd"/>
       <w:r>
         <w:rPr>
           <w:lang w:val="ru-RU"/>
@@ -768,14 +660,7 @@
         <w:rPr>
           <w:lang w:val="ru-RU"/>
         </w:rPr>
-        <w:t>.</w:t>
-      </w:r>
-      <w:proofErr w:type="gramEnd"/>
-      <w:r>
-        <w:rPr>
-          <w:lang w:val="ru-RU"/>
-        </w:rPr>
-        <w:t xml:space="preserve"> В ряде научных работ для моделирования растворимости/осаждения парафинов применялось уравнение теории реальных растворов для бинарной смеси. В качестве альтернативного подхода в некоторых исследованиях используется теория идеального раствора бинарной смеси</w:t>
+        <w:t>. В ряде научных работ для моделирования растворимости/осаждения парафинов применялось уравнение теории реальных растворов для бинарной смеси. В качестве альтернативного подхода в некоторых исследованиях используется теория идеального раствора бинарной смеси</w:t>
       </w:r>
       <w:r>
         <w:rPr>
@@ -787,21 +672,7 @@
         <w:rPr>
           <w:lang w:val="ru-RU"/>
         </w:rPr>
-        <w:t xml:space="preserve">. Обычно интенсивность отложения частиц парафина представляется комбинацией трех </w:t>
-      </w:r>
-      <w:proofErr w:type="gramStart"/>
-      <w:r>
-        <w:rPr>
-          <w:lang w:val="ru-RU"/>
-        </w:rPr>
-        <w:t>независимый</w:t>
-      </w:r>
-      <w:proofErr w:type="gramEnd"/>
-      <w:r>
-        <w:rPr>
-          <w:lang w:val="ru-RU"/>
-        </w:rPr>
-        <w:t xml:space="preserve"> факторов</w:t>
+        <w:t>. Обычно интенсивность отложения частиц парафина представляется комбинацией трех независимый факторов</w:t>
       </w:r>
       <w:r>
         <w:rPr>
@@ -813,35 +684,7 @@
         <w:rPr>
           <w:lang w:val="ru-RU"/>
         </w:rPr>
-        <w:t xml:space="preserve">. Первый фактор характеризует осаждение частиц на стенках пор под действием силы тяжести и/или адгезии. Второй — выражает вынос парафиновых отложений потоком нефти при превышении определенного порогового значения </w:t>
-      </w:r>
-      <w:proofErr w:type="spellStart"/>
-      <w:r>
-        <w:rPr>
-          <w:lang w:val="ru-RU"/>
-        </w:rPr>
-        <w:t>внутрипоровой</w:t>
-      </w:r>
-      <w:proofErr w:type="spellEnd"/>
-      <w:r>
-        <w:rPr>
-          <w:lang w:val="ru-RU"/>
-        </w:rPr>
-        <w:t xml:space="preserve"> скорости. </w:t>
-      </w:r>
-      <w:proofErr w:type="gramStart"/>
-      <w:r>
-        <w:rPr>
-          <w:lang w:val="ru-RU"/>
-        </w:rPr>
-        <w:t>Последний</w:t>
-      </w:r>
-      <w:proofErr w:type="gramEnd"/>
-      <w:r>
-        <w:rPr>
-          <w:lang w:val="ru-RU"/>
-        </w:rPr>
-        <w:t xml:space="preserve"> — описывает скорость, с которой парафиновые частицы блокируют поры. Отложение твердых частиц парафина в пористой среде влечет за собой снижение проницаемости. Текущее локальное значение проницаемости</w:t>
+        <w:t>. Первый фактор характеризует осаждение частиц на стенках пор под действием силы тяжести и/или адгезии. Второй — выражает вынос парафиновых отложений потоком нефти при превышении определенного порогового значения внутрипоровой скорости. Последний — описывает скорость, с которой парафиновые частицы блокируют поры. Отложение твердых частиц парафина в пористой среде влечет за собой снижение проницаемости. Текущее локальное значение проницаемости</w:t>
       </w:r>
       <w:r>
         <w:rPr>
@@ -853,16 +696,8 @@
         <w:rPr>
           <w:lang w:val="ru-RU"/>
         </w:rPr>
-        <w:t xml:space="preserve"> определяется степенной зависимостью, схожей с формулой и </w:t>
-      </w:r>
-      <w:proofErr w:type="spellStart"/>
-      <w:r>
-        <w:rPr>
-          <w:lang w:val="ru-RU"/>
-        </w:rPr>
-        <w:t>Козени-Кармана</w:t>
-      </w:r>
-      <w:proofErr w:type="spellEnd"/>
+        <w:t xml:space="preserve"> определяется степенной зависимостью, схожей с формулой и Козени-Кармана</w:t>
+      </w:r>
       <w:r>
         <w:rPr>
           <w:lang w:val="ru-RU"/>
@@ -933,7 +768,6 @@
         </w:rPr>
         <w:t xml:space="preserve"> </w:t>
       </w:r>
-      <w:proofErr w:type="gramStart"/>
       <w:r>
         <w:rPr>
           <w:lang w:val="ru-RU"/>
@@ -944,104 +778,65 @@
         <w:rPr>
           <w:lang w:val="ru-RU"/>
         </w:rPr>
-        <w:t>ертикальные</w:t>
-      </w:r>
-      <w:proofErr w:type="gramEnd"/>
-      <w:r>
-        <w:rPr>
-          <w:lang w:val="ru-RU"/>
-        </w:rPr>
-        <w:t xml:space="preserve"> </w:t>
+        <w:t xml:space="preserve">ертикальные теплопотери через кровлю и подошву учитываются по классической схеме </w:t>
       </w:r>
       <w:proofErr w:type="spellStart"/>
       <w:r>
         <w:rPr>
           <w:lang w:val="ru-RU"/>
         </w:rPr>
-        <w:t>теплопотери</w:t>
+        <w:t>Ловерье</w:t>
       </w:r>
       <w:proofErr w:type="spellEnd"/>
       <w:r>
         <w:rPr>
           <w:lang w:val="ru-RU"/>
         </w:rPr>
-        <w:t xml:space="preserve"> через кровлю и подошву учитываются по классической схеме </w:t>
+        <w:t xml:space="preserve">. Данный подход, предполагающий квазистационарный теплообмен с </w:t>
       </w:r>
       <w:proofErr w:type="spellStart"/>
       <w:r>
         <w:rPr>
           <w:lang w:val="ru-RU"/>
         </w:rPr>
-        <w:t>Ловерье</w:t>
+        <w:lastRenderedPageBreak/>
+        <w:t>полубесконечными</w:t>
       </w:r>
       <w:proofErr w:type="spellEnd"/>
       <w:r>
         <w:rPr>
           <w:lang w:val="ru-RU"/>
         </w:rPr>
-        <w:t xml:space="preserve">. Данный подход, предполагающий </w:t>
+        <w:t xml:space="preserve"> массивами пород, позволяет избежать ресурсоемкого прямого моделирования вмещающих толщ. Тепловой поток рассчитывается на основе решения уравнения теплопроводности для </w:t>
       </w:r>
       <w:proofErr w:type="spellStart"/>
       <w:r>
         <w:rPr>
           <w:lang w:val="ru-RU"/>
         </w:rPr>
-        <w:t>квазистационарный</w:t>
+        <w:t>полубесконечного</w:t>
       </w:r>
       <w:proofErr w:type="spellEnd"/>
       <w:r>
         <w:rPr>
           <w:lang w:val="ru-RU"/>
         </w:rPr>
-        <w:t xml:space="preserve"> теплообмен с </w:t>
-      </w:r>
-      <w:proofErr w:type="spellStart"/>
-      <w:r>
-        <w:rPr>
-          <w:lang w:val="ru-RU"/>
-        </w:rPr>
-        <w:t>полубесконечными</w:t>
-      </w:r>
-      <w:proofErr w:type="spellEnd"/>
-      <w:r>
-        <w:rPr>
-          <w:lang w:val="ru-RU"/>
-        </w:rPr>
-        <w:t xml:space="preserve"> массивами </w:t>
-      </w:r>
-      <w:r>
-        <w:rPr>
-          <w:lang w:val="ru-RU"/>
-        </w:rPr>
-        <w:lastRenderedPageBreak/>
-        <w:t xml:space="preserve">пород, позволяет избежать ресурсоемкого прямого моделирования вмещающих толщ. Тепловой поток рассчитывается на основе решения уравнения теплопроводности для </w:t>
-      </w:r>
-      <w:proofErr w:type="spellStart"/>
-      <w:r>
-        <w:rPr>
-          <w:lang w:val="ru-RU"/>
-        </w:rPr>
-        <w:t>полубесконечного</w:t>
-      </w:r>
-      <w:proofErr w:type="spellEnd"/>
-      <w:r>
-        <w:rPr>
-          <w:lang w:val="ru-RU"/>
-        </w:rPr>
         <w:t xml:space="preserve"> тела с граничным условием первого рода на контакте и интегрируется в уравнение энергии пласта как источник. </w:t>
       </w:r>
       <w:r>
         <w:rPr>
-          <w:highlight w:val="red"/>
-          <w:lang w:val="ru-RU"/>
-        </w:rPr>
-        <w:t>[16]</w:t>
-      </w:r>
-      <w:r>
-        <w:rPr>
-          <w:lang w:val="ru-RU"/>
-        </w:rPr>
-        <w:t>.</w:t>
+          <w:lang w:val="ru-RU"/>
+        </w:rPr>
+        <w:t>[1</w:t>
+      </w:r>
+      <w:r>
+        <w:t>3</w:t>
+      </w:r>
+      <w:r>
+        <w:rPr>
+          <w:lang w:val="ru-RU"/>
+        </w:rPr>
+        <w:t>].</w:t>
       </w:r>
       <w:r>
         <w:rPr>
@@ -1383,7 +1178,6 @@
         </w:rPr>
         <w:t xml:space="preserve"> – нефти и парафина. </w:t>
       </w:r>
-      <w:proofErr w:type="gramStart"/>
       <w:r>
         <w:rPr>
           <w:lang w:val="ru-RU"/>
@@ -1402,14 +1196,7 @@
         <w:rPr>
           <w:lang w:val="ru-RU"/>
         </w:rPr>
-        <w:t>.</w:t>
-      </w:r>
-      <w:proofErr w:type="gramEnd"/>
-      <w:r>
-        <w:rPr>
-          <w:lang w:val="ru-RU"/>
-        </w:rPr>
-        <w:t xml:space="preserve"> </w:t>
+        <w:t xml:space="preserve">. </w:t>
       </w:r>
       <w:r>
         <w:rPr>
@@ -2141,21 +1928,7 @@
         <w:rPr>
           <w:lang w:val="ru-RU"/>
         </w:rPr>
-        <w:t xml:space="preserve"> парафина может быть частично </w:t>
-      </w:r>
-      <w:proofErr w:type="gramStart"/>
-      <w:r>
-        <w:rPr>
-          <w:lang w:val="ru-RU"/>
-        </w:rPr>
-        <w:t>растворен</w:t>
-      </w:r>
-      <w:proofErr w:type="gramEnd"/>
-      <w:r>
-        <w:rPr>
-          <w:lang w:val="ru-RU"/>
-        </w:rPr>
-        <w:t xml:space="preserve"> и/или взвешен в нефтяной фазе в виде частиц и отложен в поровом пространстве. </w:t>
+        <w:t xml:space="preserve"> парафина может быть частично растворен и/или взвешен в нефтяной фазе в виде частиц и отложен в поровом пространстве. </w:t>
       </w:r>
       <w:r>
         <w:rPr>
@@ -2874,21 +2647,7 @@
         <w:rPr>
           <w:lang w:val="ru-RU"/>
         </w:rPr>
-        <w:t xml:space="preserve">Уравнения движения фаз представим с помощью закона </w:t>
-      </w:r>
-      <w:proofErr w:type="spellStart"/>
-      <w:r>
-        <w:rPr>
-          <w:lang w:val="ru-RU"/>
-        </w:rPr>
-        <w:t>Дарси</w:t>
-      </w:r>
-      <w:proofErr w:type="spellEnd"/>
-      <w:r>
-        <w:rPr>
-          <w:lang w:val="ru-RU"/>
-        </w:rPr>
-        <w:t xml:space="preserve"> в пренебрежении влиянием капиллярных и гравитационных сил:</w:t>
+        <w:t>Уравнения движения фаз представим с помощью закона Дарси в пренебрежении влиянием капиллярных и гравитационных сил:</w:t>
       </w:r>
     </w:p>
     <w:p>
@@ -4788,6 +4547,7 @@
           <w:rFonts w:eastAsiaTheme="minorEastAsia"/>
           <w:lang w:val="ru-RU"/>
         </w:rPr>
+        <w:lastRenderedPageBreak/>
         <w:t xml:space="preserve">где </w:t>
       </w:r>
       <m:oMath>
@@ -4864,21 +4624,18 @@
       </w:r>
       <w:r>
         <w:rPr>
-          <w:highlight w:val="red"/>
-          <w:lang w:val="ru-RU"/>
-        </w:rPr>
-        <w:t>[</w:t>
-      </w:r>
-      <w:r>
-        <w:rPr>
-          <w:highlight w:val="red"/>
-          <w:lang w:val="ru-RU"/>
-        </w:rPr>
-        <w:t>16</w:t>
-      </w:r>
-      <w:r>
-        <w:rPr>
-          <w:highlight w:val="red"/>
+          <w:lang w:val="ru-RU"/>
+        </w:rPr>
+        <w:t>[1</w:t>
+      </w:r>
+      <w:r>
+        <w:rPr>
+          <w:lang w:val="ru-RU"/>
+        </w:rPr>
+        <w:t>3</w:t>
+      </w:r>
+      <w:r>
+        <w:rPr>
           <w:lang w:val="ru-RU"/>
         </w:rPr>
         <w:t>]</w:t>
@@ -5200,21 +4957,7 @@
         <w:rPr>
           <w:lang w:val="ru-RU"/>
         </w:rPr>
-        <w:t xml:space="preserve">При описании </w:t>
-      </w:r>
-      <w:proofErr w:type="spellStart"/>
-      <w:r>
-        <w:rPr>
-          <w:lang w:val="ru-RU"/>
-        </w:rPr>
-        <w:t>кольматации</w:t>
-      </w:r>
-      <w:proofErr w:type="spellEnd"/>
-      <w:r>
-        <w:rPr>
-          <w:lang w:val="ru-RU"/>
-        </w:rPr>
-        <w:t xml:space="preserve"> пласта частицами парафина, будем рассматривать пористую среду в рамках модели идеального грунта, то есть как систему цилиндрических капилляров разного диаметра, имеющих фиктивные сужения (горла). </w:t>
+        <w:t xml:space="preserve">При описании кольматации пласта частицами парафина, будем рассматривать пористую среду в рамках модели идеального грунта, то есть как систему цилиндрических капилляров разного диаметра, имеющих фиктивные сужения (горла). </w:t>
       </w:r>
       <w:proofErr w:type="spellStart"/>
       <w:r>
@@ -5518,7 +5261,19 @@
         <w:rPr>
           <w:lang w:val="ru-RU"/>
         </w:rPr>
-        <w:t xml:space="preserve"> [13]</w:t>
+        <w:t xml:space="preserve"> [1</w:t>
+      </w:r>
+      <w:r>
+        <w:rPr>
+          <w:lang w:val="ru-RU"/>
+        </w:rPr>
+        <w:t>4</w:t>
+      </w:r>
+      <w:r>
+        <w:rPr>
+          <w:lang w:val="ru-RU"/>
+        </w:rPr>
+        <w:t>]</w:t>
       </w:r>
       <w:r>
         <w:rPr>
@@ -5559,19 +5314,11 @@
           <w:lang w:val="ru-RU"/>
         </w:rPr>
       </w:pPr>
-      <w:proofErr w:type="gramStart"/>
-      <w:r>
-        <w:rPr>
-          <w:lang w:val="ru-RU"/>
-        </w:rPr>
-        <w:t>Исходя из экспериментальных данных была</w:t>
-      </w:r>
-      <w:proofErr w:type="gramEnd"/>
-      <w:r>
-        <w:rPr>
-          <w:lang w:val="ru-RU"/>
-        </w:rPr>
-        <w:t xml:space="preserve"> получена эмпирическая зависимость для скорости сужения цилиндрического порового канала в однофазном потоке, вызванная </w:t>
+      <w:r>
+        <w:rPr>
+          <w:lang w:val="ru-RU"/>
+        </w:rPr>
+        <w:t xml:space="preserve">Исходя из экспериментальных данных была получена эмпирическая зависимость для скорости сужения цилиндрического порового канала в однофазном потоке, вызванная </w:t>
       </w:r>
       <w:proofErr w:type="spellStart"/>
       <w:r>
@@ -5591,21 +5338,7 @@
         <w:rPr>
           <w:lang w:val="ru-RU"/>
         </w:rPr>
-        <w:t xml:space="preserve">. </w:t>
-      </w:r>
-      <w:proofErr w:type="gramStart"/>
-      <w:r>
-        <w:rPr>
-          <w:lang w:val="ru-RU"/>
-        </w:rPr>
-        <w:t>По аналогии с однофазным потоком для двухфазного скорость сужения порового канала в случае оседания частиц парафина в нефти</w:t>
-      </w:r>
-      <w:proofErr w:type="gramEnd"/>
-      <w:r>
-        <w:rPr>
-          <w:lang w:val="ru-RU"/>
-        </w:rPr>
-        <w:t xml:space="preserve"> запишется в виде:</w:t>
+        <w:t>. По аналогии с однофазным потоком для двухфазного скорость сужения порового канала в случае оседания частиц парафина в нефти запишется в виде:</w:t>
       </w:r>
     </w:p>
     <w:p>
@@ -6111,7 +5844,7 @@
           <m:e>
             <m:m>
               <m:mPr>
-                <m:plcHide m:val="on"/>
+                <m:plcHide m:val="1"/>
                 <m:mcs>
                   <m:mc>
                     <m:mcPr>
@@ -6529,6 +6262,7 @@
         <w:rPr>
           <w:lang w:val="ru-RU"/>
         </w:rPr>
+        <w:lastRenderedPageBreak/>
         <w:t xml:space="preserve">Для описания радиусов капилляров вводится функция пор по размерам, согласно которой </w:t>
       </w:r>
       <m:oMath>
@@ -6613,21 +6347,7 @@
         <w:rPr>
           <w:lang w:val="ru-RU"/>
         </w:rPr>
-        <w:t xml:space="preserve"> = 0) функция пор по размерам </w:t>
-      </w:r>
-      <w:proofErr w:type="gramStart"/>
-      <w:r>
-        <w:rPr>
-          <w:lang w:val="ru-RU"/>
-        </w:rPr>
-        <w:t>известна</w:t>
-      </w:r>
-      <w:proofErr w:type="gramEnd"/>
-      <w:r>
-        <w:rPr>
-          <w:lang w:val="ru-RU"/>
-        </w:rPr>
-        <w:t xml:space="preserve"> т.е. </w:t>
+        <w:t xml:space="preserve"> = 0) функция пор по размерам известна т.е. </w:t>
       </w:r>
       <m:oMath>
         <m:r>
@@ -6746,7 +6466,19 @@
         <w:rPr>
           <w:lang w:val="ru-RU"/>
         </w:rPr>
-        <w:t xml:space="preserve"> [13]</w:t>
+        <w:t xml:space="preserve"> [1</w:t>
+      </w:r>
+      <w:r>
+        <w:rPr>
+          <w:lang w:val="ru-RU"/>
+        </w:rPr>
+        <w:t>4</w:t>
+      </w:r>
+      <w:r>
+        <w:rPr>
+          <w:lang w:val="ru-RU"/>
+        </w:rPr>
+        <w:t>]</w:t>
       </w:r>
       <w:r>
         <w:rPr>
@@ -7096,19 +6828,11 @@
           <w:lang w:val="ru-RU"/>
         </w:rPr>
       </w:pPr>
-      <w:proofErr w:type="gramStart"/>
-      <w:r>
-        <w:rPr>
-          <w:lang w:val="ru-RU"/>
-        </w:rPr>
-        <w:t>В следствии</w:t>
-      </w:r>
-      <w:proofErr w:type="gramEnd"/>
-      <w:r>
-        <w:rPr>
-          <w:lang w:val="ru-RU"/>
-        </w:rPr>
-        <w:t xml:space="preserve"> структурных изменений порового пространства, вызванных </w:t>
+      <w:r>
+        <w:rPr>
+          <w:lang w:val="ru-RU"/>
+        </w:rPr>
+        <w:t xml:space="preserve">В следствии структурных изменений порового пространства, вызванных </w:t>
       </w:r>
       <w:proofErr w:type="spellStart"/>
       <w:r>
@@ -8763,21 +8487,7 @@
         <w:rPr>
           <w:lang w:val="ru-RU"/>
         </w:rPr>
-        <w:t xml:space="preserve"> решалось по неявной схеме. Это позволило избежать ограничений на шаг по времени в задаче расчета </w:t>
-      </w:r>
-      <w:proofErr w:type="spellStart"/>
-      <w:r>
-        <w:rPr>
-          <w:lang w:val="ru-RU"/>
-        </w:rPr>
-        <w:t>кольматации</w:t>
-      </w:r>
-      <w:proofErr w:type="spellEnd"/>
-      <w:r>
-        <w:rPr>
-          <w:lang w:val="ru-RU"/>
-        </w:rPr>
-        <w:t xml:space="preserve"> пласта парафином.</w:t>
+        <w:t xml:space="preserve"> решалось по неявной схеме. Это позволило избежать ограничений на шаг по времени в задаче расчета кольматации пласта парафином.</w:t>
       </w:r>
     </w:p>
     <w:p>
@@ -8801,6 +8511,7 @@
           <w:szCs w:val="28"/>
           <w:lang w:val="ru-RU"/>
         </w:rPr>
+        <w:lastRenderedPageBreak/>
         <w:t>Результаты</w:t>
       </w:r>
     </w:p>
@@ -9463,14 +9174,7 @@
         <w:rPr>
           <w:lang w:val="ru-RU"/>
         </w:rPr>
-        <w:t xml:space="preserve">Была проведена серия вычислительных экспериментов по изучению влияния растворенного парафина на процесс добычи нефти при закачке холодной воды. </w:t>
-      </w:r>
-      <w:proofErr w:type="gramStart"/>
-      <w:r>
-        <w:rPr>
-          <w:lang w:val="ru-RU"/>
-        </w:rPr>
-        <w:t xml:space="preserve">При проведении расчетов были приняты следующие значения используемых параметров: </w:t>
+        <w:t xml:space="preserve">Была проведена серия вычислительных экспериментов по изучению влияния растворенного парафина на процесс добычи нефти при закачке холодной воды. При проведении расчетов были приняты следующие значения используемых параметров: </w:t>
       </w:r>
       <m:oMath>
         <m:sSub>
@@ -10620,14 +10324,7 @@
         <w:rPr>
           <w:lang w:val="ru-RU"/>
         </w:rPr>
-        <w:t>);</w:t>
-      </w:r>
-      <w:proofErr w:type="gramEnd"/>
-      <w:r>
-        <w:rPr>
-          <w:lang w:val="ru-RU"/>
-        </w:rPr>
-        <w:t xml:space="preserve"> </w:t>
+        <w:t xml:space="preserve">); </w:t>
       </w:r>
       <m:oMath>
         <m:sSub>
@@ -10677,17 +10374,9 @@
         <w:rPr>
           <w:lang w:val="ru-RU"/>
         </w:rPr>
-        <w:t xml:space="preserve"> </w:t>
-      </w:r>
-      <w:proofErr w:type="gramStart"/>
-      <w:r>
-        <w:rPr>
-          <w:lang w:val="ru-RU"/>
-        </w:rPr>
-        <w:t>Дж</w:t>
+        <w:t xml:space="preserve"> Дж</w:t>
       </w:r>
       <m:oMath>
-        <w:proofErr w:type="gramEnd"/>
         <m:r>
           <m:rPr>
             <m:sty m:val="p"/>
@@ -11528,7 +11217,16 @@
         <w:rPr>
           <w:lang w:val="ru-RU"/>
         </w:rPr>
-        <w:t>[14]</w:t>
+        <w:t>[1</w:t>
+      </w:r>
+      <w:r>
+        <w:t>5</w:t>
+      </w:r>
+      <w:r>
+        <w:rPr>
+          <w:lang w:val="ru-RU"/>
+        </w:rPr>
+        <w:t>]</w:t>
       </w:r>
       <w:r>
         <w:rPr>
@@ -11750,7 +11448,19 @@
         <w:rPr>
           <w:lang w:val="ru-RU"/>
         </w:rPr>
-        <w:t xml:space="preserve"> [15]</w:t>
+        <w:t xml:space="preserve"> [1</w:t>
+      </w:r>
+      <w:r>
+        <w:rPr>
+          <w:lang w:val="ru-RU"/>
+        </w:rPr>
+        <w:t>6</w:t>
+      </w:r>
+      <w:r>
+        <w:rPr>
+          <w:lang w:val="ru-RU"/>
+        </w:rPr>
+        <w:t>]</w:t>
       </w:r>
       <w:r>
         <w:rPr>
@@ -11781,7 +11491,7 @@
       <m:oMath>
         <m:m>
           <m:mPr>
-            <m:plcHide m:val="on"/>
+            <m:plcHide m:val="1"/>
             <m:mcs>
               <m:mc>
                 <m:mcPr>
@@ -12117,21 +11827,7 @@
         <w:rPr>
           <w:lang w:val="ru-RU"/>
         </w:rPr>
-        <w:t xml:space="preserve">Рассмотрено два случая: в первом происходит фильтрация </w:t>
-      </w:r>
-      <w:proofErr w:type="spellStart"/>
-      <w:r>
-        <w:rPr>
-          <w:lang w:val="ru-RU"/>
-        </w:rPr>
-        <w:t>парафиносодержащей</w:t>
-      </w:r>
-      <w:proofErr w:type="spellEnd"/>
-      <w:r>
-        <w:rPr>
-          <w:lang w:val="ru-RU"/>
-        </w:rPr>
-        <w:t xml:space="preserve"> нефти </w:t>
+        <w:t xml:space="preserve">Рассмотрено два случая: в первом происходит фильтрация парафиносодержащей нефти </w:t>
       </w:r>
       <m:oMath>
         <m:d>
@@ -12214,21 +11910,7 @@
         <w:rPr>
           <w:lang w:val="ru-RU"/>
         </w:rPr>
-        <w:t xml:space="preserve">нием парафина пренебрегается. Расчет проводился до достижения предельной </w:t>
-      </w:r>
-      <w:proofErr w:type="spellStart"/>
-      <w:r>
-        <w:rPr>
-          <w:lang w:val="ru-RU"/>
-        </w:rPr>
-        <w:t>обводненности</w:t>
-      </w:r>
-      <w:proofErr w:type="spellEnd"/>
-      <w:r>
-        <w:rPr>
-          <w:lang w:val="ru-RU"/>
-        </w:rPr>
-        <w:t xml:space="preserve"> добывающей скважины </w:t>
+        <w:t xml:space="preserve">нием парафина пренебрегается. Расчет проводился до достижения предельной обводненности добывающей скважины </w:t>
       </w:r>
       <m:oMath>
         <m:r>
@@ -12290,58 +11972,36 @@
         </w:rPr>
         <w:t xml:space="preserve">, что из-за </w:t>
       </w:r>
-      <w:proofErr w:type="spellStart"/>
-      <w:r>
-        <w:rPr>
-          <w:lang w:val="ru-RU"/>
-        </w:rPr>
-        <w:t>кольматации</w:t>
-      </w:r>
-      <w:proofErr w:type="spellEnd"/>
+      <w:r>
+        <w:rPr>
+          <w:lang w:val="ru-RU"/>
+        </w:rPr>
+        <w:t>кольматации призабойной зоны нагнетательной скважины</w:t>
+      </w:r>
+      <w:r>
+        <w:rPr>
+          <w:lang w:val="ru-RU"/>
+        </w:rPr>
+        <w:t xml:space="preserve"> парафином дебит</w:t>
+      </w:r>
+      <w:r>
+        <w:rPr>
+          <w:lang w:val="ru-RU"/>
+        </w:rPr>
+        <w:t xml:space="preserve"> добывающей</w:t>
+      </w:r>
+      <w:r>
+        <w:rPr>
+          <w:lang w:val="ru-RU"/>
+        </w:rPr>
+        <w:t xml:space="preserve"> скважины</w:t>
+      </w:r>
       <w:r>
         <w:rPr>
           <w:lang w:val="ru-RU"/>
         </w:rPr>
         <w:t xml:space="preserve"> </w:t>
       </w:r>
-      <w:proofErr w:type="spellStart"/>
-      <w:r>
-        <w:rPr>
-          <w:lang w:val="ru-RU"/>
-        </w:rPr>
-        <w:t>призабойной</w:t>
-      </w:r>
-      <w:proofErr w:type="spellEnd"/>
-      <w:r>
-        <w:rPr>
-          <w:lang w:val="ru-RU"/>
-        </w:rPr>
-        <w:t xml:space="preserve"> зоны нагнетательной скважины</w:t>
-      </w:r>
-      <w:r>
-        <w:rPr>
-          <w:lang w:val="ru-RU"/>
-        </w:rPr>
-        <w:t xml:space="preserve"> парафином дебит</w:t>
-      </w:r>
-      <w:r>
-        <w:rPr>
-          <w:lang w:val="ru-RU"/>
-        </w:rPr>
-        <w:t xml:space="preserve"> добывающей</w:t>
-      </w:r>
-      <w:r>
-        <w:rPr>
-          <w:lang w:val="ru-RU"/>
-        </w:rPr>
-        <w:t xml:space="preserve"> скважины</w:t>
-      </w:r>
-      <w:r>
-        <w:rPr>
-          <w:lang w:val="ru-RU"/>
-        </w:rPr>
-        <w:t xml:space="preserve"> </w:t>
-      </w:r>
       <w:r>
         <w:rPr>
           <w:lang w:val="ru-RU"/>
@@ -12373,21 +12033,7 @@
         <w:rPr>
           <w:lang w:val="ru-RU"/>
         </w:rPr>
-        <w:t xml:space="preserve">) изображены графики накопленной добычи нефти и воды. Видно, что </w:t>
-      </w:r>
-      <w:proofErr w:type="spellStart"/>
-      <w:r>
-        <w:rPr>
-          <w:lang w:val="ru-RU"/>
-        </w:rPr>
-        <w:t>кольматация</w:t>
-      </w:r>
-      <w:proofErr w:type="spellEnd"/>
-      <w:r>
-        <w:rPr>
-          <w:lang w:val="ru-RU"/>
-        </w:rPr>
-        <w:t xml:space="preserve"> пласта парафином заметно снизило темпы и количество отбираемой нефти. </w:t>
+        <w:t xml:space="preserve">) изображены графики накопленной добычи нефти и воды. Видно, что кольматация пласта парафином заметно снизило темпы и количество отбираемой нефти. </w:t>
       </w:r>
     </w:p>
     <w:p>
@@ -12406,7 +12052,7 @@
         <w:rPr>
           <w:lang w:val="ru-RU"/>
         </w:rPr>
-        <w:pict>
+        <w:pict w14:anchorId="227B3CFE">
           <v:group id="_x0000_s1053" editas="canvas" style="width:484.45pt;height:234.3pt;mso-position-horizontal-relative:char;mso-position-vertical-relative:line" coordorigin="2526,5772" coordsize="7200,3482">
             <o:lock v:ext="edit" aspectratio="t"/>
             <v:shapetype id="_x0000_t75" coordsize="21600,21600" o:spt="75" o:preferrelative="t" path="m@4@5l@4@11@9@11@9@5xe" filled="f" stroked="f">
@@ -12517,7 +12163,6 @@
             <v:shape id="_x0000_s1058" type="#_x0000_t75" style="position:absolute;left:6187;top:5772;width:3539;height:2951;mso-position-horizontal-relative:text;mso-position-vertical-relative:text">
               <v:imagedata r:id="rId8" o:title=""/>
             </v:shape>
-            <w10:wrap type="none"/>
             <w10:anchorlock/>
           </v:group>
         </w:pict>
@@ -12567,16 +12212,8 @@
         <w:rPr>
           <w:lang w:val="ru-RU"/>
         </w:rPr>
-        <w:t xml:space="preserve"> предельной </w:t>
-      </w:r>
-      <w:proofErr w:type="spellStart"/>
-      <w:r>
-        <w:rPr>
-          <w:lang w:val="ru-RU"/>
-        </w:rPr>
-        <w:t>обводненности</w:t>
-      </w:r>
-      <w:proofErr w:type="spellEnd"/>
+        <w:t xml:space="preserve"> предельной обводненности</w:t>
+      </w:r>
       <w:r>
         <w:rPr>
           <w:lang w:val="ru-RU"/>
@@ -12651,21 +12288,7 @@
         <w:rPr>
           <w:lang w:val="ru-RU"/>
         </w:rPr>
-        <w:t xml:space="preserve">в случае </w:t>
-      </w:r>
-      <w:proofErr w:type="spellStart"/>
-      <w:r>
-        <w:rPr>
-          <w:lang w:val="ru-RU"/>
-        </w:rPr>
-        <w:t>парафиносодержащей</w:t>
-      </w:r>
-      <w:proofErr w:type="spellEnd"/>
-      <w:r>
-        <w:rPr>
-          <w:lang w:val="ru-RU"/>
-        </w:rPr>
-        <w:t xml:space="preserve"> нефти</w:t>
+        <w:t>в случае парафиносодержащей нефти</w:t>
       </w:r>
       <w:r>
         <w:rPr>
@@ -12733,7 +12356,7 @@
         <w:rPr>
           <w:lang w:val="ru-RU"/>
         </w:rPr>
-        <w:pict>
+        <w:pict w14:anchorId="59CB1134">
           <v:group id="_x0000_s1062" editas="canvas" style="width:500.55pt;height:241.05pt;mso-position-horizontal-relative:char;mso-position-vertical-relative:line" coordorigin="2526,1806" coordsize="7440,3583">
             <o:lock v:ext="edit" aspectratio="t"/>
             <v:shape id="_x0000_s1061" type="#_x0000_t75" style="position:absolute;left:2526;top:1806;width:7440;height:3583" o:preferrelative="f">
@@ -12790,16 +12413,8 @@
                       <w:rPr>
                         <w:lang w:val="ru-RU"/>
                       </w:rPr>
-                      <w:t xml:space="preserve">достижения предельной </w:t>
+                      <w:t>достижения предельной обводненности</w:t>
                     </w:r>
-                    <w:proofErr w:type="spellStart"/>
-                    <w:r>
-                      <w:rPr>
-                        <w:lang w:val="ru-RU"/>
-                      </w:rPr>
-                      <w:t>обводненности</w:t>
-                    </w:r>
-                    <w:proofErr w:type="spellEnd"/>
                   </w:p>
                 </w:txbxContent>
               </v:textbox>
@@ -12841,16 +12456,8 @@
                       <w:rPr>
                         <w:lang w:val="ru-RU"/>
                       </w:rPr>
-                      <w:t xml:space="preserve">достижения предельной </w:t>
+                      <w:t>достижения предельной обводненности</w:t>
                     </w:r>
-                    <w:proofErr w:type="spellStart"/>
-                    <w:r>
-                      <w:rPr>
-                        <w:lang w:val="ru-RU"/>
-                      </w:rPr>
-                      <w:t>обводненности</w:t>
-                    </w:r>
-                    <w:proofErr w:type="spellEnd"/>
                   </w:p>
                 </w:txbxContent>
               </v:textbox>
@@ -12861,7 +12468,6 @@
             <v:shape id="_x0000_s1070" type="#_x0000_t75" style="position:absolute;left:2526;top:1868;width:3426;height:2940">
               <v:imagedata r:id="rId10" o:title=""/>
             </v:shape>
-            <w10:wrap type="none"/>
             <w10:anchorlock/>
           </v:group>
         </w:pict>
@@ -12962,6 +12568,7 @@
           <w:szCs w:val="28"/>
           <w:lang w:val="ru-RU"/>
         </w:rPr>
+        <w:lastRenderedPageBreak/>
         <w:t>Заключение</w:t>
       </w:r>
     </w:p>
@@ -13299,15 +12906,7 @@
         <w:t>, G.A.</w:t>
       </w:r>
       <w:r>
-        <w:t xml:space="preserve"> Modeling of Paraffin Deposition </w:t>
-      </w:r>
-      <w:proofErr w:type="gramStart"/>
-      <w:r>
-        <w:t>During</w:t>
-      </w:r>
-      <w:proofErr w:type="gramEnd"/>
-      <w:r>
-        <w:t xml:space="preserve"> Oil Production by Cold Water Injection. </w:t>
+        <w:t xml:space="preserve"> Modeling of Paraffin Deposition During Oil Production by Cold Water Injection. </w:t>
       </w:r>
       <w:proofErr w:type="spellStart"/>
       <w:r>
@@ -13352,23 +12951,7 @@
         <w:t xml:space="preserve"> F.</w:t>
       </w:r>
       <w:r>
-        <w:t xml:space="preserve"> Modeling Formation Damage by </w:t>
-      </w:r>
-      <w:proofErr w:type="spellStart"/>
-      <w:r>
-        <w:t>Asphaltene</w:t>
-      </w:r>
-      <w:proofErr w:type="spellEnd"/>
-      <w:r>
-        <w:t xml:space="preserve"> Deposition </w:t>
-      </w:r>
-      <w:proofErr w:type="gramStart"/>
-      <w:r>
-        <w:t>During</w:t>
-      </w:r>
-      <w:proofErr w:type="gramEnd"/>
-      <w:r>
-        <w:t xml:space="preserve"> Primary Oil Recovery. J. Energy </w:t>
+        <w:t xml:space="preserve"> Modeling Formation Damage by Asphaltene Deposition During Primary Oil Recovery. J. Energy </w:t>
       </w:r>
       <w:proofErr w:type="spellStart"/>
       <w:r>
@@ -13413,15 +12996,7 @@
         <w:t xml:space="preserve"> F.</w:t>
       </w:r>
       <w:r>
-        <w:t xml:space="preserve"> Model-Assisted Analysis of Simultaneous Paraffin and </w:t>
-      </w:r>
-      <w:proofErr w:type="spellStart"/>
-      <w:r>
-        <w:t>Asphaltene</w:t>
-      </w:r>
-      <w:proofErr w:type="spellEnd"/>
-      <w:r>
-        <w:t xml:space="preserve"> Deposition in Laboratory Core Tests. J. Energy </w:t>
+        <w:t xml:space="preserve"> Model-Assisted Analysis of Simultaneous Paraffin and Asphaltene Deposition in Laboratory Core Tests. J. Energy </w:t>
       </w:r>
       <w:proofErr w:type="spellStart"/>
       <w:r>
@@ -13538,6 +13113,7 @@
           <w:i/>
           <w:iCs/>
         </w:rPr>
+        <w:lastRenderedPageBreak/>
         <w:t>Adeyanju</w:t>
       </w:r>
       <w:proofErr w:type="spellEnd"/>
@@ -13635,15 +13211,7 @@
       </w:r>
       <w:proofErr w:type="spellEnd"/>
       <w:r>
-        <w:t xml:space="preserve"> </w:t>
-      </w:r>
-      <w:proofErr w:type="spellStart"/>
-      <w:r>
-        <w:t>Boden</w:t>
-      </w:r>
-      <w:proofErr w:type="spellEnd"/>
-      <w:r>
-        <w:t xml:space="preserve">. </w:t>
+        <w:t xml:space="preserve"> Boden. </w:t>
       </w:r>
       <w:proofErr w:type="spellStart"/>
       <w:r>
@@ -13713,15 +13281,7 @@
         <w:t xml:space="preserve"> T. R. and Nikiforov1 G. A.</w:t>
       </w:r>
       <w:r>
-        <w:t xml:space="preserve"> Model for Treatment of Oil Reservoirs with Polymer-Dispersed Systems. </w:t>
-      </w:r>
-      <w:proofErr w:type="spellStart"/>
-      <w:r>
-        <w:t>Chem</w:t>
-      </w:r>
-      <w:proofErr w:type="spellEnd"/>
-      <w:r>
-        <w:t xml:space="preserve"> Tech Fuels Oils 51 (1), 105–112 (2015)</w:t>
+        <w:t xml:space="preserve"> Model for Treatment of Oil Reservoirs with Polymer-Dispersed Systems. Chem Tech Fuels Oils 51 (1), 105–112 (2015)</w:t>
       </w:r>
     </w:p>
     <w:p>
@@ -13737,21 +13297,12 @@
           <w:lang w:val="ru-RU"/>
         </w:rPr>
       </w:pPr>
-      <w:proofErr w:type="spellStart"/>
       <w:r>
         <w:rPr>
           <w:i/>
           <w:iCs/>
         </w:rPr>
-        <w:t>Burdine</w:t>
-      </w:r>
-      <w:proofErr w:type="spellEnd"/>
-      <w:r>
-        <w:rPr>
-          <w:i/>
-          <w:iCs/>
-        </w:rPr>
-        <w:t xml:space="preserve"> N. T.</w:t>
+        <w:t>Burdine N. T.</w:t>
       </w:r>
       <w:r>
         <w:t xml:space="preserve"> Relative permeability calculations from pore size distribution data. SPE</w:t>
@@ -13860,23 +13411,7 @@
           <w:i/>
           <w:iCs/>
         </w:rPr>
-        <w:t xml:space="preserve">S. A. </w:t>
-      </w:r>
-      <w:proofErr w:type="spellStart"/>
-      <w:r>
-        <w:rPr>
-          <w:i/>
-          <w:iCs/>
-        </w:rPr>
-        <w:t>Mousavi</w:t>
-      </w:r>
-      <w:proofErr w:type="spellEnd"/>
-      <w:r>
-        <w:rPr>
-          <w:i/>
-          <w:iCs/>
-        </w:rPr>
-        <w:t xml:space="preserve"> </w:t>
+        <w:t xml:space="preserve">S. A. Mousavi </w:t>
       </w:r>
       <w:proofErr w:type="spellStart"/>
       <w:r>
@@ -14015,17 +13550,12 @@
         <w:t xml:space="preserve">. </w:t>
       </w:r>
       <w:proofErr w:type="spellStart"/>
-      <w:proofErr w:type="gramStart"/>
       <w:r>
         <w:t>ун</w:t>
       </w:r>
       <w:proofErr w:type="spellEnd"/>
       <w:r>
-        <w:t>-т</w:t>
-      </w:r>
-      <w:proofErr w:type="gramEnd"/>
-      <w:r>
-        <w:t>, 2009, 180 с.</w:t>
+        <w:t>-т, 2009, 180 с.</w:t>
       </w:r>
       <w:bookmarkEnd w:id="8"/>
     </w:p>
@@ -14063,23 +13593,7 @@
           <w:highlight w:val="red"/>
           <w:lang w:val="ru-RU"/>
         </w:rPr>
-        <w:t xml:space="preserve"> М.Г., Расчет температурного поля пласта при инжекции жидкости для плоского фильтрационного течения, Известия Академии наук СССР. Механика жидкости и газа</w:t>
-      </w:r>
-      <w:proofErr w:type="gramStart"/>
-      <w:r>
-        <w:rPr>
-          <w:highlight w:val="red"/>
-          <w:lang w:val="ru-RU"/>
-        </w:rPr>
-        <w:t xml:space="preserve">., </w:t>
-      </w:r>
-      <w:proofErr w:type="gramEnd"/>
-      <w:r>
-        <w:rPr>
-          <w:highlight w:val="red"/>
-          <w:lang w:val="ru-RU"/>
-        </w:rPr>
-        <w:t>1979. № 1. С. 67.</w:t>
+        <w:t xml:space="preserve"> М.Г., Расчет температурного поля пласта при инжекции жидкости для плоского фильтрационного течения, Известия Академии наук СССР. Механика жидкости и газа., 1979. № 1. С. 67.</w:t>
       </w:r>
     </w:p>
     <w:sectPr>
@@ -14092,7 +13606,7 @@
 </file>
 
 <file path=word/endnotes.xml><?xml version="1.0" encoding="utf-8"?>
-<w:endnotes xmlns:ve="http://schemas.openxmlformats.org/markup-compatibility/2006" xmlns:o="urn:schemas-microsoft-com:office:office" xmlns:r="http://schemas.openxmlformats.org/officeDocument/2006/relationships" xmlns:m="http://schemas.openxmlformats.org/officeDocument/2006/math" xmlns:v="urn:schemas-microsoft-com:vml" xmlns:wp="http://schemas.openxmlformats.org/drawingml/2006/wordprocessingDrawing" xmlns:w10="urn:schemas-microsoft-com:office:word" xmlns:w="http://schemas.openxmlformats.org/wordprocessingml/2006/main" xmlns:wne="http://schemas.microsoft.com/office/word/2006/wordml">
+<w:endnotes xmlns:wpc="http://schemas.microsoft.com/office/word/2010/wordprocessingCanvas" xmlns:cx="http://schemas.microsoft.com/office/drawing/2014/chartex" xmlns:cx1="http://schemas.microsoft.com/office/drawing/2015/9/8/chartex" xmlns:cx2="http://schemas.microsoft.com/office/drawing/2015/10/21/chartex" xmlns:cx3="http://schemas.microsoft.com/office/drawing/2016/5/9/chartex" xmlns:cx4="http://schemas.microsoft.com/office/drawing/2016/5/10/chartex" xmlns:cx5="http://schemas.microsoft.com/office/drawing/2016/5/11/chartex" xmlns:cx6="http://schemas.microsoft.com/office/drawing/2016/5/12/chartex" xmlns:cx7="http://schemas.microsoft.com/office/drawing/2016/5/13/chartex" xmlns:cx8="http://schemas.microsoft.com/office/drawing/2016/5/14/chartex" xmlns:mc="http://schemas.openxmlformats.org/markup-compatibility/2006" xmlns:aink="http://schemas.microsoft.com/office/drawing/2016/ink" xmlns:am3d="http://schemas.microsoft.com/office/drawing/2017/model3d" xmlns:o="urn:schemas-microsoft-com:office:office" xmlns:r="http://schemas.openxmlformats.org/officeDocument/2006/relationships" xmlns:m="http://schemas.openxmlformats.org/officeDocument/2006/math" xmlns:v="urn:schemas-microsoft-com:vml" xmlns:wp14="http://schemas.microsoft.com/office/word/2010/wordprocessingDrawing" xmlns:wp="http://schemas.openxmlformats.org/drawingml/2006/wordprocessingDrawing" xmlns:w10="urn:schemas-microsoft-com:office:word" xmlns:w="http://schemas.openxmlformats.org/wordprocessingml/2006/main" xmlns:w14="http://schemas.microsoft.com/office/word/2010/wordml" xmlns:w15="http://schemas.microsoft.com/office/word/2012/wordml" xmlns:w16cex="http://schemas.microsoft.com/office/word/2018/wordml/cex" xmlns:w16cid="http://schemas.microsoft.com/office/word/2016/wordml/cid" xmlns:w16="http://schemas.microsoft.com/office/word/2018/wordml" xmlns:w16sdtdh="http://schemas.microsoft.com/office/word/2020/wordml/sdtdatahash" xmlns:w16se="http://schemas.microsoft.com/office/word/2015/wordml/symex" xmlns:wpg="http://schemas.microsoft.com/office/word/2010/wordprocessingGroup" xmlns:wpi="http://schemas.microsoft.com/office/word/2010/wordprocessingInk" xmlns:wne="http://schemas.microsoft.com/office/word/2006/wordml" xmlns:wps="http://schemas.microsoft.com/office/word/2010/wordprocessingShape" mc:Ignorable="w14 w15 w16se w16cid w16 w16cex w16sdtdh wp14">
   <w:endnote w:type="separator" w:id="-1">
     <w:p>
       <w:pPr>
@@ -14117,7 +13631,7 @@
 </file>
 
 <file path=word/footnotes.xml><?xml version="1.0" encoding="utf-8"?>
-<w:footnotes xmlns:ve="http://schemas.openxmlformats.org/markup-compatibility/2006" xmlns:o="urn:schemas-microsoft-com:office:office" xmlns:r="http://schemas.openxmlformats.org/officeDocument/2006/relationships" xmlns:m="http://schemas.openxmlformats.org/officeDocument/2006/math" xmlns:v="urn:schemas-microsoft-com:vml" xmlns:wp="http://schemas.openxmlformats.org/drawingml/2006/wordprocessingDrawing" xmlns:w10="urn:schemas-microsoft-com:office:word" xmlns:w="http://schemas.openxmlformats.org/wordprocessingml/2006/main" xmlns:wne="http://schemas.microsoft.com/office/word/2006/wordml">
+<w:footnotes xmlns:wpc="http://schemas.microsoft.com/office/word/2010/wordprocessingCanvas" xmlns:cx="http://schemas.microsoft.com/office/drawing/2014/chartex" xmlns:cx1="http://schemas.microsoft.com/office/drawing/2015/9/8/chartex" xmlns:cx2="http://schemas.microsoft.com/office/drawing/2015/10/21/chartex" xmlns:cx3="http://schemas.microsoft.com/office/drawing/2016/5/9/chartex" xmlns:cx4="http://schemas.microsoft.com/office/drawing/2016/5/10/chartex" xmlns:cx5="http://schemas.microsoft.com/office/drawing/2016/5/11/chartex" xmlns:cx6="http://schemas.microsoft.com/office/drawing/2016/5/12/chartex" xmlns:cx7="http://schemas.microsoft.com/office/drawing/2016/5/13/chartex" xmlns:cx8="http://schemas.microsoft.com/office/drawing/2016/5/14/chartex" xmlns:mc="http://schemas.openxmlformats.org/markup-compatibility/2006" xmlns:aink="http://schemas.microsoft.com/office/drawing/2016/ink" xmlns:am3d="http://schemas.microsoft.com/office/drawing/2017/model3d" xmlns:o="urn:schemas-microsoft-com:office:office" xmlns:r="http://schemas.openxmlformats.org/officeDocument/2006/relationships" xmlns:m="http://schemas.openxmlformats.org/officeDocument/2006/math" xmlns:v="urn:schemas-microsoft-com:vml" xmlns:wp14="http://schemas.microsoft.com/office/word/2010/wordprocessingDrawing" xmlns:wp="http://schemas.openxmlformats.org/drawingml/2006/wordprocessingDrawing" xmlns:w10="urn:schemas-microsoft-com:office:word" xmlns:w="http://schemas.openxmlformats.org/wordprocessingml/2006/main" xmlns:w14="http://schemas.microsoft.com/office/word/2010/wordml" xmlns:w15="http://schemas.microsoft.com/office/word/2012/wordml" xmlns:w16cex="http://schemas.microsoft.com/office/word/2018/wordml/cex" xmlns:w16cid="http://schemas.microsoft.com/office/word/2016/wordml/cid" xmlns:w16="http://schemas.microsoft.com/office/word/2018/wordml" xmlns:w16sdtdh="http://schemas.microsoft.com/office/word/2020/wordml/sdtdatahash" xmlns:w16se="http://schemas.microsoft.com/office/word/2015/wordml/symex" xmlns:wpg="http://schemas.microsoft.com/office/word/2010/wordprocessingGroup" xmlns:wpi="http://schemas.microsoft.com/office/word/2010/wordprocessingInk" xmlns:wne="http://schemas.microsoft.com/office/word/2006/wordml" xmlns:wps="http://schemas.microsoft.com/office/word/2010/wordprocessingShape" mc:Ignorable="w14 w15 w16se w16cid w16 w16cex w16sdtdh wp14">
   <w:footnote w:type="separator" w:id="-1">
     <w:p>
       <w:r>
@@ -14136,8 +13650,8 @@
 </file>
 
 <file path=word/numbering.xml><?xml version="1.0" encoding="utf-8"?>
-<w:numbering xmlns:ve="http://schemas.openxmlformats.org/markup-compatibility/2006" xmlns:o="urn:schemas-microsoft-com:office:office" xmlns:r="http://schemas.openxmlformats.org/officeDocument/2006/relationships" xmlns:m="http://schemas.openxmlformats.org/officeDocument/2006/math" xmlns:v="urn:schemas-microsoft-com:vml" xmlns:wp="http://schemas.openxmlformats.org/drawingml/2006/wordprocessingDrawing" xmlns:w10="urn:schemas-microsoft-com:office:word" xmlns:w="http://schemas.openxmlformats.org/wordprocessingml/2006/main" xmlns:wne="http://schemas.microsoft.com/office/word/2006/wordml">
-  <w:abstractNum w:abstractNumId="0">
+<w:numbering xmlns:wpc="http://schemas.microsoft.com/office/word/2010/wordprocessingCanvas" xmlns:cx="http://schemas.microsoft.com/office/drawing/2014/chartex" xmlns:cx1="http://schemas.microsoft.com/office/drawing/2015/9/8/chartex" xmlns:cx2="http://schemas.microsoft.com/office/drawing/2015/10/21/chartex" xmlns:cx3="http://schemas.microsoft.com/office/drawing/2016/5/9/chartex" xmlns:cx4="http://schemas.microsoft.com/office/drawing/2016/5/10/chartex" xmlns:cx5="http://schemas.microsoft.com/office/drawing/2016/5/11/chartex" xmlns:cx6="http://schemas.microsoft.com/office/drawing/2016/5/12/chartex" xmlns:cx7="http://schemas.microsoft.com/office/drawing/2016/5/13/chartex" xmlns:cx8="http://schemas.microsoft.com/office/drawing/2016/5/14/chartex" xmlns:mc="http://schemas.openxmlformats.org/markup-compatibility/2006" xmlns:aink="http://schemas.microsoft.com/office/drawing/2016/ink" xmlns:am3d="http://schemas.microsoft.com/office/drawing/2017/model3d" xmlns:o="urn:schemas-microsoft-com:office:office" xmlns:r="http://schemas.openxmlformats.org/officeDocument/2006/relationships" xmlns:m="http://schemas.openxmlformats.org/officeDocument/2006/math" xmlns:v="urn:schemas-microsoft-com:vml" xmlns:wp14="http://schemas.microsoft.com/office/word/2010/wordprocessingDrawing" xmlns:wp="http://schemas.openxmlformats.org/drawingml/2006/wordprocessingDrawing" xmlns:w10="urn:schemas-microsoft-com:office:word" xmlns:w="http://schemas.openxmlformats.org/wordprocessingml/2006/main" xmlns:w14="http://schemas.microsoft.com/office/word/2010/wordml" xmlns:w15="http://schemas.microsoft.com/office/word/2012/wordml" xmlns:w16cex="http://schemas.microsoft.com/office/word/2018/wordml/cex" xmlns:w16cid="http://schemas.microsoft.com/office/word/2016/wordml/cid" xmlns:w16="http://schemas.microsoft.com/office/word/2018/wordml" xmlns:w16sdtdh="http://schemas.microsoft.com/office/word/2020/wordml/sdtdatahash" xmlns:w16se="http://schemas.microsoft.com/office/word/2015/wordml/symex" xmlns:wpg="http://schemas.microsoft.com/office/word/2010/wordprocessingGroup" xmlns:wpi="http://schemas.microsoft.com/office/word/2010/wordprocessingInk" xmlns:wne="http://schemas.microsoft.com/office/word/2006/wordml" xmlns:wps="http://schemas.microsoft.com/office/word/2010/wordprocessingShape" mc:Ignorable="w14 w15 w16se w16cid w16 w16cex w16sdtdh wp14">
+  <w:abstractNum w:abstractNumId="0" w15:restartNumberingAfterBreak="0">
     <w:nsid w:val="0000A990"/>
     <w:multiLevelType w:val="multilevel"/>
     <w:tmpl w:val="3E549AD4"/>
@@ -14214,7 +13728,7 @@
       </w:pPr>
     </w:lvl>
   </w:abstractNum>
-  <w:abstractNum w:abstractNumId="1">
+  <w:abstractNum w:abstractNumId="1" w15:restartNumberingAfterBreak="0">
     <w:nsid w:val="00A99201"/>
     <w:multiLevelType w:val="multilevel"/>
     <w:tmpl w:val="65EC7FF2"/>
@@ -14300,7 +13814,7 @@
       </w:pPr>
     </w:lvl>
   </w:abstractNum>
-  <w:abstractNum w:abstractNumId="2">
+  <w:abstractNum w:abstractNumId="2" w15:restartNumberingAfterBreak="0">
     <w:nsid w:val="02B46DBF"/>
     <w:multiLevelType w:val="hybridMultilevel"/>
     <w:tmpl w:val="28C0AF2C"/>
@@ -14386,7 +13900,7 @@
       </w:pPr>
     </w:lvl>
   </w:abstractNum>
-  <w:abstractNum w:abstractNumId="3">
+  <w:abstractNum w:abstractNumId="3" w15:restartNumberingAfterBreak="0">
     <w:nsid w:val="5E3F60A4"/>
     <w:multiLevelType w:val="hybridMultilevel"/>
     <w:tmpl w:val="223CD76C"/>
@@ -14518,7 +14032,7 @@
 </file>
 
 <file path=word/styles.xml><?xml version="1.0" encoding="utf-8"?>
-<w:styles xmlns:r="http://schemas.openxmlformats.org/officeDocument/2006/relationships" xmlns:w="http://schemas.openxmlformats.org/wordprocessingml/2006/main">
+<w:styles xmlns:mc="http://schemas.openxmlformats.org/markup-compatibility/2006" xmlns:r="http://schemas.openxmlformats.org/officeDocument/2006/relationships" xmlns:w="http://schemas.openxmlformats.org/wordprocessingml/2006/main" xmlns:w14="http://schemas.microsoft.com/office/word/2010/wordml" xmlns:w15="http://schemas.microsoft.com/office/word/2012/wordml" xmlns:w16cex="http://schemas.microsoft.com/office/word/2018/wordml/cex" xmlns:w16cid="http://schemas.microsoft.com/office/word/2016/wordml/cid" xmlns:w16="http://schemas.microsoft.com/office/word/2018/wordml" xmlns:w16sdtdh="http://schemas.microsoft.com/office/word/2020/wordml/sdtdatahash" xmlns:w16se="http://schemas.microsoft.com/office/word/2015/wordml/symex" mc:Ignorable="w14 w15 w16se w16cid w16 w16cex w16sdtdh">
   <w:docDefaults>
     <w:rPrDefault>
       <w:rPr>
@@ -14534,138 +14048,353 @@
       </w:pPr>
     </w:pPrDefault>
   </w:docDefaults>
-  <w:latentStyles w:defLockedState="0" w:defUIPriority="0" w:defSemiHidden="1" w:defUnhideWhenUsed="1" w:defQFormat="0" w:count="267">
-    <w:lsdException w:name="Normal" w:semiHidden="0" w:unhideWhenUsed="0"/>
-    <w:lsdException w:name="heading 1" w:semiHidden="0" w:unhideWhenUsed="0"/>
-    <w:lsdException w:name="heading 2" w:semiHidden="0" w:unhideWhenUsed="0"/>
-    <w:lsdException w:name="heading 3" w:semiHidden="0" w:unhideWhenUsed="0"/>
-    <w:lsdException w:name="heading 4" w:semiHidden="0" w:unhideWhenUsed="0"/>
-    <w:lsdException w:name="heading 6" w:semiHidden="0" w:unhideWhenUsed="0"/>
-    <w:lsdException w:name="heading 7" w:semiHidden="0" w:unhideWhenUsed="0"/>
-    <w:lsdException w:name="heading 8" w:semiHidden="0" w:unhideWhenUsed="0"/>
-    <w:lsdException w:name="heading 9" w:semiHidden="0" w:unhideWhenUsed="0"/>
-    <w:lsdException w:name="index 1" w:semiHidden="0" w:unhideWhenUsed="0"/>
-    <w:lsdException w:name="List 5" w:semiHidden="0" w:unhideWhenUsed="0"/>
-    <w:lsdException w:name="List Bullet 4" w:semiHidden="0" w:unhideWhenUsed="0"/>
-    <w:lsdException w:name="List Bullet 5" w:semiHidden="0" w:unhideWhenUsed="0"/>
-    <w:lsdException w:name="Title" w:semiHidden="0" w:unhideWhenUsed="0"/>
-    <w:lsdException w:name="Subtitle" w:semiHidden="0" w:unhideWhenUsed="0"/>
-    <w:lsdException w:name="Body Text First Indent 2" w:semiHidden="0" w:unhideWhenUsed="0"/>
-    <w:lsdException w:name="Note Heading" w:semiHidden="0" w:unhideWhenUsed="0"/>
-    <w:lsdException w:name="Body Text 2" w:semiHidden="0" w:unhideWhenUsed="0"/>
-    <w:lsdException w:name="Body Text 3" w:semiHidden="0" w:unhideWhenUsed="0"/>
-    <w:lsdException w:name="Strong" w:semiHidden="0" w:unhideWhenUsed="0"/>
-    <w:lsdException w:name="Emphasis" w:semiHidden="0" w:unhideWhenUsed="0"/>
-    <w:lsdException w:name="Table Grid" w:semiHidden="0" w:unhideWhenUsed="0"/>
-    <w:lsdException w:name="Placeholder Text" w:unhideWhenUsed="0"/>
-    <w:lsdException w:name="No Spacing" w:semiHidden="0" w:unhideWhenUsed="0"/>
-    <w:lsdException w:name="Light Shading" w:semiHidden="0" w:unhideWhenUsed="0"/>
-    <w:lsdException w:name="Light List" w:semiHidden="0" w:unhideWhenUsed="0"/>
-    <w:lsdException w:name="Light Grid" w:semiHidden="0" w:unhideWhenUsed="0"/>
-    <w:lsdException w:name="Medium Shading 1" w:semiHidden="0" w:unhideWhenUsed="0"/>
-    <w:lsdException w:name="Medium Shading 2" w:semiHidden="0" w:unhideWhenUsed="0"/>
-    <w:lsdException w:name="Medium List 1" w:semiHidden="0" w:unhideWhenUsed="0"/>
-    <w:lsdException w:name="Medium List 2" w:semiHidden="0" w:unhideWhenUsed="0"/>
-    <w:lsdException w:name="Medium Grid 1" w:semiHidden="0" w:unhideWhenUsed="0"/>
-    <w:lsdException w:name="Medium Grid 2" w:semiHidden="0" w:unhideWhenUsed="0"/>
-    <w:lsdException w:name="Medium Grid 3" w:semiHidden="0" w:unhideWhenUsed="0"/>
-    <w:lsdException w:name="Dark List" w:semiHidden="0" w:unhideWhenUsed="0"/>
-    <w:lsdException w:name="Colorful Shading" w:semiHidden="0" w:unhideWhenUsed="0"/>
-    <w:lsdException w:name="Colorful List" w:semiHidden="0" w:unhideWhenUsed="0"/>
-    <w:lsdException w:name="Colorful Grid" w:semiHidden="0" w:unhideWhenUsed="0"/>
-    <w:lsdException w:name="Light Shading Accent 1" w:semiHidden="0" w:unhideWhenUsed="0"/>
-    <w:lsdException w:name="Light List Accent 1" w:semiHidden="0" w:unhideWhenUsed="0"/>
-    <w:lsdException w:name="Light Grid Accent 1" w:semiHidden="0" w:unhideWhenUsed="0"/>
-    <w:lsdException w:name="Medium Shading 1 Accent 1" w:semiHidden="0" w:unhideWhenUsed="0"/>
-    <w:lsdException w:name="Medium Shading 2 Accent 1" w:semiHidden="0" w:unhideWhenUsed="0"/>
-    <w:lsdException w:name="Medium List 1 Accent 1" w:semiHidden="0" w:unhideWhenUsed="0"/>
-    <w:lsdException w:name="Revision" w:unhideWhenUsed="0"/>
-    <w:lsdException w:name="List Paragraph" w:semiHidden="0" w:unhideWhenUsed="0"/>
-    <w:lsdException w:name="Quote" w:semiHidden="0" w:unhideWhenUsed="0"/>
-    <w:lsdException w:name="Intense Quote" w:semiHidden="0" w:unhideWhenUsed="0"/>
-    <w:lsdException w:name="Medium List 2 Accent 1" w:semiHidden="0" w:unhideWhenUsed="0"/>
-    <w:lsdException w:name="Medium Grid 1 Accent 1" w:semiHidden="0" w:unhideWhenUsed="0"/>
-    <w:lsdException w:name="Medium Grid 2 Accent 1" w:semiHidden="0" w:unhideWhenUsed="0"/>
-    <w:lsdException w:name="Medium Grid 3 Accent 1" w:semiHidden="0" w:unhideWhenUsed="0"/>
-    <w:lsdException w:name="Dark List Accent 1" w:semiHidden="0" w:unhideWhenUsed="0"/>
-    <w:lsdException w:name="Colorful Shading Accent 1" w:semiHidden="0" w:unhideWhenUsed="0"/>
-    <w:lsdException w:name="Colorful List Accent 1" w:semiHidden="0" w:unhideWhenUsed="0"/>
-    <w:lsdException w:name="Colorful Grid Accent 1" w:semiHidden="0" w:unhideWhenUsed="0"/>
-    <w:lsdException w:name="Light Shading Accent 2" w:semiHidden="0" w:unhideWhenUsed="0"/>
-    <w:lsdException w:name="Light List Accent 2" w:semiHidden="0" w:unhideWhenUsed="0"/>
-    <w:lsdException w:name="Light Grid Accent 2" w:semiHidden="0" w:unhideWhenUsed="0"/>
-    <w:lsdException w:name="Medium Shading 1 Accent 2" w:semiHidden="0" w:unhideWhenUsed="0"/>
-    <w:lsdException w:name="Medium Shading 2 Accent 2" w:semiHidden="0" w:unhideWhenUsed="0"/>
-    <w:lsdException w:name="Medium List 1 Accent 2" w:semiHidden="0" w:unhideWhenUsed="0"/>
-    <w:lsdException w:name="Medium List 2 Accent 2" w:semiHidden="0" w:unhideWhenUsed="0"/>
-    <w:lsdException w:name="Medium Grid 1 Accent 2" w:semiHidden="0" w:unhideWhenUsed="0"/>
-    <w:lsdException w:name="Medium Grid 2 Accent 2" w:semiHidden="0" w:unhideWhenUsed="0"/>
-    <w:lsdException w:name="Medium Grid 3 Accent 2" w:semiHidden="0" w:unhideWhenUsed="0"/>
-    <w:lsdException w:name="Dark List Accent 2" w:semiHidden="0" w:unhideWhenUsed="0"/>
-    <w:lsdException w:name="Colorful Shading Accent 2" w:semiHidden="0" w:unhideWhenUsed="0"/>
-    <w:lsdException w:name="Colorful List Accent 2" w:semiHidden="0" w:unhideWhenUsed="0"/>
-    <w:lsdException w:name="Colorful Grid Accent 2" w:semiHidden="0" w:unhideWhenUsed="0"/>
-    <w:lsdException w:name="Light Shading Accent 3" w:semiHidden="0" w:unhideWhenUsed="0"/>
-    <w:lsdException w:name="Light List Accent 3" w:semiHidden="0" w:unhideWhenUsed="0"/>
-    <w:lsdException w:name="Light Grid Accent 3" w:semiHidden="0" w:unhideWhenUsed="0"/>
-    <w:lsdException w:name="Medium Shading 1 Accent 3" w:semiHidden="0" w:unhideWhenUsed="0"/>
-    <w:lsdException w:name="Medium Shading 2 Accent 3" w:semiHidden="0" w:unhideWhenUsed="0"/>
-    <w:lsdException w:name="Medium List 1 Accent 3" w:semiHidden="0" w:unhideWhenUsed="0"/>
-    <w:lsdException w:name="Medium List 2 Accent 3" w:semiHidden="0" w:unhideWhenUsed="0"/>
-    <w:lsdException w:name="Medium Grid 1 Accent 3" w:semiHidden="0" w:unhideWhenUsed="0"/>
-    <w:lsdException w:name="Medium Grid 2 Accent 3" w:semiHidden="0" w:unhideWhenUsed="0"/>
-    <w:lsdException w:name="Medium Grid 3 Accent 3" w:semiHidden="0" w:unhideWhenUsed="0"/>
-    <w:lsdException w:name="Dark List Accent 3" w:semiHidden="0" w:unhideWhenUsed="0"/>
-    <w:lsdException w:name="Colorful Shading Accent 3" w:semiHidden="0" w:unhideWhenUsed="0"/>
-    <w:lsdException w:name="Colorful List Accent 3" w:semiHidden="0" w:unhideWhenUsed="0"/>
-    <w:lsdException w:name="Colorful Grid Accent 3" w:semiHidden="0" w:unhideWhenUsed="0"/>
-    <w:lsdException w:name="Light Shading Accent 4" w:semiHidden="0" w:unhideWhenUsed="0"/>
-    <w:lsdException w:name="Light List Accent 4" w:semiHidden="0" w:unhideWhenUsed="0"/>
-    <w:lsdException w:name="Light Grid Accent 4" w:semiHidden="0" w:unhideWhenUsed="0"/>
-    <w:lsdException w:name="Medium Shading 1 Accent 4" w:semiHidden="0" w:unhideWhenUsed="0"/>
-    <w:lsdException w:name="Medium Shading 2 Accent 4" w:semiHidden="0" w:unhideWhenUsed="0"/>
-    <w:lsdException w:name="Medium List 1 Accent 4" w:semiHidden="0" w:unhideWhenUsed="0"/>
-    <w:lsdException w:name="Medium List 2 Accent 4" w:semiHidden="0" w:unhideWhenUsed="0"/>
-    <w:lsdException w:name="Medium Grid 1 Accent 4" w:semiHidden="0" w:unhideWhenUsed="0"/>
-    <w:lsdException w:name="Medium Grid 2 Accent 4" w:semiHidden="0" w:unhideWhenUsed="0"/>
-    <w:lsdException w:name="Medium Grid 3 Accent 4" w:semiHidden="0" w:unhideWhenUsed="0"/>
-    <w:lsdException w:name="Dark List Accent 4" w:semiHidden="0" w:unhideWhenUsed="0"/>
-    <w:lsdException w:name="Colorful Shading Accent 4" w:semiHidden="0" w:unhideWhenUsed="0"/>
-    <w:lsdException w:name="Colorful List Accent 4" w:semiHidden="0" w:unhideWhenUsed="0"/>
-    <w:lsdException w:name="Colorful Grid Accent 4" w:semiHidden="0" w:unhideWhenUsed="0"/>
-    <w:lsdException w:name="Light Shading Accent 5" w:semiHidden="0" w:unhideWhenUsed="0"/>
-    <w:lsdException w:name="Light List Accent 5" w:semiHidden="0" w:unhideWhenUsed="0"/>
-    <w:lsdException w:name="Light Grid Accent 5" w:semiHidden="0" w:unhideWhenUsed="0"/>
-    <w:lsdException w:name="Medium Shading 1 Accent 5" w:semiHidden="0" w:unhideWhenUsed="0"/>
-    <w:lsdException w:name="Medium Shading 2 Accent 5" w:semiHidden="0" w:unhideWhenUsed="0"/>
-    <w:lsdException w:name="Medium List 1 Accent 5" w:semiHidden="0" w:unhideWhenUsed="0"/>
-    <w:lsdException w:name="Medium List 2 Accent 5" w:semiHidden="0" w:unhideWhenUsed="0"/>
-    <w:lsdException w:name="Medium Grid 1 Accent 5" w:semiHidden="0" w:unhideWhenUsed="0"/>
-    <w:lsdException w:name="Medium Grid 2 Accent 5" w:semiHidden="0" w:unhideWhenUsed="0"/>
-    <w:lsdException w:name="Medium Grid 3 Accent 5" w:semiHidden="0" w:unhideWhenUsed="0"/>
-    <w:lsdException w:name="Dark List Accent 5" w:semiHidden="0" w:unhideWhenUsed="0"/>
-    <w:lsdException w:name="Colorful Shading Accent 5" w:semiHidden="0" w:unhideWhenUsed="0"/>
-    <w:lsdException w:name="Colorful List Accent 5" w:semiHidden="0" w:unhideWhenUsed="0"/>
-    <w:lsdException w:name="Colorful Grid Accent 5" w:semiHidden="0" w:unhideWhenUsed="0"/>
-    <w:lsdException w:name="Light Shading Accent 6" w:semiHidden="0" w:unhideWhenUsed="0"/>
-    <w:lsdException w:name="Light List Accent 6" w:semiHidden="0" w:unhideWhenUsed="0"/>
-    <w:lsdException w:name="Light Grid Accent 6" w:semiHidden="0" w:unhideWhenUsed="0"/>
-    <w:lsdException w:name="Medium Shading 1 Accent 6" w:semiHidden="0" w:unhideWhenUsed="0"/>
-    <w:lsdException w:name="Medium Shading 2 Accent 6" w:semiHidden="0" w:unhideWhenUsed="0"/>
-    <w:lsdException w:name="Medium List 1 Accent 6" w:semiHidden="0" w:unhideWhenUsed="0"/>
-    <w:lsdException w:name="Medium List 2 Accent 6" w:semiHidden="0" w:unhideWhenUsed="0"/>
-    <w:lsdException w:name="Medium Grid 1 Accent 6" w:semiHidden="0" w:unhideWhenUsed="0"/>
-    <w:lsdException w:name="Medium Grid 2 Accent 6" w:semiHidden="0" w:unhideWhenUsed="0"/>
-    <w:lsdException w:name="Medium Grid 3 Accent 6" w:semiHidden="0" w:unhideWhenUsed="0"/>
-    <w:lsdException w:name="Dark List Accent 6" w:semiHidden="0" w:unhideWhenUsed="0"/>
-    <w:lsdException w:name="Colorful Shading Accent 6" w:semiHidden="0" w:unhideWhenUsed="0"/>
-    <w:lsdException w:name="Colorful List Accent 6" w:semiHidden="0" w:unhideWhenUsed="0"/>
-    <w:lsdException w:name="Colorful Grid Accent 6" w:semiHidden="0" w:unhideWhenUsed="0"/>
-    <w:lsdException w:name="Subtle Emphasis" w:semiHidden="0" w:unhideWhenUsed="0"/>
-    <w:lsdException w:name="Intense Emphasis" w:semiHidden="0" w:unhideWhenUsed="0"/>
-    <w:lsdException w:name="Subtle Reference" w:semiHidden="0" w:unhideWhenUsed="0"/>
-    <w:lsdException w:name="Intense Reference" w:semiHidden="0" w:unhideWhenUsed="0"/>
-    <w:lsdException w:name="Book Title" w:semiHidden="0" w:unhideWhenUsed="0"/>
+  <w:latentStyles w:defLockedState="0" w:defUIPriority="0" w:defSemiHidden="0" w:defUnhideWhenUsed="0" w:defQFormat="0" w:count="376">
+    <w:lsdException w:name="heading 5" w:semiHidden="1" w:unhideWhenUsed="1"/>
+    <w:lsdException w:name="index 2" w:semiHidden="1" w:unhideWhenUsed="1"/>
+    <w:lsdException w:name="index 3" w:semiHidden="1" w:unhideWhenUsed="1"/>
+    <w:lsdException w:name="index 4" w:semiHidden="1" w:unhideWhenUsed="1"/>
+    <w:lsdException w:name="index 5" w:semiHidden="1" w:unhideWhenUsed="1"/>
+    <w:lsdException w:name="index 6" w:semiHidden="1" w:unhideWhenUsed="1"/>
+    <w:lsdException w:name="index 7" w:semiHidden="1" w:unhideWhenUsed="1"/>
+    <w:lsdException w:name="index 8" w:semiHidden="1" w:unhideWhenUsed="1"/>
+    <w:lsdException w:name="index 9" w:semiHidden="1" w:unhideWhenUsed="1"/>
+    <w:lsdException w:name="toc 1" w:semiHidden="1" w:unhideWhenUsed="1"/>
+    <w:lsdException w:name="toc 2" w:semiHidden="1" w:unhideWhenUsed="1"/>
+    <w:lsdException w:name="toc 3" w:semiHidden="1" w:unhideWhenUsed="1"/>
+    <w:lsdException w:name="toc 4" w:semiHidden="1" w:unhideWhenUsed="1"/>
+    <w:lsdException w:name="toc 5" w:semiHidden="1" w:unhideWhenUsed="1"/>
+    <w:lsdException w:name="toc 6" w:semiHidden="1" w:unhideWhenUsed="1"/>
+    <w:lsdException w:name="toc 7" w:semiHidden="1" w:unhideWhenUsed="1"/>
+    <w:lsdException w:name="toc 8" w:semiHidden="1" w:unhideWhenUsed="1"/>
+    <w:lsdException w:name="toc 9" w:semiHidden="1" w:unhideWhenUsed="1"/>
+    <w:lsdException w:name="Normal Indent" w:semiHidden="1" w:unhideWhenUsed="1"/>
+    <w:lsdException w:name="footnote text" w:semiHidden="1" w:unhideWhenUsed="1"/>
+    <w:lsdException w:name="annotation text" w:semiHidden="1" w:unhideWhenUsed="1"/>
+    <w:lsdException w:name="header" w:semiHidden="1" w:unhideWhenUsed="1"/>
+    <w:lsdException w:name="footer" w:semiHidden="1" w:unhideWhenUsed="1"/>
+    <w:lsdException w:name="index heading" w:semiHidden="1" w:unhideWhenUsed="1"/>
+    <w:lsdException w:name="caption" w:semiHidden="1" w:unhideWhenUsed="1"/>
+    <w:lsdException w:name="table of figures" w:semiHidden="1" w:unhideWhenUsed="1"/>
+    <w:lsdException w:name="envelope address" w:semiHidden="1" w:unhideWhenUsed="1"/>
+    <w:lsdException w:name="envelope return" w:semiHidden="1" w:unhideWhenUsed="1"/>
+    <w:lsdException w:name="footnote reference" w:semiHidden="1" w:unhideWhenUsed="1"/>
+    <w:lsdException w:name="annotation reference" w:semiHidden="1" w:unhideWhenUsed="1"/>
+    <w:lsdException w:name="line number" w:semiHidden="1" w:unhideWhenUsed="1"/>
+    <w:lsdException w:name="page number" w:semiHidden="1" w:unhideWhenUsed="1"/>
+    <w:lsdException w:name="endnote reference" w:semiHidden="1" w:unhideWhenUsed="1"/>
+    <w:lsdException w:name="endnote text" w:semiHidden="1" w:unhideWhenUsed="1"/>
+    <w:lsdException w:name="table of authorities" w:semiHidden="1" w:unhideWhenUsed="1"/>
+    <w:lsdException w:name="macro" w:semiHidden="1" w:unhideWhenUsed="1"/>
+    <w:lsdException w:name="toa heading" w:semiHidden="1" w:unhideWhenUsed="1"/>
+    <w:lsdException w:name="List" w:semiHidden="1" w:unhideWhenUsed="1"/>
+    <w:lsdException w:name="List Bullet" w:semiHidden="1" w:unhideWhenUsed="1"/>
+    <w:lsdException w:name="List Number" w:semiHidden="1" w:unhideWhenUsed="1"/>
+    <w:lsdException w:name="List 2" w:semiHidden="1" w:unhideWhenUsed="1"/>
+    <w:lsdException w:name="List 3" w:semiHidden="1" w:unhideWhenUsed="1"/>
+    <w:lsdException w:name="List 4" w:semiHidden="1" w:unhideWhenUsed="1"/>
+    <w:lsdException w:name="List Bullet 2" w:semiHidden="1" w:unhideWhenUsed="1"/>
+    <w:lsdException w:name="List Bullet 3" w:semiHidden="1" w:unhideWhenUsed="1"/>
+    <w:lsdException w:name="List Number 2" w:semiHidden="1" w:unhideWhenUsed="1"/>
+    <w:lsdException w:name="List Number 3" w:semiHidden="1" w:unhideWhenUsed="1"/>
+    <w:lsdException w:name="List Number 4" w:semiHidden="1" w:unhideWhenUsed="1"/>
+    <w:lsdException w:name="List Number 5" w:semiHidden="1" w:unhideWhenUsed="1"/>
+    <w:lsdException w:name="Closing" w:semiHidden="1" w:unhideWhenUsed="1"/>
+    <w:lsdException w:name="Signature" w:semiHidden="1" w:unhideWhenUsed="1"/>
+    <w:lsdException w:name="Default Paragraph Font" w:semiHidden="1" w:unhideWhenUsed="1"/>
+    <w:lsdException w:name="Body Text" w:semiHidden="1" w:unhideWhenUsed="1"/>
+    <w:lsdException w:name="Body Text Indent" w:semiHidden="1" w:unhideWhenUsed="1"/>
+    <w:lsdException w:name="List Continue" w:semiHidden="1" w:unhideWhenUsed="1"/>
+    <w:lsdException w:name="List Continue 2" w:semiHidden="1" w:unhideWhenUsed="1"/>
+    <w:lsdException w:name="List Continue 3" w:semiHidden="1" w:unhideWhenUsed="1"/>
+    <w:lsdException w:name="List Continue 4" w:semiHidden="1" w:unhideWhenUsed="1"/>
+    <w:lsdException w:name="List Continue 5" w:semiHidden="1" w:unhideWhenUsed="1"/>
+    <w:lsdException w:name="Message Header" w:semiHidden="1" w:unhideWhenUsed="1"/>
+    <w:lsdException w:name="Salutation" w:semiHidden="1" w:unhideWhenUsed="1"/>
+    <w:lsdException w:name="Date" w:semiHidden="1" w:unhideWhenUsed="1"/>
+    <w:lsdException w:name="Body Text First Indent" w:semiHidden="1" w:unhideWhenUsed="1"/>
+    <w:lsdException w:name="Body Text Indent 2" w:semiHidden="1" w:unhideWhenUsed="1"/>
+    <w:lsdException w:name="Body Text Indent 3" w:semiHidden="1" w:unhideWhenUsed="1"/>
+    <w:lsdException w:name="Block Text" w:semiHidden="1" w:unhideWhenUsed="1"/>
+    <w:lsdException w:name="Hyperlink" w:semiHidden="1" w:unhideWhenUsed="1"/>
+    <w:lsdException w:name="FollowedHyperlink" w:semiHidden="1" w:unhideWhenUsed="1"/>
+    <w:lsdException w:name="Document Map" w:semiHidden="1" w:unhideWhenUsed="1"/>
+    <w:lsdException w:name="Plain Text" w:semiHidden="1" w:unhideWhenUsed="1"/>
+    <w:lsdException w:name="E-mail Signature" w:semiHidden="1" w:unhideWhenUsed="1"/>
+    <w:lsdException w:name="HTML Top of Form" w:semiHidden="1" w:unhideWhenUsed="1"/>
+    <w:lsdException w:name="HTML Bottom of Form" w:semiHidden="1" w:unhideWhenUsed="1"/>
+    <w:lsdException w:name="Normal (Web)" w:semiHidden="1" w:unhideWhenUsed="1"/>
+    <w:lsdException w:name="HTML Acronym" w:semiHidden="1" w:unhideWhenUsed="1"/>
+    <w:lsdException w:name="HTML Address" w:semiHidden="1" w:unhideWhenUsed="1"/>
+    <w:lsdException w:name="HTML Cite" w:semiHidden="1" w:unhideWhenUsed="1"/>
+    <w:lsdException w:name="HTML Code" w:semiHidden="1" w:unhideWhenUsed="1"/>
+    <w:lsdException w:name="HTML Definition" w:semiHidden="1" w:unhideWhenUsed="1"/>
+    <w:lsdException w:name="HTML Keyboard" w:semiHidden="1" w:unhideWhenUsed="1"/>
+    <w:lsdException w:name="HTML Preformatted" w:semiHidden="1" w:unhideWhenUsed="1"/>
+    <w:lsdException w:name="HTML Sample" w:semiHidden="1" w:unhideWhenUsed="1"/>
+    <w:lsdException w:name="HTML Typewriter" w:semiHidden="1" w:unhideWhenUsed="1"/>
+    <w:lsdException w:name="HTML Variable" w:semiHidden="1" w:unhideWhenUsed="1"/>
+    <w:lsdException w:name="Normal Table" w:semiHidden="1" w:unhideWhenUsed="1"/>
+    <w:lsdException w:name="annotation subject" w:semiHidden="1" w:unhideWhenUsed="1"/>
+    <w:lsdException w:name="No List" w:semiHidden="1" w:unhideWhenUsed="1"/>
+    <w:lsdException w:name="Outline List 1" w:semiHidden="1" w:unhideWhenUsed="1"/>
+    <w:lsdException w:name="Outline List 2" w:semiHidden="1" w:unhideWhenUsed="1"/>
+    <w:lsdException w:name="Outline List 3" w:semiHidden="1" w:unhideWhenUsed="1"/>
+    <w:lsdException w:name="Table Simple 1" w:semiHidden="1" w:unhideWhenUsed="1"/>
+    <w:lsdException w:name="Table Simple 2" w:semiHidden="1" w:unhideWhenUsed="1"/>
+    <w:lsdException w:name="Table Simple 3" w:semiHidden="1" w:unhideWhenUsed="1"/>
+    <w:lsdException w:name="Table Classic 1" w:semiHidden="1" w:unhideWhenUsed="1"/>
+    <w:lsdException w:name="Table Classic 2" w:semiHidden="1" w:unhideWhenUsed="1"/>
+    <w:lsdException w:name="Table Classic 3" w:semiHidden="1" w:unhideWhenUsed="1"/>
+    <w:lsdException w:name="Table Classic 4" w:semiHidden="1" w:unhideWhenUsed="1"/>
+    <w:lsdException w:name="Table Colorful 1" w:semiHidden="1" w:unhideWhenUsed="1"/>
+    <w:lsdException w:name="Table Colorful 2" w:semiHidden="1" w:unhideWhenUsed="1"/>
+    <w:lsdException w:name="Table Colorful 3" w:semiHidden="1" w:unhideWhenUsed="1"/>
+    <w:lsdException w:name="Table Columns 1" w:semiHidden="1" w:unhideWhenUsed="1"/>
+    <w:lsdException w:name="Table Columns 2" w:semiHidden="1" w:unhideWhenUsed="1"/>
+    <w:lsdException w:name="Table Columns 3" w:semiHidden="1" w:unhideWhenUsed="1"/>
+    <w:lsdException w:name="Table Columns 4" w:semiHidden="1" w:unhideWhenUsed="1"/>
+    <w:lsdException w:name="Table Columns 5" w:semiHidden="1" w:unhideWhenUsed="1"/>
+    <w:lsdException w:name="Table Grid 1" w:semiHidden="1" w:unhideWhenUsed="1"/>
+    <w:lsdException w:name="Table Grid 2" w:semiHidden="1" w:unhideWhenUsed="1"/>
+    <w:lsdException w:name="Table Grid 3" w:semiHidden="1" w:unhideWhenUsed="1"/>
+    <w:lsdException w:name="Table Grid 4" w:semiHidden="1" w:unhideWhenUsed="1"/>
+    <w:lsdException w:name="Table Grid 5" w:semiHidden="1" w:unhideWhenUsed="1"/>
+    <w:lsdException w:name="Table Grid 6" w:semiHidden="1" w:unhideWhenUsed="1"/>
+    <w:lsdException w:name="Table Grid 7" w:semiHidden="1" w:unhideWhenUsed="1"/>
+    <w:lsdException w:name="Table Grid 8" w:semiHidden="1" w:unhideWhenUsed="1"/>
+    <w:lsdException w:name="Table List 1" w:semiHidden="1" w:unhideWhenUsed="1"/>
+    <w:lsdException w:name="Table List 2" w:semiHidden="1" w:unhideWhenUsed="1"/>
+    <w:lsdException w:name="Table List 3" w:semiHidden="1" w:unhideWhenUsed="1"/>
+    <w:lsdException w:name="Table List 4" w:semiHidden="1" w:unhideWhenUsed="1"/>
+    <w:lsdException w:name="Table List 5" w:semiHidden="1" w:unhideWhenUsed="1"/>
+    <w:lsdException w:name="Table List 6" w:semiHidden="1" w:unhideWhenUsed="1"/>
+    <w:lsdException w:name="Table List 7" w:semiHidden="1" w:unhideWhenUsed="1"/>
+    <w:lsdException w:name="Table List 8" w:semiHidden="1" w:unhideWhenUsed="1"/>
+    <w:lsdException w:name="Table 3D effects 1" w:semiHidden="1" w:unhideWhenUsed="1"/>
+    <w:lsdException w:name="Table 3D effects 2" w:semiHidden="1" w:unhideWhenUsed="1"/>
+    <w:lsdException w:name="Table 3D effects 3" w:semiHidden="1" w:unhideWhenUsed="1"/>
+    <w:lsdException w:name="Table Contemporary" w:semiHidden="1" w:unhideWhenUsed="1"/>
+    <w:lsdException w:name="Table Elegant" w:semiHidden="1" w:unhideWhenUsed="1"/>
+    <w:lsdException w:name="Table Professional" w:semiHidden="1" w:unhideWhenUsed="1"/>
+    <w:lsdException w:name="Table Subtle 1" w:semiHidden="1" w:unhideWhenUsed="1"/>
+    <w:lsdException w:name="Table Subtle 2" w:semiHidden="1" w:unhideWhenUsed="1"/>
+    <w:lsdException w:name="Table Web 1" w:semiHidden="1" w:unhideWhenUsed="1"/>
+    <w:lsdException w:name="Table Web 2" w:semiHidden="1" w:unhideWhenUsed="1"/>
+    <w:lsdException w:name="Table Web 3" w:semiHidden="1" w:unhideWhenUsed="1"/>
+    <w:lsdException w:name="Balloon Text" w:semiHidden="1" w:unhideWhenUsed="1"/>
+    <w:lsdException w:name="Table Grid" w:semiHidden="1" w:unhideWhenUsed="1"/>
+    <w:lsdException w:name="Table Theme" w:semiHidden="1" w:unhideWhenUsed="1"/>
+    <w:lsdException w:name="Placeholder Text" w:semiHidden="1"/>
+    <w:lsdException w:name="Light Shading"/>
+    <w:lsdException w:name="Light List"/>
+    <w:lsdException w:name="Light Grid"/>
+    <w:lsdException w:name="Medium Shading 1"/>
+    <w:lsdException w:name="Medium Shading 2"/>
+    <w:lsdException w:name="Medium List 1"/>
+    <w:lsdException w:name="Medium List 2"/>
+    <w:lsdException w:name="Medium Grid 1"/>
+    <w:lsdException w:name="Medium Grid 2"/>
+    <w:lsdException w:name="Medium Grid 3"/>
+    <w:lsdException w:name="Dark List"/>
+    <w:lsdException w:name="Colorful Shading"/>
+    <w:lsdException w:name="Colorful List"/>
+    <w:lsdException w:name="Colorful Grid"/>
+    <w:lsdException w:name="Light Shading Accent 1"/>
+    <w:lsdException w:name="Light List Accent 1"/>
+    <w:lsdException w:name="Light Grid Accent 1"/>
+    <w:lsdException w:name="Medium Shading 1 Accent 1"/>
+    <w:lsdException w:name="Medium Shading 2 Accent 1"/>
+    <w:lsdException w:name="Medium List 1 Accent 1"/>
+    <w:lsdException w:name="Revision" w:semiHidden="1"/>
+    <w:lsdException w:name="Medium List 2 Accent 1"/>
+    <w:lsdException w:name="Medium Grid 1 Accent 1"/>
+    <w:lsdException w:name="Medium Grid 2 Accent 1"/>
+    <w:lsdException w:name="Medium Grid 3 Accent 1"/>
+    <w:lsdException w:name="Dark List Accent 1"/>
+    <w:lsdException w:name="Colorful Shading Accent 1"/>
+    <w:lsdException w:name="Colorful List Accent 1"/>
+    <w:lsdException w:name="Colorful Grid Accent 1"/>
+    <w:lsdException w:name="Light Shading Accent 2"/>
+    <w:lsdException w:name="Light List Accent 2"/>
+    <w:lsdException w:name="Light Grid Accent 2"/>
+    <w:lsdException w:name="Medium Shading 1 Accent 2"/>
+    <w:lsdException w:name="Medium Shading 2 Accent 2"/>
+    <w:lsdException w:name="Medium List 1 Accent 2"/>
+    <w:lsdException w:name="Medium List 2 Accent 2"/>
+    <w:lsdException w:name="Medium Grid 1 Accent 2"/>
+    <w:lsdException w:name="Medium Grid 2 Accent 2"/>
+    <w:lsdException w:name="Medium Grid 3 Accent 2"/>
+    <w:lsdException w:name="Dark List Accent 2"/>
+    <w:lsdException w:name="Colorful Shading Accent 2"/>
+    <w:lsdException w:name="Colorful List Accent 2"/>
+    <w:lsdException w:name="Colorful Grid Accent 2"/>
+    <w:lsdException w:name="Light Shading Accent 3"/>
+    <w:lsdException w:name="Light List Accent 3"/>
+    <w:lsdException w:name="Light Grid Accent 3"/>
+    <w:lsdException w:name="Medium Shading 1 Accent 3"/>
+    <w:lsdException w:name="Medium Shading 2 Accent 3"/>
+    <w:lsdException w:name="Medium List 1 Accent 3"/>
+    <w:lsdException w:name="Medium List 2 Accent 3"/>
+    <w:lsdException w:name="Medium Grid 1 Accent 3"/>
+    <w:lsdException w:name="Medium Grid 2 Accent 3"/>
+    <w:lsdException w:name="Medium Grid 3 Accent 3"/>
+    <w:lsdException w:name="Dark List Accent 3"/>
+    <w:lsdException w:name="Colorful Shading Accent 3"/>
+    <w:lsdException w:name="Colorful List Accent 3"/>
+    <w:lsdException w:name="Colorful Grid Accent 3"/>
+    <w:lsdException w:name="Light Shading Accent 4"/>
+    <w:lsdException w:name="Light List Accent 4"/>
+    <w:lsdException w:name="Light Grid Accent 4"/>
+    <w:lsdException w:name="Medium Shading 1 Accent 4"/>
+    <w:lsdException w:name="Medium Shading 2 Accent 4"/>
+    <w:lsdException w:name="Medium List 1 Accent 4"/>
+    <w:lsdException w:name="Medium List 2 Accent 4"/>
+    <w:lsdException w:name="Medium Grid 1 Accent 4"/>
+    <w:lsdException w:name="Medium Grid 2 Accent 4"/>
+    <w:lsdException w:name="Medium Grid 3 Accent 4"/>
+    <w:lsdException w:name="Dark List Accent 4"/>
+    <w:lsdException w:name="Colorful Shading Accent 4"/>
+    <w:lsdException w:name="Colorful List Accent 4"/>
+    <w:lsdException w:name="Colorful Grid Accent 4"/>
+    <w:lsdException w:name="Light Shading Accent 5"/>
+    <w:lsdException w:name="Light List Accent 5"/>
+    <w:lsdException w:name="Light Grid Accent 5"/>
+    <w:lsdException w:name="Medium Shading 1 Accent 5"/>
+    <w:lsdException w:name="Medium Shading 2 Accent 5"/>
+    <w:lsdException w:name="Medium List 1 Accent 5"/>
+    <w:lsdException w:name="Medium List 2 Accent 5"/>
+    <w:lsdException w:name="Medium Grid 1 Accent 5"/>
+    <w:lsdException w:name="Medium Grid 2 Accent 5"/>
+    <w:lsdException w:name="Medium Grid 3 Accent 5"/>
+    <w:lsdException w:name="Dark List Accent 5"/>
+    <w:lsdException w:name="Colorful Shading Accent 5"/>
+    <w:lsdException w:name="Colorful List Accent 5"/>
+    <w:lsdException w:name="Colorful Grid Accent 5"/>
+    <w:lsdException w:name="Light Shading Accent 6"/>
+    <w:lsdException w:name="Light List Accent 6"/>
+    <w:lsdException w:name="Light Grid Accent 6"/>
+    <w:lsdException w:name="Medium Shading 1 Accent 6"/>
+    <w:lsdException w:name="Medium Shading 2 Accent 6"/>
+    <w:lsdException w:name="Medium List 1 Accent 6"/>
+    <w:lsdException w:name="Medium List 2 Accent 6"/>
+    <w:lsdException w:name="Medium Grid 1 Accent 6"/>
+    <w:lsdException w:name="Medium Grid 2 Accent 6"/>
+    <w:lsdException w:name="Medium Grid 3 Accent 6"/>
+    <w:lsdException w:name="Dark List Accent 6"/>
+    <w:lsdException w:name="Colorful Shading Accent 6"/>
+    <w:lsdException w:name="Colorful List Accent 6"/>
+    <w:lsdException w:name="Colorful Grid Accent 6"/>
+    <w:lsdException w:name="Bibliography" w:semiHidden="1" w:unhideWhenUsed="1"/>
+    <w:lsdException w:name="TOC Heading" w:semiHidden="1" w:unhideWhenUsed="1"/>
+    <w:lsdException w:name="Plain Table 1" w:uiPriority="41"/>
+    <w:lsdException w:name="Plain Table 2" w:uiPriority="42"/>
+    <w:lsdException w:name="Plain Table 3" w:uiPriority="43"/>
+    <w:lsdException w:name="Plain Table 4" w:uiPriority="44"/>
+    <w:lsdException w:name="Plain Table 5" w:uiPriority="45"/>
+    <w:lsdException w:name="Grid Table Light" w:uiPriority="40"/>
+    <w:lsdException w:name="Grid Table 1 Light" w:uiPriority="46"/>
+    <w:lsdException w:name="Grid Table 2" w:uiPriority="47"/>
+    <w:lsdException w:name="Grid Table 3" w:uiPriority="48"/>
+    <w:lsdException w:name="Grid Table 4" w:uiPriority="49"/>
+    <w:lsdException w:name="Grid Table 5 Dark" w:uiPriority="50"/>
+    <w:lsdException w:name="Grid Table 6 Colorful" w:uiPriority="51"/>
+    <w:lsdException w:name="Grid Table 7 Colorful" w:uiPriority="52"/>
+    <w:lsdException w:name="Grid Table 1 Light Accent 1" w:uiPriority="46"/>
+    <w:lsdException w:name="Grid Table 2 Accent 1" w:uiPriority="47"/>
+    <w:lsdException w:name="Grid Table 3 Accent 1" w:uiPriority="48"/>
+    <w:lsdException w:name="Grid Table 4 Accent 1" w:uiPriority="49"/>
+    <w:lsdException w:name="Grid Table 5 Dark Accent 1" w:uiPriority="50"/>
+    <w:lsdException w:name="Grid Table 6 Colorful Accent 1" w:uiPriority="51"/>
+    <w:lsdException w:name="Grid Table 7 Colorful Accent 1" w:uiPriority="52"/>
+    <w:lsdException w:name="Grid Table 1 Light Accent 2" w:uiPriority="46"/>
+    <w:lsdException w:name="Grid Table 2 Accent 2" w:uiPriority="47"/>
+    <w:lsdException w:name="Grid Table 3 Accent 2" w:uiPriority="48"/>
+    <w:lsdException w:name="Grid Table 4 Accent 2" w:uiPriority="49"/>
+    <w:lsdException w:name="Grid Table 5 Dark Accent 2" w:uiPriority="50"/>
+    <w:lsdException w:name="Grid Table 6 Colorful Accent 2" w:uiPriority="51"/>
+    <w:lsdException w:name="Grid Table 7 Colorful Accent 2" w:uiPriority="52"/>
+    <w:lsdException w:name="Grid Table 1 Light Accent 3" w:uiPriority="46"/>
+    <w:lsdException w:name="Grid Table 2 Accent 3" w:uiPriority="47"/>
+    <w:lsdException w:name="Grid Table 3 Accent 3" w:uiPriority="48"/>
+    <w:lsdException w:name="Grid Table 4 Accent 3" w:uiPriority="49"/>
+    <w:lsdException w:name="Grid Table 5 Dark Accent 3" w:uiPriority="50"/>
+    <w:lsdException w:name="Grid Table 6 Colorful Accent 3" w:uiPriority="51"/>
+    <w:lsdException w:name="Grid Table 7 Colorful Accent 3" w:uiPriority="52"/>
+    <w:lsdException w:name="Grid Table 1 Light Accent 4" w:uiPriority="46"/>
+    <w:lsdException w:name="Grid Table 2 Accent 4" w:uiPriority="47"/>
+    <w:lsdException w:name="Grid Table 3 Accent 4" w:uiPriority="48"/>
+    <w:lsdException w:name="Grid Table 4 Accent 4" w:uiPriority="49"/>
+    <w:lsdException w:name="Grid Table 5 Dark Accent 4" w:uiPriority="50"/>
+    <w:lsdException w:name="Grid Table 6 Colorful Accent 4" w:uiPriority="51"/>
+    <w:lsdException w:name="Grid Table 7 Colorful Accent 4" w:uiPriority="52"/>
+    <w:lsdException w:name="Grid Table 1 Light Accent 5" w:uiPriority="46"/>
+    <w:lsdException w:name="Grid Table 2 Accent 5" w:uiPriority="47"/>
+    <w:lsdException w:name="Grid Table 3 Accent 5" w:uiPriority="48"/>
+    <w:lsdException w:name="Grid Table 4 Accent 5" w:uiPriority="49"/>
+    <w:lsdException w:name="Grid Table 5 Dark Accent 5" w:uiPriority="50"/>
+    <w:lsdException w:name="Grid Table 6 Colorful Accent 5" w:uiPriority="51"/>
+    <w:lsdException w:name="Grid Table 7 Colorful Accent 5" w:uiPriority="52"/>
+    <w:lsdException w:name="Grid Table 1 Light Accent 6" w:uiPriority="46"/>
+    <w:lsdException w:name="Grid Table 2 Accent 6" w:uiPriority="47"/>
+    <w:lsdException w:name="Grid Table 3 Accent 6" w:uiPriority="48"/>
+    <w:lsdException w:name="Grid Table 4 Accent 6" w:uiPriority="49"/>
+    <w:lsdException w:name="Grid Table 5 Dark Accent 6" w:uiPriority="50"/>
+    <w:lsdException w:name="Grid Table 6 Colorful Accent 6" w:uiPriority="51"/>
+    <w:lsdException w:name="Grid Table 7 Colorful Accent 6" w:uiPriority="52"/>
+    <w:lsdException w:name="List Table 1 Light" w:uiPriority="46"/>
+    <w:lsdException w:name="List Table 2" w:uiPriority="47"/>
+    <w:lsdException w:name="List Table 3" w:uiPriority="48"/>
+    <w:lsdException w:name="List Table 4" w:uiPriority="49"/>
+    <w:lsdException w:name="List Table 5 Dark" w:uiPriority="50"/>
+    <w:lsdException w:name="List Table 6 Colorful" w:uiPriority="51"/>
+    <w:lsdException w:name="List Table 7 Colorful" w:uiPriority="52"/>
+    <w:lsdException w:name="List Table 1 Light Accent 1" w:uiPriority="46"/>
+    <w:lsdException w:name="List Table 2 Accent 1" w:uiPriority="47"/>
+    <w:lsdException w:name="List Table 3 Accent 1" w:uiPriority="48"/>
+    <w:lsdException w:name="List Table 4 Accent 1" w:uiPriority="49"/>
+    <w:lsdException w:name="List Table 5 Dark Accent 1" w:uiPriority="50"/>
+    <w:lsdException w:name="List Table 6 Colorful Accent 1" w:uiPriority="51"/>
+    <w:lsdException w:name="List Table 7 Colorful Accent 1" w:uiPriority="52"/>
+    <w:lsdException w:name="List Table 1 Light Accent 2" w:uiPriority="46"/>
+    <w:lsdException w:name="List Table 2 Accent 2" w:uiPriority="47"/>
+    <w:lsdException w:name="List Table 3 Accent 2" w:uiPriority="48"/>
+    <w:lsdException w:name="List Table 4 Accent 2" w:uiPriority="49"/>
+    <w:lsdException w:name="List Table 5 Dark Accent 2" w:uiPriority="50"/>
+    <w:lsdException w:name="List Table 6 Colorful Accent 2" w:uiPriority="51"/>
+    <w:lsdException w:name="List Table 7 Colorful Accent 2" w:uiPriority="52"/>
+    <w:lsdException w:name="List Table 1 Light Accent 3" w:uiPriority="46"/>
+    <w:lsdException w:name="List Table 2 Accent 3" w:uiPriority="47"/>
+    <w:lsdException w:name="List Table 3 Accent 3" w:uiPriority="48"/>
+    <w:lsdException w:name="List Table 4 Accent 3" w:uiPriority="49"/>
+    <w:lsdException w:name="List Table 5 Dark Accent 3" w:uiPriority="50"/>
+    <w:lsdException w:name="List Table 6 Colorful Accent 3" w:uiPriority="51"/>
+    <w:lsdException w:name="List Table 7 Colorful Accent 3" w:uiPriority="52"/>
+    <w:lsdException w:name="List Table 1 Light Accent 4" w:uiPriority="46"/>
+    <w:lsdException w:name="List Table 2 Accent 4" w:uiPriority="47"/>
+    <w:lsdException w:name="List Table 3 Accent 4" w:uiPriority="48"/>
+    <w:lsdException w:name="List Table 4 Accent 4" w:uiPriority="49"/>
+    <w:lsdException w:name="List Table 5 Dark Accent 4" w:uiPriority="50"/>
+    <w:lsdException w:name="List Table 6 Colorful Accent 4" w:uiPriority="51"/>
+    <w:lsdException w:name="List Table 7 Colorful Accent 4" w:uiPriority="52"/>
+    <w:lsdException w:name="List Table 1 Light Accent 5" w:uiPriority="46"/>
+    <w:lsdException w:name="List Table 2 Accent 5" w:uiPriority="47"/>
+    <w:lsdException w:name="List Table 3 Accent 5" w:uiPriority="48"/>
+    <w:lsdException w:name="List Table 4 Accent 5" w:uiPriority="49"/>
+    <w:lsdException w:name="List Table 5 Dark Accent 5" w:uiPriority="50"/>
+    <w:lsdException w:name="List Table 6 Colorful Accent 5" w:uiPriority="51"/>
+    <w:lsdException w:name="List Table 7 Colorful Accent 5" w:uiPriority="52"/>
+    <w:lsdException w:name="List Table 1 Light Accent 6" w:uiPriority="46"/>
+    <w:lsdException w:name="List Table 2 Accent 6" w:uiPriority="47"/>
+    <w:lsdException w:name="List Table 3 Accent 6" w:uiPriority="48"/>
+    <w:lsdException w:name="List Table 4 Accent 6" w:uiPriority="49"/>
+    <w:lsdException w:name="List Table 5 Dark Accent 6" w:uiPriority="50"/>
+    <w:lsdException w:name="List Table 6 Colorful Accent 6" w:uiPriority="51"/>
+    <w:lsdException w:name="List Table 7 Colorful Accent 6" w:uiPriority="52"/>
+    <w:lsdException w:name="Mention" w:semiHidden="1" w:uiPriority="99" w:unhideWhenUsed="1"/>
+    <w:lsdException w:name="Smart Hyperlink" w:semiHidden="1" w:uiPriority="99" w:unhideWhenUsed="1"/>
+    <w:lsdException w:name="Hashtag" w:semiHidden="1" w:uiPriority="99" w:unhideWhenUsed="1"/>
+    <w:lsdException w:name="Unresolved Mention" w:semiHidden="1" w:uiPriority="99" w:unhideWhenUsed="1"/>
+    <w:lsdException w:name="Smart Link" w:semiHidden="1" w:uiPriority="99" w:unhideWhenUsed="1"/>
   </w:latentStyles>
   <w:style w:type="paragraph" w:default="1" w:styleId="a">
     <w:name w:val="Normal"/>
@@ -14866,7 +14595,6 @@
     <w:uiPriority w:val="99"/>
     <w:semiHidden/>
     <w:unhideWhenUsed/>
-    <w:qFormat/>
     <w:tblPr>
       <w:tblInd w:w="0" w:type="dxa"/>
       <w:tblCellMar>

--- a/resources/статьи_конференции/LJM_2026/LazarevIS.docx
+++ b/resources/статьи_конференции/LJM_2026/LazarevIS.docx
@@ -684,7 +684,33 @@
         <w:rPr>
           <w:lang w:val="ru-RU"/>
         </w:rPr>
-        <w:t>. Первый фактор характеризует осаждение частиц на стенках пор под действием силы тяжести и/или адгезии. Второй — выражает вынос парафиновых отложений потоком нефти при превышении определенного порогового значения внутрипоровой скорости. Последний — описывает скорость, с которой парафиновые частицы блокируют поры. Отложение твердых частиц парафина в пористой среде влечет за собой снижение проницаемости. Текущее локальное значение проницаемости</w:t>
+        <w:t>. Первый фактор характеризует осаждение частиц на стенках пор под действием силы тяжести и/или адгезии. Второй — выражает вынос парафиновых отложений потоком нефти при</w:t>
+      </w:r>
+      <w:r>
+        <w:rPr>
+          <w:lang w:val="ru-RU"/>
+        </w:rPr>
+        <w:t xml:space="preserve"> повышении температуры </w:t>
+      </w:r>
+      <w:proofErr w:type="gramStart"/>
+      <w:r>
+        <w:rPr>
+          <w:lang w:val="ru-RU"/>
+        </w:rPr>
+        <w:t xml:space="preserve">и </w:t>
+      </w:r>
+      <w:r>
+        <w:rPr>
+          <w:lang w:val="ru-RU"/>
+        </w:rPr>
+        <w:t xml:space="preserve"> превышении</w:t>
+      </w:r>
+      <w:proofErr w:type="gramEnd"/>
+      <w:r>
+        <w:rPr>
+          <w:lang w:val="ru-RU"/>
+        </w:rPr>
+        <w:t xml:space="preserve"> определенного порогового значения внутрипоровой скорости. Последний — описывает скорость, с которой парафиновые частицы блокируют поры. Отложение твердых частиц парафина в пористой среде влечет за собой снижение проницаемости. Текущее локальное значение проницаемости</w:t>
       </w:r>
       <w:r>
         <w:rPr>
@@ -830,6 +856,9 @@
         <w:t>[1</w:t>
       </w:r>
       <w:r>
+        <w:rPr>
+          <w:lang w:val="ru-RU"/>
+        </w:rPr>
         <w:t>3</w:t>
       </w:r>
       <w:r>
@@ -891,21 +920,77 @@
         <w:rPr>
           <w:lang w:val="ru-RU"/>
         </w:rPr>
-        <w:t xml:space="preserve">. Пласт </w:t>
+        <w:t xml:space="preserve">. </w:t>
+      </w:r>
+      <w:r>
+        <w:rPr>
+          <w:lang w:val="ru-RU"/>
+        </w:rPr>
+        <w:t xml:space="preserve">Боковые границы </w:t>
+      </w:r>
+      <w:r>
+        <w:rPr>
+          <w:lang w:val="ru-RU"/>
+        </w:rPr>
+        <w:t>пласта</w:t>
+      </w:r>
+      <w:r>
+        <w:rPr>
+          <w:lang w:val="ru-RU"/>
+        </w:rPr>
+        <w:t xml:space="preserve"> </w:t>
       </w:r>
       <w:proofErr w:type="spellStart"/>
       <w:r>
         <w:rPr>
           <w:lang w:val="ru-RU"/>
         </w:rPr>
-        <w:t>теплоизолирован</w:t>
+        <w:t>теплоизолированы</w:t>
       </w:r>
       <w:proofErr w:type="spellEnd"/>
       <w:r>
         <w:rPr>
           <w:lang w:val="ru-RU"/>
         </w:rPr>
-        <w:t xml:space="preserve">, его пористость и проницаемость равны </w:t>
+        <w:t xml:space="preserve"> и непроницаемы, а кровля и подошва </w:t>
+      </w:r>
+      <w:r>
+        <w:rPr>
+          <w:lang w:val="ru-RU"/>
+        </w:rPr>
+        <w:t xml:space="preserve">- </w:t>
+      </w:r>
+      <w:r>
+        <w:rPr>
+          <w:lang w:val="ru-RU"/>
+        </w:rPr>
+        <w:t xml:space="preserve">непроницаемы и не </w:t>
+      </w:r>
+      <w:proofErr w:type="spellStart"/>
+      <w:r>
+        <w:rPr>
+          <w:lang w:val="ru-RU"/>
+        </w:rPr>
+        <w:t>теплоизолированны</w:t>
+      </w:r>
+      <w:proofErr w:type="spellEnd"/>
+      <w:r>
+        <w:rPr>
+          <w:lang w:val="ru-RU"/>
+        </w:rPr>
+        <w:t xml:space="preserve">. </w:t>
+      </w:r>
+      <w:r>
+        <w:rPr>
+          <w:lang w:val="ru-RU"/>
+        </w:rPr>
+        <w:t>П</w:t>
+      </w:r>
+      <w:r>
+        <w:rPr>
+          <w:lang w:val="ru-RU"/>
+        </w:rPr>
+        <w:t xml:space="preserve">ористость и проницаемость равны </w:t>
       </w:r>
       <m:oMath>
         <m:r>
@@ -2962,6 +3047,7 @@
           <w:rFonts w:eastAsiaTheme="minorEastAsia"/>
           <w:lang w:val="ru-RU"/>
         </w:rPr>
+        <w:lastRenderedPageBreak/>
         <w:tab/>
       </w:r>
       <m:oMath>
@@ -4547,7 +4633,6 @@
           <w:rFonts w:eastAsiaTheme="minorEastAsia"/>
           <w:lang w:val="ru-RU"/>
         </w:rPr>
-        <w:lastRenderedPageBreak/>
         <w:t xml:space="preserve">где </w:t>
       </w:r>
       <m:oMath>
@@ -5705,6 +5790,7 @@
         <w:rPr>
           <w:lang w:val="ru-RU"/>
         </w:rPr>
+        <w:lastRenderedPageBreak/>
         <w:t xml:space="preserve">Для поровых каналов, занятых нефтью, размеры которых удовлетворяют условию блокирования </w:t>
       </w:r>
       <m:oMath>
@@ -6262,7 +6348,6 @@
         <w:rPr>
           <w:lang w:val="ru-RU"/>
         </w:rPr>
-        <w:lastRenderedPageBreak/>
         <w:t xml:space="preserve">Для описания радиусов капилляров вводится функция пор по размерам, согласно которой </w:t>
       </w:r>
       <m:oMath>
@@ -8399,6 +8484,7 @@
           <w:color w:val="auto"/>
           <w:lang w:val="ru-RU"/>
         </w:rPr>
+        <w:lastRenderedPageBreak/>
         <w:t>Метод решения</w:t>
       </w:r>
     </w:p>
@@ -8511,7 +8597,6 @@
           <w:szCs w:val="28"/>
           <w:lang w:val="ru-RU"/>
         </w:rPr>
-        <w:lastRenderedPageBreak/>
         <w:t>Результаты</w:t>
       </w:r>
     </w:p>
@@ -11220,6 +11305,9 @@
         <w:t>[1</w:t>
       </w:r>
       <w:r>
+        <w:rPr>
+          <w:lang w:val="ru-RU"/>
+        </w:rPr>
         <w:t>5</w:t>
       </w:r>
       <w:r>
@@ -11910,7 +11998,14 @@
         <w:rPr>
           <w:lang w:val="ru-RU"/>
         </w:rPr>
-        <w:t xml:space="preserve">нием парафина пренебрегается. Расчет проводился до достижения предельной обводненности добывающей скважины </w:t>
+        <w:t xml:space="preserve">нием парафина пренебрегается. Расчет </w:t>
+      </w:r>
+      <w:r>
+        <w:rPr>
+          <w:lang w:val="ru-RU"/>
+        </w:rPr>
+        <w:lastRenderedPageBreak/>
+        <w:t xml:space="preserve">проводился до достижения предельной обводненности добывающей скважины </w:t>
       </w:r>
       <m:oMath>
         <m:r>
@@ -12485,6 +12580,7 @@
         <w:rPr>
           <w:lang w:val="ru-RU"/>
         </w:rPr>
+        <w:lastRenderedPageBreak/>
         <w:t>Также следует отметить, что в связи с осаждением парафина из нефти в пласте не только увеличивается время разработки залежи, но и снижается коэффициент извлечения нефти:</w:t>
       </w:r>
       <w:r>
@@ -12568,7 +12664,6 @@
           <w:szCs w:val="28"/>
           <w:lang w:val="ru-RU"/>
         </w:rPr>
-        <w:lastRenderedPageBreak/>
         <w:t>Заключение</w:t>
       </w:r>
     </w:p>
@@ -12585,7 +12680,42 @@
         <w:rPr>
           <w:lang w:val="ru-RU"/>
         </w:rPr>
-        <w:t xml:space="preserve">Разработанная математическая модель, основанная на функции распределения пор по размерам и термодинамическом описании фазовых переходов, демонстрирует возможность прогнозирования изменений ФЕС пористой среды при изменении термобарических условий фильтрации. Численные эксперименты подтверждают, что наличие растворенных парафинов в нефти при </w:t>
+        <w:t>Разработанная математическая модель</w:t>
+      </w:r>
+      <w:r>
+        <w:rPr>
+          <w:lang w:val="ru-RU"/>
+        </w:rPr>
+        <w:t xml:space="preserve"> </w:t>
+      </w:r>
+      <w:r>
+        <w:rPr>
+          <w:bCs/>
+          <w:lang w:val="ru-RU"/>
+        </w:rPr>
+        <w:t xml:space="preserve">выпадения парафина при </w:t>
+      </w:r>
+      <w:proofErr w:type="spellStart"/>
+      <w:r>
+        <w:rPr>
+          <w:bCs/>
+          <w:lang w:val="ru-RU"/>
+        </w:rPr>
+        <w:t>заводнении</w:t>
+      </w:r>
+      <w:proofErr w:type="spellEnd"/>
+      <w:r>
+        <w:rPr>
+          <w:bCs/>
+          <w:lang w:val="ru-RU"/>
+        </w:rPr>
+        <w:t xml:space="preserve"> нефтяных пластов холодной водой</w:t>
+      </w:r>
+      <w:r>
+        <w:rPr>
+          <w:lang w:val="ru-RU"/>
+        </w:rPr>
+        <w:t xml:space="preserve">, основанная на функции распределения пор по размерам и термодинамическом описании фазовых переходов, демонстрирует возможность прогнозирования изменений ФЕС пористой среды при изменении термобарических условий фильтрации. Численные эксперименты подтверждают, что наличие растворенных парафинов в нефти при </w:t>
       </w:r>
       <w:proofErr w:type="spellStart"/>
       <w:r>
@@ -13022,6 +13152,7 @@
           <w:i/>
           <w:iCs/>
         </w:rPr>
+        <w:lastRenderedPageBreak/>
         <w:t xml:space="preserve">Weingarten J.S., </w:t>
       </w:r>
       <w:proofErr w:type="spellStart"/>
@@ -13113,7 +13244,6 @@
           <w:i/>
           <w:iCs/>
         </w:rPr>
-        <w:lastRenderedPageBreak/>
         <w:t>Adeyanju</w:t>
       </w:r>
       <w:proofErr w:type="spellEnd"/>
@@ -14182,7 +14312,6 @@
     <w:lsdException w:name="Table Web 2" w:semiHidden="1" w:unhideWhenUsed="1"/>
     <w:lsdException w:name="Table Web 3" w:semiHidden="1" w:unhideWhenUsed="1"/>
     <w:lsdException w:name="Balloon Text" w:semiHidden="1" w:unhideWhenUsed="1"/>
-    <w:lsdException w:name="Table Grid" w:semiHidden="1" w:unhideWhenUsed="1"/>
     <w:lsdException w:name="Table Theme" w:semiHidden="1" w:unhideWhenUsed="1"/>
     <w:lsdException w:name="Placeholder Text" w:semiHidden="1"/>
     <w:lsdException w:name="Light Shading"/>

--- a/resources/статьи_конференции/LJM_2026/LazarevIS.docx
+++ b/resources/статьи_конференции/LJM_2026/LazarevIS.docx
@@ -684,7 +684,33 @@
         <w:rPr>
           <w:lang w:val="ru-RU"/>
         </w:rPr>
-        <w:t>. Первый фактор характеризует осаждение частиц на стенках пор под действием силы тяжести и/или адгезии. Второй — выражает вынос парафиновых отложений потоком нефти при превышении определенного порогового значения внутрипоровой скорости. Последний — описывает скорость, с которой парафиновые частицы блокируют поры. Отложение твердых частиц парафина в пористой среде влечет за собой снижение проницаемости. Текущее локальное значение проницаемости</w:t>
+        <w:t>. Первый фактор характеризует осаждение частиц на стенках пор под действием силы тяжести и/или адгезии. Второй — выражает вынос парафиновых отложений потоком нефти при</w:t>
+      </w:r>
+      <w:r>
+        <w:rPr>
+          <w:lang w:val="ru-RU"/>
+        </w:rPr>
+        <w:t xml:space="preserve"> повышении температуры </w:t>
+      </w:r>
+      <w:proofErr w:type="gramStart"/>
+      <w:r>
+        <w:rPr>
+          <w:lang w:val="ru-RU"/>
+        </w:rPr>
+        <w:t xml:space="preserve">и </w:t>
+      </w:r>
+      <w:r>
+        <w:rPr>
+          <w:lang w:val="ru-RU"/>
+        </w:rPr>
+        <w:t xml:space="preserve"> превышении</w:t>
+      </w:r>
+      <w:proofErr w:type="gramEnd"/>
+      <w:r>
+        <w:rPr>
+          <w:lang w:val="ru-RU"/>
+        </w:rPr>
+        <w:t xml:space="preserve"> определенного порогового значения внутрипоровой скорости. Последний — описывает скорость, с которой парафиновые частицы блокируют поры. Отложение твердых частиц парафина в пористой среде влечет за собой снижение проницаемости. Текущее локальное значение проницаемости</w:t>
       </w:r>
       <w:r>
         <w:rPr>
@@ -830,6 +856,9 @@
         <w:t>[1</w:t>
       </w:r>
       <w:r>
+        <w:rPr>
+          <w:lang w:val="ru-RU"/>
+        </w:rPr>
         <w:t>3</w:t>
       </w:r>
       <w:r>
@@ -891,21 +920,77 @@
         <w:rPr>
           <w:lang w:val="ru-RU"/>
         </w:rPr>
-        <w:t xml:space="preserve">. Пласт </w:t>
+        <w:t xml:space="preserve">. </w:t>
+      </w:r>
+      <w:r>
+        <w:rPr>
+          <w:lang w:val="ru-RU"/>
+        </w:rPr>
+        <w:t xml:space="preserve">Боковые границы </w:t>
+      </w:r>
+      <w:r>
+        <w:rPr>
+          <w:lang w:val="ru-RU"/>
+        </w:rPr>
+        <w:t>пласта</w:t>
+      </w:r>
+      <w:r>
+        <w:rPr>
+          <w:lang w:val="ru-RU"/>
+        </w:rPr>
+        <w:t xml:space="preserve"> </w:t>
       </w:r>
       <w:proofErr w:type="spellStart"/>
       <w:r>
         <w:rPr>
           <w:lang w:val="ru-RU"/>
         </w:rPr>
-        <w:t>теплоизолирован</w:t>
+        <w:t>теплоизолированы</w:t>
       </w:r>
       <w:proofErr w:type="spellEnd"/>
       <w:r>
         <w:rPr>
           <w:lang w:val="ru-RU"/>
         </w:rPr>
-        <w:t xml:space="preserve">, его пористость и проницаемость равны </w:t>
+        <w:t xml:space="preserve"> и непроницаемы, а кровля и подошва </w:t>
+      </w:r>
+      <w:r>
+        <w:rPr>
+          <w:lang w:val="ru-RU"/>
+        </w:rPr>
+        <w:t xml:space="preserve">- </w:t>
+      </w:r>
+      <w:r>
+        <w:rPr>
+          <w:lang w:val="ru-RU"/>
+        </w:rPr>
+        <w:t xml:space="preserve">непроницаемы и не </w:t>
+      </w:r>
+      <w:proofErr w:type="spellStart"/>
+      <w:r>
+        <w:rPr>
+          <w:lang w:val="ru-RU"/>
+        </w:rPr>
+        <w:t>теплоизолированны</w:t>
+      </w:r>
+      <w:proofErr w:type="spellEnd"/>
+      <w:r>
+        <w:rPr>
+          <w:lang w:val="ru-RU"/>
+        </w:rPr>
+        <w:t xml:space="preserve">. </w:t>
+      </w:r>
+      <w:r>
+        <w:rPr>
+          <w:lang w:val="ru-RU"/>
+        </w:rPr>
+        <w:t>П</w:t>
+      </w:r>
+      <w:r>
+        <w:rPr>
+          <w:lang w:val="ru-RU"/>
+        </w:rPr>
+        <w:t xml:space="preserve">ористость и проницаемость равны </w:t>
       </w:r>
       <m:oMath>
         <m:r>
@@ -2962,6 +3047,7 @@
           <w:rFonts w:eastAsiaTheme="minorEastAsia"/>
           <w:lang w:val="ru-RU"/>
         </w:rPr>
+        <w:lastRenderedPageBreak/>
         <w:tab/>
       </w:r>
       <m:oMath>
@@ -4547,7 +4633,6 @@
           <w:rFonts w:eastAsiaTheme="minorEastAsia"/>
           <w:lang w:val="ru-RU"/>
         </w:rPr>
-        <w:lastRenderedPageBreak/>
         <w:t xml:space="preserve">где </w:t>
       </w:r>
       <m:oMath>
@@ -5705,6 +5790,7 @@
         <w:rPr>
           <w:lang w:val="ru-RU"/>
         </w:rPr>
+        <w:lastRenderedPageBreak/>
         <w:t xml:space="preserve">Для поровых каналов, занятых нефтью, размеры которых удовлетворяют условию блокирования </w:t>
       </w:r>
       <m:oMath>
@@ -6262,7 +6348,6 @@
         <w:rPr>
           <w:lang w:val="ru-RU"/>
         </w:rPr>
-        <w:lastRenderedPageBreak/>
         <w:t xml:space="preserve">Для описания радиусов капилляров вводится функция пор по размерам, согласно которой </w:t>
       </w:r>
       <m:oMath>
@@ -8399,6 +8484,7 @@
           <w:color w:val="auto"/>
           <w:lang w:val="ru-RU"/>
         </w:rPr>
+        <w:lastRenderedPageBreak/>
         <w:t>Метод решения</w:t>
       </w:r>
     </w:p>
@@ -8415,79 +8501,119 @@
         <w:rPr>
           <w:lang w:val="ru-RU"/>
         </w:rPr>
-        <w:t xml:space="preserve">В качестве метода дискретизации дифференциальных уравнений </w:t>
-      </w:r>
-      <m:oMath>
-        <m:r>
-          <w:rPr>
-            <w:rFonts w:ascii="Cambria Math" w:hAnsi="Cambria Math"/>
-            <w:lang w:val="ru-RU"/>
-          </w:rPr>
-          <m:t xml:space="preserve">(1)-(5) </m:t>
-        </m:r>
-      </m:oMath>
-      <w:r>
-        <w:rPr>
-          <w:lang w:val="ru-RU"/>
-        </w:rPr>
-        <w:t xml:space="preserve">использовался метод контрольных объемов, согласно которому, при интегрировании уравнений предполагается, что характеристики пласта и флюидов на контрольном объеме имеют постоянные значения. Интегрирование конвективных слагаемых выполнялось по схеме вверх по потоку. Для совместного решения уравнений для давления и насыщенности был использован метод </w:t>
-      </w:r>
-      <w:r>
-        <w:t>IMPES</w:t>
-      </w:r>
-      <w:r>
-        <w:rPr>
-          <w:lang w:val="ru-RU"/>
-        </w:rPr>
-        <w:t xml:space="preserve"> (</w:t>
-      </w:r>
-      <w:r>
+        <w:t>В качестве метода дискретизации системы дифференциальных уравнений (1)–(5), описывающих многофазную фильтрацию с учетом тепломассопереноса, был применен метод контрольных объемов. Суть метода заключается в интегрировании исходных уравнений по каждому элементарному контрольному объему (ячейке сетки), при этом предполагается, что все фильтрационно-емкостные свойства пласта, а также термодинамические параметры насыщающих флюидов внутри этого объема остаются постоянными и сосредоточенными в его центре или характерной точке. Для аппроксимации конвективных слагаемых, отвечающих за перенос массы и тепла потоком флюида, использовалась схема «против потока» (</w:t>
+      </w:r>
+      <w:proofErr w:type="spellStart"/>
+      <w:r>
+        <w:rPr>
+          <w:lang w:val="ru-RU"/>
+        </w:rPr>
+        <w:t>upwind</w:t>
+      </w:r>
+      <w:proofErr w:type="spellEnd"/>
+      <w:r>
+        <w:rPr>
+          <w:lang w:val="ru-RU"/>
+        </w:rPr>
+        <w:t xml:space="preserve">), которая повышает устойчивость численного решения и позволяет корректно моделировать движение фронтов вытеснения, исключая возникновение </w:t>
+      </w:r>
+      <w:proofErr w:type="spellStart"/>
+      <w:r>
+        <w:rPr>
+          <w:lang w:val="ru-RU"/>
+        </w:rPr>
+        <w:t>нефизичных</w:t>
+      </w:r>
+      <w:proofErr w:type="spellEnd"/>
+      <w:r>
+        <w:rPr>
+          <w:lang w:val="ru-RU"/>
+        </w:rPr>
+        <w:t xml:space="preserve"> осцилляций вблизи скачков насыщенности. Для совместного решения уравнений для давления и насыщенности был использован метод </w:t>
+      </w:r>
+      <w:proofErr w:type="gramStart"/>
+      <w:r>
+        <w:rPr>
+          <w:lang w:val="ru-RU"/>
+        </w:rPr>
+        <w:t>IMPES  (</w:t>
+      </w:r>
+      <w:proofErr w:type="spellStart"/>
+      <w:proofErr w:type="gramEnd"/>
+      <w:r>
+        <w:rPr>
+          <w:lang w:val="ru-RU"/>
+        </w:rPr>
         <w:t>Implicit</w:t>
       </w:r>
+      <w:proofErr w:type="spellEnd"/>
       <w:r>
         <w:rPr>
           <w:lang w:val="ru-RU"/>
         </w:rPr>
         <w:t xml:space="preserve"> </w:t>
       </w:r>
-      <w:r>
+      <w:proofErr w:type="spellStart"/>
+      <w:r>
+        <w:rPr>
+          <w:lang w:val="ru-RU"/>
+        </w:rPr>
         <w:t>Pressure</w:t>
       </w:r>
+      <w:proofErr w:type="spellEnd"/>
       <w:r>
         <w:rPr>
           <w:lang w:val="ru-RU"/>
         </w:rPr>
         <w:t xml:space="preserve"> </w:t>
       </w:r>
-      <w:r>
+      <w:proofErr w:type="spellStart"/>
+      <w:r>
+        <w:rPr>
+          <w:lang w:val="ru-RU"/>
+        </w:rPr>
         <w:t>Explicit</w:t>
       </w:r>
+      <w:proofErr w:type="spellEnd"/>
       <w:r>
         <w:rPr>
           <w:lang w:val="ru-RU"/>
         </w:rPr>
         <w:t xml:space="preserve"> </w:t>
       </w:r>
-      <w:r>
+      <w:proofErr w:type="spellStart"/>
+      <w:r>
+        <w:rPr>
+          <w:lang w:val="ru-RU"/>
+        </w:rPr>
         <w:t>Saturation</w:t>
       </w:r>
-      <w:r>
-        <w:rPr>
-          <w:lang w:val="ru-RU"/>
-        </w:rPr>
-        <w:t xml:space="preserve">). Уравнение изменения функции пор по размерам </w:t>
-      </w:r>
-      <w:r>
-        <w:rPr>
-          <w:lang w:val="ru-RU"/>
-        </w:rPr>
-        <w:t>(9)</w:t>
-      </w:r>
-      <w:r>
-        <w:rPr>
-          <w:lang w:val="ru-RU"/>
-        </w:rPr>
-        <w:t xml:space="preserve"> решалось по неявной схеме. Это позволило избежать ограничений на шаг по времени в задаче расчета кольматации пласта парафином.</w:t>
+      <w:proofErr w:type="spellEnd"/>
+      <w:r>
+        <w:rPr>
+          <w:lang w:val="ru-RU"/>
+        </w:rPr>
+        <w:t xml:space="preserve">). Данный подход подразумевает неявное вычисление поля давления на новом временном слое, что позволяет использовать относительно крупные шаги по времени без потери устойчивости, в то время как насыщенности рассчитываются явно по уже найденному полю давлений, что существенно экономит вычислительные ресурсы. Уравнение эволюции функции пор по размерам (9), описывающее кинетику </w:t>
+      </w:r>
+      <w:proofErr w:type="spellStart"/>
+      <w:r>
+        <w:rPr>
+          <w:lang w:val="ru-RU"/>
+        </w:rPr>
+        <w:t>парафинизации</w:t>
+      </w:r>
+      <w:proofErr w:type="spellEnd"/>
+      <w:r>
+        <w:rPr>
+          <w:lang w:val="ru-RU"/>
+        </w:rPr>
+        <w:t>, решалось по полностью неявной схеме, благодаря чему удалось снять жесткие ограничения на шаг по времени, неизбежные при явном счете, и обеспечить устойчивость моделирования долговременных процессов кольматации в призабойной зоне.</w:t>
+      </w:r>
+      <w:r>
+        <w:rPr>
+          <w:lang w:val="ru-RU"/>
+        </w:rPr>
+        <w:t xml:space="preserve"> </w:t>
       </w:r>
     </w:p>
     <w:p>
@@ -8511,7 +8637,6 @@
           <w:szCs w:val="28"/>
           <w:lang w:val="ru-RU"/>
         </w:rPr>
-        <w:lastRenderedPageBreak/>
         <w:t>Результаты</w:t>
       </w:r>
     </w:p>
@@ -11064,7 +11189,14 @@
         <w:rPr>
           <w:lang w:val="ru-RU"/>
         </w:rPr>
-        <w:t xml:space="preserve">моль. Использовалась модель относительных фазовых проницаемостей Кори, с параметрами: </w:t>
+        <w:t xml:space="preserve">моль. Использовалась модель относительных фазовых проницаемостей </w:t>
+      </w:r>
+      <w:r>
+        <w:rPr>
+          <w:lang w:val="ru-RU"/>
+        </w:rPr>
+        <w:lastRenderedPageBreak/>
+        <w:t xml:space="preserve">Кори, с параметрами: </w:t>
       </w:r>
       <m:oMath>
         <m:r>
@@ -11220,6 +11352,9 @@
         <w:t>[1</w:t>
       </w:r>
       <w:r>
+        <w:rPr>
+          <w:lang w:val="ru-RU"/>
+        </w:rPr>
         <w:t>5</w:t>
       </w:r>
       <w:r>
@@ -12121,7 +12256,7 @@
               </v:textbox>
             </v:shape>
             <v:shape id="Надпись 2" o:spid="_x0000_s1056" type="#_x0000_t202" style="position:absolute;left:6622;top:8723;width:3027;height:531;visibility:visible;mso-wrap-distance-left:9pt;mso-wrap-distance-top:3.6pt;mso-wrap-distance-right:9pt;mso-wrap-distance-bottom:3.6pt;mso-position-horizontal-relative:text;mso-position-vertical-relative:text;mso-width-relative:margin;mso-height-relative:margin;v-text-anchor:top" stroked="f">
-              <v:textbox>
+              <v:textbox style="mso-next-textbox:#Надпись 2">
                 <w:txbxContent>
                   <w:p>
                     <w:pPr>
@@ -12182,161 +12317,21 @@
         <w:rPr>
           <w:lang w:val="ru-RU"/>
         </w:rPr>
-        <w:t>Ниже показаны поля температуры</w:t>
-      </w:r>
-      <w:r>
-        <w:rPr>
-          <w:lang w:val="ru-RU"/>
-        </w:rPr>
-        <w:t xml:space="preserve"> </w:t>
-      </w:r>
-      <w:r>
-        <w:rPr>
-          <w:lang w:val="ru-RU"/>
-        </w:rPr>
-        <w:t>и давления</w:t>
-      </w:r>
-      <w:r>
-        <w:rPr>
-          <w:lang w:val="ru-RU"/>
-        </w:rPr>
-        <w:t xml:space="preserve"> на момент достижени</w:t>
-      </w:r>
-      <w:r>
-        <w:rPr>
-          <w:lang w:val="ru-RU"/>
-        </w:rPr>
-        <w:t>я</w:t>
-      </w:r>
-      <w:r>
-        <w:rPr>
-          <w:lang w:val="ru-RU"/>
-        </w:rPr>
-        <w:t xml:space="preserve"> предельной обводненности</w:t>
-      </w:r>
-      <w:r>
-        <w:rPr>
-          <w:lang w:val="ru-RU"/>
-        </w:rPr>
-        <w:t xml:space="preserve"> </w:t>
-      </w:r>
-      <w:r>
-        <w:rPr>
-          <w:lang w:val="ru-RU"/>
-        </w:rPr>
-        <w:t xml:space="preserve">добывающей скважины. </w:t>
-      </w:r>
-      <w:r>
-        <w:rPr>
-          <w:lang w:val="ru-RU"/>
-        </w:rPr>
-        <w:t>Видим, что и</w:t>
-      </w:r>
-      <w:r>
-        <w:rPr>
-          <w:lang w:val="ru-RU"/>
-        </w:rPr>
-        <w:t>зотермы (рис.</w:t>
-      </w:r>
-      <w:r>
-        <w:t> </w:t>
-      </w:r>
-      <w:hyperlink w:anchor="fig:3">
-        <w:r>
-          <w:rPr>
-            <w:rStyle w:val="ad"/>
-            <w:color w:val="auto"/>
-            <w:lang w:val="ru-RU"/>
-          </w:rPr>
-          <w:t>3</w:t>
-        </w:r>
-      </w:hyperlink>
-      <w:r>
-        <w:rPr>
-          <w:lang w:val="ru-RU"/>
-        </w:rPr>
-        <w:t xml:space="preserve">) </w:t>
-      </w:r>
-      <w:r>
-        <w:rPr>
-          <w:lang w:val="ru-RU"/>
-        </w:rPr>
-        <w:t xml:space="preserve">и изобары </w:t>
-      </w:r>
-      <w:r>
-        <w:rPr>
-          <w:lang w:val="ru-RU"/>
-        </w:rPr>
-        <w:t>(рис.</w:t>
-      </w:r>
-      <w:r>
-        <w:t> </w:t>
-      </w:r>
-      <w:r>
-        <w:rPr>
-          <w:lang w:val="ru-RU"/>
-        </w:rPr>
-        <w:t xml:space="preserve">4) </w:t>
-      </w:r>
-      <w:r>
-        <w:rPr>
-          <w:lang w:val="ru-RU"/>
-        </w:rPr>
-        <w:t xml:space="preserve">отстают </w:t>
-      </w:r>
-      <w:r>
-        <w:rPr>
-          <w:lang w:val="ru-RU"/>
-        </w:rPr>
-        <w:t>в случае парафиносодержащей нефти</w:t>
-      </w:r>
-      <w:r>
-        <w:rPr>
-          <w:lang w:val="ru-RU"/>
-        </w:rPr>
-        <w:t>.</w:t>
-      </w:r>
-      <w:r>
-        <w:rPr>
-          <w:lang w:val="ru-RU"/>
-        </w:rPr>
-        <w:t xml:space="preserve"> Это </w:t>
-      </w:r>
-      <w:r>
-        <w:rPr>
-          <w:lang w:val="ru-RU"/>
-        </w:rPr>
-        <w:t xml:space="preserve">указывают на снижение скорости фильтрации и </w:t>
-      </w:r>
-      <w:r>
-        <w:rPr>
-          <w:lang w:val="ru-RU"/>
-        </w:rPr>
-        <w:t>падению пластового давления</w:t>
-      </w:r>
-      <w:r>
-        <w:rPr>
-          <w:lang w:val="ru-RU"/>
-        </w:rPr>
-        <w:t xml:space="preserve">. </w:t>
-      </w:r>
-      <w:r>
-        <w:rPr>
-          <w:lang w:val="ru-RU"/>
-        </w:rPr>
-        <w:t>Таким образом, низкая температура закачиваемой воды снизила эффективность систем</w:t>
-      </w:r>
-      <w:r>
-        <w:rPr>
-          <w:lang w:val="ru-RU"/>
-        </w:rPr>
-        <w:t xml:space="preserve"> </w:t>
-      </w:r>
-      <w:r>
-        <w:rPr>
-          <w:lang w:val="ru-RU"/>
-        </w:rPr>
-        <w:t>поддержания пластового давления.</w:t>
+        <w:t xml:space="preserve">Ниже показаны поля температуры и давления на момент достижения предельной обводненности добывающей скважины. Видим, что изотермы (рис. 3) и изобары (рис. 4) отстают в случае парафиносодержащей нефти, причем это отставание носит взаимообусловленный характер: фронт температур движется медленнее из-за парафиновых отложений, снижающих конвективный перенос тепла, а запаздывание изобар напрямую свидетельствует о потере энергии в пласте, поскольку </w:t>
+      </w:r>
+      <w:proofErr w:type="spellStart"/>
+      <w:r>
+        <w:rPr>
+          <w:lang w:val="ru-RU"/>
+        </w:rPr>
+        <w:t>кольматированная</w:t>
+      </w:r>
+      <w:proofErr w:type="spellEnd"/>
+      <w:r>
+        <w:rPr>
+          <w:lang w:val="ru-RU"/>
+        </w:rPr>
+        <w:t xml:space="preserve"> призабойная зона нагнетательной скважины не способна проводить необходимые объемы воды для компенсации отборов флюида. Это указывает на снижение скорости фильтрации и падение пластового давления</w:t>
       </w:r>
     </w:p>
     <w:p>
@@ -12365,7 +12360,7 @@
               <o:lock v:ext="edit" text="t"/>
             </v:shape>
             <v:shape id="Надпись 2" o:spid="_x0000_s1066" type="#_x0000_t202" style="position:absolute;left:6340;top:4857;width:3626;height:532;visibility:visible;mso-wrap-distance-left:9pt;mso-wrap-distance-top:3.6pt;mso-wrap-distance-right:9pt;mso-wrap-distance-bottom:3.6pt;mso-position-horizontal-relative:text;mso-position-vertical-relative:text;mso-width-relative:margin;mso-height-relative:margin;v-text-anchor:top" stroked="f">
-              <v:textbox>
+              <v:textbox style="mso-next-textbox:#Надпись 2">
                 <w:txbxContent>
                   <w:p>
                     <w:pPr>
@@ -12420,7 +12415,7 @@
               </v:textbox>
             </v:shape>
             <v:shape id="Надпись 2" o:spid="_x0000_s1068" type="#_x0000_t202" style="position:absolute;left:2526;top:4857;width:3518;height:532;visibility:visible;mso-wrap-distance-left:9pt;mso-wrap-distance-top:3.6pt;mso-wrap-distance-right:9pt;mso-wrap-distance-bottom:3.6pt;mso-position-horizontal-relative:text;mso-position-vertical-relative:text;mso-width-relative:margin;mso-height-relative:margin;v-text-anchor:top" stroked="f">
-              <v:textbox>
+              <v:textbox style="mso-next-textbox:#Надпись 2">
                 <w:txbxContent>
                   <w:p>
                     <w:pPr>
@@ -12485,6 +12480,368 @@
         <w:rPr>
           <w:lang w:val="ru-RU"/>
         </w:rPr>
+        <w:t>Анализ полей пористости и проницаемости Рис 5-6 дает понимание того, где именно и в какой степени происходят изменения в коллекторе при фильтрации парафиносодержащей нефти. На представленных графиках отчетливо видна локальная зона деградации фильтрационно-емкостных свойств, сформировавшаяся вокруг ствола нагнетательной скважины в области. Мы наблюдае</w:t>
+      </w:r>
+      <w:r>
+        <w:rPr>
+          <w:lang w:val="ru-RU"/>
+        </w:rPr>
+        <w:t xml:space="preserve">м, что сильнее всего ухудшилась </w:t>
+      </w:r>
+      <w:r>
+        <w:rPr>
+          <w:lang w:val="ru-RU"/>
+        </w:rPr>
+        <w:t xml:space="preserve">эффективная пористость </w:t>
+      </w:r>
+      <w:r>
+        <w:rPr>
+          <w:lang w:val="ru-RU"/>
+        </w:rPr>
+        <w:t>в области на некотором расстоянии от нагнетательной скважины</w:t>
+      </w:r>
+      <w:r>
+        <w:rPr>
+          <w:lang w:val="ru-RU"/>
+        </w:rPr>
+        <w:t xml:space="preserve">, </w:t>
+      </w:r>
+      <w:r>
+        <w:rPr>
+          <w:lang w:val="ru-RU"/>
+        </w:rPr>
+        <w:t>где произошло падение температуры ниже температуры кристаллизации парафина (13)</w:t>
+      </w:r>
+      <w:r>
+        <w:rPr>
+          <w:lang w:val="ru-RU"/>
+        </w:rPr>
+        <w:t>. А в призабойной зоне подвижная нефть успела вытисниться водой до достижения температуры кристаллизации</w:t>
+      </w:r>
+      <w:r>
+        <w:rPr>
+          <w:lang w:val="ru-RU"/>
+        </w:rPr>
+        <w:t xml:space="preserve"> </w:t>
+      </w:r>
+      <w:r>
+        <w:rPr>
+          <w:lang w:val="ru-RU"/>
+        </w:rPr>
+        <w:t>Данные</w:t>
+      </w:r>
+      <w:r>
+        <w:rPr>
+          <w:lang w:val="ru-RU"/>
+        </w:rPr>
+        <w:t xml:space="preserve"> изменение свойств коллектора вблизи скважины является первоосновой всех последующих негативных эффектов — падения пластового давления, отставания фронтов вытеснения и снижения темпов отбора нефти, зафиксированных на графиках</w:t>
+      </w:r>
+      <w:r>
+        <w:rPr>
+          <w:lang w:val="ru-RU"/>
+        </w:rPr>
+        <w:t xml:space="preserve"> (</w:t>
+      </w:r>
+      <w:r>
+        <w:rPr>
+          <w:lang w:val="ru-RU"/>
+        </w:rPr>
+        <w:t>рис</w:t>
+      </w:r>
+      <w:r>
+        <w:rPr>
+          <w:lang w:val="ru-RU"/>
+        </w:rPr>
+        <w:t>.</w:t>
+      </w:r>
+      <w:r>
+        <w:rPr>
+          <w:lang w:val="ru-RU"/>
+        </w:rPr>
+        <w:t xml:space="preserve"> 1-2).</w:t>
+      </w:r>
+    </w:p>
+    <w:p>
+      <w:pPr>
+        <w:pStyle w:val="a0"/>
+        <w:jc w:val="both"/>
+        <w:rPr>
+          <w:lang w:val="ru-RU"/>
+        </w:rPr>
+      </w:pPr>
+      <w:r>
+        <w:rPr>
+          <w:lang w:val="ru-RU"/>
+        </w:rPr>
+      </w:r>
+      <w:r>
+        <w:rPr>
+          <w:lang w:val="ru-RU"/>
+        </w:rPr>
+        <w:pict w14:anchorId="7D3CD203">
+          <v:group id="_x0000_s1072" editas="canvas" style="width:500.55pt;height:241.05pt;mso-position-horizontal-relative:char;mso-position-vertical-relative:line" coordorigin="2526,1806" coordsize="7440,3583">
+            <o:lock v:ext="edit" aspectratio="t"/>
+            <v:shape id="_x0000_s1073" type="#_x0000_t75" style="position:absolute;left:2526;top:1806;width:7440;height:3583" o:preferrelative="f">
+              <v:fill o:detectmouseclick="t"/>
+              <v:path o:extrusionok="t" o:connecttype="none"/>
+              <o:lock v:ext="edit" text="t"/>
+            </v:shape>
+            <v:shape id="Надпись 2" o:spid="_x0000_s1074" type="#_x0000_t202" style="position:absolute;left:6340;top:4857;width:3626;height:532;visibility:visible;mso-wrap-distance-left:9pt;mso-wrap-distance-top:3.6pt;mso-wrap-distance-right:9pt;mso-wrap-distance-bottom:3.6pt;mso-position-horizontal-relative:text;mso-position-vertical-relative:text;mso-width-relative:margin;mso-height-relative:margin;v-text-anchor:top" stroked="f">
+              <v:textbox style="mso-next-textbox:#Надпись 2">
+                <w:txbxContent>
+                  <w:p>
+                    <w:pPr>
+                      <w:rPr>
+                        <w:lang w:val="ru-RU"/>
+                      </w:rPr>
+                    </w:pPr>
+                    <w:r>
+                      <w:rPr>
+                        <w:lang w:val="ru-RU"/>
+                      </w:rPr>
+                      <w:t xml:space="preserve">Рис. 6 </w:t>
+                    </w:r>
+                    <w:r>
+                      <w:rPr>
+                        <w:lang w:val="ru-RU"/>
+                      </w:rPr>
+                      <w:t xml:space="preserve">Поле </w:t>
+                    </w:r>
+                    <w:r>
+                      <w:rPr>
+                        <w:lang w:val="ru-RU"/>
+                      </w:rPr>
+                      <w:t>температуры</w:t>
+                    </w:r>
+                    <w:r>
+                      <w:rPr>
+                        <w:lang w:val="ru-RU"/>
+                      </w:rPr>
+                      <w:t xml:space="preserve"> </w:t>
+                    </w:r>
+                    <w:r>
+                      <w:rPr>
+                        <w:lang w:val="ru-RU"/>
+                      </w:rPr>
+                      <w:t>на</w:t>
+                    </w:r>
+                    <w:r>
+                      <w:rPr>
+                        <w:lang w:val="ru-RU"/>
+                      </w:rPr>
+                      <w:t xml:space="preserve"> момент </w:t>
+                    </w:r>
+                    <w:r>
+                      <w:rPr>
+                        <w:lang w:val="ru-RU"/>
+                      </w:rPr>
+                      <w:t>достижения предельной обводненности</w:t>
+                    </w:r>
+                  </w:p>
+                </w:txbxContent>
+              </v:textbox>
+            </v:shape>
+            <v:shape id="Надпись 2" o:spid="_x0000_s1075" type="#_x0000_t202" style="position:absolute;left:2526;top:4857;width:3518;height:532;visibility:visible;mso-wrap-distance-left:9pt;mso-wrap-distance-top:3.6pt;mso-wrap-distance-right:9pt;mso-wrap-distance-bottom:3.6pt;mso-position-horizontal-relative:text;mso-position-vertical-relative:text;mso-width-relative:margin;mso-height-relative:margin;v-text-anchor:top" stroked="f">
+              <v:textbox style="mso-next-textbox:#Надпись 2">
+                <w:txbxContent>
+                  <w:p>
+                    <w:pPr>
+                      <w:rPr>
+                        <w:lang w:val="ru-RU"/>
+                      </w:rPr>
+                    </w:pPr>
+                    <w:r>
+                      <w:rPr>
+                        <w:lang w:val="ru-RU"/>
+                      </w:rPr>
+                      <w:t xml:space="preserve">Рис. 5 </w:t>
+                    </w:r>
+                    <w:r>
+                      <w:rPr>
+                        <w:lang w:val="ru-RU"/>
+                      </w:rPr>
+                      <w:t xml:space="preserve">Поле </w:t>
+                    </w:r>
+                    <w:r>
+                      <w:rPr>
+                        <w:lang w:val="ru-RU"/>
+                      </w:rPr>
+                      <w:t>пористости</w:t>
+                    </w:r>
+                    <w:r>
+                      <w:rPr>
+                        <w:lang w:val="ru-RU"/>
+                      </w:rPr>
+                      <w:t xml:space="preserve"> </w:t>
+                    </w:r>
+                    <w:r>
+                      <w:rPr>
+                        <w:lang w:val="ru-RU"/>
+                      </w:rPr>
+                      <w:t>на</w:t>
+                    </w:r>
+                    <w:r>
+                      <w:rPr>
+                        <w:lang w:val="ru-RU"/>
+                      </w:rPr>
+                      <w:t xml:space="preserve"> момент </w:t>
+                    </w:r>
+                    <w:r>
+                      <w:rPr>
+                        <w:lang w:val="ru-RU"/>
+                      </w:rPr>
+                      <w:t>достижения предельной обводненности</w:t>
+                    </w:r>
+                  </w:p>
+                </w:txbxContent>
+              </v:textbox>
+            </v:shape>
+            <v:shape id="_x0000_s1078" type="#_x0000_t75" style="position:absolute;left:2526;top:1806;width:3814;height:3176">
+              <v:imagedata r:id="rId11" o:title=""/>
+            </v:shape>
+            <v:shape id="_x0000_s1079" type="#_x0000_t75" style="position:absolute;left:6255;top:1806;width:3711;height:3089;mso-position-horizontal-relative:text;mso-position-vertical-relative:text">
+              <v:imagedata r:id="rId12" o:title=""/>
+            </v:shape>
+            <w10:anchorlock/>
+          </v:group>
+        </w:pict>
+      </w:r>
+    </w:p>
+    <w:p>
+      <w:pPr>
+        <w:pStyle w:val="a0"/>
+        <w:ind w:firstLine="720"/>
+        <w:jc w:val="both"/>
+        <w:rPr>
+          <w:lang w:val="ru-RU"/>
+        </w:rPr>
+      </w:pPr>
+      <w:r>
+        <w:rPr>
+          <w:lang w:val="ru-RU"/>
+        </w:rPr>
+        <w:lastRenderedPageBreak/>
+        <w:t xml:space="preserve">Для более детального изучения структурных изменений пористой среды рассмотрим ячейку в которой </w:t>
+      </w:r>
+      <w:proofErr w:type="gramStart"/>
+      <w:r>
+        <w:rPr>
+          <w:lang w:val="ru-RU"/>
+        </w:rPr>
+        <w:t>расположена  нагнетательная</w:t>
+      </w:r>
+      <w:proofErr w:type="gramEnd"/>
+      <w:r>
+        <w:rPr>
+          <w:lang w:val="ru-RU"/>
+        </w:rPr>
+        <w:t xml:space="preserve"> скважина. На графике (Рис. 8 а-в) представлена функция пор по размерам. Синим цветом изображено начальное состояние, а красным – текущее. Видим, что вначале происходит блокировка узких капилляров, а только потом начинаются изменения широких поровых каналов. Это вызвано тем, что механизм блокировки происходит гораздо быстрее, чем механизм оседания частиц на порах. При более подробном рассмотрении закупорки пор видно, что первыми блокируются наиболее широкие капилляры, удовлетворяющие условию </w:t>
+      </w:r>
+      <m:oMath>
+        <m:r>
+          <w:rPr>
+            <w:rFonts w:ascii="Cambria Math" w:hAnsi="Cambria Math"/>
+            <w:lang w:val="ru-RU"/>
+          </w:rPr>
+          <m:t>r≤l/(2 γ)</m:t>
+        </m:r>
+      </m:oMath>
+      <w:r>
+        <w:rPr>
+          <w:lang w:val="ru-RU"/>
+        </w:rPr>
+        <w:t>. Это объясняется тем, что скорость блокирования напрямую зависит от скорости флюида в капилляре, а она в свою очередь квадратично зависит от радиуса капилляра. Поэтому блокирование наиболее узких каналов происходит значительно медленнее. Затем начинается сужение более широких капилляров. Заметно, что сужение происходит для всех капилляров равномерно вне зависимости от ширины порового канала.  </w:t>
+      </w:r>
+    </w:p>
+    <w:p>
+      <w:pPr>
+        <w:pStyle w:val="a0"/>
+        <w:jc w:val="both"/>
+        <w:rPr>
+          <w:lang w:val="ru-RU"/>
+        </w:rPr>
+      </w:pPr>
+      <w:r>
+        <w:rPr>
+          <w:lang w:val="ru-RU"/>
+        </w:rPr>
+      </w:r>
+      <w:r>
+        <w:rPr>
+          <w:lang w:val="ru-RU"/>
+        </w:rPr>
+        <w:pict w14:anchorId="6625E38A">
+          <v:group id="_x0000_s1081" editas="canvas" style="width:500.55pt;height:228.45pt;mso-position-horizontal-relative:char;mso-position-vertical-relative:line" coordorigin="2526,1806" coordsize="7440,3396">
+            <o:lock v:ext="edit" aspectratio="t"/>
+            <v:shape id="_x0000_s1082" type="#_x0000_t75" style="position:absolute;left:2526;top:1806;width:7440;height:3396" o:preferrelative="f">
+              <v:fill o:detectmouseclick="t"/>
+              <v:path o:extrusionok="t" o:connecttype="none"/>
+              <o:lock v:ext="edit" text="t"/>
+            </v:shape>
+            <v:shape id="Надпись 2" o:spid="_x0000_s1084" type="#_x0000_t202" style="position:absolute;left:3097;top:4670;width:6217;height:532;visibility:visible;mso-wrap-distance-left:9pt;mso-wrap-distance-top:3.6pt;mso-wrap-distance-right:9pt;mso-wrap-distance-bottom:3.6pt;mso-position-horizontal-relative:text;mso-position-vertical-relative:text;mso-width-relative:margin;mso-height-relative:margin;v-text-anchor:top" stroked="f">
+              <v:textbox style="mso-next-textbox:#Надпись 2">
+                <w:txbxContent>
+                  <w:p>
+                    <w:pPr>
+                      <w:rPr>
+                        <w:lang w:val="ru-RU"/>
+                      </w:rPr>
+                    </w:pPr>
+                    <w:r>
+                      <w:rPr>
+                        <w:lang w:val="ru-RU"/>
+                      </w:rPr>
+                      <w:t>Рис</w:t>
+                    </w:r>
+                    <w:r>
+                      <w:rPr>
+                        <w:lang w:val="ru-RU"/>
+                      </w:rPr>
+                      <w:t xml:space="preserve">. </w:t>
+                    </w:r>
+                    <w:r>
+                      <w:rPr>
+                        <w:lang w:val="ru-RU"/>
+                      </w:rPr>
+                      <w:t xml:space="preserve">7 </w:t>
+                    </w:r>
+                    <w:r>
+                      <w:rPr>
+                        <w:lang w:val="ru-RU"/>
+                      </w:rPr>
+                      <w:t>Ф</w:t>
+                    </w:r>
+                    <w:r>
+                      <w:rPr>
+                        <w:lang w:val="ru-RU"/>
+                      </w:rPr>
+                      <w:t>ункция пор по размерам в ячейке нагнетательной скважины в момент предельной обводненности</w:t>
+                    </w:r>
+                  </w:p>
+                </w:txbxContent>
+              </v:textbox>
+            </v:shape>
+            <v:shape id="_x0000_s1087" type="#_x0000_t75" style="position:absolute;left:2526;top:1806;width:7193;height:2800;mso-position-horizontal-relative:text;mso-position-vertical-relative:text">
+              <v:imagedata r:id="rId13" o:title=""/>
+            </v:shape>
+            <w10:anchorlock/>
+          </v:group>
+        </w:pict>
+      </w:r>
+    </w:p>
+    <w:p>
+      <w:pPr>
+        <w:pStyle w:val="a0"/>
+        <w:ind w:firstLine="720"/>
+        <w:jc w:val="both"/>
+        <w:rPr>
+          <w:lang w:val="ru-RU"/>
+        </w:rPr>
+      </w:pPr>
+      <w:r>
+        <w:rPr>
+          <w:lang w:val="ru-RU"/>
+        </w:rPr>
         <w:t>Также следует отметить, что в связи с осаждением парафина из нефти в пласте не только увеличивается время разработки залежи, но и снижается коэффициент извлечения нефти:</w:t>
       </w:r>
       <w:r>
@@ -12546,6 +12903,67 @@
           <w:lang w:val="ru-RU"/>
         </w:rPr>
         <w:t>.</w:t>
+      </w:r>
+      <w:r>
+        <w:rPr>
+          <w:lang w:val="ru-RU"/>
+        </w:rPr>
+        <w:t xml:space="preserve"> </w:t>
+      </w:r>
+      <w:r>
+        <w:rPr>
+          <w:lang w:val="ru-RU"/>
+        </w:rPr>
+        <w:t xml:space="preserve">Внешне близкие значения коэффициента извлечения нефти и сроков разработки не должны вводить в заблуждение относительно эффективности процесса в первом случае. Разница в 56 суток при практически идентичной конечной добыче нефти означает, что мы затратили существенно больше ресурсов на механизированную добычу, подготовку и утилизацию попутно добываемой воды, а также на поддержание работы нагнетательного фонда. Экономическая эффективность проекта при </w:t>
+      </w:r>
+      <w:proofErr w:type="spellStart"/>
+      <w:r>
+        <w:rPr>
+          <w:lang w:val="ru-RU"/>
+        </w:rPr>
+        <w:t>парафинистой</w:t>
+      </w:r>
+      <w:proofErr w:type="spellEnd"/>
+      <w:r>
+        <w:rPr>
+          <w:lang w:val="ru-RU"/>
+        </w:rPr>
+        <w:t xml:space="preserve"> нефти оказывается ниже именно из-за кинетики процесса: мы медленнее отбираем запасы и дольше вынуждены эксплуатировать месторождение с высокой </w:t>
+      </w:r>
+      <w:proofErr w:type="spellStart"/>
+      <w:r>
+        <w:rPr>
+          <w:lang w:val="ru-RU"/>
+        </w:rPr>
+        <w:t>обводнённостью</w:t>
+      </w:r>
+      <w:proofErr w:type="spellEnd"/>
+      <w:r>
+        <w:rPr>
+          <w:lang w:val="ru-RU"/>
+        </w:rPr>
+        <w:t xml:space="preserve">, не получая прироста добычи. Таким образом, главный вывод, который следует из проделанной работы, заключается в необходимости корректировки системы </w:t>
+      </w:r>
+      <w:proofErr w:type="spellStart"/>
+      <w:r>
+        <w:rPr>
+          <w:lang w:val="ru-RU"/>
+        </w:rPr>
+        <w:t>заводнения</w:t>
+      </w:r>
+      <w:proofErr w:type="spellEnd"/>
+      <w:r>
+        <w:rPr>
+          <w:lang w:val="ru-RU"/>
+        </w:rPr>
+        <w:t xml:space="preserve"> на ранних этапах: применение подогрева закачиваемой воды или использование химических реагентов, предотвращающих </w:t>
+      </w:r>
+      <w:r>
+        <w:rPr>
+          <w:lang w:val="ru-RU"/>
+        </w:rPr>
+        <w:lastRenderedPageBreak/>
+        <w:t>выпадение парафина, позволит избежать падения приёмистости нагнетательных скважин и сохранить запланированные темпы отбора нефти.</w:t>
       </w:r>
     </w:p>
     <w:p>
@@ -12568,7 +12986,6 @@
           <w:szCs w:val="28"/>
           <w:lang w:val="ru-RU"/>
         </w:rPr>
-        <w:lastRenderedPageBreak/>
         <w:t>Заключение</w:t>
       </w:r>
     </w:p>
@@ -12585,7 +13002,42 @@
         <w:rPr>
           <w:lang w:val="ru-RU"/>
         </w:rPr>
-        <w:t xml:space="preserve">Разработанная математическая модель, основанная на функции распределения пор по размерам и термодинамическом описании фазовых переходов, демонстрирует возможность прогнозирования изменений ФЕС пористой среды при изменении термобарических условий фильтрации. Численные эксперименты подтверждают, что наличие растворенных парафинов в нефти при </w:t>
+        <w:t>Разработанная математическая модель</w:t>
+      </w:r>
+      <w:r>
+        <w:rPr>
+          <w:lang w:val="ru-RU"/>
+        </w:rPr>
+        <w:t xml:space="preserve"> </w:t>
+      </w:r>
+      <w:r>
+        <w:rPr>
+          <w:bCs/>
+          <w:lang w:val="ru-RU"/>
+        </w:rPr>
+        <w:t xml:space="preserve">выпадения парафина при </w:t>
+      </w:r>
+      <w:proofErr w:type="spellStart"/>
+      <w:r>
+        <w:rPr>
+          <w:bCs/>
+          <w:lang w:val="ru-RU"/>
+        </w:rPr>
+        <w:t>заводнении</w:t>
+      </w:r>
+      <w:proofErr w:type="spellEnd"/>
+      <w:r>
+        <w:rPr>
+          <w:bCs/>
+          <w:lang w:val="ru-RU"/>
+        </w:rPr>
+        <w:t xml:space="preserve"> нефтяных пластов холодной водой</w:t>
+      </w:r>
+      <w:r>
+        <w:rPr>
+          <w:lang w:val="ru-RU"/>
+        </w:rPr>
+        <w:t xml:space="preserve">, основанная на функции распределения пор по размерам и термодинамическом описании фазовых переходов, демонстрирует возможность прогнозирования изменений ФЕС пористой среды при изменении термобарических условий фильтрации. Численные эксперименты подтверждают, что наличие растворенных парафинов в нефти при </w:t>
       </w:r>
       <w:proofErr w:type="spellStart"/>
       <w:r>
@@ -13022,6 +13474,7 @@
           <w:i/>
           <w:iCs/>
         </w:rPr>
+        <w:lastRenderedPageBreak/>
         <w:t xml:space="preserve">Weingarten J.S., </w:t>
       </w:r>
       <w:proofErr w:type="spellStart"/>
@@ -13113,7 +13566,6 @@
           <w:i/>
           <w:iCs/>
         </w:rPr>
-        <w:lastRenderedPageBreak/>
         <w:t>Adeyanju</w:t>
       </w:r>
       <w:proofErr w:type="spellEnd"/>
@@ -14182,7 +14634,6 @@
     <w:lsdException w:name="Table Web 2" w:semiHidden="1" w:unhideWhenUsed="1"/>
     <w:lsdException w:name="Table Web 3" w:semiHidden="1" w:unhideWhenUsed="1"/>
     <w:lsdException w:name="Balloon Text" w:semiHidden="1" w:unhideWhenUsed="1"/>
-    <w:lsdException w:name="Table Grid" w:semiHidden="1" w:unhideWhenUsed="1"/>
     <w:lsdException w:name="Table Theme" w:semiHidden="1" w:unhideWhenUsed="1"/>
     <w:lsdException w:name="Placeholder Text" w:semiHidden="1"/>
     <w:lsdException w:name="Light Shading"/>
@@ -14399,7 +14850,7 @@
   <w:style w:type="paragraph" w:default="1" w:styleId="a">
     <w:name w:val="Normal"/>
     <w:qFormat/>
-    <w:rsid w:val="00641720"/>
+    <w:rsid w:val="00527883"/>
   </w:style>
   <w:style w:type="paragraph" w:styleId="1">
     <w:name w:val="heading 1"/>
